--- a/毛智明简历.docx
+++ b/毛智明简历.docx
@@ -76,7 +76,6 @@
           </wp:anchor>
         </w:drawing>
       </w:r>
-      <w:proofErr w:type="gramStart"/>
       <w:r>
         <w:rPr>
           <w:rStyle w:val="Char"/>
@@ -84,7 +83,6 @@
         </w:rPr>
         <w:t>毛智明</w:t>
       </w:r>
-      <w:proofErr w:type="gramEnd"/>
       <w:r>
         <w:rPr>
           <w:rFonts w:ascii="MiSans" w:eastAsia="MiSans" w:hAnsi="MiSans" w:cs="MiSans" w:hint="eastAsia"/>
@@ -223,7 +221,21 @@
         <w:rPr>
           <w:rFonts w:ascii="MiSans" w:eastAsia="MiSans" w:hAnsi="MiSans" w:cs="MiSans" w:hint="eastAsia"/>
         </w:rPr>
-        <w:t>专业证书：CET-4、计算机二级证书</w:t>
+        <w:t>专业证书：</w:t>
+      </w:r>
+      <w:r>
+        <w:rPr>
+          <w:rFonts w:ascii="MiSans" w:eastAsia="MiSans" w:hAnsi="MiSans" w:cs="MiSans" w:hint="eastAsia"/>
+        </w:rPr>
+        <w:t>英语</w:t>
+      </w:r>
+      <w:bookmarkStart w:id="0" w:name="_GoBack"/>
+      <w:bookmarkEnd w:id="0"/>
+      <w:r>
+        <w:rPr>
+          <w:rFonts w:ascii="MiSans" w:eastAsia="MiSans" w:hAnsi="MiSans" w:cs="MiSans" w:hint="eastAsia"/>
+        </w:rPr>
+        <w:t>CET-4、计算机二级证书</w:t>
       </w:r>
     </w:p>
     <w:p>
@@ -238,6 +250,18 @@
           <w:rFonts w:ascii="MiSans" w:eastAsia="MiSans" w:hAnsi="MiSans" w:cs="MiSans"/>
         </w:rPr>
       </w:pPr>
+      <w:r>
+        <w:rPr>
+          <w:rFonts w:ascii="MiSans" w:eastAsia="MiSans" w:hAnsi="MiSans" w:cs="MiSans" w:hint="eastAsia"/>
+        </w:rPr>
+        <w:t>阿里云ECS认证</w:t>
+      </w:r>
+      <w:r>
+        <w:rPr>
+          <w:rFonts w:ascii="MiSans" w:eastAsia="MiSans" w:hAnsi="MiSans" w:cs="MiSans" w:hint="eastAsia"/>
+        </w:rPr>
+        <w:t>、</w:t>
+      </w:r>
       <w:proofErr w:type="gramStart"/>
       <w:r>
         <w:rPr>
@@ -265,43 +289,6 @@
         <w:t>FineReport</w:t>
       </w:r>
       <w:proofErr w:type="spellEnd"/>
-    </w:p>
-    <w:p>
-      <w:pPr>
-        <w:pStyle w:val="a6"/>
-        <w:tabs>
-          <w:tab w:val="clear" w:pos="3780"/>
-          <w:tab w:val="left" w:pos="2900"/>
-        </w:tabs>
-        <w:ind w:firstLineChars="500" w:firstLine="1100"/>
-        <w:rPr>
-          <w:rFonts w:ascii="MiSans" w:eastAsia="MiSans" w:hAnsi="MiSans" w:cs="MiSans"/>
-        </w:rPr>
-      </w:pPr>
-      <w:r>
-        <w:rPr>
-          <w:rFonts w:ascii="MiSans" w:eastAsia="MiSans" w:hAnsi="MiSans" w:cs="MiSans" w:hint="eastAsia"/>
-        </w:rPr>
-        <w:t>阿里云ECS认证</w:t>
-      </w:r>
-    </w:p>
-    <w:p>
-      <w:pPr>
-        <w:pStyle w:val="a6"/>
-        <w:tabs>
-          <w:tab w:val="clear" w:pos="3780"/>
-          <w:tab w:val="left" w:pos="2900"/>
-        </w:tabs>
-        <w:rPr>
-          <w:rFonts w:ascii="MiSans" w:eastAsia="MiSans" w:hAnsi="MiSans" w:cs="MiSans"/>
-        </w:rPr>
-      </w:pPr>
-      <w:r>
-        <w:rPr>
-          <w:rFonts w:ascii="MiSans" w:eastAsia="MiSans" w:hAnsi="MiSans" w:cs="MiSans"/>
-        </w:rPr>
-        <w:tab/>
-      </w:r>
     </w:p>
     <w:p>
       <w:pPr>
@@ -506,7 +493,7 @@
                           <a:blip r:embed="rId10">
                             <a:extLst>
                               <a:ext uri="{96DAC541-7B7A-43D3-8B79-37D633B846F1}">
-                                <asvg:svgBlip xmlns:asvg="http://schemas.microsoft.com/office/drawing/2016/SVG/main" xmlns:w16sdtfl="http://schemas.microsoft.com/office/word/2024/wordml/sdtformatlock" xmlns:w16sdtdh="http://schemas.microsoft.com/office/word/2020/wordml/sdtdatahash" xmlns:w16du="http://schemas.microsoft.com/office/word/2023/wordml/word16du" xmlns:w16="http://schemas.microsoft.com/office/word/2018/wordml" xmlns:w16cid="http://schemas.microsoft.com/office/word/2016/wordml/cid" xmlns:w16cex="http://schemas.microsoft.com/office/word/2018/wordml/cex" xmlns:w="http://schemas.openxmlformats.org/wordprocessingml/2006/main" xmlns:w10="urn:schemas-microsoft-com:office:word" xmlns:v="urn:schemas-microsoft-com:vml" xmlns:oel="http://schemas.microsoft.com/office/2019/extlst" xmlns:o="urn:schemas-microsoft-com:office:office" xmlns:am3d="http://schemas.microsoft.com/office/drawing/2017/model3d" xmlns:aink="http://schemas.microsoft.com/office/drawing/2016/ink" xmlns:cx8="http://schemas.microsoft.com/office/drawing/2016/5/14/chartex" xmlns:cx7="http://schemas.microsoft.com/office/drawing/2016/5/13/chartex" xmlns:cx6="http://schemas.microsoft.com/office/drawing/2016/5/12/chartex" xmlns:cx5="http://schemas.microsoft.com/office/drawing/2016/5/11/chartex" xmlns:cx4="http://schemas.microsoft.com/office/drawing/2016/5/10/chartex" xmlns:cx3="http://schemas.microsoft.com/office/drawing/2016/5/9/chartex" xmlns:cx2="http://schemas.microsoft.com/office/drawing/2015/10/21/chartex" xmlns="" r:embed="rId11"/>
+                                <asvg:svgBlip xmlns="" xmlns:cx2="http://schemas.microsoft.com/office/drawing/2015/10/21/chartex" xmlns:cx3="http://schemas.microsoft.com/office/drawing/2016/5/9/chartex" xmlns:cx4="http://schemas.microsoft.com/office/drawing/2016/5/10/chartex" xmlns:cx5="http://schemas.microsoft.com/office/drawing/2016/5/11/chartex" xmlns:cx6="http://schemas.microsoft.com/office/drawing/2016/5/12/chartex" xmlns:cx7="http://schemas.microsoft.com/office/drawing/2016/5/13/chartex" xmlns:cx8="http://schemas.microsoft.com/office/drawing/2016/5/14/chartex" xmlns:aink="http://schemas.microsoft.com/office/drawing/2016/ink" xmlns:am3d="http://schemas.microsoft.com/office/drawing/2017/model3d" xmlns:o="urn:schemas-microsoft-com:office:office" xmlns:oel="http://schemas.microsoft.com/office/2019/extlst" xmlns:v="urn:schemas-microsoft-com:vml" xmlns:w10="urn:schemas-microsoft-com:office:word" xmlns:w="http://schemas.openxmlformats.org/wordprocessingml/2006/main" xmlns:w16cex="http://schemas.microsoft.com/office/word/2018/wordml/cex" xmlns:w16cid="http://schemas.microsoft.com/office/word/2016/wordml/cid" xmlns:w16="http://schemas.microsoft.com/office/word/2018/wordml" xmlns:w16du="http://schemas.microsoft.com/office/word/2023/wordml/word16du" xmlns:w16sdtdh="http://schemas.microsoft.com/office/word/2020/wordml/sdtdatahash" xmlns:w16sdtfl="http://schemas.microsoft.com/office/word/2024/wordml/sdtformatlock" xmlns:asvg="http://schemas.microsoft.com/office/drawing/2016/SVG/main" r:embed="rId11"/>
                               </a:ext>
                             </a:extLst>
                           </a:blip>
@@ -531,9 +518,9 @@
               </wp:inline>
             </w:drawing>
           </mc:Choice>
-          <mc:Fallback xmlns:w16sdtfl="http://schemas.microsoft.com/office/word/2024/wordml/sdtformatlock" xmlns:w16sdtdh="http://schemas.microsoft.com/office/word/2020/wordml/sdtdatahash" xmlns:w16du="http://schemas.microsoft.com/office/word/2023/wordml/word16du" xmlns:w16="http://schemas.microsoft.com/office/word/2018/wordml" xmlns:w16cid="http://schemas.microsoft.com/office/word/2016/wordml/cid" xmlns:w16cex="http://schemas.microsoft.com/office/word/2018/wordml/cex" xmlns:oel="http://schemas.microsoft.com/office/2019/extlst" xmlns:am3d="http://schemas.microsoft.com/office/drawing/2017/model3d" xmlns:aink="http://schemas.microsoft.com/office/drawing/2016/ink" xmlns:cx8="http://schemas.microsoft.com/office/drawing/2016/5/14/chartex" xmlns:cx7="http://schemas.microsoft.com/office/drawing/2016/5/13/chartex" xmlns:cx6="http://schemas.microsoft.com/office/drawing/2016/5/12/chartex" xmlns:cx5="http://schemas.microsoft.com/office/drawing/2016/5/11/chartex" xmlns:cx4="http://schemas.microsoft.com/office/drawing/2016/5/10/chartex" xmlns:cx3="http://schemas.microsoft.com/office/drawing/2016/5/9/chartex" xmlns:cx2="http://schemas.microsoft.com/office/drawing/2015/10/21/chartex">
+          <mc:Fallback>
             <w:pict>
-              <v:group w14:anchorId="429D95E8" id="组合 37" o:spid="_x0000_s1026" style="width:522.4pt;height:25.8pt;mso-position-horizontal-relative:char;mso-position-vertical-relative:line" coordorigin="5462,4054" coordsize="10448,516" o:gfxdata="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">
+              <v:group w14:anchorId="429D95E8" id="组合 37" o:spid="_x0000_s1026" style="width:522.4pt;height:25.8pt;mso-position-horizontal-relative:char;mso-position-vertical-relative:line" coordorigin="5462,4054" coordsize="10448,516" o:gfxdata="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">
                 <v:group id="组合 36" o:spid="_x0000_s1027" style="position:absolute;left:5462;top:4054;width:10448;height:516" coordorigin="5462,4054" coordsize="10448,516" o:gfxdata="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">
                   <v:line id="直接连接符 8" o:spid="_x0000_s1028" style="position:absolute;visibility:visible;mso-wrap-style:square" from="7803,4312" to="15910,4312" o:connectortype="straight" o:gfxdata="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" strokecolor="#d8d8d8 [2732]" strokeweight="1pt">
                     <v:stroke joinstyle="miter"/>
@@ -556,9 +543,6 @@
                         <w:p>
                           <w:pPr>
                             <w:pStyle w:val="a7"/>
-                            <w:rPr>
-                              <w:rFonts w:hint="eastAsia"/>
-                            </w:rPr>
                           </w:pPr>
                           <w:r>
                             <w:rPr>
@@ -612,8 +596,9 @@
                   <v:path o:extrusionok="f" gradientshapeok="t" o:connecttype="rect"/>
                   <o:lock v:ext="edit" aspectratio="t"/>
                 </v:shapetype>
-                <v:shape id="https://img8.file.cache.docer.com/storage/official/image/2023/05/15/495f3a8c9009b12804a03db28a6b4c87.png" o:spid="_x0000_s1031" type="#_x0000_t75" alt="eyJpZCI6MjE1ODAxMDYsInJlc291cmNlX2tleSI6IjEwIn0K" style="position:absolute;left:5595;top:4123;width:362;height:362;visibility:visible;mso-wrap-style:square" o:gfxdata="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">
+                <v:shape id="https://img8.file.cache.docer.com/storage/official/image/2023/05/15/495f3a8c9009b12804a03db28a6b4c87.png" o:spid="_x0000_s1031" type="#_x0000_t75" alt="eyJpZCI6MjE1ODAxMDYsInJlc291cmNlX2tleSI6IjEwIn0K" style="position:absolute;left:5595;top:4123;width:362;height:362;visibility:visible;mso-wrap-style:square" o:gfxdata="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">
                   <v:imagedata r:id="rId12" o:title="eyJpZCI6MjE1ODAxMDYsInJlc291cmNlX2tleSI6IjEwIn0K"/>
+                  <v:path arrowok="t"/>
                 </v:shape>
                 <w10:anchorlock/>
               </v:group>
@@ -707,123 +692,6 @@
         </w:rPr>
         <w:t>-本科</w:t>
       </w:r>
-    </w:p>
-    <w:p>
-      <w:pPr>
-        <w:pStyle w:val="aa"/>
-        <w:rPr>
-          <w:rFonts w:ascii="MiSans" w:eastAsia="MiSans" w:hAnsi="MiSans" w:cs="MiSans"/>
-        </w:rPr>
-      </w:pPr>
-      <w:r>
-        <w:rPr>
-          <w:rFonts w:ascii="MiSans" w:eastAsia="MiSans" w:hAnsi="MiSans" w:cs="MiSans" w:hint="eastAsia"/>
-        </w:rPr>
-        <w:t>主修课程</w:t>
-      </w:r>
-    </w:p>
-    <w:p>
-      <w:pPr>
-        <w:pStyle w:val="aa"/>
-        <w:rPr>
-          <w:rFonts w:ascii="MiSans" w:eastAsia="MiSans" w:hAnsi="MiSans" w:cs="MiSans"/>
-        </w:rPr>
-      </w:pPr>
-      <w:r>
-        <w:rPr>
-          <w:rFonts w:ascii="MiSans" w:eastAsia="MiSans" w:hAnsi="MiSans" w:cs="MiSans" w:hint="eastAsia"/>
-        </w:rPr>
-        <w:t>计算机组成原理、</w:t>
-      </w:r>
-      <w:r>
-        <w:rPr>
-          <w:rFonts w:ascii="MiSans" w:eastAsia="MiSans" w:hAnsi="MiSans" w:cs="MiSans" w:hint="eastAsia"/>
-        </w:rPr>
-        <w:t>数据结构、</w:t>
-      </w:r>
-      <w:r>
-        <w:rPr>
-          <w:rFonts w:ascii="MiSans" w:eastAsia="MiSans" w:hAnsi="MiSans" w:cs="MiSans" w:hint="eastAsia"/>
-        </w:rPr>
-        <w:t>C</w:t>
-      </w:r>
-      <w:r>
-        <w:rPr>
-          <w:rFonts w:ascii="MiSans" w:eastAsia="MiSans" w:hAnsi="MiSans" w:cs="MiSans" w:hint="eastAsia"/>
-        </w:rPr>
-        <w:t>语言程序设计</w:t>
-      </w:r>
-      <w:r>
-        <w:rPr>
-          <w:rFonts w:ascii="MiSans" w:eastAsia="MiSans" w:hAnsi="MiSans" w:cs="MiSans" w:hint="eastAsia"/>
-        </w:rPr>
-        <w:t>、</w:t>
-      </w:r>
-      <w:r>
-        <w:rPr>
-          <w:rFonts w:ascii="MiSans" w:eastAsia="MiSans" w:hAnsi="MiSans" w:cs="MiSans" w:hint="eastAsia"/>
-        </w:rPr>
-        <w:t>离散数学、</w:t>
-      </w:r>
-      <w:r>
-        <w:rPr>
-          <w:rFonts w:ascii="MiSans" w:eastAsia="MiSans" w:hAnsi="MiSans" w:cs="MiSans" w:hint="eastAsia"/>
-        </w:rPr>
-        <w:t>计算机</w:t>
-      </w:r>
-      <w:r>
-        <w:rPr>
-          <w:rFonts w:ascii="MiSans" w:eastAsia="MiSans" w:hAnsi="MiSans" w:cs="MiSans" w:hint="eastAsia"/>
-        </w:rPr>
-        <w:t>操作系统、软件项目管理、</w:t>
-      </w:r>
-      <w:r>
-        <w:rPr>
-          <w:rFonts w:ascii="MiSans" w:eastAsia="MiSans" w:hAnsi="MiSans" w:cs="MiSans" w:hint="eastAsia"/>
-        </w:rPr>
-        <w:t>JAVA</w:t>
-      </w:r>
-      <w:r>
-        <w:rPr>
-          <w:rFonts w:ascii="MiSans" w:eastAsia="MiSans" w:hAnsi="MiSans" w:cs="MiSans" w:hint="eastAsia"/>
-        </w:rPr>
-        <w:t>面向对象程序设计、软件项目管理、嵌入式系统、</w:t>
-      </w:r>
-      <w:r>
-        <w:rPr>
-          <w:rFonts w:ascii="MiSans" w:eastAsia="MiSans" w:hAnsi="MiSans" w:cs="MiSans" w:hint="eastAsia"/>
-        </w:rPr>
-        <w:t>计算机网络</w:t>
-      </w:r>
-      <w:r>
-        <w:rPr>
-          <w:rFonts w:ascii="MiSans" w:eastAsia="MiSans" w:hAnsi="MiSans" w:cs="MiSans" w:hint="eastAsia"/>
-        </w:rPr>
-        <w:t>、</w:t>
-      </w:r>
-      <w:proofErr w:type="spellStart"/>
-      <w:r>
-        <w:rPr>
-          <w:rFonts w:ascii="MiSans" w:eastAsia="MiSans" w:hAnsi="MiSans" w:cs="MiSans" w:hint="eastAsia"/>
-        </w:rPr>
-        <w:t>liunx</w:t>
-      </w:r>
-      <w:proofErr w:type="spellEnd"/>
-      <w:r>
-        <w:rPr>
-          <w:rFonts w:ascii="MiSans" w:eastAsia="MiSans" w:hAnsi="MiSans" w:cs="MiSans" w:hint="eastAsia"/>
-        </w:rPr>
-        <w:t>操作系统、MYSQL数据库原理</w:t>
-      </w:r>
-    </w:p>
-    <w:p>
-      <w:pPr>
-        <w:pStyle w:val="a8"/>
-        <w:spacing w:before="374" w:after="93"/>
-        <w:rPr>
-          <w:rFonts w:ascii="MiSans" w:eastAsia="MiSans" w:hAnsi="MiSans" w:cs="MiSans"/>
-        </w:rPr>
-      </w:pPr>
       <w:r>
         <w:rPr>
           <w:rFonts w:ascii="MiSans" w:eastAsia="MiSans" w:hAnsi="MiSans" w:cs="MiSans" w:hint="eastAsia"/>
@@ -1017,7 +885,7 @@
                           <a:blip r:embed="rId13">
                             <a:extLst>
                               <a:ext uri="{96DAC541-7B7A-43D3-8B79-37D633B846F1}">
-                                <asvg:svgBlip xmlns:asvg="http://schemas.microsoft.com/office/drawing/2016/SVG/main" xmlns:w16sdtfl="http://schemas.microsoft.com/office/word/2024/wordml/sdtformatlock" xmlns:w16sdtdh="http://schemas.microsoft.com/office/word/2020/wordml/sdtdatahash" xmlns:w16du="http://schemas.microsoft.com/office/word/2023/wordml/word16du" xmlns:w16="http://schemas.microsoft.com/office/word/2018/wordml" xmlns:w16cid="http://schemas.microsoft.com/office/word/2016/wordml/cid" xmlns:w16cex="http://schemas.microsoft.com/office/word/2018/wordml/cex" xmlns:w="http://schemas.openxmlformats.org/wordprocessingml/2006/main" xmlns:w10="urn:schemas-microsoft-com:office:word" xmlns:v="urn:schemas-microsoft-com:vml" xmlns:oel="http://schemas.microsoft.com/office/2019/extlst" xmlns:o="urn:schemas-microsoft-com:office:office" xmlns:am3d="http://schemas.microsoft.com/office/drawing/2017/model3d" xmlns:aink="http://schemas.microsoft.com/office/drawing/2016/ink" xmlns:cx8="http://schemas.microsoft.com/office/drawing/2016/5/14/chartex" xmlns:cx7="http://schemas.microsoft.com/office/drawing/2016/5/13/chartex" xmlns:cx6="http://schemas.microsoft.com/office/drawing/2016/5/12/chartex" xmlns:cx5="http://schemas.microsoft.com/office/drawing/2016/5/11/chartex" xmlns:cx4="http://schemas.microsoft.com/office/drawing/2016/5/10/chartex" xmlns:cx3="http://schemas.microsoft.com/office/drawing/2016/5/9/chartex" xmlns:cx2="http://schemas.microsoft.com/office/drawing/2015/10/21/chartex" xmlns="" r:embed="rId14"/>
+                                <asvg:svgBlip xmlns="" xmlns:cx2="http://schemas.microsoft.com/office/drawing/2015/10/21/chartex" xmlns:cx3="http://schemas.microsoft.com/office/drawing/2016/5/9/chartex" xmlns:cx4="http://schemas.microsoft.com/office/drawing/2016/5/10/chartex" xmlns:cx5="http://schemas.microsoft.com/office/drawing/2016/5/11/chartex" xmlns:cx6="http://schemas.microsoft.com/office/drawing/2016/5/12/chartex" xmlns:cx7="http://schemas.microsoft.com/office/drawing/2016/5/13/chartex" xmlns:cx8="http://schemas.microsoft.com/office/drawing/2016/5/14/chartex" xmlns:aink="http://schemas.microsoft.com/office/drawing/2016/ink" xmlns:am3d="http://schemas.microsoft.com/office/drawing/2017/model3d" xmlns:o="urn:schemas-microsoft-com:office:office" xmlns:oel="http://schemas.microsoft.com/office/2019/extlst" xmlns:v="urn:schemas-microsoft-com:vml" xmlns:w10="urn:schemas-microsoft-com:office:word" xmlns:w="http://schemas.openxmlformats.org/wordprocessingml/2006/main" xmlns:w16cex="http://schemas.microsoft.com/office/word/2018/wordml/cex" xmlns:w16cid="http://schemas.microsoft.com/office/word/2016/wordml/cid" xmlns:w16="http://schemas.microsoft.com/office/word/2018/wordml" xmlns:w16du="http://schemas.microsoft.com/office/word/2023/wordml/word16du" xmlns:w16sdtdh="http://schemas.microsoft.com/office/word/2020/wordml/sdtdatahash" xmlns:w16sdtfl="http://schemas.microsoft.com/office/word/2024/wordml/sdtformatlock" xmlns:asvg="http://schemas.microsoft.com/office/drawing/2016/SVG/main" r:embed="rId14"/>
                               </a:ext>
                             </a:extLst>
                           </a:blip>
@@ -1042,9 +910,9 @@
               </wp:inline>
             </w:drawing>
           </mc:Choice>
-          <mc:Fallback xmlns:w16sdtfl="http://schemas.microsoft.com/office/word/2024/wordml/sdtformatlock" xmlns:w16sdtdh="http://schemas.microsoft.com/office/word/2020/wordml/sdtdatahash" xmlns:w16du="http://schemas.microsoft.com/office/word/2023/wordml/word16du" xmlns:w16="http://schemas.microsoft.com/office/word/2018/wordml" xmlns:w16cid="http://schemas.microsoft.com/office/word/2016/wordml/cid" xmlns:w16cex="http://schemas.microsoft.com/office/word/2018/wordml/cex" xmlns:oel="http://schemas.microsoft.com/office/2019/extlst" xmlns:am3d="http://schemas.microsoft.com/office/drawing/2017/model3d" xmlns:aink="http://schemas.microsoft.com/office/drawing/2016/ink" xmlns:cx8="http://schemas.microsoft.com/office/drawing/2016/5/14/chartex" xmlns:cx7="http://schemas.microsoft.com/office/drawing/2016/5/13/chartex" xmlns:cx6="http://schemas.microsoft.com/office/drawing/2016/5/12/chartex" xmlns:cx5="http://schemas.microsoft.com/office/drawing/2016/5/11/chartex" xmlns:cx4="http://schemas.microsoft.com/office/drawing/2016/5/10/chartex" xmlns:cx3="http://schemas.microsoft.com/office/drawing/2016/5/9/chartex" xmlns:cx2="http://schemas.microsoft.com/office/drawing/2015/10/21/chartex">
+          <mc:Fallback>
             <w:pict>
-              <v:group w14:anchorId="430A65C2" id="组合 52" o:spid="_x0000_s1032" style="width:522.4pt;height:25.8pt;mso-position-horizontal-relative:char;mso-position-vertical-relative:line" coordorigin="2622,11180" coordsize="10448,516" o:gfxdata="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">
+              <v:group w14:anchorId="430A65C2" id="组合 52" o:spid="_x0000_s1032" style="width:522.4pt;height:25.8pt;mso-position-horizontal-relative:char;mso-position-vertical-relative:line" coordorigin="2622,11180" coordsize="10448,516" o:gfxdata="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">
                 <v:group id="组合 38" o:spid="_x0000_s1033" style="position:absolute;left:2622;top:11180;width:10448;height:516" coordorigin="5462,4054" coordsize="10448,516" o:gfxdata="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">
                   <v:line id="直接连接符 8" o:spid="_x0000_s1034" style="position:absolute;visibility:visible;mso-wrap-style:square" from="7803,4312" to="15910,4312" o:connectortype="straight" o:gfxdata="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" strokecolor="#d8d8d8 [2732]" strokeweight="1pt">
                     <v:stroke joinstyle="miter"/>
@@ -1055,9 +923,6 @@
                         <w:p>
                           <w:pPr>
                             <w:pStyle w:val="a7"/>
-                            <w:rPr>
-                              <w:rFonts w:hint="eastAsia"/>
-                            </w:rPr>
                           </w:pPr>
                           <w:r>
                             <w:rPr>
@@ -1081,8 +946,9 @@
                     </v:textbox>
                   </v:shape>
                 </v:group>
-                <v:shape id="https://img8.file.cache.docer.com/storage/official/image/2023/05/15/d5346592edf718b06f1b3b668229e2a6.png" o:spid="_x0000_s1037" type="#_x0000_t75" alt="eyJpZCI6MzY1NjYwMSwicmVzb3VyY2Vfa2V5IjoiMTAifQo=" style="position:absolute;left:2757;top:11262;width:354;height:354;visibility:visible;mso-wrap-style:square" o:gfxdata="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">
+                <v:shape id="https://img8.file.cache.docer.com/storage/official/image/2023/05/15/d5346592edf718b06f1b3b668229e2a6.png" o:spid="_x0000_s1037" type="#_x0000_t75" alt="eyJpZCI6MzY1NjYwMSwicmVzb3VyY2Vfa2V5IjoiMTAifQo=" style="position:absolute;left:2757;top:11262;width:354;height:354;visibility:visible;mso-wrap-style:square" o:gfxdata="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">
                   <v:imagedata r:id="rId15" o:title="eyJpZCI6MzY1NjYwMSwicmVzb3VyY2Vfa2V5IjoiMTAifQo="/>
+                  <v:path arrowok="t"/>
                 </v:shape>
                 <w10:anchorlock/>
               </v:group>
@@ -1130,7 +996,13 @@
         <w:rPr>
           <w:rFonts w:ascii="MiSans" w:eastAsia="MiSans" w:hAnsi="MiSans" w:cs="MiSans" w:hint="eastAsia"/>
         </w:rPr>
-        <w:t>（</w:t>
+        <w:t>，</w:t>
+      </w:r>
+      <w:r>
+        <w:rPr>
+          <w:rFonts w:ascii="MiSans" w:eastAsia="MiSans" w:hAnsi="MiSans" w:cs="MiSans" w:hint="eastAsia"/>
+        </w:rPr>
+        <w:t>例如</w:t>
       </w:r>
       <w:proofErr w:type="spellStart"/>
       <w:r>
@@ -1150,6 +1022,12 @@
         <w:rPr>
           <w:rFonts w:ascii="MiSans" w:eastAsia="MiSans" w:hAnsi="MiSans" w:cs="MiSans" w:hint="eastAsia"/>
         </w:rPr>
+        <w:t>存储</w:t>
+      </w:r>
+      <w:r>
+        <w:rPr>
+          <w:rFonts w:ascii="MiSans" w:eastAsia="MiSans" w:hAnsi="MiSans" w:cs="MiSans" w:hint="eastAsia"/>
+        </w:rPr>
         <w:t>、</w:t>
       </w:r>
       <w:proofErr w:type="spellStart"/>
@@ -1164,6 +1042,12 @@
         <w:rPr>
           <w:rFonts w:ascii="MiSans" w:eastAsia="MiSans" w:hAnsi="MiSans" w:cs="MiSans" w:hint="eastAsia"/>
         </w:rPr>
+        <w:t>计算引擎</w:t>
+      </w:r>
+      <w:r>
+        <w:rPr>
+          <w:rFonts w:ascii="MiSans" w:eastAsia="MiSans" w:hAnsi="MiSans" w:cs="MiSans" w:hint="eastAsia"/>
+        </w:rPr>
         <w:t>、</w:t>
       </w:r>
       <w:r>
@@ -1176,48 +1060,20 @@
         <w:rPr>
           <w:rFonts w:ascii="MiSans" w:eastAsia="MiSans" w:hAnsi="MiSans" w:cs="MiSans" w:hint="eastAsia"/>
         </w:rPr>
-        <w:t>arn）</w:t>
-      </w:r>
-      <w:r>
-        <w:rPr>
-          <w:rFonts w:ascii="MiSans" w:eastAsia="MiSans" w:hAnsi="MiSans" w:cs="MiSans" w:hint="eastAsia"/>
-        </w:rPr>
-        <w:t>、</w:t>
-      </w:r>
-      <w:proofErr w:type="spellStart"/>
-      <w:r>
-        <w:rPr>
-          <w:rFonts w:ascii="MiSans" w:eastAsia="MiSans" w:hAnsi="MiSans" w:cs="MiSans" w:hint="eastAsia"/>
-        </w:rPr>
-        <w:t>H</w:t>
-      </w:r>
-      <w:r>
-        <w:rPr>
-          <w:rFonts w:ascii="MiSans" w:eastAsia="MiSans" w:hAnsi="MiSans" w:cs="MiSans" w:hint="eastAsia"/>
-        </w:rPr>
-        <w:t>ivesql</w:t>
-      </w:r>
-      <w:proofErr w:type="spellEnd"/>
-      <w:r>
-        <w:rPr>
-          <w:rFonts w:ascii="MiSans" w:eastAsia="MiSans" w:hAnsi="MiSans" w:cs="MiSans" w:hint="eastAsia"/>
-        </w:rPr>
-        <w:t>、</w:t>
-      </w:r>
-      <w:proofErr w:type="spellStart"/>
-      <w:r>
-        <w:rPr>
-          <w:rFonts w:ascii="MiSans" w:eastAsia="MiSans" w:hAnsi="MiSans" w:cs="MiSans" w:hint="eastAsia"/>
-        </w:rPr>
-        <w:t>S</w:t>
-      </w:r>
-      <w:r>
-        <w:rPr>
-          <w:rFonts w:ascii="MiSans" w:eastAsia="MiSans" w:hAnsi="MiSans" w:cs="MiSans" w:hint="eastAsia"/>
-        </w:rPr>
-        <w:t>parksql</w:t>
-      </w:r>
-      <w:proofErr w:type="spellEnd"/>
+        <w:t>arn</w:t>
+      </w:r>
+      <w:r>
+        <w:rPr>
+          <w:rFonts w:ascii="MiSans" w:eastAsia="MiSans" w:hAnsi="MiSans" w:cs="MiSans" w:hint="eastAsia"/>
+        </w:rPr>
+        <w:t>调度</w:t>
+      </w:r>
+      <w:r>
+        <w:rPr>
+          <w:rFonts w:ascii="MiSans" w:eastAsia="MiSans" w:hAnsi="MiSans" w:cs="MiSans" w:hint="eastAsia"/>
+        </w:rPr>
+        <w:t>及其工作原理和流程。</w:t>
+      </w:r>
     </w:p>
     <w:p>
       <w:pPr>
@@ -1236,7 +1092,7 @@
         <w:rPr>
           <w:rFonts w:ascii="MiSans" w:eastAsia="MiSans" w:hAnsi="MiSans" w:cs="MiSans" w:hint="eastAsia"/>
         </w:rPr>
-        <w:t>熟悉hive生态 包括</w:t>
+        <w:t>熟悉hive生态包括</w:t>
       </w:r>
       <w:proofErr w:type="spellStart"/>
       <w:r>
@@ -1256,7 +1112,39 @@
         <w:rPr>
           <w:rFonts w:ascii="MiSans" w:eastAsia="MiSans" w:hAnsi="MiSans" w:cs="MiSans" w:hint="eastAsia"/>
         </w:rPr>
-        <w:t>自定义函数编写、</w:t>
+        <w:t>、</w:t>
+      </w:r>
+      <w:proofErr w:type="spellStart"/>
+      <w:r>
+        <w:rPr>
+          <w:rFonts w:ascii="MiSans" w:eastAsia="MiSans" w:hAnsi="MiSans" w:cs="MiSans" w:hint="eastAsia"/>
+        </w:rPr>
+        <w:t>S</w:t>
+      </w:r>
+      <w:r>
+        <w:rPr>
+          <w:rFonts w:ascii="MiSans" w:eastAsia="MiSans" w:hAnsi="MiSans" w:cs="MiSans" w:hint="eastAsia"/>
+        </w:rPr>
+        <w:t>parksql</w:t>
+      </w:r>
+      <w:proofErr w:type="spellEnd"/>
+      <w:r>
+        <w:rPr>
+          <w:rFonts w:ascii="MiSans" w:eastAsia="MiSans" w:hAnsi="MiSans" w:cs="MiSans"/>
+        </w:rPr>
+        <w:t xml:space="preserve"> </w:t>
+      </w:r>
+      <w:r>
+        <w:rPr>
+          <w:rFonts w:ascii="MiSans" w:eastAsia="MiSans" w:hAnsi="MiSans" w:cs="MiSans" w:hint="eastAsia"/>
+        </w:rPr>
+        <w:t>SQL</w:t>
+      </w:r>
+      <w:r>
+        <w:rPr>
+          <w:rFonts w:ascii="MiSans" w:eastAsia="MiSans" w:hAnsi="MiSans" w:cs="MiSans" w:hint="eastAsia"/>
+        </w:rPr>
+        <w:t>解析语言；利用</w:t>
       </w:r>
       <w:r>
         <w:rPr>
@@ -1268,7 +1156,25 @@
         <w:rPr>
           <w:rFonts w:ascii="MiSans" w:eastAsia="MiSans" w:hAnsi="MiSans" w:cs="MiSans" w:hint="eastAsia"/>
         </w:rPr>
-        <w:t>ive调优</w:t>
+        <w:t>ive进行内存</w:t>
+      </w:r>
+      <w:r>
+        <w:rPr>
+          <w:rFonts w:ascii="MiSans" w:eastAsia="MiSans" w:hAnsi="MiSans" w:cs="MiSans" w:hint="eastAsia"/>
+        </w:rPr>
+        <w:t>调优</w:t>
+      </w:r>
+      <w:r>
+        <w:rPr>
+          <w:rFonts w:ascii="MiSans" w:eastAsia="MiSans" w:hAnsi="MiSans" w:cs="MiSans" w:hint="eastAsia"/>
+        </w:rPr>
+        <w:t>，</w:t>
+      </w:r>
+      <w:r>
+        <w:rPr>
+          <w:rFonts w:ascii="MiSans" w:eastAsia="MiSans" w:hAnsi="MiSans" w:cs="MiSans" w:hint="eastAsia"/>
+        </w:rPr>
+        <w:t>防止出现数据倾斜等占用内存的问题。</w:t>
       </w:r>
     </w:p>
     <w:p>
@@ -1302,7 +1208,13 @@
         <w:rPr>
           <w:rFonts w:ascii="MiSans" w:eastAsia="MiSans" w:hAnsi="MiSans" w:cs="MiSans" w:hint="eastAsia"/>
         </w:rPr>
-        <w:t>操作系统（</w:t>
+        <w:t>操作系统</w:t>
+      </w:r>
+      <w:r>
+        <w:rPr>
+          <w:rFonts w:ascii="MiSans" w:eastAsia="MiSans" w:hAnsi="MiSans" w:cs="MiSans" w:hint="eastAsia"/>
+        </w:rPr>
+        <w:t>（</w:t>
       </w:r>
       <w:r>
         <w:rPr>
@@ -1315,6 +1227,76 @@
           <w:rFonts w:ascii="MiSans" w:eastAsia="MiSans" w:hAnsi="MiSans" w:cs="MiSans" w:hint="eastAsia"/>
         </w:rPr>
         <w:t>entos、乌班图）</w:t>
+      </w:r>
+      <w:r>
+        <w:rPr>
+          <w:rFonts w:ascii="MiSans" w:eastAsia="MiSans" w:hAnsi="MiSans" w:cs="MiSans" w:hint="eastAsia"/>
+        </w:rPr>
+        <w:t>及操作命令（文件、进程、权限、</w:t>
+      </w:r>
+      <w:proofErr w:type="spellStart"/>
+      <w:r>
+        <w:rPr>
+          <w:rFonts w:ascii="MiSans" w:eastAsia="MiSans" w:hAnsi="MiSans" w:cs="MiSans" w:hint="eastAsia"/>
+        </w:rPr>
+        <w:t>grep</w:t>
+      </w:r>
+      <w:proofErr w:type="spellEnd"/>
+      <w:r>
+        <w:rPr>
+          <w:rFonts w:ascii="MiSans" w:eastAsia="MiSans" w:hAnsi="MiSans" w:cs="MiSans" w:hint="eastAsia"/>
+        </w:rPr>
+        <w:t>、</w:t>
+      </w:r>
+      <w:proofErr w:type="spellStart"/>
+      <w:r>
+        <w:rPr>
+          <w:rFonts w:ascii="MiSans" w:eastAsia="MiSans" w:hAnsi="MiSans" w:cs="MiSans" w:hint="eastAsia"/>
+        </w:rPr>
+        <w:t>awk</w:t>
+      </w:r>
+      <w:proofErr w:type="spellEnd"/>
+      <w:r>
+        <w:rPr>
+          <w:rFonts w:ascii="MiSans" w:eastAsia="MiSans" w:hAnsi="MiSans" w:cs="MiSans" w:hint="eastAsia"/>
+        </w:rPr>
+        <w:t>等）</w:t>
+      </w:r>
+      <w:r>
+        <w:rPr>
+          <w:rFonts w:ascii="MiSans" w:eastAsia="MiSans" w:hAnsi="MiSans" w:cs="MiSans" w:hint="eastAsia"/>
+        </w:rPr>
+        <w:t>，</w:t>
+      </w:r>
+      <w:r>
+        <w:rPr>
+          <w:rFonts w:ascii="MiSans" w:eastAsia="MiSans" w:hAnsi="MiSans" w:cs="MiSans" w:hint="eastAsia"/>
+        </w:rPr>
+        <w:t>编写</w:t>
+      </w:r>
+      <w:r>
+        <w:rPr>
+          <w:rFonts w:ascii="MiSans" w:eastAsia="MiSans" w:hAnsi="MiSans" w:cs="MiSans"/>
+        </w:rPr>
+        <w:t>S</w:t>
+      </w:r>
+      <w:r>
+        <w:rPr>
+          <w:rFonts w:ascii="MiSans" w:eastAsia="MiSans" w:hAnsi="MiSans" w:cs="MiSans" w:hint="eastAsia"/>
+        </w:rPr>
+        <w:t>hell</w:t>
+      </w:r>
+      <w:r>
+        <w:rPr>
+          <w:rFonts w:ascii="MiSans" w:eastAsia="MiSans" w:hAnsi="MiSans" w:cs="MiSans" w:hint="eastAsia"/>
+        </w:rPr>
+        <w:t>脚本</w:t>
+      </w:r>
+      <w:r>
+        <w:rPr>
+          <w:rFonts w:ascii="MiSans" w:eastAsia="MiSans" w:hAnsi="MiSans" w:cs="MiSans" w:hint="eastAsia"/>
+        </w:rPr>
+        <w:t>，实现函数定义、数据批量抽取等。</w:t>
       </w:r>
     </w:p>
     <w:p>
@@ -1336,72 +1318,168 @@
         </w:rPr>
         <w:t>熟悉</w:t>
       </w:r>
+      <w:r>
+        <w:rPr>
+          <w:rFonts w:ascii="MiSans" w:eastAsia="MiSans" w:hAnsi="MiSans" w:cs="MiSans" w:hint="eastAsia"/>
+        </w:rPr>
+        <w:t>ETL</w:t>
+      </w:r>
+      <w:r>
+        <w:rPr>
+          <w:rFonts w:ascii="MiSans" w:eastAsia="MiSans" w:hAnsi="MiSans" w:cs="MiSans" w:hint="eastAsia"/>
+        </w:rPr>
+        <w:t>工具</w:t>
+      </w:r>
+      <w:r>
+        <w:rPr>
+          <w:rFonts w:ascii="MiSans" w:eastAsia="MiSans" w:hAnsi="MiSans" w:cs="MiSans" w:hint="eastAsia"/>
+        </w:rPr>
+        <w:t>，</w:t>
+      </w:r>
+      <w:r>
+        <w:rPr>
+          <w:rFonts w:ascii="MiSans" w:eastAsia="MiSans" w:hAnsi="MiSans" w:cs="MiSans" w:hint="eastAsia"/>
+        </w:rPr>
+        <w:t>例如</w:t>
+      </w:r>
+      <w:r>
+        <w:rPr>
+          <w:rFonts w:ascii="MiSans" w:eastAsia="MiSans" w:hAnsi="MiSans" w:cs="MiSans"/>
+        </w:rPr>
+        <w:t>K</w:t>
+      </w:r>
+      <w:r>
+        <w:rPr>
+          <w:rFonts w:ascii="MiSans" w:eastAsia="MiSans" w:hAnsi="MiSans" w:cs="MiSans" w:hint="eastAsia"/>
+        </w:rPr>
+        <w:t>ettle、</w:t>
+      </w:r>
       <w:proofErr w:type="spellStart"/>
       <w:r>
         <w:rPr>
-          <w:rFonts w:ascii="MiSans" w:eastAsia="MiSans" w:hAnsi="MiSans" w:cs="MiSans" w:hint="eastAsia"/>
-        </w:rPr>
-        <w:t>etl</w:t>
+          <w:rFonts w:ascii="MiSans" w:eastAsia="MiSans" w:hAnsi="MiSans" w:cs="MiSans"/>
+        </w:rPr>
+        <w:t>S</w:t>
+      </w:r>
+      <w:r>
+        <w:rPr>
+          <w:rFonts w:ascii="MiSans" w:eastAsia="MiSans" w:hAnsi="MiSans" w:cs="MiSans" w:hint="eastAsia"/>
+        </w:rPr>
+        <w:t>qoop</w:t>
       </w:r>
       <w:proofErr w:type="spellEnd"/>
       <w:r>
         <w:rPr>
           <w:rFonts w:ascii="MiSans" w:eastAsia="MiSans" w:hAnsi="MiSans" w:cs="MiSans" w:hint="eastAsia"/>
         </w:rPr>
-        <w:t>工具：</w:t>
-      </w:r>
-      <w:r>
-        <w:rPr>
-          <w:rFonts w:ascii="MiSans" w:eastAsia="MiSans" w:hAnsi="MiSans" w:cs="MiSans"/>
-        </w:rPr>
-        <w:t>K</w:t>
-      </w:r>
-      <w:r>
-        <w:rPr>
-          <w:rFonts w:ascii="MiSans" w:eastAsia="MiSans" w:hAnsi="MiSans" w:cs="MiSans" w:hint="eastAsia"/>
-        </w:rPr>
-        <w:t>ettle、</w:t>
+        <w:t>、</w:t>
       </w:r>
       <w:proofErr w:type="spellStart"/>
       <w:r>
         <w:rPr>
           <w:rFonts w:ascii="MiSans" w:eastAsia="MiSans" w:hAnsi="MiSans" w:cs="MiSans"/>
         </w:rPr>
-        <w:t>S</w:t>
-      </w:r>
-      <w:r>
-        <w:rPr>
-          <w:rFonts w:ascii="MiSans" w:eastAsia="MiSans" w:hAnsi="MiSans" w:cs="MiSans" w:hint="eastAsia"/>
-        </w:rPr>
-        <w:t>qoop</w:t>
+        <w:t>D</w:t>
+      </w:r>
+      <w:r>
+        <w:rPr>
+          <w:rFonts w:ascii="MiSans" w:eastAsia="MiSans" w:hAnsi="MiSans" w:cs="MiSans" w:hint="eastAsia"/>
+        </w:rPr>
+        <w:t>at</w:t>
+      </w:r>
+      <w:r>
+        <w:rPr>
+          <w:rFonts w:ascii="MiSans" w:eastAsia="MiSans" w:hAnsi="MiSans" w:cs="MiSans" w:hint="eastAsia"/>
+        </w:rPr>
+        <w:t>aX</w:t>
       </w:r>
       <w:proofErr w:type="spellEnd"/>
       <w:r>
         <w:rPr>
           <w:rFonts w:ascii="MiSans" w:eastAsia="MiSans" w:hAnsi="MiSans" w:cs="MiSans" w:hint="eastAsia"/>
         </w:rPr>
-        <w:t>、</w:t>
-      </w:r>
-      <w:proofErr w:type="spellStart"/>
-      <w:r>
-        <w:rPr>
-          <w:rFonts w:ascii="MiSans" w:eastAsia="MiSans" w:hAnsi="MiSans" w:cs="MiSans"/>
-        </w:rPr>
-        <w:t>D</w:t>
-      </w:r>
-      <w:r>
-        <w:rPr>
-          <w:rFonts w:ascii="MiSans" w:eastAsia="MiSans" w:hAnsi="MiSans" w:cs="MiSans" w:hint="eastAsia"/>
-        </w:rPr>
-        <w:t>atdx</w:t>
-      </w:r>
-      <w:proofErr w:type="spellEnd"/>
+        <w:t>，使用ETL工具完成</w:t>
+      </w:r>
+      <w:r>
+        <w:rPr>
+          <w:rFonts w:ascii="MiSans" w:eastAsia="MiSans" w:hAnsi="MiSans" w:cs="MiSans" w:hint="eastAsia"/>
+        </w:rPr>
+        <w:t>多</w:t>
+      </w:r>
+      <w:proofErr w:type="gramStart"/>
+      <w:r>
+        <w:rPr>
+          <w:rFonts w:ascii="MiSans" w:eastAsia="MiSans" w:hAnsi="MiSans" w:cs="MiSans" w:hint="eastAsia"/>
+        </w:rPr>
+        <w:t>源数据</w:t>
+      </w:r>
+      <w:proofErr w:type="gramEnd"/>
+      <w:r>
+        <w:rPr>
+          <w:rFonts w:ascii="MiSans" w:eastAsia="MiSans" w:hAnsi="MiSans" w:cs="MiSans" w:hint="eastAsia"/>
+        </w:rPr>
+        <w:t>抽取</w:t>
+      </w:r>
+      <w:r>
+        <w:rPr>
+          <w:rFonts w:ascii="MiSans" w:eastAsia="MiSans" w:hAnsi="MiSans" w:cs="MiSans" w:hint="eastAsia"/>
+        </w:rPr>
+        <w:t>（</w:t>
+      </w:r>
+      <w:r>
+        <w:rPr>
+          <w:rFonts w:ascii="MiSans" w:eastAsia="MiSans" w:hAnsi="MiSans" w:cs="MiSans"/>
+        </w:rPr>
+        <w:t>Extract</w:t>
+      </w:r>
+      <w:r>
+        <w:rPr>
+          <w:rFonts w:ascii="MiSans" w:eastAsia="MiSans" w:hAnsi="MiSans" w:cs="MiSans" w:hint="eastAsia"/>
+        </w:rPr>
+        <w:t>）</w:t>
+      </w:r>
+      <w:r>
+        <w:rPr>
+          <w:rFonts w:ascii="MiSans" w:eastAsia="MiSans" w:hAnsi="MiSans" w:cs="MiSans" w:hint="eastAsia"/>
+        </w:rPr>
+        <w:t>、转换</w:t>
+      </w:r>
+      <w:r>
+        <w:rPr>
+          <w:rFonts w:ascii="MiSans" w:eastAsia="MiSans" w:hAnsi="MiSans" w:cs="MiSans" w:hint="eastAsia"/>
+        </w:rPr>
+        <w:t>（</w:t>
+      </w:r>
+      <w:r>
+        <w:rPr>
+          <w:rFonts w:ascii="MiSans" w:eastAsia="MiSans" w:hAnsi="MiSans" w:cs="MiSans"/>
+        </w:rPr>
+        <w:t>Transform</w:t>
+      </w:r>
+      <w:r>
+        <w:rPr>
+          <w:rFonts w:ascii="MiSans" w:eastAsia="MiSans" w:hAnsi="MiSans" w:cs="MiSans" w:hint="eastAsia"/>
+        </w:rPr>
+        <w:t>）</w:t>
+      </w:r>
+      <w:r>
+        <w:rPr>
+          <w:rFonts w:ascii="MiSans" w:eastAsia="MiSans" w:hAnsi="MiSans" w:cs="MiSans" w:hint="eastAsia"/>
+        </w:rPr>
+        <w:t>等</w:t>
+      </w:r>
+      <w:r>
+        <w:rPr>
+          <w:rFonts w:ascii="MiSans" w:eastAsia="MiSans" w:hAnsi="MiSans" w:cs="MiSans" w:hint="eastAsia"/>
+        </w:rPr>
+        <w:t>。</w:t>
+      </w:r>
     </w:p>
     <w:p>
       <w:pPr>
         <w:pStyle w:val="ab"/>
         <w:rPr>
-          <w:rFonts w:ascii="MiSans" w:eastAsia="MiSans" w:hAnsi="MiSans" w:cs="MiSans"/>
+          <w:rFonts w:ascii="MiSans" w:eastAsia="MiSans" w:hAnsi="MiSans" w:cs="MiSans" w:hint="eastAsia"/>
         </w:rPr>
       </w:pPr>
       <w:r>
@@ -1414,35 +1492,13 @@
         <w:rPr>
           <w:rFonts w:ascii="MiSans" w:eastAsia="MiSans" w:hAnsi="MiSans" w:cs="MiSans" w:hint="eastAsia"/>
         </w:rPr>
-        <w:t>熟练使用数据库 oracle、存储过程（</w:t>
-      </w:r>
-      <w:proofErr w:type="spellStart"/>
-      <w:r>
-        <w:rPr>
-          <w:rFonts w:ascii="MiSans" w:eastAsia="MiSans" w:hAnsi="MiSans" w:cs="MiSans" w:hint="eastAsia"/>
-        </w:rPr>
-        <w:t>pl</w:t>
-      </w:r>
-      <w:proofErr w:type="spellEnd"/>
-      <w:r>
-        <w:rPr>
-          <w:rFonts w:ascii="MiSans" w:eastAsia="MiSans" w:hAnsi="MiSans" w:cs="MiSans" w:hint="eastAsia"/>
-        </w:rPr>
-        <w:t>/</w:t>
-      </w:r>
-      <w:proofErr w:type="spellStart"/>
-      <w:r>
-        <w:rPr>
-          <w:rFonts w:ascii="MiSans" w:eastAsia="MiSans" w:hAnsi="MiSans" w:cs="MiSans" w:hint="eastAsia"/>
-        </w:rPr>
-        <w:t>sql</w:t>
-      </w:r>
-      <w:proofErr w:type="spellEnd"/>
-      <w:r>
-        <w:rPr>
-          <w:rFonts w:ascii="MiSans" w:eastAsia="MiSans" w:hAnsi="MiSans" w:cs="MiSans" w:hint="eastAsia"/>
-        </w:rPr>
-        <w:t>编写）、分析函数</w:t>
+        <w:t>熟练使用数据库</w:t>
+      </w:r>
+      <w:r>
+        <w:rPr>
+          <w:rFonts w:ascii="MiSans" w:eastAsia="MiSans" w:hAnsi="MiSans" w:cs="MiSans" w:hint="eastAsia"/>
+        </w:rPr>
+        <w:t xml:space="preserve"> ORACLE</w:t>
       </w:r>
       <w:r>
         <w:rPr>
@@ -1450,19 +1506,29 @@
         </w:rPr>
         <w:t>、</w:t>
       </w:r>
-      <w:proofErr w:type="spellStart"/>
-      <w:r>
-        <w:rPr>
-          <w:rFonts w:ascii="MiSans" w:eastAsia="MiSans" w:hAnsi="MiSans" w:cs="MiSans" w:hint="eastAsia"/>
-        </w:rPr>
-        <w:t>sql</w:t>
-      </w:r>
-      <w:proofErr w:type="spellEnd"/>
-      <w:r>
-        <w:rPr>
-          <w:rFonts w:ascii="MiSans" w:eastAsia="MiSans" w:hAnsi="MiSans" w:cs="MiSans" w:hint="eastAsia"/>
-        </w:rPr>
-        <w:t>调优</w:t>
+      <w:r>
+        <w:rPr>
+          <w:rFonts w:ascii="MiSans" w:eastAsia="MiSans" w:hAnsi="MiSans" w:cs="MiSans" w:hint="eastAsia"/>
+        </w:rPr>
+        <w:t>存储过程（</w:t>
+      </w:r>
+      <w:r>
+        <w:rPr>
+          <w:rFonts w:ascii="MiSans" w:eastAsia="MiSans" w:hAnsi="MiSans" w:cs="MiSans" w:hint="eastAsia"/>
+        </w:rPr>
+        <w:t>PL/SQL</w:t>
+      </w:r>
+      <w:r>
+        <w:rPr>
+          <w:rFonts w:ascii="MiSans" w:eastAsia="MiSans" w:hAnsi="MiSans" w:cs="MiSans" w:hint="eastAsia"/>
+        </w:rPr>
+        <w:t>编写），</w:t>
+      </w:r>
+      <w:r>
+        <w:rPr>
+          <w:rFonts w:ascii="MiSans" w:eastAsia="MiSans" w:hAnsi="MiSans" w:cs="MiSans" w:hint="eastAsia"/>
+        </w:rPr>
+        <w:t>能够根据业务要求编写复杂的SQL语句、存储过程、自定义函数，实现数据的抽取、转换、清洗;</w:t>
       </w:r>
     </w:p>
     <w:p>
@@ -1476,57 +1542,87 @@
         <w:rPr>
           <w:rFonts w:ascii="MiSans" w:eastAsia="MiSans" w:hAnsi="MiSans" w:cs="MiSans" w:hint="eastAsia"/>
         </w:rPr>
-        <w:t>6、</w:t>
-      </w:r>
-      <w:r>
-        <w:rPr>
-          <w:rFonts w:ascii="MiSans" w:eastAsia="MiSans" w:hAnsi="MiSans" w:cs="MiSans" w:hint="eastAsia"/>
-        </w:rPr>
-        <w:t>熟悉运用</w:t>
-      </w:r>
-      <w:r>
-        <w:rPr>
-          <w:rFonts w:ascii="MiSans" w:eastAsia="MiSans" w:hAnsi="MiSans" w:cs="MiSans"/>
-        </w:rPr>
-        <w:t>P</w:t>
-      </w:r>
-      <w:r>
-        <w:rPr>
-          <w:rFonts w:ascii="MiSans" w:eastAsia="MiSans" w:hAnsi="MiSans" w:cs="MiSans" w:hint="eastAsia"/>
-        </w:rPr>
-        <w:t>l/</w:t>
+        <w:t>7、</w:t>
+      </w:r>
+      <w:r>
+        <w:rPr>
+          <w:rFonts w:ascii="MiSans" w:eastAsia="MiSans" w:hAnsi="MiSans" w:cs="MiSans" w:hint="eastAsia"/>
+        </w:rPr>
+        <w:t>熟悉Azkaban</w:t>
+      </w:r>
+      <w:r>
+        <w:rPr>
+          <w:rFonts w:ascii="MiSans" w:eastAsia="MiSans" w:hAnsi="MiSans" w:cs="MiSans" w:hint="eastAsia"/>
+        </w:rPr>
+        <w:t>、</w:t>
       </w:r>
       <w:proofErr w:type="spellStart"/>
       <w:r>
         <w:rPr>
           <w:rFonts w:ascii="MiSans" w:eastAsia="MiSans" w:hAnsi="MiSans" w:cs="MiSans"/>
         </w:rPr>
-        <w:t>S</w:t>
-      </w:r>
-      <w:r>
-        <w:rPr>
-          <w:rFonts w:ascii="MiSans" w:eastAsia="MiSans" w:hAnsi="MiSans" w:cs="MiSans" w:hint="eastAsia"/>
-        </w:rPr>
-        <w:t>ql</w:t>
+        <w:t>DolphinScheduler</w:t>
       </w:r>
       <w:proofErr w:type="spellEnd"/>
       <w:r>
         <w:rPr>
           <w:rFonts w:ascii="MiSans" w:eastAsia="MiSans" w:hAnsi="MiSans" w:cs="MiSans" w:hint="eastAsia"/>
         </w:rPr>
-        <w:t>、</w:t>
-      </w:r>
-      <w:r>
-        <w:rPr>
-          <w:rFonts w:ascii="MiSans" w:eastAsia="MiSans" w:hAnsi="MiSans" w:cs="MiSans"/>
-        </w:rPr>
-        <w:t>S</w:t>
-      </w:r>
-      <w:r>
-        <w:rPr>
-          <w:rFonts w:ascii="MiSans" w:eastAsia="MiSans" w:hAnsi="MiSans" w:cs="MiSans" w:hint="eastAsia"/>
-        </w:rPr>
-        <w:t>hell</w:t>
+        <w:t>等</w:t>
+      </w:r>
+      <w:r>
+        <w:rPr>
+          <w:rFonts w:ascii="MiSans" w:eastAsia="MiSans" w:hAnsi="MiSans" w:cs="MiSans" w:hint="eastAsia"/>
+        </w:rPr>
+        <w:t>任务</w:t>
+      </w:r>
+      <w:r>
+        <w:rPr>
+          <w:rFonts w:ascii="MiSans" w:eastAsia="MiSans" w:hAnsi="MiSans" w:cs="MiSans" w:hint="eastAsia"/>
+        </w:rPr>
+        <w:t>调度</w:t>
+      </w:r>
+      <w:r>
+        <w:rPr>
+          <w:rFonts w:ascii="MiSans" w:eastAsia="MiSans" w:hAnsi="MiSans" w:cs="MiSans" w:hint="eastAsia"/>
+        </w:rPr>
+        <w:t>的工具，</w:t>
+      </w:r>
+      <w:r>
+        <w:rPr>
+          <w:rFonts w:ascii="MiSans" w:eastAsia="MiSans" w:hAnsi="MiSans" w:cs="MiSans" w:hint="eastAsia"/>
+        </w:rPr>
+        <w:t>实现</w:t>
+      </w:r>
+      <w:r>
+        <w:rPr>
+          <w:rFonts w:ascii="MiSans" w:eastAsia="MiSans" w:hAnsi="MiSans" w:cs="MiSans" w:hint="eastAsia"/>
+        </w:rPr>
+        <w:t>任务</w:t>
+      </w:r>
+      <w:r>
+        <w:rPr>
+          <w:rFonts w:ascii="MiSans" w:eastAsia="MiSans" w:hAnsi="MiSans" w:cs="MiSans" w:hint="eastAsia"/>
+        </w:rPr>
+        <w:t>定时</w:t>
+      </w:r>
+      <w:r>
+        <w:rPr>
+          <w:rFonts w:ascii="MiSans" w:eastAsia="MiSans" w:hAnsi="MiSans" w:cs="MiSans" w:hint="eastAsia"/>
+        </w:rPr>
+        <w:t>与</w:t>
+      </w:r>
+      <w:r>
+        <w:rPr>
+          <w:rFonts w:ascii="MiSans" w:eastAsia="MiSans" w:hAnsi="MiSans" w:cs="MiSans" w:hint="eastAsia"/>
+        </w:rPr>
+        <w:t>多</w:t>
+      </w:r>
+      <w:r>
+        <w:rPr>
+          <w:rFonts w:ascii="MiSans" w:eastAsia="MiSans" w:hAnsi="MiSans" w:cs="MiSans" w:hint="eastAsia"/>
+        </w:rPr>
+        <w:t>任务依赖的调度。</w:t>
       </w:r>
     </w:p>
     <w:p>
@@ -1540,65 +1636,103 @@
         <w:rPr>
           <w:rFonts w:ascii="MiSans" w:eastAsia="MiSans" w:hAnsi="MiSans" w:cs="MiSans" w:hint="eastAsia"/>
         </w:rPr>
-        <w:t>7、</w:t>
-      </w:r>
-      <w:r>
-        <w:rPr>
-          <w:rFonts w:ascii="MiSans" w:eastAsia="MiSans" w:hAnsi="MiSans" w:cs="MiSans" w:hint="eastAsia"/>
-        </w:rPr>
-        <w:t>熟悉Azkaban</w:t>
-      </w:r>
-      <w:r>
-        <w:rPr>
-          <w:rFonts w:ascii="MiSans" w:eastAsia="MiSans" w:hAnsi="MiSans" w:cs="MiSans" w:hint="eastAsia"/>
-        </w:rPr>
-        <w:t>实现定时调度</w:t>
-      </w:r>
-      <w:r>
-        <w:rPr>
-          <w:rFonts w:ascii="MiSans" w:eastAsia="MiSans" w:hAnsi="MiSans" w:cs="MiSans" w:hint="eastAsia"/>
-        </w:rPr>
-        <w:t>工具、</w:t>
-      </w:r>
-      <w:r>
-        <w:rPr>
-          <w:rFonts w:ascii="MiSans" w:eastAsia="MiSans" w:hAnsi="MiSans" w:cs="MiSans" w:hint="eastAsia"/>
-        </w:rPr>
-        <w:t>有向无环图</w:t>
+        <w:t>8、熟悉</w:t>
+      </w:r>
+      <w:r>
+        <w:rPr>
+          <w:rFonts w:ascii="MiSans" w:eastAsia="MiSans" w:hAnsi="MiSans" w:cs="MiSans" w:hint="eastAsia"/>
+        </w:rPr>
+        <w:t>阿里云</w:t>
+      </w:r>
+      <w:proofErr w:type="spellStart"/>
+      <w:r>
+        <w:rPr>
+          <w:rFonts w:ascii="MiSans" w:eastAsia="MiSans" w:hAnsi="MiSans" w:cs="MiSans" w:hint="eastAsia"/>
+        </w:rPr>
+        <w:t>MaxCompute</w:t>
+      </w:r>
+      <w:proofErr w:type="spellEnd"/>
+      <w:proofErr w:type="gramStart"/>
+      <w:r>
+        <w:rPr>
+          <w:rFonts w:ascii="MiSans" w:eastAsia="MiSans" w:hAnsi="MiSans" w:cs="MiSans" w:hint="eastAsia"/>
+        </w:rPr>
+        <w:t>云处理</w:t>
+      </w:r>
+      <w:proofErr w:type="gramEnd"/>
+      <w:r>
+        <w:rPr>
+          <w:rFonts w:ascii="MiSans" w:eastAsia="MiSans" w:hAnsi="MiSans" w:cs="MiSans" w:hint="eastAsia"/>
+        </w:rPr>
+        <w:t>平台，实现对数据库的连接、数据的抽取、调度等。</w:t>
       </w:r>
     </w:p>
     <w:p>
       <w:pPr>
         <w:pStyle w:val="ab"/>
         <w:rPr>
-          <w:rFonts w:ascii="MiSans" w:eastAsia="MiSans" w:hAnsi="MiSans" w:cs="MiSans"/>
-        </w:rPr>
-      </w:pPr>
-      <w:r>
-        <w:rPr>
-          <w:rFonts w:ascii="MiSans" w:eastAsia="MiSans" w:hAnsi="MiSans" w:cs="MiSans" w:hint="eastAsia"/>
-        </w:rPr>
-        <w:t>8、熟悉</w:t>
-      </w:r>
-      <w:r>
-        <w:rPr>
-          <w:rFonts w:ascii="MiSans" w:eastAsia="MiSans" w:hAnsi="MiSans" w:cs="MiSans" w:hint="eastAsia"/>
-        </w:rPr>
-        <w:t>阿里云</w:t>
+          <w:rFonts w:ascii="MiSans" w:eastAsia="MiSans" w:hAnsi="MiSans" w:cs="MiSans" w:hint="eastAsia"/>
+        </w:rPr>
+      </w:pPr>
+      <w:r>
+        <w:rPr>
+          <w:rFonts w:ascii="MiSans" w:eastAsia="MiSans" w:hAnsi="MiSans" w:cs="MiSans"/>
+        </w:rPr>
+        <w:t>9</w:t>
+      </w:r>
+      <w:r>
+        <w:rPr>
+          <w:rFonts w:ascii="MiSans" w:eastAsia="MiSans" w:hAnsi="MiSans" w:cs="MiSans" w:hint="eastAsia"/>
+        </w:rPr>
+        <w:t>、</w:t>
+      </w:r>
+      <w:r>
+        <w:rPr>
+          <w:rFonts w:ascii="MiSans" w:eastAsia="MiSans" w:hAnsi="MiSans" w:cs="MiSans" w:hint="eastAsia"/>
+        </w:rPr>
+        <w:t xml:space="preserve">熟悉可视化工具 </w:t>
+      </w:r>
+      <w:proofErr w:type="gramStart"/>
+      <w:r>
+        <w:rPr>
+          <w:rFonts w:ascii="MiSans" w:eastAsia="MiSans" w:hAnsi="MiSans" w:cs="MiSans" w:hint="eastAsia"/>
+        </w:rPr>
+        <w:t>帆软</w:t>
       </w:r>
       <w:proofErr w:type="spellStart"/>
-      <w:r>
-        <w:rPr>
-          <w:rFonts w:ascii="MiSans" w:eastAsia="MiSans" w:hAnsi="MiSans" w:cs="MiSans"/>
-        </w:rPr>
-        <w:t>DataWorks</w:t>
+      <w:proofErr w:type="gramEnd"/>
+      <w:r>
+        <w:rPr>
+          <w:rFonts w:ascii="MiSans" w:eastAsia="MiSans" w:hAnsi="MiSans" w:cs="MiSans" w:hint="eastAsia"/>
+        </w:rPr>
+        <w:t>F</w:t>
+      </w:r>
+      <w:r>
+        <w:rPr>
+          <w:rFonts w:ascii="MiSans" w:eastAsia="MiSans" w:hAnsi="MiSans" w:cs="MiSans" w:hint="eastAsia"/>
+        </w:rPr>
+        <w:t>inereport</w:t>
       </w:r>
       <w:proofErr w:type="spellEnd"/>
       <w:r>
         <w:rPr>
           <w:rFonts w:ascii="MiSans" w:eastAsia="MiSans" w:hAnsi="MiSans" w:cs="MiSans" w:hint="eastAsia"/>
         </w:rPr>
-        <w:t xml:space="preserve"> </w:t>
+        <w:t>、</w:t>
+      </w:r>
+      <w:proofErr w:type="gramStart"/>
+      <w:r>
+        <w:rPr>
+          <w:rFonts w:ascii="MiSans" w:eastAsia="MiSans" w:hAnsi="MiSans" w:cs="MiSans" w:hint="eastAsia"/>
+        </w:rPr>
+        <w:t>帆软</w:t>
+      </w:r>
+      <w:proofErr w:type="gramEnd"/>
+      <w:r>
+        <w:rPr>
+          <w:rFonts w:ascii="MiSans" w:eastAsia="MiSans" w:hAnsi="MiSans" w:cs="MiSans" w:hint="eastAsia"/>
+        </w:rPr>
+        <w:t>BI，使数据实现图形化展示。</w:t>
       </w:r>
     </w:p>
     <w:p>
@@ -1612,85 +1746,63 @@
         <w:rPr>
           <w:rFonts w:ascii="MiSans" w:eastAsia="MiSans" w:hAnsi="MiSans" w:cs="MiSans"/>
         </w:rPr>
-        <w:t>9</w:t>
-      </w:r>
-      <w:r>
-        <w:rPr>
-          <w:rFonts w:ascii="MiSans" w:eastAsia="MiSans" w:hAnsi="MiSans" w:cs="MiSans" w:hint="eastAsia"/>
-        </w:rPr>
-        <w:t>、</w:t>
-      </w:r>
-      <w:r>
-        <w:rPr>
-          <w:rFonts w:ascii="MiSans" w:eastAsia="MiSans" w:hAnsi="MiSans" w:cs="MiSans" w:hint="eastAsia"/>
-        </w:rPr>
-        <w:t xml:space="preserve">熟悉可视化工具 </w:t>
-      </w:r>
-      <w:proofErr w:type="gramStart"/>
-      <w:r>
-        <w:rPr>
-          <w:rFonts w:ascii="MiSans" w:eastAsia="MiSans" w:hAnsi="MiSans" w:cs="MiSans" w:hint="eastAsia"/>
-        </w:rPr>
-        <w:t>帆软</w:t>
-      </w:r>
-      <w:proofErr w:type="spellStart"/>
-      <w:proofErr w:type="gramEnd"/>
-      <w:r>
-        <w:rPr>
-          <w:rFonts w:ascii="MiSans" w:eastAsia="MiSans" w:hAnsi="MiSans" w:cs="MiSans" w:hint="eastAsia"/>
-        </w:rPr>
-        <w:t>F</w:t>
-      </w:r>
-      <w:r>
-        <w:rPr>
-          <w:rFonts w:ascii="MiSans" w:eastAsia="MiSans" w:hAnsi="MiSans" w:cs="MiSans" w:hint="eastAsia"/>
-        </w:rPr>
-        <w:t>inereport</w:t>
-      </w:r>
-      <w:proofErr w:type="spellEnd"/>
-      <w:r>
-        <w:rPr>
-          <w:rFonts w:ascii="MiSans" w:eastAsia="MiSans" w:hAnsi="MiSans" w:cs="MiSans" w:hint="eastAsia"/>
-        </w:rPr>
-        <w:t>、</w:t>
-      </w:r>
-      <w:r>
-        <w:rPr>
-          <w:rFonts w:ascii="MiSans" w:eastAsia="MiSans" w:hAnsi="MiSans" w:cs="MiSans" w:hint="eastAsia"/>
-        </w:rPr>
-        <w:t>D</w:t>
-      </w:r>
-      <w:r>
-        <w:rPr>
-          <w:rFonts w:ascii="MiSans" w:eastAsia="MiSans" w:hAnsi="MiSans" w:cs="MiSans" w:hint="eastAsia"/>
-        </w:rPr>
-        <w:t>ashboard</w:t>
+        <w:t>10</w:t>
+      </w:r>
+      <w:r>
+        <w:rPr>
+          <w:rFonts w:ascii="MiSans" w:eastAsia="MiSans" w:hAnsi="MiSans" w:cs="MiSans" w:hint="eastAsia"/>
+        </w:rPr>
+        <w:t>、了解Java</w:t>
+      </w:r>
+      <w:r>
+        <w:rPr>
+          <w:rFonts w:ascii="MiSans" w:eastAsia="MiSans" w:hAnsi="MiSans" w:cs="MiSans" w:hint="eastAsia"/>
+        </w:rPr>
+        <w:t>编程、熟悉C语言函数编写与调度</w:t>
+      </w:r>
+      <w:r>
+        <w:rPr>
+          <w:rFonts w:ascii="MiSans" w:eastAsia="MiSans" w:hAnsi="MiSans" w:cs="MiSans" w:hint="eastAsia"/>
+        </w:rPr>
+        <w:t>。</w:t>
       </w:r>
     </w:p>
     <w:p>
       <w:pPr>
         <w:pStyle w:val="ab"/>
         <w:rPr>
-          <w:rFonts w:ascii="MiSans" w:eastAsia="MiSans" w:hAnsi="MiSans" w:cs="MiSans"/>
-        </w:rPr>
-      </w:pPr>
-      <w:r>
-        <w:rPr>
-          <w:rFonts w:ascii="MiSans" w:eastAsia="MiSans" w:hAnsi="MiSans" w:cs="MiSans"/>
-        </w:rPr>
-        <w:t>10</w:t>
-      </w:r>
-      <w:r>
-        <w:rPr>
-          <w:rFonts w:ascii="MiSans" w:eastAsia="MiSans" w:hAnsi="MiSans" w:cs="MiSans" w:hint="eastAsia"/>
-        </w:rPr>
-        <w:t>、了解Java</w:t>
-      </w:r>
-      <w:r>
-        <w:rPr>
-          <w:rFonts w:ascii="MiSans" w:eastAsia="MiSans" w:hAnsi="MiSans" w:cs="MiSans" w:hint="eastAsia"/>
-        </w:rPr>
-        <w:t>编程、熟悉C语言函数编写与调度</w:t>
+          <w:rFonts w:ascii="MiSans" w:eastAsia="MiSans" w:hAnsi="MiSans" w:cs="MiSans" w:hint="eastAsia"/>
+        </w:rPr>
+      </w:pPr>
+      <w:r>
+        <w:rPr>
+          <w:rFonts w:ascii="MiSans" w:eastAsia="MiSans" w:hAnsi="MiSans" w:cs="MiSans" w:hint="eastAsia"/>
+        </w:rPr>
+        <w:t>1</w:t>
+      </w:r>
+      <w:r>
+        <w:rPr>
+          <w:rFonts w:ascii="MiSans" w:eastAsia="MiSans" w:hAnsi="MiSans" w:cs="MiSans"/>
+        </w:rPr>
+        <w:t>1</w:t>
+      </w:r>
+      <w:r>
+        <w:rPr>
+          <w:rFonts w:ascii="MiSans" w:eastAsia="MiSans" w:hAnsi="MiSans" w:cs="MiSans" w:hint="eastAsia"/>
+        </w:rPr>
+        <w:t>、良好的英语听说读写</w:t>
+      </w:r>
+      <w:r>
+        <w:rPr>
+          <w:rFonts w:ascii="MiSans" w:eastAsia="MiSans" w:hAnsi="MiSans" w:cs="MiSans" w:hint="eastAsia"/>
+        </w:rPr>
+        <w:t>能力，优秀的粤语沟通能力，了解日语基础</w:t>
+      </w:r>
+      <w:r>
+        <w:rPr>
+          <w:rFonts w:ascii="MiSans" w:eastAsia="MiSans" w:hAnsi="MiSans" w:cs="MiSans" w:hint="eastAsia"/>
+        </w:rPr>
+        <w:t>沟通能力。</w:t>
       </w:r>
     </w:p>
     <w:p>
@@ -1893,7 +2005,7 @@
                           <a:blip r:embed="rId16">
                             <a:extLst>
                               <a:ext uri="{96DAC541-7B7A-43D3-8B79-37D633B846F1}">
-                                <asvg:svgBlip xmlns:asvg="http://schemas.microsoft.com/office/drawing/2016/SVG/main" xmlns:w16sdtfl="http://schemas.microsoft.com/office/word/2024/wordml/sdtformatlock" xmlns:w16sdtdh="http://schemas.microsoft.com/office/word/2020/wordml/sdtdatahash" xmlns:w16du="http://schemas.microsoft.com/office/word/2023/wordml/word16du" xmlns:w16="http://schemas.microsoft.com/office/word/2018/wordml" xmlns:w16cid="http://schemas.microsoft.com/office/word/2016/wordml/cid" xmlns:w16cex="http://schemas.microsoft.com/office/word/2018/wordml/cex" xmlns:w="http://schemas.openxmlformats.org/wordprocessingml/2006/main" xmlns:w10="urn:schemas-microsoft-com:office:word" xmlns:v="urn:schemas-microsoft-com:vml" xmlns:oel="http://schemas.microsoft.com/office/2019/extlst" xmlns:o="urn:schemas-microsoft-com:office:office" xmlns:am3d="http://schemas.microsoft.com/office/drawing/2017/model3d" xmlns:aink="http://schemas.microsoft.com/office/drawing/2016/ink" xmlns:cx8="http://schemas.microsoft.com/office/drawing/2016/5/14/chartex" xmlns:cx7="http://schemas.microsoft.com/office/drawing/2016/5/13/chartex" xmlns:cx6="http://schemas.microsoft.com/office/drawing/2016/5/12/chartex" xmlns:cx5="http://schemas.microsoft.com/office/drawing/2016/5/11/chartex" xmlns:cx4="http://schemas.microsoft.com/office/drawing/2016/5/10/chartex" xmlns:cx3="http://schemas.microsoft.com/office/drawing/2016/5/9/chartex" xmlns:cx2="http://schemas.microsoft.com/office/drawing/2015/10/21/chartex" xmlns="" r:embed="rId17"/>
+                                <asvg:svgBlip xmlns="" xmlns:cx2="http://schemas.microsoft.com/office/drawing/2015/10/21/chartex" xmlns:cx3="http://schemas.microsoft.com/office/drawing/2016/5/9/chartex" xmlns:cx4="http://schemas.microsoft.com/office/drawing/2016/5/10/chartex" xmlns:cx5="http://schemas.microsoft.com/office/drawing/2016/5/11/chartex" xmlns:cx6="http://schemas.microsoft.com/office/drawing/2016/5/12/chartex" xmlns:cx7="http://schemas.microsoft.com/office/drawing/2016/5/13/chartex" xmlns:cx8="http://schemas.microsoft.com/office/drawing/2016/5/14/chartex" xmlns:aink="http://schemas.microsoft.com/office/drawing/2016/ink" xmlns:am3d="http://schemas.microsoft.com/office/drawing/2017/model3d" xmlns:o="urn:schemas-microsoft-com:office:office" xmlns:oel="http://schemas.microsoft.com/office/2019/extlst" xmlns:v="urn:schemas-microsoft-com:vml" xmlns:w10="urn:schemas-microsoft-com:office:word" xmlns:w="http://schemas.openxmlformats.org/wordprocessingml/2006/main" xmlns:w16cex="http://schemas.microsoft.com/office/word/2018/wordml/cex" xmlns:w16cid="http://schemas.microsoft.com/office/word/2016/wordml/cid" xmlns:w16="http://schemas.microsoft.com/office/word/2018/wordml" xmlns:w16du="http://schemas.microsoft.com/office/word/2023/wordml/word16du" xmlns:w16sdtdh="http://schemas.microsoft.com/office/word/2020/wordml/sdtdatahash" xmlns:w16sdtfl="http://schemas.microsoft.com/office/word/2024/wordml/sdtformatlock" xmlns:asvg="http://schemas.microsoft.com/office/drawing/2016/SVG/main" r:embed="rId17"/>
                               </a:ext>
                             </a:extLst>
                           </a:blip>
@@ -1918,9 +2030,9 @@
               </wp:inline>
             </w:drawing>
           </mc:Choice>
-          <mc:Fallback xmlns:w16sdtfl="http://schemas.microsoft.com/office/word/2024/wordml/sdtformatlock" xmlns:w16sdtdh="http://schemas.microsoft.com/office/word/2020/wordml/sdtdatahash" xmlns:w16du="http://schemas.microsoft.com/office/word/2023/wordml/word16du" xmlns:w16="http://schemas.microsoft.com/office/word/2018/wordml" xmlns:w16cid="http://schemas.microsoft.com/office/word/2016/wordml/cid" xmlns:w16cex="http://schemas.microsoft.com/office/word/2018/wordml/cex" xmlns:oel="http://schemas.microsoft.com/office/2019/extlst" xmlns:am3d="http://schemas.microsoft.com/office/drawing/2017/model3d" xmlns:aink="http://schemas.microsoft.com/office/drawing/2016/ink" xmlns:cx8="http://schemas.microsoft.com/office/drawing/2016/5/14/chartex" xmlns:cx7="http://schemas.microsoft.com/office/drawing/2016/5/13/chartex" xmlns:cx6="http://schemas.microsoft.com/office/drawing/2016/5/12/chartex" xmlns:cx5="http://schemas.microsoft.com/office/drawing/2016/5/11/chartex" xmlns:cx4="http://schemas.microsoft.com/office/drawing/2016/5/10/chartex" xmlns:cx3="http://schemas.microsoft.com/office/drawing/2016/5/9/chartex" xmlns:cx2="http://schemas.microsoft.com/office/drawing/2015/10/21/chartex">
+          <mc:Fallback>
             <w:pict>
-              <v:group w14:anchorId="5A5C5327" id="组合 43" o:spid="_x0000_s1038" style="width:522.4pt;height:25.8pt;mso-position-horizontal-relative:char;mso-position-vertical-relative:line" coordorigin="4574,5959" coordsize="10448,516" o:gfxdata="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">
+              <v:group w14:anchorId="5A5C5327" id="组合 43" o:spid="_x0000_s1038" style="width:522.4pt;height:25.8pt;mso-position-horizontal-relative:char;mso-position-vertical-relative:line" coordorigin="4574,5959" coordsize="10448,516" o:gfxdata="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">
                 <v:group id="组合 38" o:spid="_x0000_s1039" style="position:absolute;left:4574;top:5959;width:10448;height:516" coordorigin="5462,4054" coordsize="10448,516" o:gfxdata="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">
                   <v:line id="直接连接符 8" o:spid="_x0000_s1040" style="position:absolute;visibility:visible;mso-wrap-style:square" from="7803,4312" to="15910,4312" o:connectortype="straight" o:gfxdata="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" strokecolor="#d8d8d8 [2732]" strokeweight="1pt">
                     <v:stroke joinstyle="miter"/>
@@ -1931,9 +2043,6 @@
                         <w:p>
                           <w:pPr>
                             <w:pStyle w:val="a7"/>
-                            <w:rPr>
-                              <w:rFonts w:hint="eastAsia"/>
-                            </w:rPr>
                           </w:pPr>
                           <w:r>
                             <w:rPr>
@@ -1957,8 +2066,9 @@
                     </v:textbox>
                   </v:shape>
                 </v:group>
-                <v:shape id="https://img8.file.cache.docer.com/storage/official/image/2023/05/15/2eb4fbbf9f54261388e3d4ca726f6b08.png" o:spid="_x0000_s1043" type="#_x0000_t75" alt="eyJpZCI6MjE1ODAxMDAsInJlc291cmNlX2tleSI6IjEwIn0K" style="position:absolute;left:4701;top:6030;width:382;height:382;visibility:visible;mso-wrap-style:square" o:gfxdata="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">
+                <v:shape id="https://img8.file.cache.docer.com/storage/official/image/2023/05/15/2eb4fbbf9f54261388e3d4ca726f6b08.png" o:spid="_x0000_s1043" type="#_x0000_t75" alt="eyJpZCI6MjE1ODAxMDAsInJlc291cmNlX2tleSI6IjEwIn0K" style="position:absolute;left:4701;top:6030;width:382;height:382;visibility:visible;mso-wrap-style:square" o:gfxdata="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">
                   <v:imagedata r:id="rId18" o:title="eyJpZCI6MjE1ODAxMDAsInJlc291cmNlX2tleSI6IjEwIn0K"/>
+                  <v:path arrowok="t"/>
                 </v:shape>
                 <w10:anchorlock/>
               </v:group>
@@ -2445,7 +2555,7 @@
                           <a:blip r:embed="rId16">
                             <a:extLst>
                               <a:ext uri="{96DAC541-7B7A-43D3-8B79-37D633B846F1}">
-                                <asvg:svgBlip xmlns:asvg="http://schemas.microsoft.com/office/drawing/2016/SVG/main" xmlns:w16sdtfl="http://schemas.microsoft.com/office/word/2024/wordml/sdtformatlock" xmlns:w16sdtdh="http://schemas.microsoft.com/office/word/2020/wordml/sdtdatahash" xmlns:w16du="http://schemas.microsoft.com/office/word/2023/wordml/word16du" xmlns:w16="http://schemas.microsoft.com/office/word/2018/wordml" xmlns:w16cid="http://schemas.microsoft.com/office/word/2016/wordml/cid" xmlns:w16cex="http://schemas.microsoft.com/office/word/2018/wordml/cex" xmlns:w="http://schemas.openxmlformats.org/wordprocessingml/2006/main" xmlns:w10="urn:schemas-microsoft-com:office:word" xmlns:v="urn:schemas-microsoft-com:vml" xmlns:oel="http://schemas.microsoft.com/office/2019/extlst" xmlns:o="urn:schemas-microsoft-com:office:office" xmlns:am3d="http://schemas.microsoft.com/office/drawing/2017/model3d" xmlns:aink="http://schemas.microsoft.com/office/drawing/2016/ink" xmlns:cx8="http://schemas.microsoft.com/office/drawing/2016/5/14/chartex" xmlns:cx7="http://schemas.microsoft.com/office/drawing/2016/5/13/chartex" xmlns:cx6="http://schemas.microsoft.com/office/drawing/2016/5/12/chartex" xmlns:cx5="http://schemas.microsoft.com/office/drawing/2016/5/11/chartex" xmlns:cx4="http://schemas.microsoft.com/office/drawing/2016/5/10/chartex" xmlns:cx3="http://schemas.microsoft.com/office/drawing/2016/5/9/chartex" xmlns:cx2="http://schemas.microsoft.com/office/drawing/2015/10/21/chartex" xmlns="" r:embed="rId17"/>
+                                <asvg:svgBlip xmlns="" xmlns:cx2="http://schemas.microsoft.com/office/drawing/2015/10/21/chartex" xmlns:cx3="http://schemas.microsoft.com/office/drawing/2016/5/9/chartex" xmlns:cx4="http://schemas.microsoft.com/office/drawing/2016/5/10/chartex" xmlns:cx5="http://schemas.microsoft.com/office/drawing/2016/5/11/chartex" xmlns:cx6="http://schemas.microsoft.com/office/drawing/2016/5/12/chartex" xmlns:cx7="http://schemas.microsoft.com/office/drawing/2016/5/13/chartex" xmlns:cx8="http://schemas.microsoft.com/office/drawing/2016/5/14/chartex" xmlns:aink="http://schemas.microsoft.com/office/drawing/2016/ink" xmlns:am3d="http://schemas.microsoft.com/office/drawing/2017/model3d" xmlns:o="urn:schemas-microsoft-com:office:office" xmlns:oel="http://schemas.microsoft.com/office/2019/extlst" xmlns:v="urn:schemas-microsoft-com:vml" xmlns:w10="urn:schemas-microsoft-com:office:word" xmlns:w="http://schemas.openxmlformats.org/wordprocessingml/2006/main" xmlns:w16cex="http://schemas.microsoft.com/office/word/2018/wordml/cex" xmlns:w16cid="http://schemas.microsoft.com/office/word/2016/wordml/cid" xmlns:w16="http://schemas.microsoft.com/office/word/2018/wordml" xmlns:w16du="http://schemas.microsoft.com/office/word/2023/wordml/word16du" xmlns:w16sdtdh="http://schemas.microsoft.com/office/word/2020/wordml/sdtdatahash" xmlns:w16sdtfl="http://schemas.microsoft.com/office/word/2024/wordml/sdtformatlock" xmlns:asvg="http://schemas.microsoft.com/office/drawing/2016/SVG/main" r:embed="rId17"/>
                               </a:ext>
                             </a:extLst>
                           </a:blip>
@@ -2470,9 +2580,9 @@
               </wp:inline>
             </w:drawing>
           </mc:Choice>
-          <mc:Fallback xmlns:w16sdtfl="http://schemas.microsoft.com/office/word/2024/wordml/sdtformatlock" xmlns:w16sdtdh="http://schemas.microsoft.com/office/word/2020/wordml/sdtdatahash" xmlns:w16du="http://schemas.microsoft.com/office/word/2023/wordml/word16du" xmlns:w16="http://schemas.microsoft.com/office/word/2018/wordml" xmlns:w16cid="http://schemas.microsoft.com/office/word/2016/wordml/cid" xmlns:w16cex="http://schemas.microsoft.com/office/word/2018/wordml/cex" xmlns:oel="http://schemas.microsoft.com/office/2019/extlst" xmlns:am3d="http://schemas.microsoft.com/office/drawing/2017/model3d" xmlns:aink="http://schemas.microsoft.com/office/drawing/2016/ink" xmlns:cx8="http://schemas.microsoft.com/office/drawing/2016/5/14/chartex" xmlns:cx7="http://schemas.microsoft.com/office/drawing/2016/5/13/chartex" xmlns:cx6="http://schemas.microsoft.com/office/drawing/2016/5/12/chartex" xmlns:cx5="http://schemas.microsoft.com/office/drawing/2016/5/11/chartex" xmlns:cx4="http://schemas.microsoft.com/office/drawing/2016/5/10/chartex" xmlns:cx3="http://schemas.microsoft.com/office/drawing/2016/5/9/chartex" xmlns:cx2="http://schemas.microsoft.com/office/drawing/2015/10/21/chartex">
+          <mc:Fallback>
             <w:pict>
-              <v:group w14:anchorId="765428DF" id="组合 1" o:spid="_x0000_s1044" style="width:518.8pt;height:25.6pt;mso-position-horizontal-relative:char;mso-position-vertical-relative:line" coordorigin="4574,5959" coordsize="10448,516" o:gfxdata="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">
+              <v:group w14:anchorId="765428DF" id="组合 1" o:spid="_x0000_s1044" style="width:518.8pt;height:25.6pt;mso-position-horizontal-relative:char;mso-position-vertical-relative:line" coordorigin="4574,5959" coordsize="10448,516" o:gfxdata="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">
                 <v:group id="组合 2" o:spid="_x0000_s1045" style="position:absolute;left:4574;top:5959;width:10448;height:516" coordorigin="5462,4054" coordsize="10448,516" o:gfxdata="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">
                   <v:line id="直接连接符 8" o:spid="_x0000_s1046" style="position:absolute;visibility:visible;mso-wrap-style:square" from="7803,4312" to="15910,4312" o:connectortype="straight" o:gfxdata="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" strokecolor="#d8d8d8 [2732]" strokeweight="1pt">
                     <v:stroke joinstyle="miter"/>
@@ -2483,9 +2593,6 @@
                         <w:p>
                           <w:pPr>
                             <w:pStyle w:val="a7"/>
-                            <w:rPr>
-                              <w:rFonts w:hint="eastAsia"/>
-                            </w:rPr>
                           </w:pPr>
                           <w:r>
                             <w:rPr>
@@ -2509,8 +2616,9 @@
                     </v:textbox>
                   </v:shape>
                 </v:group>
-                <v:shape id="https://img8.file.cache.docer.com/storage/official/image/2023/05/15/2eb4fbbf9f54261388e3d4ca726f6b08.png" o:spid="_x0000_s1049" type="#_x0000_t75" alt="eyJpZCI6MjE1ODAxMDAsInJlc291cmNlX2tleSI6IjEwIn0K" style="position:absolute;left:4701;top:6030;width:382;height:382;visibility:visible;mso-wrap-style:square" o:gfxdata="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">
+                <v:shape id="https://img8.file.cache.docer.com/storage/official/image/2023/05/15/2eb4fbbf9f54261388e3d4ca726f6b08.png" o:spid="_x0000_s1049" type="#_x0000_t75" alt="eyJpZCI6MjE1ODAxMDAsInJlc291cmNlX2tleSI6IjEwIn0K" style="position:absolute;left:4701;top:6030;width:382;height:382;visibility:visible;mso-wrap-style:square" o:gfxdata="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">
                   <v:imagedata r:id="rId18" o:title="eyJpZCI6MjE1ODAxMDAsInJlc291cmNlX2tleSI6IjEwIn0K"/>
+                  <v:path arrowok="t"/>
                 </v:shape>
                 <w10:anchorlock/>
               </v:group>
@@ -2570,21 +2678,22 @@
         <w:rPr>
           <w:rFonts w:ascii="MiSans" w:eastAsia="MiSans" w:hAnsi="MiSans" w:cs="MiSans" w:hint="eastAsia"/>
         </w:rPr>
-        <w:lastRenderedPageBreak/>
         <w:t>项目介绍</w:t>
       </w:r>
     </w:p>
     <w:p>
       <w:pPr>
         <w:pStyle w:val="ab"/>
-        <w:rPr>
-          <w:rFonts w:ascii="MiSans" w:eastAsia="MiSans" w:hAnsi="MiSans" w:cs="MiSans"/>
-        </w:rPr>
-      </w:pPr>
-      <w:r>
-        <w:rPr>
-          <w:rFonts w:ascii="MiSans" w:eastAsia="MiSans" w:hAnsi="MiSans" w:cs="MiSans" w:hint="eastAsia"/>
-        </w:rPr>
+        <w:ind w:firstLineChars="200" w:firstLine="440"/>
+        <w:rPr>
+          <w:rFonts w:ascii="MiSans" w:eastAsia="MiSans" w:hAnsi="MiSans" w:cs="MiSans"/>
+        </w:rPr>
+      </w:pPr>
+      <w:r>
+        <w:rPr>
+          <w:rFonts w:ascii="MiSans" w:eastAsia="MiSans" w:hAnsi="MiSans" w:cs="MiSans" w:hint="eastAsia"/>
+        </w:rPr>
+        <w:lastRenderedPageBreak/>
         <w:t>华安财险贵州分公司收展团队规模超200人，原有考核依赖手工报表，存在数据分散、口径不一、过程管理缺失等问题，为此启动收</w:t>
       </w:r>
       <w:proofErr w:type="gramStart"/>
@@ -2599,7 +2708,7 @@
         <w:rPr>
           <w:rFonts w:ascii="MiSans" w:eastAsia="MiSans" w:hAnsi="MiSans" w:cs="MiSans" w:hint="eastAsia"/>
         </w:rPr>
-        <w:t>经营考核数据仓库及大数据分析平台建设，旨在打通承保、佣金、活动量等多源数据，实现考核指标的系统化自动加工与多维度可视化，以数据驱动队伍精细化管理与业务结构优化。</w:t>
+        <w:t>经营考核数据仓库及大数据分析平台建设，实现考核指标的系统化自动加工与多维度可视化，以数据驱动队伍精细化管理与业务结构优化。</w:t>
       </w:r>
     </w:p>
     <w:p>
@@ -2632,6 +2741,1204 @@
       <w:pPr>
         <w:pStyle w:val="ab"/>
         <w:ind w:firstLine="420"/>
+        <w:rPr>
+          <w:rFonts w:ascii="MiSans" w:eastAsia="MiSans" w:hAnsi="MiSans" w:cs="MiSans" w:hint="eastAsia"/>
+          <w:b/>
+        </w:rPr>
+      </w:pPr>
+      <w:r>
+        <w:rPr>
+          <w:rFonts w:ascii="MiSans" w:eastAsia="MiSans" w:hAnsi="MiSans" w:cs="MiSans" w:hint="eastAsia"/>
+          <w:b/>
+        </w:rPr>
+        <w:t>H</w:t>
+      </w:r>
+      <w:r>
+        <w:rPr>
+          <w:rFonts w:ascii="MiSans" w:eastAsia="MiSans" w:hAnsi="MiSans" w:cs="MiSans"/>
+          <w:b/>
+        </w:rPr>
+        <w:t xml:space="preserve">adoop HDFS + Hive </w:t>
+      </w:r>
+      <w:r>
+        <w:rPr>
+          <w:rFonts w:ascii="MiSans" w:eastAsia="MiSans" w:hAnsi="MiSans" w:cs="MiSans" w:hint="eastAsia"/>
+          <w:b/>
+        </w:rPr>
+        <w:t>+</w:t>
+      </w:r>
+      <w:r>
+        <w:rPr>
+          <w:rFonts w:ascii="MiSans" w:eastAsia="MiSans" w:hAnsi="MiSans" w:cs="MiSans"/>
+          <w:b/>
+        </w:rPr>
+        <w:t xml:space="preserve"> </w:t>
+      </w:r>
+      <w:proofErr w:type="spellStart"/>
+      <w:r>
+        <w:rPr>
+          <w:rFonts w:ascii="MiSans" w:eastAsia="MiSans" w:hAnsi="MiSans" w:cs="MiSans" w:hint="eastAsia"/>
+          <w:b/>
+        </w:rPr>
+        <w:t>DataX</w:t>
+      </w:r>
+      <w:proofErr w:type="spellEnd"/>
+      <w:r>
+        <w:rPr>
+          <w:rFonts w:ascii="MiSans" w:eastAsia="MiSans" w:hAnsi="MiSans" w:cs="MiSans" w:hint="eastAsia"/>
+          <w:b/>
+        </w:rPr>
+        <w:t xml:space="preserve"> +</w:t>
+      </w:r>
+      <w:r>
+        <w:rPr>
+          <w:rFonts w:ascii="MiSans" w:eastAsia="MiSans" w:hAnsi="MiSans" w:cs="MiSans" w:hint="eastAsia"/>
+          <w:b/>
+        </w:rPr>
+        <w:t xml:space="preserve"> </w:t>
+      </w:r>
+      <w:proofErr w:type="spellStart"/>
+      <w:r>
+        <w:rPr>
+          <w:rFonts w:ascii="MiSans" w:eastAsia="MiSans" w:hAnsi="MiSans" w:cs="MiSans" w:hint="eastAsia"/>
+          <w:b/>
+        </w:rPr>
+        <w:t>DBeaver</w:t>
+      </w:r>
+      <w:proofErr w:type="spellEnd"/>
+      <w:r>
+        <w:rPr>
+          <w:rFonts w:ascii="MiSans" w:eastAsia="MiSans" w:hAnsi="MiSans" w:cs="MiSans"/>
+          <w:b/>
+        </w:rPr>
+        <w:t xml:space="preserve"> + Shell + </w:t>
+      </w:r>
+      <w:proofErr w:type="gramStart"/>
+      <w:r>
+        <w:rPr>
+          <w:rFonts w:ascii="MiSans" w:eastAsia="MiSans" w:hAnsi="MiSans" w:cs="MiSans"/>
+          <w:b/>
+        </w:rPr>
+        <w:t>帆软</w:t>
+      </w:r>
+      <w:proofErr w:type="spellStart"/>
+      <w:proofErr w:type="gramEnd"/>
+      <w:r>
+        <w:rPr>
+          <w:rFonts w:ascii="MiSans" w:eastAsia="MiSans" w:hAnsi="MiSans" w:cs="MiSans"/>
+          <w:b/>
+        </w:rPr>
+        <w:t>FineReport</w:t>
+      </w:r>
+      <w:proofErr w:type="spellEnd"/>
+      <w:r>
+        <w:rPr>
+          <w:rFonts w:ascii="MiSans" w:eastAsia="MiSans" w:hAnsi="MiSans" w:cs="MiSans" w:hint="eastAsia"/>
+          <w:b/>
+        </w:rPr>
+        <w:t xml:space="preserve"> +</w:t>
+      </w:r>
+      <w:r>
+        <w:rPr>
+          <w:rFonts w:ascii="MiSans" w:eastAsia="MiSans" w:hAnsi="MiSans" w:cs="MiSans"/>
+          <w:b/>
+        </w:rPr>
+        <w:t xml:space="preserve"> </w:t>
+      </w:r>
+      <w:r>
+        <w:rPr>
+          <w:rFonts w:ascii="MiSans" w:eastAsia="MiSans" w:hAnsi="MiSans" w:cs="MiSans"/>
+          <w:b/>
+        </w:rPr>
+        <w:t xml:space="preserve">Apache </w:t>
+      </w:r>
+      <w:proofErr w:type="spellStart"/>
+      <w:r>
+        <w:rPr>
+          <w:rFonts w:ascii="MiSans" w:eastAsia="MiSans" w:hAnsi="MiSans" w:cs="MiSans"/>
+          <w:b/>
+        </w:rPr>
+        <w:t>DolphinScheduler</w:t>
+      </w:r>
+      <w:proofErr w:type="spellEnd"/>
+    </w:p>
+    <w:p>
+      <w:pPr>
+        <w:pStyle w:val="ab"/>
+        <w:numPr>
+          <w:ilvl w:val="0"/>
+          <w:numId w:val="6"/>
+        </w:numPr>
+        <w:rPr>
+          <w:rFonts w:ascii="MiSans" w:eastAsia="MiSans" w:hAnsi="MiSans" w:cs="MiSans"/>
+        </w:rPr>
+      </w:pPr>
+      <w:r>
+        <w:rPr>
+          <w:rFonts w:ascii="MiSans" w:eastAsia="MiSans" w:hAnsi="MiSans" w:cs="MiSans" w:hint="eastAsia"/>
+        </w:rPr>
+        <w:t>工作职责</w:t>
+      </w:r>
+    </w:p>
+    <w:p>
+      <w:pPr>
+        <w:pStyle w:val="ab"/>
+        <w:numPr>
+          <w:ilvl w:val="0"/>
+          <w:numId w:val="9"/>
+        </w:numPr>
+        <w:rPr>
+          <w:rFonts w:ascii="MiSans" w:eastAsia="MiSans" w:hAnsi="MiSans" w:cs="MiSans"/>
+        </w:rPr>
+      </w:pPr>
+      <w:r>
+        <w:rPr>
+          <w:rFonts w:ascii="MiSans" w:eastAsia="MiSans" w:hAnsi="MiSans" w:cs="MiSans"/>
+        </w:rPr>
+        <w:t>参与项目启动，</w:t>
+      </w:r>
+      <w:r>
+        <w:rPr>
+          <w:rFonts w:ascii="MiSans" w:eastAsia="MiSans" w:hAnsi="MiSans" w:cs="MiSans" w:hint="eastAsia"/>
+        </w:rPr>
+        <w:t>与甲方相关技术部门进行沟通。</w:t>
+      </w:r>
+      <w:r>
+        <w:rPr>
+          <w:rFonts w:ascii="MiSans" w:eastAsia="MiSans" w:hAnsi="MiSans" w:cs="MiSans" w:hint="eastAsia"/>
+        </w:rPr>
+        <w:t>理解项目并进行需求分析调</w:t>
+      </w:r>
+      <w:r>
+        <w:rPr>
+          <w:rFonts w:ascii="MiSans" w:eastAsia="MiSans" w:hAnsi="MiSans" w:cs="MiSans" w:hint="eastAsia"/>
+        </w:rPr>
+        <w:t>研，</w:t>
+      </w:r>
+      <w:r>
+        <w:rPr>
+          <w:rFonts w:ascii="MiSans" w:eastAsia="MiSans" w:hAnsi="MiSans" w:cs="MiSans" w:hint="eastAsia"/>
+        </w:rPr>
+        <w:t>分析最终业务相关数据字段与来源</w:t>
+      </w:r>
+      <w:r>
+        <w:rPr>
+          <w:rFonts w:ascii="MiSans" w:eastAsia="MiSans" w:hAnsi="MiSans" w:cs="MiSans" w:hint="eastAsia"/>
+        </w:rPr>
+        <w:t>，产出调研报告。</w:t>
+      </w:r>
+    </w:p>
+    <w:p>
+      <w:pPr>
+        <w:pStyle w:val="ab"/>
+        <w:numPr>
+          <w:ilvl w:val="0"/>
+          <w:numId w:val="9"/>
+        </w:numPr>
+        <w:rPr>
+          <w:rFonts w:ascii="MiSans" w:eastAsia="MiSans" w:hAnsi="MiSans" w:cs="MiSans"/>
+        </w:rPr>
+      </w:pPr>
+      <w:r>
+        <w:rPr>
+          <w:rFonts w:ascii="MiSans" w:eastAsia="MiSans" w:hAnsi="MiSans" w:cs="MiSans"/>
+        </w:rPr>
+        <w:t>编写ODS</w:t>
+      </w:r>
+      <w:r>
+        <w:rPr>
+          <w:rFonts w:ascii="MiSans" w:eastAsia="MiSans" w:hAnsi="MiSans" w:cs="MiSans" w:hint="eastAsia"/>
+        </w:rPr>
+        <w:t>到</w:t>
+      </w:r>
+      <w:r>
+        <w:rPr>
+          <w:rFonts w:ascii="MiSans" w:eastAsia="MiSans" w:hAnsi="MiSans" w:cs="MiSans"/>
+        </w:rPr>
+        <w:t>ADS各层的Mapping文档，明确</w:t>
+      </w:r>
+      <w:r>
+        <w:rPr>
+          <w:rFonts w:ascii="MiSans" w:eastAsia="MiSans" w:hAnsi="MiSans" w:cs="MiSans"/>
+        </w:rPr>
+        <w:t>表结构设计、取样规则、表间关联关系及字段计算逻辑，重点定义</w:t>
+      </w:r>
+      <w:r>
+        <w:rPr>
+          <w:rFonts w:ascii="MiSans" w:eastAsia="MiSans" w:hAnsi="MiSans" w:cs="MiSans" w:hint="eastAsia"/>
+        </w:rPr>
+        <w:t>核心字段的</w:t>
+      </w:r>
+      <w:r>
+        <w:rPr>
+          <w:rFonts w:ascii="MiSans" w:eastAsia="MiSans" w:hAnsi="MiSans" w:cs="MiSans"/>
+        </w:rPr>
+        <w:t>取数口径与判定规则</w:t>
+      </w:r>
+      <w:r>
+        <w:rPr>
+          <w:rFonts w:ascii="MiSans" w:eastAsia="MiSans" w:hAnsi="MiSans" w:cs="MiSans" w:hint="eastAsia"/>
+        </w:rPr>
+        <w:t>。</w:t>
+      </w:r>
+    </w:p>
+    <w:p>
+      <w:pPr>
+        <w:pStyle w:val="ab"/>
+        <w:numPr>
+          <w:ilvl w:val="0"/>
+          <w:numId w:val="9"/>
+        </w:numPr>
+        <w:rPr>
+          <w:rFonts w:ascii="MiSans" w:eastAsia="MiSans" w:hAnsi="MiSans" w:cs="MiSans"/>
+        </w:rPr>
+      </w:pPr>
+      <w:r>
+        <w:rPr>
+          <w:rFonts w:ascii="MiSans" w:eastAsia="MiSans" w:hAnsi="MiSans" w:cs="MiSans" w:hint="eastAsia"/>
+        </w:rPr>
+        <w:t>依托mapping文档，</w:t>
+      </w:r>
+      <w:r>
+        <w:rPr>
+          <w:rFonts w:ascii="MiSans" w:eastAsia="MiSans" w:hAnsi="MiSans" w:cs="MiSans"/>
+        </w:rPr>
+        <w:t>将承保、佣金、CRM、考勤等</w:t>
+      </w:r>
+      <w:r>
+        <w:rPr>
+          <w:rFonts w:ascii="MiSans" w:eastAsia="MiSans" w:hAnsi="MiSans" w:cs="MiSans" w:hint="eastAsia"/>
+        </w:rPr>
+        <w:t>多</w:t>
+      </w:r>
+      <w:r>
+        <w:rPr>
+          <w:rFonts w:ascii="MiSans" w:eastAsia="MiSans" w:hAnsi="MiSans" w:cs="MiSans"/>
+        </w:rPr>
+        <w:t>套</w:t>
+      </w:r>
+      <w:r>
+        <w:rPr>
+          <w:rFonts w:ascii="MiSans" w:eastAsia="MiSans" w:hAnsi="MiSans" w:cs="MiSans"/>
+        </w:rPr>
+        <w:t>MySQL</w:t>
+      </w:r>
+      <w:r>
+        <w:rPr>
+          <w:rFonts w:ascii="MiSans" w:eastAsia="MiSans" w:hAnsi="MiSans" w:cs="MiSans"/>
+        </w:rPr>
+        <w:t>源系统数据全量及增量抽取至Hive ODS</w:t>
+      </w:r>
+      <w:r>
+        <w:rPr>
+          <w:rFonts w:ascii="MiSans" w:eastAsia="MiSans" w:hAnsi="MiSans" w:cs="MiSans"/>
+        </w:rPr>
+        <w:t>层</w:t>
+      </w:r>
+      <w:r>
+        <w:rPr>
+          <w:rFonts w:ascii="MiSans" w:eastAsia="MiSans" w:hAnsi="MiSans" w:cs="MiSans" w:hint="eastAsia"/>
+        </w:rPr>
+        <w:t>。</w:t>
+      </w:r>
+    </w:p>
+    <w:p>
+      <w:pPr>
+        <w:pStyle w:val="ab"/>
+        <w:numPr>
+          <w:ilvl w:val="0"/>
+          <w:numId w:val="9"/>
+        </w:numPr>
+        <w:rPr>
+          <w:rFonts w:ascii="MiSans" w:eastAsia="MiSans" w:hAnsi="MiSans" w:cs="MiSans"/>
+        </w:rPr>
+      </w:pPr>
+      <w:r>
+        <w:rPr>
+          <w:rFonts w:ascii="MiSans" w:eastAsia="MiSans" w:hAnsi="MiSans" w:cs="MiSans"/>
+        </w:rPr>
+        <w:t>在ODS-DWD清洗环节使用Hive SQL</w:t>
+      </w:r>
+      <w:r>
+        <w:rPr>
+          <w:rFonts w:ascii="MiSans" w:eastAsia="MiSans" w:hAnsi="MiSans" w:cs="MiSans" w:hint="eastAsia"/>
+        </w:rPr>
+        <w:t>自定义函数</w:t>
+      </w:r>
+      <w:r>
+        <w:rPr>
+          <w:rFonts w:ascii="MiSans" w:eastAsia="MiSans" w:hAnsi="MiSans" w:cs="MiSans"/>
+        </w:rPr>
+        <w:t>对手机号、身份证号等敏感字段进行哈希加密脱敏</w:t>
+      </w:r>
+      <w:r>
+        <w:rPr>
+          <w:rFonts w:ascii="MiSans" w:eastAsia="MiSans" w:hAnsi="MiSans" w:cs="MiSans" w:hint="eastAsia"/>
+        </w:rPr>
+        <w:t>并</w:t>
+      </w:r>
+      <w:r>
+        <w:rPr>
+          <w:rFonts w:ascii="MiSans" w:eastAsia="MiSans" w:hAnsi="MiSans" w:cs="MiSans" w:hint="eastAsia"/>
+        </w:rPr>
+        <w:t>去除部分边缘字段</w:t>
+      </w:r>
+      <w:r>
+        <w:rPr>
+          <w:rFonts w:ascii="MiSans" w:eastAsia="MiSans" w:hAnsi="MiSans" w:cs="MiSans" w:hint="eastAsia"/>
+        </w:rPr>
+        <w:t>，确保数据安全性和可用性。</w:t>
+      </w:r>
+    </w:p>
+    <w:p>
+      <w:pPr>
+        <w:pStyle w:val="ab"/>
+        <w:numPr>
+          <w:ilvl w:val="0"/>
+          <w:numId w:val="9"/>
+        </w:numPr>
+        <w:rPr>
+          <w:rFonts w:ascii="MiSans" w:eastAsia="MiSans" w:hAnsi="MiSans" w:cs="MiSans"/>
+        </w:rPr>
+      </w:pPr>
+      <w:r>
+        <w:rPr>
+          <w:rFonts w:ascii="MiSans" w:eastAsia="MiSans" w:hAnsi="MiSans" w:cs="MiSans" w:hint="eastAsia"/>
+        </w:rPr>
+        <w:t>从DWD到DWS</w:t>
+      </w:r>
+      <w:r>
+        <w:rPr>
+          <w:rFonts w:ascii="MiSans" w:eastAsia="MiSans" w:hAnsi="MiSans" w:cs="MiSans" w:hint="eastAsia"/>
+        </w:rPr>
+        <w:t>，</w:t>
+      </w:r>
+      <w:r>
+        <w:rPr>
+          <w:rFonts w:ascii="MiSans" w:eastAsia="MiSans" w:hAnsi="MiSans" w:cs="MiSans"/>
+        </w:rPr>
+        <w:t>关联多张事</w:t>
+      </w:r>
+      <w:r>
+        <w:rPr>
+          <w:rFonts w:ascii="MiSans" w:eastAsia="MiSans" w:hAnsi="MiSans" w:cs="MiSans"/>
+        </w:rPr>
+        <w:t>实表与维度表</w:t>
+      </w:r>
+      <w:r>
+        <w:rPr>
+          <w:rFonts w:ascii="MiSans" w:eastAsia="MiSans" w:hAnsi="MiSans" w:cs="MiSans" w:hint="eastAsia"/>
+        </w:rPr>
+        <w:t>，</w:t>
+      </w:r>
+      <w:r>
+        <w:rPr>
+          <w:rFonts w:ascii="MiSans" w:eastAsia="MiSans" w:hAnsi="MiSans" w:cs="MiSans"/>
+        </w:rPr>
+        <w:t>构建以</w:t>
+      </w:r>
+      <w:r>
+        <w:rPr>
+          <w:rFonts w:ascii="MiSans" w:eastAsia="MiSans" w:hAnsi="MiSans" w:cs="MiSans"/>
+          <w:bCs/>
+        </w:rPr>
+        <w:t>人力</w:t>
+      </w:r>
+      <w:r>
+        <w:rPr>
+          <w:rFonts w:ascii="MiSans" w:eastAsia="MiSans" w:hAnsi="MiSans" w:cs="MiSans" w:hint="eastAsia"/>
+          <w:bCs/>
+        </w:rPr>
+        <w:t>主题、</w:t>
+      </w:r>
+      <w:r>
+        <w:rPr>
+          <w:rFonts w:ascii="MiSans" w:eastAsia="MiSans" w:hAnsi="MiSans" w:cs="MiSans" w:hint="eastAsia"/>
+          <w:bCs/>
+        </w:rPr>
+        <w:t>渠道</w:t>
+      </w:r>
+      <w:r>
+        <w:rPr>
+          <w:rFonts w:ascii="MiSans" w:eastAsia="MiSans" w:hAnsi="MiSans" w:cs="MiSans"/>
+          <w:bCs/>
+        </w:rPr>
+        <w:t>主题</w:t>
+      </w:r>
+      <w:r>
+        <w:rPr>
+          <w:rFonts w:ascii="MiSans" w:eastAsia="MiSans" w:hAnsi="MiSans" w:cs="MiSans" w:hint="eastAsia"/>
+          <w:bCs/>
+        </w:rPr>
+        <w:t>等</w:t>
+      </w:r>
+      <w:r>
+        <w:rPr>
+          <w:rFonts w:ascii="MiSans" w:eastAsia="MiSans" w:hAnsi="MiSans" w:cs="MiSans"/>
+        </w:rPr>
+        <w:t>为核心的</w:t>
+      </w:r>
+      <w:r>
+        <w:rPr>
+          <w:rFonts w:ascii="MiSans" w:eastAsia="MiSans" w:hAnsi="MiSans" w:cs="MiSans" w:hint="eastAsia"/>
+        </w:rPr>
+        <w:t>集市</w:t>
+      </w:r>
+      <w:proofErr w:type="gramStart"/>
+      <w:r>
+        <w:rPr>
+          <w:rFonts w:ascii="MiSans" w:eastAsia="MiSans" w:hAnsi="MiSans" w:cs="MiSans" w:hint="eastAsia"/>
+        </w:rPr>
+        <w:t>层</w:t>
+      </w:r>
+      <w:r>
+        <w:rPr>
+          <w:rFonts w:ascii="MiSans" w:eastAsia="MiSans" w:hAnsi="MiSans" w:cs="MiSans" w:hint="eastAsia"/>
+        </w:rPr>
+        <w:t>宽表</w:t>
+      </w:r>
+      <w:proofErr w:type="gramEnd"/>
+      <w:r>
+        <w:rPr>
+          <w:rFonts w:ascii="MiSans" w:eastAsia="MiSans" w:hAnsi="MiSans" w:cs="MiSans" w:hint="eastAsia"/>
+        </w:rPr>
+        <w:t>（</w:t>
+      </w:r>
+      <w:r>
+        <w:rPr>
+          <w:rFonts w:ascii="MiSans" w:eastAsia="MiSans" w:hAnsi="MiSans" w:cs="MiSans" w:hint="eastAsia"/>
+        </w:rPr>
+        <w:t>例如代理人信息表、客户经营表、投保单信息表</w:t>
+      </w:r>
+      <w:r>
+        <w:rPr>
+          <w:rFonts w:ascii="MiSans" w:eastAsia="MiSans" w:hAnsi="MiSans" w:cs="MiSans" w:hint="eastAsia"/>
+        </w:rPr>
+        <w:t>）</w:t>
+      </w:r>
+      <w:r>
+        <w:rPr>
+          <w:rFonts w:ascii="MiSans" w:eastAsia="MiSans" w:hAnsi="MiSans" w:cs="MiSans" w:hint="eastAsia"/>
+        </w:rPr>
+        <w:t>形成明细层。</w:t>
+      </w:r>
+    </w:p>
+    <w:p>
+      <w:pPr>
+        <w:pStyle w:val="ab"/>
+        <w:numPr>
+          <w:ilvl w:val="0"/>
+          <w:numId w:val="9"/>
+        </w:numPr>
+        <w:rPr>
+          <w:rFonts w:ascii="MiSans" w:eastAsia="MiSans" w:hAnsi="MiSans" w:cs="MiSans"/>
+        </w:rPr>
+      </w:pPr>
+      <w:r>
+        <w:rPr>
+          <w:rFonts w:ascii="MiSans" w:eastAsia="MiSans" w:hAnsi="MiSans" w:cs="MiSans" w:hint="eastAsia"/>
+        </w:rPr>
+        <w:t>从</w:t>
+      </w:r>
+      <w:r>
+        <w:rPr>
+          <w:rFonts w:ascii="MiSans" w:eastAsia="MiSans" w:hAnsi="MiSans" w:cs="MiSans"/>
+        </w:rPr>
+        <w:t>DWS</w:t>
+      </w:r>
+      <w:r>
+        <w:rPr>
+          <w:rFonts w:ascii="MiSans" w:eastAsia="MiSans" w:hAnsi="MiSans" w:cs="MiSans" w:hint="eastAsia"/>
+        </w:rPr>
+        <w:t>到</w:t>
+      </w:r>
+      <w:r>
+        <w:rPr>
+          <w:rFonts w:ascii="MiSans" w:eastAsia="MiSans" w:hAnsi="MiSans" w:cs="MiSans"/>
+        </w:rPr>
+        <w:t>ADS</w:t>
+      </w:r>
+      <w:r>
+        <w:rPr>
+          <w:rFonts w:ascii="MiSans" w:eastAsia="MiSans" w:hAnsi="MiSans" w:cs="MiSans" w:hint="eastAsia"/>
+        </w:rPr>
+        <w:t>，</w:t>
+      </w:r>
+      <w:r>
+        <w:rPr>
+          <w:rFonts w:ascii="MiSans" w:eastAsia="MiSans" w:hAnsi="MiSans" w:cs="MiSans" w:hint="eastAsia"/>
+        </w:rPr>
+        <w:t>基于业务考核指标，完成由汇总成到应用层的指标的计算口径与数据输出。</w:t>
+      </w:r>
+    </w:p>
+    <w:p>
+      <w:pPr>
+        <w:pStyle w:val="ab"/>
+        <w:numPr>
+          <w:ilvl w:val="0"/>
+          <w:numId w:val="9"/>
+        </w:numPr>
+        <w:rPr>
+          <w:rFonts w:ascii="MiSans" w:eastAsia="MiSans" w:hAnsi="MiSans" w:cs="MiSans"/>
+        </w:rPr>
+      </w:pPr>
+      <w:r>
+        <w:rPr>
+          <w:rFonts w:ascii="MiSans" w:eastAsia="MiSans" w:hAnsi="MiSans" w:cs="MiSans" w:hint="eastAsia"/>
+        </w:rPr>
+        <w:t>对人力、产品等主题</w:t>
+      </w:r>
+      <w:r>
+        <w:rPr>
+          <w:rFonts w:ascii="MiSans" w:eastAsia="MiSans" w:hAnsi="MiSans" w:cs="MiSans" w:hint="eastAsia"/>
+        </w:rPr>
+        <w:t>中数据口径不一致的情况进行处理和聚合，</w:t>
+      </w:r>
+      <w:r>
+        <w:rPr>
+          <w:rFonts w:ascii="MiSans" w:eastAsia="MiSans" w:hAnsi="MiSans" w:cs="MiSans" w:hint="eastAsia"/>
+        </w:rPr>
+        <w:t>根据需求完成每日、每周、季度、年度累计等指标的计算，确保数据准确性和一致性。</w:t>
+      </w:r>
+    </w:p>
+    <w:p>
+      <w:pPr>
+        <w:pStyle w:val="ab"/>
+        <w:numPr>
+          <w:ilvl w:val="0"/>
+          <w:numId w:val="9"/>
+        </w:numPr>
+        <w:rPr>
+          <w:rFonts w:ascii="MiSans" w:eastAsia="MiSans" w:hAnsi="MiSans" w:cs="MiSans"/>
+        </w:rPr>
+      </w:pPr>
+      <w:r>
+        <w:rPr>
+          <w:rFonts w:ascii="MiSans" w:eastAsia="MiSans" w:hAnsi="MiSans" w:cs="MiSans"/>
+        </w:rPr>
+        <w:t>根据业务</w:t>
+      </w:r>
+      <w:proofErr w:type="gramStart"/>
+      <w:r>
+        <w:rPr>
+          <w:rFonts w:ascii="MiSans" w:eastAsia="MiSans" w:hAnsi="MiSans" w:cs="MiSans"/>
+        </w:rPr>
+        <w:t>方需求</w:t>
+      </w:r>
+      <w:proofErr w:type="gramEnd"/>
+      <w:r>
+        <w:rPr>
+          <w:rFonts w:ascii="MiSans" w:eastAsia="MiSans" w:hAnsi="MiSans" w:cs="MiSans"/>
+        </w:rPr>
+        <w:t>对宽表层数据进行</w:t>
+      </w:r>
+      <w:r>
+        <w:rPr>
+          <w:rFonts w:ascii="MiSans" w:eastAsia="MiSans" w:hAnsi="MiSans" w:cs="MiSans" w:hint="eastAsia"/>
+        </w:rPr>
+        <w:t>简单</w:t>
+      </w:r>
+      <w:r>
+        <w:rPr>
+          <w:rFonts w:ascii="MiSans" w:eastAsia="MiSans" w:hAnsi="MiSans" w:cs="MiSans"/>
+        </w:rPr>
+        <w:t>加工</w:t>
+      </w:r>
+      <w:r>
+        <w:rPr>
+          <w:rFonts w:ascii="MiSans" w:eastAsia="MiSans" w:hAnsi="MiSans" w:cs="MiSans" w:hint="eastAsia"/>
+        </w:rPr>
+        <w:t>，</w:t>
+      </w:r>
+      <w:r>
+        <w:rPr>
+          <w:rFonts w:ascii="MiSans" w:eastAsia="MiSans" w:hAnsi="MiSans" w:cs="MiSans" w:hint="eastAsia"/>
+        </w:rPr>
+        <w:t>然后将结果</w:t>
+      </w:r>
+      <w:r>
+        <w:rPr>
+          <w:rFonts w:ascii="MiSans" w:eastAsia="MiSans" w:hAnsi="MiSans" w:cs="MiSans" w:hint="eastAsia"/>
+        </w:rPr>
+        <w:t>输出到目标表内。</w:t>
+      </w:r>
+    </w:p>
+    <w:p>
+      <w:pPr>
+        <w:pStyle w:val="ab"/>
+        <w:numPr>
+          <w:ilvl w:val="0"/>
+          <w:numId w:val="9"/>
+        </w:numPr>
+        <w:rPr>
+          <w:rFonts w:ascii="MiSans" w:eastAsia="MiSans" w:hAnsi="MiSans" w:cs="MiSans"/>
+        </w:rPr>
+      </w:pPr>
+      <w:r>
+        <w:rPr>
+          <w:rFonts w:ascii="MiSans" w:eastAsia="MiSans" w:hAnsi="MiSans" w:cs="MiSans"/>
+        </w:rPr>
+        <w:t>将调试通过的Hive SQL按照项目模板进行封装</w:t>
+      </w:r>
+      <w:r>
+        <w:rPr>
+          <w:rFonts w:ascii="MiSans" w:eastAsia="MiSans" w:hAnsi="MiSans" w:cs="MiSans"/>
+        </w:rPr>
+        <w:t>，编写配套注释与自测用例，完成功能验证，确保代码可复用、可维护</w:t>
+      </w:r>
+      <w:r>
+        <w:rPr>
+          <w:rFonts w:ascii="MiSans" w:eastAsia="MiSans" w:hAnsi="MiSans" w:cs="MiSans" w:hint="eastAsia"/>
+        </w:rPr>
+        <w:t>，并</w:t>
+      </w:r>
+      <w:r>
+        <w:rPr>
+          <w:rFonts w:ascii="MiSans" w:eastAsia="MiSans" w:hAnsi="MiSans" w:cs="MiSans"/>
+        </w:rPr>
+        <w:t>使用</w:t>
+      </w:r>
+      <w:proofErr w:type="spellStart"/>
+      <w:r>
+        <w:rPr>
+          <w:rFonts w:ascii="MiSans" w:eastAsia="MiSans" w:hAnsi="MiSans" w:cs="MiSans"/>
+        </w:rPr>
+        <w:t>DolphinSchedule</w:t>
+      </w:r>
+      <w:r>
+        <w:rPr>
+          <w:rFonts w:ascii="MiSans" w:eastAsia="MiSans" w:hAnsi="MiSans" w:cs="MiSans" w:hint="eastAsia"/>
+        </w:rPr>
+        <w:t>r</w:t>
+      </w:r>
+      <w:proofErr w:type="spellEnd"/>
+      <w:r>
+        <w:rPr>
+          <w:rFonts w:ascii="MiSans" w:eastAsia="MiSans" w:hAnsi="MiSans" w:cs="MiSans" w:hint="eastAsia"/>
+        </w:rPr>
+        <w:t>执行调度功能</w:t>
+      </w:r>
+    </w:p>
+    <w:p>
+      <w:pPr>
+        <w:pStyle w:val="ab"/>
+        <w:numPr>
+          <w:ilvl w:val="0"/>
+          <w:numId w:val="6"/>
+        </w:numPr>
+        <w:rPr>
+          <w:rFonts w:ascii="MiSans" w:eastAsia="MiSans" w:hAnsi="MiSans" w:cs="MiSans"/>
+        </w:rPr>
+      </w:pPr>
+      <w:r>
+        <w:rPr>
+          <w:rFonts w:ascii="MiSans" w:eastAsia="MiSans" w:hAnsi="MiSans" w:cs="MiSans" w:hint="eastAsia"/>
+        </w:rPr>
+        <w:t>业务成果</w:t>
+      </w:r>
+    </w:p>
+    <w:p>
+      <w:pPr>
+        <w:pStyle w:val="ab"/>
+        <w:numPr>
+          <w:ilvl w:val="0"/>
+          <w:numId w:val="14"/>
+        </w:numPr>
+        <w:rPr>
+          <w:rFonts w:ascii="MiSans" w:eastAsia="MiSans" w:hAnsi="MiSans" w:cs="MiSans"/>
+        </w:rPr>
+      </w:pPr>
+      <w:r>
+        <w:rPr>
+          <w:rFonts w:ascii="MiSans" w:eastAsia="MiSans" w:hAnsi="MiSans" w:cs="MiSans" w:hint="eastAsia"/>
+        </w:rPr>
+        <w:t>帮助业务团队快速分析</w:t>
+      </w:r>
+      <w:proofErr w:type="gramStart"/>
+      <w:r>
+        <w:rPr>
+          <w:rFonts w:ascii="MiSans" w:eastAsia="MiSans" w:hAnsi="MiSans" w:cs="MiSans" w:hint="eastAsia"/>
+        </w:rPr>
+        <w:t>每个收展员</w:t>
+      </w:r>
+      <w:proofErr w:type="gramEnd"/>
+      <w:r>
+        <w:rPr>
+          <w:rFonts w:ascii="MiSans" w:eastAsia="MiSans" w:hAnsi="MiSans" w:cs="MiSans" w:hint="eastAsia"/>
+        </w:rPr>
+        <w:t>的“有效参会人数”、</w:t>
+      </w:r>
+      <w:proofErr w:type="gramStart"/>
+      <w:r>
+        <w:rPr>
+          <w:rFonts w:ascii="MiSans" w:eastAsia="MiSans" w:hAnsi="MiSans" w:cs="MiSans" w:hint="eastAsia"/>
+        </w:rPr>
+        <w:t>“</w:t>
+      </w:r>
+      <w:proofErr w:type="gramEnd"/>
+      <w:r>
+        <w:rPr>
+          <w:rFonts w:ascii="MiSans" w:eastAsia="MiSans" w:hAnsi="MiSans" w:cs="MiSans" w:hint="eastAsia"/>
+        </w:rPr>
+        <w:t>有效拜访人数</w:t>
+      </w:r>
+      <w:proofErr w:type="gramStart"/>
+      <w:r>
+        <w:rPr>
+          <w:rFonts w:ascii="MiSans" w:eastAsia="MiSans" w:hAnsi="MiSans" w:cs="MiSans" w:hint="eastAsia"/>
+        </w:rPr>
+        <w:t>“</w:t>
+      </w:r>
+      <w:proofErr w:type="gramEnd"/>
+      <w:r>
+        <w:rPr>
+          <w:rFonts w:ascii="MiSans" w:eastAsia="MiSans" w:hAnsi="MiSans" w:cs="MiSans" w:hint="eastAsia"/>
+        </w:rPr>
+        <w:t>、“达星”情况等数据的分析，使客户团队的参会转化率增加了1</w:t>
+      </w:r>
+      <w:r>
+        <w:rPr>
+          <w:rFonts w:ascii="MiSans" w:eastAsia="MiSans" w:hAnsi="MiSans" w:cs="MiSans"/>
+        </w:rPr>
+        <w:t xml:space="preserve">5% </w:t>
+      </w:r>
+      <w:r>
+        <w:rPr>
+          <w:rFonts w:ascii="MiSans" w:eastAsia="MiSans" w:hAnsi="MiSans" w:cs="MiSans" w:hint="eastAsia"/>
+        </w:rPr>
+        <w:t>业绩达标人数增加了1</w:t>
+      </w:r>
+      <w:r>
+        <w:rPr>
+          <w:rFonts w:ascii="MiSans" w:eastAsia="MiSans" w:hAnsi="MiSans" w:cs="MiSans"/>
+        </w:rPr>
+        <w:t>0%</w:t>
+      </w:r>
+      <w:r>
+        <w:rPr>
+          <w:rFonts w:ascii="MiSans" w:eastAsia="MiSans" w:hAnsi="MiSans" w:cs="MiSans" w:hint="eastAsia"/>
+        </w:rPr>
+        <w:t>。</w:t>
+      </w:r>
+    </w:p>
+    <w:p>
+      <w:pPr>
+        <w:pStyle w:val="ab"/>
+        <w:numPr>
+          <w:ilvl w:val="0"/>
+          <w:numId w:val="14"/>
+        </w:numPr>
+        <w:rPr>
+          <w:rFonts w:ascii="MiSans" w:eastAsia="MiSans" w:hAnsi="MiSans" w:cs="MiSans" w:hint="eastAsia"/>
+        </w:rPr>
+      </w:pPr>
+      <w:r>
+        <w:rPr>
+          <w:rFonts w:ascii="MiSans" w:eastAsia="MiSans" w:hAnsi="MiSans" w:cs="MiSans" w:hint="eastAsia"/>
+        </w:rPr>
+        <w:t>通过调度系统有效减少人力干涉且提高了对数据处理的效率，减轻了客户团队数据分析的人力资源耗费，提高业务效率和工作的积极性</w:t>
+      </w:r>
+    </w:p>
+    <w:p>
+      <w:pPr>
+        <w:pStyle w:val="a5"/>
+        <w:spacing w:before="156"/>
+        <w:rPr>
+          <w:sz w:val="28"/>
+        </w:rPr>
+      </w:pPr>
+      <w:r>
+        <w:rPr>
+          <w:sz w:val="28"/>
+        </w:rPr>
+        <w:t>都</w:t>
+      </w:r>
+      <w:proofErr w:type="gramStart"/>
+      <w:r>
+        <w:rPr>
+          <w:sz w:val="28"/>
+        </w:rPr>
+        <w:t>邦</w:t>
+      </w:r>
+      <w:proofErr w:type="gramEnd"/>
+      <w:r>
+        <w:rPr>
+          <w:sz w:val="28"/>
+        </w:rPr>
+        <w:t>财险</w:t>
+      </w:r>
+      <w:proofErr w:type="gramStart"/>
+      <w:r>
+        <w:rPr>
+          <w:rFonts w:hint="eastAsia"/>
+          <w:sz w:val="28"/>
+        </w:rPr>
+        <w:t>个客场景化标签</w:t>
+      </w:r>
+      <w:proofErr w:type="gramEnd"/>
+      <w:r>
+        <w:rPr>
+          <w:rFonts w:hint="eastAsia"/>
+          <w:sz w:val="28"/>
+        </w:rPr>
+        <w:t>建设项目</w:t>
+      </w:r>
+    </w:p>
+    <w:p>
+      <w:pPr>
+        <w:pStyle w:val="ab"/>
+        <w:numPr>
+          <w:ilvl w:val="0"/>
+          <w:numId w:val="6"/>
+        </w:numPr>
+        <w:rPr>
+          <w:rFonts w:ascii="MiSans" w:eastAsia="MiSans" w:hAnsi="MiSans" w:cs="MiSans"/>
+        </w:rPr>
+      </w:pPr>
+      <w:r>
+        <w:rPr>
+          <w:rFonts w:ascii="MiSans" w:eastAsia="MiSans" w:hAnsi="MiSans" w:cs="MiSans" w:hint="eastAsia"/>
+        </w:rPr>
+        <w:t>项目介绍</w:t>
+      </w:r>
+    </w:p>
+    <w:p>
+      <w:pPr>
+        <w:pStyle w:val="ab"/>
+        <w:ind w:left="420"/>
+        <w:rPr>
+          <w:rFonts w:ascii="MiSans" w:eastAsia="MiSans" w:hAnsi="MiSans" w:cs="MiSans"/>
+        </w:rPr>
+      </w:pPr>
+      <w:r>
+        <w:rPr>
+          <w:rFonts w:ascii="MiSans" w:eastAsia="MiSans" w:hAnsi="MiSans" w:cs="MiSans"/>
+        </w:rPr>
+        <w:t>都</w:t>
+      </w:r>
+      <w:proofErr w:type="gramStart"/>
+      <w:r>
+        <w:rPr>
+          <w:rFonts w:ascii="MiSans" w:eastAsia="MiSans" w:hAnsi="MiSans" w:cs="MiSans"/>
+        </w:rPr>
+        <w:t>邦</w:t>
+      </w:r>
+      <w:proofErr w:type="gramEnd"/>
+      <w:r>
+        <w:rPr>
+          <w:rFonts w:ascii="MiSans" w:eastAsia="MiSans" w:hAnsi="MiSans" w:cs="MiSans"/>
+        </w:rPr>
+        <w:t>财险</w:t>
+      </w:r>
+      <w:r>
+        <w:rPr>
+          <w:rFonts w:ascii="MiSans" w:eastAsia="MiSans" w:hAnsi="MiSans" w:cs="MiSans" w:hint="eastAsia"/>
+        </w:rPr>
+        <w:t>个人</w:t>
+      </w:r>
+      <w:r>
+        <w:rPr>
+          <w:rFonts w:ascii="MiSans" w:eastAsia="MiSans" w:hAnsi="MiSans" w:cs="MiSans" w:hint="eastAsia"/>
+        </w:rPr>
+        <w:t>业务占公司占比超7</w:t>
+      </w:r>
+      <w:r>
+        <w:rPr>
+          <w:rFonts w:ascii="MiSans" w:eastAsia="MiSans" w:hAnsi="MiSans" w:cs="MiSans"/>
+        </w:rPr>
+        <w:t>0%</w:t>
+      </w:r>
+      <w:r>
+        <w:rPr>
+          <w:rFonts w:ascii="MiSans" w:eastAsia="MiSans" w:hAnsi="MiSans" w:cs="MiSans" w:hint="eastAsia"/>
+        </w:rPr>
+        <w:t>，客户存量规模超百万级别。</w:t>
+      </w:r>
+      <w:r>
+        <w:rPr>
+          <w:rFonts w:ascii="MiSans" w:eastAsia="MiSans" w:hAnsi="MiSans" w:cs="MiSans"/>
+        </w:rPr>
+        <w:t>客户数据分散在承保、理赔、续期、客服</w:t>
+      </w:r>
+      <w:r>
+        <w:rPr>
+          <w:rFonts w:ascii="MiSans" w:eastAsia="MiSans" w:hAnsi="MiSans" w:cs="MiSans"/>
+        </w:rPr>
+        <w:t>等多个独立系统中，缺乏统一的客户全景视图</w:t>
+      </w:r>
+      <w:r>
+        <w:rPr>
+          <w:rFonts w:ascii="MiSans" w:eastAsia="MiSans" w:hAnsi="MiSans" w:cs="MiSans" w:hint="eastAsia"/>
+        </w:rPr>
+        <w:t>。</w:t>
+      </w:r>
+      <w:r>
+        <w:rPr>
+          <w:rFonts w:ascii="MiSans" w:eastAsia="MiSans" w:hAnsi="MiSans" w:cs="MiSans"/>
+        </w:rPr>
+        <w:t>为此启动客户画像标签体系与数据仓库建设，</w:t>
+      </w:r>
+      <w:proofErr w:type="gramStart"/>
+      <w:r>
+        <w:rPr>
+          <w:rFonts w:ascii="MiSans" w:eastAsia="MiSans" w:hAnsi="MiSans" w:cs="MiSans"/>
+        </w:rPr>
+        <w:t>整合全量客户</w:t>
+      </w:r>
+      <w:proofErr w:type="gramEnd"/>
+      <w:r>
+        <w:rPr>
+          <w:rFonts w:ascii="MiSans" w:eastAsia="MiSans" w:hAnsi="MiSans" w:cs="MiSans"/>
+        </w:rPr>
+        <w:t>数据，构建多维度标签体系，支撑精准营销与差异化运营。</w:t>
+      </w:r>
+    </w:p>
+    <w:p>
+      <w:pPr>
+        <w:pStyle w:val="ab"/>
+        <w:numPr>
+          <w:ilvl w:val="0"/>
+          <w:numId w:val="6"/>
+        </w:numPr>
+        <w:rPr>
+          <w:rFonts w:ascii="MiSans" w:eastAsia="MiSans" w:hAnsi="MiSans" w:cs="MiSans"/>
+        </w:rPr>
+      </w:pPr>
+      <w:r>
+        <w:rPr>
+          <w:rFonts w:ascii="MiSans" w:eastAsia="MiSans" w:hAnsi="MiSans" w:cs="MiSans" w:hint="eastAsia"/>
+        </w:rPr>
+        <w:t>技术</w:t>
+      </w:r>
+      <w:proofErr w:type="gramStart"/>
+      <w:r>
+        <w:rPr>
+          <w:rFonts w:ascii="MiSans" w:eastAsia="MiSans" w:hAnsi="MiSans" w:cs="MiSans" w:hint="eastAsia"/>
+        </w:rPr>
+        <w:t>栈</w:t>
+      </w:r>
+      <w:proofErr w:type="gramEnd"/>
+    </w:p>
+    <w:p>
+      <w:pPr>
+        <w:pStyle w:val="ab"/>
+        <w:ind w:firstLine="420"/>
+        <w:rPr>
+          <w:rFonts w:ascii="MiSans" w:eastAsia="MiSans" w:hAnsi="MiSans" w:cs="MiSans"/>
+          <w:b/>
+        </w:rPr>
+      </w:pPr>
+      <w:r>
+        <w:rPr>
+          <w:rFonts w:ascii="MiSans" w:eastAsia="MiSans" w:hAnsi="MiSans" w:cs="MiSans"/>
+          <w:b/>
+        </w:rPr>
+        <w:t>阿里云</w:t>
+      </w:r>
+      <w:proofErr w:type="spellStart"/>
+      <w:r>
+        <w:rPr>
+          <w:rFonts w:ascii="MiSans" w:eastAsia="MiSans" w:hAnsi="MiSans" w:cs="MiSans"/>
+          <w:b/>
+        </w:rPr>
+        <w:t>MaxCompute</w:t>
+      </w:r>
+      <w:proofErr w:type="spellEnd"/>
+      <w:r>
+        <w:rPr>
+          <w:rFonts w:ascii="MiSans" w:eastAsia="MiSans" w:hAnsi="MiSans" w:cs="MiSans"/>
+          <w:b/>
+        </w:rPr>
+        <w:t xml:space="preserve"> </w:t>
+      </w:r>
+      <w:r>
+        <w:rPr>
+          <w:rFonts w:ascii="MiSans" w:eastAsia="MiSans" w:hAnsi="MiSans" w:cs="MiSans"/>
+          <w:b/>
+        </w:rPr>
+        <w:t xml:space="preserve">+ </w:t>
+      </w:r>
+      <w:proofErr w:type="spellStart"/>
+      <w:r>
+        <w:rPr>
+          <w:rFonts w:ascii="MiSans" w:eastAsia="MiSans" w:hAnsi="MiSans" w:cs="MiSans"/>
+          <w:b/>
+        </w:rPr>
+        <w:t>DataX</w:t>
+      </w:r>
+      <w:proofErr w:type="spellEnd"/>
+      <w:r>
+        <w:rPr>
+          <w:rFonts w:ascii="MiSans" w:eastAsia="MiSans" w:hAnsi="MiSans" w:cs="MiSans" w:hint="eastAsia"/>
+          <w:b/>
+        </w:rPr>
+        <w:t xml:space="preserve"> </w:t>
+      </w:r>
+      <w:r>
+        <w:rPr>
+          <w:rFonts w:ascii="MiSans" w:eastAsia="MiSans" w:hAnsi="MiSans" w:cs="MiSans"/>
+          <w:b/>
+        </w:rPr>
+        <w:t>+</w:t>
+      </w:r>
+      <w:r>
+        <w:rPr>
+          <w:rFonts w:ascii="MiSans" w:eastAsia="MiSans" w:hAnsi="MiSans" w:cs="MiSans" w:hint="eastAsia"/>
+          <w:b/>
+        </w:rPr>
+        <w:t xml:space="preserve"> DI离线同步</w:t>
+      </w:r>
+      <w:r>
+        <w:rPr>
+          <w:rFonts w:ascii="MiSans" w:eastAsia="MiSans" w:hAnsi="MiSans" w:cs="MiSans" w:hint="eastAsia"/>
+          <w:b/>
+        </w:rPr>
+        <w:t xml:space="preserve"> </w:t>
+      </w:r>
+      <w:r>
+        <w:rPr>
+          <w:rFonts w:ascii="MiSans" w:eastAsia="MiSans" w:hAnsi="MiSans" w:cs="MiSans" w:hint="eastAsia"/>
+          <w:b/>
+        </w:rPr>
+        <w:t>+</w:t>
+      </w:r>
+      <w:r>
+        <w:rPr>
+          <w:rFonts w:ascii="MiSans" w:eastAsia="MiSans" w:hAnsi="MiSans" w:cs="MiSans" w:hint="eastAsia"/>
+          <w:b/>
+        </w:rPr>
+        <w:t xml:space="preserve"> </w:t>
+      </w:r>
+      <w:r>
+        <w:rPr>
+          <w:rFonts w:ascii="MiSans" w:eastAsia="MiSans" w:hAnsi="MiSans" w:cs="MiSans" w:hint="eastAsia"/>
+          <w:b/>
+        </w:rPr>
+        <w:t>Quick BI</w:t>
+      </w:r>
+      <w:r>
+        <w:rPr>
+          <w:rFonts w:ascii="MiSans" w:eastAsia="MiSans" w:hAnsi="MiSans" w:cs="MiSans"/>
+          <w:b/>
+        </w:rPr>
+        <w:t xml:space="preserve"> + </w:t>
+      </w:r>
+      <w:proofErr w:type="spellStart"/>
+      <w:r>
+        <w:rPr>
+          <w:rFonts w:ascii="MiSans" w:eastAsia="MiSans" w:hAnsi="MiSans" w:cs="MiSans"/>
+          <w:b/>
+        </w:rPr>
+        <w:t>DataWorks</w:t>
+      </w:r>
+      <w:proofErr w:type="spellEnd"/>
+    </w:p>
+    <w:p>
+      <w:pPr>
+        <w:pStyle w:val="ab"/>
+        <w:numPr>
+          <w:ilvl w:val="0"/>
+          <w:numId w:val="6"/>
+        </w:numPr>
+        <w:rPr>
+          <w:rFonts w:ascii="MiSans" w:eastAsia="MiSans" w:hAnsi="MiSans" w:cs="MiSans"/>
+        </w:rPr>
+      </w:pPr>
+      <w:r>
+        <w:rPr>
+          <w:rFonts w:ascii="MiSans" w:eastAsia="MiSans" w:hAnsi="MiSans" w:cs="MiSans" w:hint="eastAsia"/>
+        </w:rPr>
+        <w:t>工作职责</w:t>
+      </w:r>
+    </w:p>
+    <w:p>
+      <w:pPr>
+        <w:pStyle w:val="ab"/>
+        <w:numPr>
+          <w:ilvl w:val="0"/>
+          <w:numId w:val="15"/>
+        </w:numPr>
+        <w:rPr>
+          <w:rFonts w:ascii="MiSans" w:eastAsia="MiSans" w:hAnsi="MiSans" w:cs="MiSans"/>
+        </w:rPr>
+      </w:pPr>
+      <w:proofErr w:type="gramStart"/>
+      <w:r>
+        <w:rPr>
+          <w:rFonts w:ascii="MiSans" w:eastAsia="MiSans" w:hAnsi="MiSans" w:cs="MiSans"/>
+        </w:rPr>
+        <w:t>参与</w:t>
+      </w:r>
+      <w:r>
+        <w:rPr>
+          <w:rFonts w:ascii="MiSans" w:eastAsia="MiSans" w:hAnsi="MiSans" w:cs="MiSans" w:hint="eastAsia"/>
+        </w:rPr>
+        <w:t>数仓建模</w:t>
+      </w:r>
+      <w:proofErr w:type="gramEnd"/>
+      <w:r>
+        <w:rPr>
+          <w:rFonts w:ascii="MiSans" w:eastAsia="MiSans" w:hAnsi="MiSans" w:cs="MiSans" w:hint="eastAsia"/>
+        </w:rPr>
+        <w:t>设计，</w:t>
+      </w:r>
+      <w:r>
+        <w:rPr>
+          <w:rFonts w:ascii="MiSans" w:eastAsia="MiSans" w:hAnsi="MiSans" w:cs="MiSans" w:hint="eastAsia"/>
+        </w:rPr>
+        <w:t>根据需求分析文档明确ODS</w:t>
+      </w:r>
+      <w:r>
+        <w:rPr>
+          <w:rFonts w:ascii="MiSans" w:eastAsia="MiSans" w:hAnsi="MiSans" w:cs="MiSans" w:hint="eastAsia"/>
+        </w:rPr>
+        <w:t>层的数据和字段来源，</w:t>
+      </w:r>
+      <w:r>
+        <w:rPr>
+          <w:rFonts w:ascii="MiSans" w:eastAsia="MiSans" w:hAnsi="MiSans" w:cs="MiSans" w:hint="eastAsia"/>
+        </w:rPr>
+        <w:t>精准梳理</w:t>
+      </w:r>
+      <w:r>
+        <w:rPr>
+          <w:rFonts w:ascii="MiSans" w:eastAsia="MiSans" w:hAnsi="MiSans" w:cs="MiSans" w:hint="eastAsia"/>
+        </w:rPr>
+        <w:t>维度与事实模型的来源表，保证数据来源的准确性。</w:t>
+      </w:r>
+      <w:r>
+        <w:rPr>
+          <w:rFonts w:ascii="MiSans" w:eastAsia="MiSans" w:hAnsi="MiSans" w:cs="MiSans"/>
+        </w:rPr>
+        <w:t xml:space="preserve"> </w:t>
+      </w:r>
+    </w:p>
+    <w:p>
+      <w:pPr>
+        <w:pStyle w:val="ab"/>
+        <w:numPr>
+          <w:ilvl w:val="0"/>
+          <w:numId w:val="15"/>
+        </w:numPr>
+        <w:rPr>
+          <w:rFonts w:ascii="MiSans" w:eastAsia="MiSans" w:hAnsi="MiSans" w:cs="MiSans"/>
+        </w:rPr>
+      </w:pPr>
+      <w:r>
+        <w:rPr>
+          <w:rFonts w:ascii="MiSans" w:eastAsia="MiSans" w:hAnsi="MiSans" w:cs="MiSans"/>
+        </w:rPr>
+        <w:lastRenderedPageBreak/>
+        <w:t>使用</w:t>
+      </w:r>
+      <w:r>
+        <w:rPr>
+          <w:rFonts w:ascii="MiSans" w:eastAsia="MiSans" w:hAnsi="MiSans" w:cs="MiSans" w:hint="eastAsia"/>
+        </w:rPr>
+        <w:t>数据交换平台</w:t>
+      </w:r>
+      <w:proofErr w:type="spellStart"/>
+      <w:r>
         <w:rPr>
           <w:rFonts w:ascii="Consolas" w:hAnsi="Consolas"/>
           <w:color w:val="0F1115"/>
@@ -2646,41 +3953,7 @@
             </w14:solidFill>
           </w14:textFill>
         </w:rPr>
-      </w:pPr>
-      <w:r>
-        <w:rPr>
-          <w:rFonts w:ascii="Consolas" w:hAnsi="Consolas"/>
-          <w:color w:val="0F1115"/>
-          <w:sz w:val="24"/>
-          <w:szCs w:val="21"/>
-          <w14:textFill>
-            <w14:solidFill>
-              <w14:srgbClr w14:val="0F1115">
-                <w14:lumMod w14:val="65000"/>
-                <w14:lumOff w14:val="35000"/>
-              </w14:srgbClr>
-            </w14:solidFill>
-          </w14:textFill>
-        </w:rPr>
-        <w:t xml:space="preserve">Hadoop HDFS + Hive + </w:t>
-      </w:r>
-      <w:proofErr w:type="spellStart"/>
-      <w:r>
-        <w:rPr>
-          <w:rFonts w:ascii="Consolas" w:hAnsi="Consolas"/>
-          <w:color w:val="0F1115"/>
-          <w:sz w:val="24"/>
-          <w:szCs w:val="21"/>
-          <w14:textFill>
-            <w14:solidFill>
-              <w14:srgbClr w14:val="0F1115">
-                <w14:lumMod w14:val="65000"/>
-                <w14:lumOff w14:val="35000"/>
-              </w14:srgbClr>
-            </w14:solidFill>
-          </w14:textFill>
-        </w:rPr>
-        <w:t>Sqoop</w:t>
+        <w:t>DataWorks</w:t>
       </w:r>
       <w:proofErr w:type="spellEnd"/>
       <w:r>
@@ -2698,8 +3971,9 @@
             </w14:solidFill>
           </w14:textFill>
         </w:rPr>
-        <w:t xml:space="preserve"> +</w:t>
-      </w:r>
+        <w:t>订阅数据</w:t>
+      </w:r>
+      <w:proofErr w:type="gramStart"/>
       <w:r>
         <w:rPr>
           <w:rFonts w:ascii="Consolas" w:hAnsi="Consolas" w:hint="eastAsia"/>
@@ -2715,9 +3989,9 @@
             </w14:solidFill>
           </w14:textFill>
         </w:rPr>
-        <w:t xml:space="preserve"> </w:t>
-      </w:r>
-      <w:proofErr w:type="spellStart"/>
+        <w:t>至贴源层</w:t>
+      </w:r>
+      <w:proofErr w:type="gramEnd"/>
       <w:r>
         <w:rPr>
           <w:rFonts w:ascii="Consolas" w:hAnsi="Consolas" w:hint="eastAsia"/>
@@ -2733,97 +4007,208 @@
             </w14:solidFill>
           </w14:textFill>
         </w:rPr>
-        <w:t>DBeaver</w:t>
+        <w:t>。</w:t>
+      </w:r>
+    </w:p>
+    <w:p>
+      <w:pPr>
+        <w:pStyle w:val="ab"/>
+        <w:numPr>
+          <w:ilvl w:val="0"/>
+          <w:numId w:val="15"/>
+        </w:numPr>
+        <w:rPr>
+          <w:rFonts w:ascii="MiSans" w:eastAsia="MiSans" w:hAnsi="MiSans" w:cs="MiSans"/>
+        </w:rPr>
+      </w:pPr>
+      <w:r>
+        <w:rPr>
+          <w:rFonts w:ascii="MiSans" w:eastAsia="MiSans" w:hAnsi="MiSans" w:cs="MiSans" w:hint="eastAsia"/>
+        </w:rPr>
+        <w:t>O</w:t>
+      </w:r>
+      <w:r>
+        <w:rPr>
+          <w:rFonts w:ascii="MiSans" w:eastAsia="MiSans" w:hAnsi="MiSans" w:cs="MiSans"/>
+        </w:rPr>
+        <w:t>DS</w:t>
+      </w:r>
+      <w:r>
+        <w:rPr>
+          <w:rFonts w:ascii="MiSans" w:eastAsia="MiSans" w:hAnsi="MiSans" w:cs="MiSans" w:hint="eastAsia"/>
+        </w:rPr>
+        <w:t>层保存原始数据，并对手机号、身份证号等敏感信息进行数据加密与脱敏</w:t>
+      </w:r>
+      <w:r>
+        <w:rPr>
+          <w:rFonts w:ascii="MiSans" w:eastAsia="MiSans" w:hAnsi="MiSans" w:cs="MiSans" w:hint="eastAsia"/>
+        </w:rPr>
+        <w:t>。</w:t>
+      </w:r>
+    </w:p>
+    <w:p>
+      <w:pPr>
+        <w:pStyle w:val="ab"/>
+        <w:ind w:left="780"/>
+        <w:rPr>
+          <w:rFonts w:ascii="MiSans" w:eastAsia="MiSans" w:hAnsi="MiSans" w:cs="MiSans"/>
+        </w:rPr>
+      </w:pPr>
+      <w:r>
+        <w:rPr>
+          <w:rFonts w:ascii="MiSans" w:eastAsia="MiSans" w:hAnsi="MiSans" w:cs="MiSans" w:hint="eastAsia"/>
+        </w:rPr>
+        <w:t>DW</w:t>
+      </w:r>
+      <w:r>
+        <w:rPr>
+          <w:rFonts w:ascii="MiSans" w:eastAsia="MiSans" w:hAnsi="MiSans" w:cs="MiSans"/>
+        </w:rPr>
+        <w:t>D</w:t>
+      </w:r>
+      <w:r>
+        <w:rPr>
+          <w:rFonts w:ascii="MiSans" w:eastAsia="MiSans" w:hAnsi="MiSans" w:cs="MiSans" w:hint="eastAsia"/>
+        </w:rPr>
+        <w:t>层拆解事实表，对于用户行为、投</w:t>
+      </w:r>
+      <w:r>
+        <w:rPr>
+          <w:rFonts w:ascii="MiSans" w:eastAsia="MiSans" w:hAnsi="MiSans" w:cs="MiSans" w:hint="eastAsia"/>
+        </w:rPr>
+        <w:t>保等数据明细化，构建统一用户事实的主键。</w:t>
+      </w:r>
+    </w:p>
+    <w:p>
+      <w:pPr>
+        <w:pStyle w:val="ab"/>
+        <w:ind w:left="780"/>
+        <w:rPr>
+          <w:rFonts w:ascii="MiSans" w:eastAsia="MiSans" w:hAnsi="MiSans" w:cs="MiSans"/>
+        </w:rPr>
+      </w:pPr>
+      <w:r>
+        <w:rPr>
+          <w:rFonts w:ascii="MiSans" w:eastAsia="MiSans" w:hAnsi="MiSans" w:cs="MiSans"/>
+        </w:rPr>
+        <w:t>DWS</w:t>
+      </w:r>
+      <w:r>
+        <w:rPr>
+          <w:rFonts w:ascii="MiSans" w:eastAsia="MiSans" w:hAnsi="MiSans" w:cs="MiSans" w:hint="eastAsia"/>
+        </w:rPr>
+        <w:t>层</w:t>
+      </w:r>
+      <w:r>
+        <w:rPr>
+          <w:rFonts w:ascii="MiSans" w:eastAsia="MiSans" w:hAnsi="MiSans" w:cs="MiSans" w:hint="eastAsia"/>
+        </w:rPr>
+        <w:t>基于用户维度做成宽表，通过</w:t>
+      </w:r>
+      <w:proofErr w:type="spellStart"/>
+      <w:r>
+        <w:rPr>
+          <w:rFonts w:ascii="MiSans" w:eastAsia="MiSans" w:hAnsi="MiSans" w:cs="MiSans" w:hint="eastAsia"/>
+        </w:rPr>
+        <w:t>MaxCompute</w:t>
       </w:r>
       <w:proofErr w:type="spellEnd"/>
       <w:r>
         <w:rPr>
-          <w:rFonts w:ascii="Consolas" w:hAnsi="Consolas"/>
-          <w:color w:val="0F1115"/>
-          <w:sz w:val="24"/>
-          <w:szCs w:val="21"/>
-          <w14:textFill>
-            <w14:solidFill>
-              <w14:srgbClr w14:val="0F1115">
-                <w14:lumMod w14:val="65000"/>
-                <w14:lumOff w14:val="35000"/>
-              </w14:srgbClr>
-            </w14:solidFill>
-          </w14:textFill>
-        </w:rPr>
-        <w:t xml:space="preserve"> + Shell + </w:t>
+          <w:rFonts w:ascii="MiSans" w:eastAsia="MiSans" w:hAnsi="MiSans" w:cs="MiSans"/>
+        </w:rPr>
+        <w:t xml:space="preserve"> </w:t>
+      </w:r>
+      <w:r>
+        <w:rPr>
+          <w:rFonts w:ascii="MiSans" w:eastAsia="MiSans" w:hAnsi="MiSans" w:cs="MiSans" w:hint="eastAsia"/>
+        </w:rPr>
+        <w:t>SQL完成用户标签统计。</w:t>
+      </w:r>
+    </w:p>
+    <w:p>
+      <w:pPr>
+        <w:pStyle w:val="ab"/>
+        <w:ind w:left="780"/>
+        <w:rPr>
+          <w:rFonts w:ascii="MiSans" w:eastAsia="MiSans" w:hAnsi="MiSans" w:cs="MiSans" w:hint="eastAsia"/>
+        </w:rPr>
+      </w:pPr>
+      <w:r>
+        <w:rPr>
+          <w:rFonts w:ascii="MiSans" w:eastAsia="MiSans" w:hAnsi="MiSans" w:cs="MiSans"/>
+        </w:rPr>
+        <w:t>ADS</w:t>
+      </w:r>
+      <w:r>
+        <w:rPr>
+          <w:rFonts w:ascii="MiSans" w:eastAsia="MiSans" w:hAnsi="MiSans" w:cs="MiSans" w:hint="eastAsia"/>
+        </w:rPr>
+        <w:t>层整合标签</w:t>
       </w:r>
       <w:proofErr w:type="gramStart"/>
       <w:r>
         <w:rPr>
-          <w:rFonts w:ascii="MiSans" w:eastAsia="MiSans" w:hAnsi="MiSans" w:cs="MiSans"/>
-        </w:rPr>
-        <w:t>帆软</w:t>
-      </w:r>
-      <w:proofErr w:type="spellStart"/>
+          <w:rFonts w:ascii="MiSans" w:eastAsia="MiSans" w:hAnsi="MiSans" w:cs="MiSans" w:hint="eastAsia"/>
+        </w:rPr>
+        <w:t>主题宽表</w:t>
+      </w:r>
+      <w:r>
+        <w:rPr>
+          <w:rFonts w:ascii="MiSans" w:eastAsia="MiSans" w:hAnsi="MiSans" w:cs="MiSans" w:hint="eastAsia"/>
+        </w:rPr>
+        <w:t>将</w:t>
+      </w:r>
       <w:proofErr w:type="gramEnd"/>
       <w:r>
         <w:rPr>
-          <w:rFonts w:ascii="Consolas" w:hAnsi="Consolas"/>
-          <w:color w:val="0F1115"/>
-          <w:sz w:val="24"/>
-          <w:szCs w:val="21"/>
-          <w14:textFill>
-            <w14:solidFill>
-              <w14:srgbClr w14:val="0F1115">
-                <w14:lumMod w14:val="65000"/>
-                <w14:lumOff w14:val="35000"/>
-              </w14:srgbClr>
-            </w14:solidFill>
-          </w14:textFill>
-        </w:rPr>
-        <w:t>FineReport</w:t>
-      </w:r>
-      <w:proofErr w:type="spellEnd"/>
-      <w:r>
-        <w:rPr>
-          <w:rFonts w:ascii="Consolas" w:hAnsi="Consolas" w:hint="eastAsia"/>
-          <w:color w:val="0F1115"/>
-          <w:sz w:val="24"/>
-          <w:szCs w:val="21"/>
-          <w14:textFill>
-            <w14:solidFill>
-              <w14:srgbClr w14:val="0F1115">
-                <w14:lumMod w14:val="65000"/>
-                <w14:lumOff w14:val="35000"/>
-              </w14:srgbClr>
-            </w14:solidFill>
-          </w14:textFill>
-        </w:rPr>
-        <w:t xml:space="preserve"> +</w:t>
-      </w:r>
-      <w:r>
-        <w:rPr>
-          <w:rFonts w:ascii="Segoe UI" w:eastAsiaTheme="minorEastAsia" w:hAnsi="Segoe UI" w:cs="Segoe UI"/>
-          <w:color w:val="0F1115"/>
-          <w:kern w:val="2"/>
-          <w:sz w:val="21"/>
-          <w:szCs w:val="24"/>
-          <w:shd w:val="clear" w:color="auto" w:fill="FFFFFF"/>
-        </w:rPr>
-        <w:t xml:space="preserve"> </w:t>
-      </w:r>
-      <w:r>
-        <w:rPr>
-          <w:rFonts w:ascii="Consolas" w:hAnsi="Consolas"/>
-          <w:color w:val="0F1115"/>
-          <w:sz w:val="24"/>
-          <w:szCs w:val="21"/>
-          <w14:textFill>
-            <w14:solidFill>
-              <w14:srgbClr w14:val="0F1115">
-                <w14:lumMod w14:val="65000"/>
-                <w14:lumOff w14:val="35000"/>
-              </w14:srgbClr>
-            </w14:solidFill>
-          </w14:textFill>
-        </w:rPr>
-        <w:t>Azkaban</w:t>
+          <w:rFonts w:ascii="MiSans" w:eastAsia="MiSans" w:hAnsi="MiSans" w:cs="MiSans" w:hint="eastAsia"/>
+        </w:rPr>
+        <w:t>用户划分为高价值用户、潜在用户等多类群体。</w:t>
+      </w:r>
+    </w:p>
+    <w:p>
+      <w:pPr>
+        <w:pStyle w:val="ab"/>
+        <w:numPr>
+          <w:ilvl w:val="0"/>
+          <w:numId w:val="15"/>
+        </w:numPr>
+        <w:rPr>
+          <w:rFonts w:ascii="MiSans" w:eastAsia="MiSans" w:hAnsi="MiSans" w:cs="MiSans"/>
+        </w:rPr>
+      </w:pPr>
+      <w:r>
+        <w:rPr>
+          <w:rFonts w:ascii="MiSans" w:eastAsia="MiSans" w:hAnsi="MiSans" w:cs="MiSans" w:hint="eastAsia"/>
+        </w:rPr>
+        <w:t>使用SVN</w:t>
+      </w:r>
+      <w:r>
+        <w:rPr>
+          <w:rFonts w:ascii="MiSans" w:eastAsia="MiSans" w:hAnsi="MiSans" w:cs="MiSans" w:hint="eastAsia"/>
+        </w:rPr>
+        <w:t>进行脚本提交并配合测试与联调工作，</w:t>
+      </w:r>
+      <w:proofErr w:type="gramStart"/>
+      <w:r>
+        <w:rPr>
+          <w:rFonts w:ascii="MiSans" w:eastAsia="MiSans" w:hAnsi="MiSans" w:cs="MiSans" w:hint="eastAsia"/>
+        </w:rPr>
+        <w:t>卸数等</w:t>
+      </w:r>
+      <w:proofErr w:type="gramEnd"/>
+      <w:r>
+        <w:rPr>
+          <w:rFonts w:ascii="MiSans" w:eastAsia="MiSans" w:hAnsi="MiSans" w:cs="MiSans" w:hint="eastAsia"/>
+        </w:rPr>
+        <w:t>工作</w:t>
+      </w:r>
+      <w:r>
+        <w:rPr>
+          <w:rFonts w:ascii="MiSans" w:eastAsia="MiSans" w:hAnsi="MiSans" w:cs="MiSans" w:hint="eastAsia"/>
+        </w:rPr>
+        <w:t>。</w:t>
       </w:r>
     </w:p>
     <w:p>
@@ -2841,461 +4226,51 @@
         <w:rPr>
           <w:rFonts w:ascii="MiSans" w:eastAsia="MiSans" w:hAnsi="MiSans" w:cs="MiSans" w:hint="eastAsia"/>
         </w:rPr>
-        <w:t>工作职责</w:t>
+        <w:t>业务成果</w:t>
       </w:r>
     </w:p>
     <w:p>
       <w:pPr>
         <w:pStyle w:val="ab"/>
-        <w:numPr>
-          <w:ilvl w:val="0"/>
-          <w:numId w:val="9"/>
-        </w:numPr>
-        <w:rPr>
-          <w:rFonts w:ascii="MiSans" w:eastAsia="MiSans" w:hAnsi="MiSans" w:cs="MiSans"/>
-        </w:rPr>
-      </w:pPr>
-      <w:r>
-        <w:rPr>
-          <w:rFonts w:ascii="MiSans" w:eastAsia="MiSans" w:hAnsi="MiSans" w:cs="MiSans"/>
-        </w:rPr>
-        <w:t>参与项目启动，与承保、人力、销售管理等部门沟通，将“提升经营过程质量”等业务目标转化为可量化的数据指标，包括</w:t>
-      </w:r>
-      <w:r>
-        <w:rPr>
-          <w:rFonts w:ascii="MiSans" w:eastAsia="MiSans" w:hAnsi="MiSans" w:cs="MiSans"/>
-          <w:bCs/>
-        </w:rPr>
-        <w:t>有效拜访客户数、新人达Q率、</w:t>
-      </w:r>
-      <w:r>
-        <w:rPr>
-          <w:rFonts w:ascii="MiSans" w:eastAsia="MiSans" w:hAnsi="MiSans" w:cs="MiSans" w:hint="eastAsia"/>
-          <w:bCs/>
-        </w:rPr>
-        <w:t>参会转化率、有效参会人数、</w:t>
-      </w:r>
-      <w:proofErr w:type="gramStart"/>
-      <w:r>
-        <w:rPr>
-          <w:rFonts w:ascii="MiSans" w:eastAsia="MiSans" w:hAnsi="MiSans" w:cs="MiSans"/>
-          <w:bCs/>
-        </w:rPr>
-        <w:t>老收展员月度达星</w:t>
-      </w:r>
-      <w:r>
-        <w:rPr>
-          <w:rFonts w:ascii="MiSans" w:eastAsia="MiSans" w:hAnsi="MiSans" w:cs="MiSans" w:hint="eastAsia"/>
-          <w:bCs/>
-        </w:rPr>
-        <w:t>情况</w:t>
-      </w:r>
-      <w:proofErr w:type="gramEnd"/>
-      <w:r>
-        <w:rPr>
-          <w:rFonts w:ascii="MiSans" w:eastAsia="MiSans" w:hAnsi="MiSans" w:cs="MiSans"/>
-        </w:rPr>
-        <w:t>等，并</w:t>
-      </w:r>
-      <w:r>
-        <w:rPr>
-          <w:rFonts w:ascii="MiSans" w:eastAsia="MiSans" w:hAnsi="MiSans" w:cs="MiSans"/>
-        </w:rPr>
-        <w:t>明确</w:t>
-      </w:r>
-      <w:r>
-        <w:rPr>
-          <w:rFonts w:ascii="MiSans" w:eastAsia="MiSans" w:hAnsi="MiSans" w:cs="MiSans" w:hint="eastAsia"/>
-        </w:rPr>
-        <w:t>统计</w:t>
-      </w:r>
-      <w:r>
-        <w:rPr>
-          <w:rFonts w:ascii="MiSans" w:eastAsia="MiSans" w:hAnsi="MiSans" w:cs="MiSans"/>
-        </w:rPr>
-        <w:t>维度（每日、每周、月度、季度、年度）</w:t>
+        <w:ind w:left="420"/>
+        <w:rPr>
+          <w:rFonts w:ascii="MiSans" w:eastAsia="MiSans" w:hAnsi="MiSans" w:cs="MiSans" w:hint="eastAsia"/>
+        </w:rPr>
+      </w:pPr>
+      <w:r>
+        <w:rPr>
+          <w:rFonts w:ascii="MiSans" w:eastAsia="MiSans" w:hAnsi="MiSans" w:cs="MiSans" w:hint="eastAsia"/>
+        </w:rPr>
+        <w:t>基于客户画像标签体系实施差异化经营策略后，续保率提升约8个百分点，交叉销售转化率提升约20%，客均持有保单数由1.3件增至1.7件，同时营销响应率显著提升，高价值客户流失率降低约10%，客户投诉率下降15%。</w:t>
       </w:r>
     </w:p>
     <w:p>
       <w:pPr>
-        <w:pStyle w:val="ab"/>
-        <w:numPr>
-          <w:ilvl w:val="0"/>
-          <w:numId w:val="9"/>
-        </w:numPr>
-        <w:rPr>
-          <w:rFonts w:ascii="MiSans" w:eastAsia="MiSans" w:hAnsi="MiSans" w:cs="MiSans"/>
-        </w:rPr>
-      </w:pPr>
-      <w:r>
-        <w:rPr>
-          <w:rFonts w:ascii="MiSans" w:eastAsia="MiSans" w:hAnsi="MiSans" w:cs="MiSans"/>
-        </w:rPr>
-        <w:t>使用Excel编写ODS到ADS各层的Mapping文档，明确</w:t>
-      </w:r>
-      <w:r>
-        <w:rPr>
-          <w:rFonts w:ascii="MiSans" w:eastAsia="MiSans" w:hAnsi="MiSans" w:cs="MiSans"/>
-        </w:rPr>
-        <w:t>表结构设计、取样规则、表间关联关系及字段计算逻辑，重点</w:t>
+        <w:pStyle w:val="a5"/>
+        <w:spacing w:before="156"/>
+        <w:rPr>
+          <w:sz w:val="28"/>
+        </w:rPr>
+      </w:pPr>
+      <w:r>
+        <w:rPr>
+          <w:sz w:val="28"/>
+        </w:rPr>
+        <w:t>贵州省农村信用社联合社信贷</w:t>
       </w:r>
       <w:proofErr w:type="gramStart"/>
       <w:r>
         <w:rPr>
-          <w:rFonts w:ascii="MiSans" w:eastAsia="MiSans" w:hAnsi="MiSans" w:cs="MiSans"/>
-        </w:rPr>
-        <w:t>定义达星</w:t>
+          <w:sz w:val="28"/>
+        </w:rPr>
+        <w:t>风险数仓与</w:t>
       </w:r>
       <w:proofErr w:type="gramEnd"/>
       <w:r>
         <w:rPr>
-          <w:rFonts w:ascii="MiSans" w:eastAsia="MiSans" w:hAnsi="MiSans" w:cs="MiSans"/>
-        </w:rPr>
-        <w:t>、达Q的取数口径与判定规则，确保开发前与业务方对齐，减少后续数据核对成本</w:t>
-      </w:r>
-    </w:p>
-    <w:p>
-      <w:pPr>
-        <w:pStyle w:val="ab"/>
-        <w:numPr>
-          <w:ilvl w:val="0"/>
-          <w:numId w:val="9"/>
-        </w:numPr>
-        <w:rPr>
-          <w:rFonts w:ascii="MiSans" w:eastAsia="MiSans" w:hAnsi="MiSans" w:cs="MiSans"/>
-        </w:rPr>
-      </w:pPr>
-      <w:r>
-        <w:rPr>
-          <w:rFonts w:ascii="MiSans" w:eastAsia="MiSans" w:hAnsi="MiSans" w:cs="MiSans"/>
-        </w:rPr>
-        <w:t>编写</w:t>
-      </w:r>
-      <w:proofErr w:type="spellStart"/>
-      <w:r>
-        <w:rPr>
-          <w:rFonts w:ascii="MiSans" w:eastAsia="MiSans" w:hAnsi="MiSans" w:cs="MiSans"/>
-        </w:rPr>
-        <w:t>Sqoop</w:t>
-      </w:r>
-      <w:proofErr w:type="spellEnd"/>
-      <w:r>
-        <w:rPr>
-          <w:rFonts w:ascii="MiSans" w:eastAsia="MiSans" w:hAnsi="MiSans" w:cs="MiSans"/>
-        </w:rPr>
-        <w:t>脚本将承保、佣金、CRM、考勤等</w:t>
-      </w:r>
-      <w:r>
-        <w:rPr>
-          <w:rFonts w:ascii="MiSans" w:eastAsia="MiSans" w:hAnsi="MiSans" w:cs="MiSans" w:hint="eastAsia"/>
-        </w:rPr>
-        <w:t>多</w:t>
-      </w:r>
-      <w:bookmarkStart w:id="0" w:name="_GoBack"/>
-      <w:bookmarkEnd w:id="0"/>
-      <w:r>
-        <w:rPr>
-          <w:rFonts w:ascii="MiSans" w:eastAsia="MiSans" w:hAnsi="MiSans" w:cs="MiSans"/>
-        </w:rPr>
-        <w:t>套</w:t>
-      </w:r>
-      <w:r>
-        <w:rPr>
-          <w:rFonts w:ascii="MiSans" w:eastAsia="MiSans" w:hAnsi="MiSans" w:cs="MiSans"/>
-        </w:rPr>
-        <w:t>MySQL</w:t>
-      </w:r>
-      <w:r>
-        <w:rPr>
-          <w:rFonts w:ascii="MiSans" w:eastAsia="MiSans" w:hAnsi="MiSans" w:cs="MiSans"/>
-        </w:rPr>
-        <w:t>源系统数据全量及增量抽取至Hive ODS层；在ODS-DWD清洗环节使用Hive SQL</w:t>
-      </w:r>
-      <w:r>
-        <w:rPr>
-          <w:rFonts w:ascii="MiSans" w:eastAsia="MiSans" w:hAnsi="MiSans" w:cs="MiSans" w:hint="eastAsia"/>
-        </w:rPr>
-        <w:t>自定义函数</w:t>
-      </w:r>
-      <w:r>
-        <w:rPr>
-          <w:rFonts w:ascii="MiSans" w:eastAsia="MiSans" w:hAnsi="MiSans" w:cs="MiSans"/>
-        </w:rPr>
-        <w:t>对手机号、身份证号等敏感字段进行哈希加密脱敏，保障数据安全与合</w:t>
-      </w:r>
-      <w:proofErr w:type="gramStart"/>
-      <w:r>
-        <w:rPr>
-          <w:rFonts w:ascii="MiSans" w:eastAsia="MiSans" w:hAnsi="MiSans" w:cs="MiSans"/>
-        </w:rPr>
-        <w:t>规</w:t>
-      </w:r>
-      <w:proofErr w:type="gramEnd"/>
-    </w:p>
-    <w:p>
-      <w:pPr>
-        <w:pStyle w:val="ab"/>
-        <w:numPr>
-          <w:ilvl w:val="0"/>
-          <w:numId w:val="9"/>
-        </w:numPr>
-        <w:rPr>
-          <w:rFonts w:ascii="MiSans" w:eastAsia="MiSans" w:hAnsi="MiSans" w:cs="MiSans"/>
-        </w:rPr>
-      </w:pPr>
-      <w:r>
-        <w:rPr>
-          <w:rFonts w:ascii="MiSans" w:eastAsia="MiSans" w:hAnsi="MiSans" w:cs="MiSans"/>
-        </w:rPr>
-        <w:t>通过Hive SQL关联多张事</w:t>
-      </w:r>
-      <w:r>
-        <w:rPr>
-          <w:rFonts w:ascii="MiSans" w:eastAsia="MiSans" w:hAnsi="MiSans" w:cs="MiSans"/>
-        </w:rPr>
-        <w:t>实表与维度表</w:t>
-      </w:r>
-      <w:r>
-        <w:rPr>
-          <w:rFonts w:ascii="MiSans" w:eastAsia="MiSans" w:hAnsi="MiSans" w:cs="MiSans" w:hint="eastAsia"/>
-        </w:rPr>
-        <w:t>，</w:t>
-      </w:r>
-      <w:r>
-        <w:rPr>
-          <w:rFonts w:ascii="MiSans" w:eastAsia="MiSans" w:hAnsi="MiSans" w:cs="MiSans"/>
-        </w:rPr>
-        <w:t>包括代理人信息表、客户经营信息表、保单表、佣金表、活动记录表等</w:t>
-      </w:r>
-      <w:r>
-        <w:rPr>
-          <w:rFonts w:ascii="MiSans" w:eastAsia="MiSans" w:hAnsi="MiSans" w:cs="MiSans"/>
-        </w:rPr>
-        <w:t>，构建以</w:t>
-      </w:r>
-      <w:r>
-        <w:rPr>
-          <w:rFonts w:ascii="MiSans" w:eastAsia="MiSans" w:hAnsi="MiSans" w:cs="MiSans"/>
-          <w:bCs/>
-        </w:rPr>
-        <w:t>人力主题</w:t>
-      </w:r>
-      <w:r>
-        <w:rPr>
-          <w:rFonts w:ascii="MiSans" w:eastAsia="MiSans" w:hAnsi="MiSans" w:cs="MiSans"/>
-        </w:rPr>
-        <w:t>和</w:t>
-      </w:r>
-      <w:r>
-        <w:rPr>
-          <w:rFonts w:ascii="MiSans" w:eastAsia="MiSans" w:hAnsi="MiSans" w:cs="MiSans"/>
-          <w:bCs/>
-        </w:rPr>
-        <w:t>渠道主题</w:t>
-      </w:r>
-      <w:r>
-        <w:rPr>
-          <w:rFonts w:ascii="MiSans" w:eastAsia="MiSans" w:hAnsi="MiSans" w:cs="MiSans"/>
-        </w:rPr>
-        <w:t>为核心的一体化维度模型，生成</w:t>
-      </w:r>
-      <w:proofErr w:type="gramStart"/>
-      <w:r>
-        <w:rPr>
-          <w:rFonts w:ascii="MiSans" w:eastAsia="MiSans" w:hAnsi="MiSans" w:cs="MiSans"/>
-        </w:rPr>
-        <w:t>包含收展员基础</w:t>
-      </w:r>
-      <w:proofErr w:type="gramEnd"/>
-      <w:r>
-        <w:rPr>
-          <w:rFonts w:ascii="MiSans" w:eastAsia="MiSans" w:hAnsi="MiSans" w:cs="MiSans"/>
-        </w:rPr>
-        <w:t>信息、日常活动、业绩产出的明细宽表，支撑后续多维分析</w:t>
-      </w:r>
-    </w:p>
-    <w:p>
-      <w:pPr>
-        <w:pStyle w:val="ab"/>
-        <w:numPr>
-          <w:ilvl w:val="0"/>
-          <w:numId w:val="9"/>
-        </w:numPr>
-        <w:rPr>
-          <w:rFonts w:ascii="MiSans" w:eastAsia="MiSans" w:hAnsi="MiSans" w:cs="MiSans"/>
-        </w:rPr>
-      </w:pPr>
-      <w:r>
-        <w:rPr>
-          <w:rFonts w:ascii="MiSans" w:eastAsia="MiSans" w:hAnsi="MiSans" w:cs="MiSans"/>
-        </w:rPr>
-        <w:t>基于明细宽表，编写Hive SQL实现汇总</w:t>
-      </w:r>
-      <w:proofErr w:type="gramStart"/>
-      <w:r>
-        <w:rPr>
-          <w:rFonts w:ascii="MiSans" w:eastAsia="MiSans" w:hAnsi="MiSans" w:cs="MiSans"/>
-        </w:rPr>
-        <w:t>层指标</w:t>
-      </w:r>
-      <w:proofErr w:type="gramEnd"/>
-      <w:r>
-        <w:rPr>
-          <w:rFonts w:ascii="MiSans" w:eastAsia="MiSans" w:hAnsi="MiSans" w:cs="MiSans"/>
-        </w:rPr>
-        <w:t>计算</w:t>
-      </w:r>
-    </w:p>
-    <w:p>
-      <w:pPr>
-        <w:pStyle w:val="ab"/>
-        <w:numPr>
-          <w:ilvl w:val="0"/>
-          <w:numId w:val="9"/>
-        </w:numPr>
-        <w:rPr>
-          <w:rFonts w:ascii="MiSans" w:eastAsia="MiSans" w:hAnsi="MiSans" w:cs="MiSans"/>
-        </w:rPr>
-      </w:pPr>
-      <w:r>
-        <w:rPr>
-          <w:rFonts w:ascii="MiSans" w:eastAsia="MiSans" w:hAnsi="MiSans" w:cs="MiSans"/>
-        </w:rPr>
-        <w:t>针对</w:t>
-      </w:r>
-      <w:proofErr w:type="gramStart"/>
-      <w:r>
-        <w:rPr>
-          <w:rFonts w:ascii="MiSans" w:eastAsia="MiSans" w:hAnsi="MiSans" w:cs="MiSans"/>
-        </w:rPr>
-        <w:t>大宽表多表</w:t>
-      </w:r>
-      <w:proofErr w:type="gramEnd"/>
-      <w:r>
-        <w:rPr>
-          <w:rFonts w:ascii="MiSans" w:eastAsia="MiSans" w:hAnsi="MiSans" w:cs="MiSans"/>
-        </w:rPr>
-        <w:t>连接导致的性能瓶颈，采用按“代理人团队”字段</w:t>
-      </w:r>
-      <w:proofErr w:type="gramStart"/>
-      <w:r>
-        <w:rPr>
-          <w:rFonts w:ascii="MiSans" w:eastAsia="MiSans" w:hAnsi="MiSans" w:cs="MiSans"/>
-        </w:rPr>
-        <w:t>进行分桶处理</w:t>
-      </w:r>
-      <w:proofErr w:type="gramEnd"/>
-      <w:r>
-        <w:rPr>
-          <w:rFonts w:ascii="MiSans" w:eastAsia="MiSans" w:hAnsi="MiSans" w:cs="MiSans"/>
-        </w:rPr>
-        <w:t>，将大任务拆分为多个并行子任务，</w:t>
-      </w:r>
-      <w:proofErr w:type="gramStart"/>
-      <w:r>
-        <w:rPr>
-          <w:rFonts w:ascii="MiSans" w:eastAsia="MiSans" w:hAnsi="MiSans" w:cs="MiSans"/>
-        </w:rPr>
-        <w:t>减少全表扫描</w:t>
-      </w:r>
-      <w:proofErr w:type="gramEnd"/>
-      <w:r>
-        <w:rPr>
-          <w:rFonts w:ascii="MiSans" w:eastAsia="MiSans" w:hAnsi="MiSans" w:cs="MiSans"/>
-        </w:rPr>
-        <w:t>与Shuffle开销，显著提升Hive查询效率</w:t>
-      </w:r>
-    </w:p>
-    <w:p>
-      <w:pPr>
-        <w:pStyle w:val="ab"/>
-        <w:numPr>
-          <w:ilvl w:val="0"/>
-          <w:numId w:val="9"/>
-        </w:numPr>
-        <w:rPr>
-          <w:rFonts w:ascii="MiSans" w:eastAsia="MiSans" w:hAnsi="MiSans" w:cs="MiSans"/>
-        </w:rPr>
-      </w:pPr>
-      <w:r>
-        <w:rPr>
-          <w:rFonts w:ascii="MiSans" w:eastAsia="MiSans" w:hAnsi="MiSans" w:cs="MiSans"/>
-        </w:rPr>
-        <w:t>根据业务</w:t>
-      </w:r>
-      <w:proofErr w:type="gramStart"/>
-      <w:r>
-        <w:rPr>
-          <w:rFonts w:ascii="MiSans" w:eastAsia="MiSans" w:hAnsi="MiSans" w:cs="MiSans"/>
-        </w:rPr>
-        <w:t>方需求</w:t>
-      </w:r>
-      <w:proofErr w:type="gramEnd"/>
-      <w:r>
-        <w:rPr>
-          <w:rFonts w:ascii="MiSans" w:eastAsia="MiSans" w:hAnsi="MiSans" w:cs="MiSans"/>
-        </w:rPr>
-        <w:t>对宽表层数据进行</w:t>
-      </w:r>
-      <w:r>
-        <w:rPr>
-          <w:rFonts w:ascii="MiSans" w:eastAsia="MiSans" w:hAnsi="MiSans" w:cs="MiSans" w:hint="eastAsia"/>
-        </w:rPr>
-        <w:t>简单</w:t>
-      </w:r>
-      <w:r>
-        <w:rPr>
-          <w:rFonts w:ascii="MiSans" w:eastAsia="MiSans" w:hAnsi="MiSans" w:cs="MiSans"/>
-        </w:rPr>
-        <w:t>加工，输出至目标表</w:t>
-      </w:r>
-      <w:r>
-        <w:rPr>
-          <w:rFonts w:ascii="MiSans" w:eastAsia="MiSans" w:hAnsi="MiSans" w:cs="MiSans" w:hint="eastAsia"/>
-        </w:rPr>
-        <w:t>中</w:t>
-      </w:r>
-    </w:p>
-    <w:p>
-      <w:pPr>
-        <w:pStyle w:val="ab"/>
-        <w:numPr>
-          <w:ilvl w:val="0"/>
-          <w:numId w:val="9"/>
-        </w:numPr>
-        <w:rPr>
-          <w:rFonts w:ascii="MiSans" w:eastAsia="MiSans" w:hAnsi="MiSans" w:cs="MiSans"/>
-        </w:rPr>
-      </w:pPr>
-      <w:r>
-        <w:rPr>
-          <w:rFonts w:ascii="MiSans" w:eastAsia="MiSans" w:hAnsi="MiSans" w:cs="MiSans"/>
-        </w:rPr>
-        <w:t>将调试通过的Hive SQL按照项目模板进行封装</w:t>
-      </w:r>
-      <w:r>
-        <w:rPr>
-          <w:rFonts w:ascii="MiSans" w:eastAsia="MiSans" w:hAnsi="MiSans" w:cs="MiSans"/>
-        </w:rPr>
-        <w:t>，编写配套注释与自测用例，完成功能验证，确保代码可复用、可维护</w:t>
-      </w:r>
-      <w:r>
-        <w:rPr>
-          <w:rFonts w:ascii="MiSans" w:eastAsia="MiSans" w:hAnsi="MiSans" w:cs="MiSans" w:hint="eastAsia"/>
-        </w:rPr>
-        <w:t>，并</w:t>
-      </w:r>
-      <w:r>
-        <w:rPr>
-          <w:rFonts w:ascii="MiSans" w:eastAsia="MiSans" w:hAnsi="MiSans" w:cs="MiSans"/>
-        </w:rPr>
-        <w:t>使用Azkaban</w:t>
-      </w:r>
-      <w:r>
-        <w:rPr>
-          <w:rFonts w:ascii="MiSans" w:eastAsia="MiSans" w:hAnsi="MiSans" w:cs="MiSans" w:hint="eastAsia"/>
-        </w:rPr>
-        <w:t>执行调度功能</w:t>
+          <w:sz w:val="28"/>
+        </w:rPr>
+        <w:t>经营指标分析平台</w:t>
       </w:r>
     </w:p>
     <w:p>
@@ -3313,428 +4288,27 @@
         <w:rPr>
           <w:rFonts w:ascii="MiSans" w:eastAsia="MiSans" w:hAnsi="MiSans" w:cs="MiSans" w:hint="eastAsia"/>
         </w:rPr>
-        <w:t>业务成果</w:t>
+        <w:t>项目介绍</w:t>
       </w:r>
     </w:p>
     <w:p>
       <w:pPr>
         <w:pStyle w:val="ab"/>
-        <w:numPr>
-          <w:ilvl w:val="0"/>
-          <w:numId w:val="14"/>
-        </w:numPr>
-        <w:rPr>
-          <w:rFonts w:ascii="MiSans" w:eastAsia="MiSans" w:hAnsi="MiSans" w:cs="MiSans"/>
-        </w:rPr>
-      </w:pPr>
-      <w:r>
-        <w:rPr>
-          <w:rFonts w:ascii="MiSans" w:eastAsia="MiSans" w:hAnsi="MiSans" w:cs="MiSans" w:hint="eastAsia"/>
-        </w:rPr>
-        <w:t>帮助业务团队快速分析</w:t>
-      </w:r>
-      <w:proofErr w:type="gramStart"/>
-      <w:r>
-        <w:rPr>
-          <w:rFonts w:ascii="MiSans" w:eastAsia="MiSans" w:hAnsi="MiSans" w:cs="MiSans" w:hint="eastAsia"/>
-        </w:rPr>
-        <w:t>每个收展员</w:t>
-      </w:r>
-      <w:proofErr w:type="gramEnd"/>
-      <w:r>
-        <w:rPr>
-          <w:rFonts w:ascii="MiSans" w:eastAsia="MiSans" w:hAnsi="MiSans" w:cs="MiSans" w:hint="eastAsia"/>
-        </w:rPr>
-        <w:t>的“有效参会人数”、</w:t>
-      </w:r>
-      <w:proofErr w:type="gramStart"/>
-      <w:r>
-        <w:rPr>
-          <w:rFonts w:ascii="MiSans" w:eastAsia="MiSans" w:hAnsi="MiSans" w:cs="MiSans" w:hint="eastAsia"/>
-        </w:rPr>
-        <w:t>“</w:t>
-      </w:r>
-      <w:proofErr w:type="gramEnd"/>
-      <w:r>
-        <w:rPr>
-          <w:rFonts w:ascii="MiSans" w:eastAsia="MiSans" w:hAnsi="MiSans" w:cs="MiSans" w:hint="eastAsia"/>
-        </w:rPr>
-        <w:t>有效拜访人数</w:t>
-      </w:r>
-      <w:proofErr w:type="gramStart"/>
-      <w:r>
-        <w:rPr>
-          <w:rFonts w:ascii="MiSans" w:eastAsia="MiSans" w:hAnsi="MiSans" w:cs="MiSans" w:hint="eastAsia"/>
-        </w:rPr>
-        <w:t>“</w:t>
-      </w:r>
-      <w:proofErr w:type="gramEnd"/>
-      <w:r>
-        <w:rPr>
-          <w:rFonts w:ascii="MiSans" w:eastAsia="MiSans" w:hAnsi="MiSans" w:cs="MiSans" w:hint="eastAsia"/>
-        </w:rPr>
-        <w:t>、“达星”情况等数据的分析，使客户团队的参会转化率增加了1</w:t>
-      </w:r>
-      <w:r>
-        <w:rPr>
-          <w:rFonts w:ascii="MiSans" w:eastAsia="MiSans" w:hAnsi="MiSans" w:cs="MiSans"/>
-        </w:rPr>
-        <w:t xml:space="preserve">5% </w:t>
-      </w:r>
-      <w:r>
-        <w:rPr>
-          <w:rFonts w:ascii="MiSans" w:eastAsia="MiSans" w:hAnsi="MiSans" w:cs="MiSans" w:hint="eastAsia"/>
-        </w:rPr>
-        <w:t>业绩达标人数增加了1</w:t>
-      </w:r>
-      <w:r>
-        <w:rPr>
-          <w:rFonts w:ascii="MiSans" w:eastAsia="MiSans" w:hAnsi="MiSans" w:cs="MiSans"/>
-        </w:rPr>
-        <w:t>0%</w:t>
-      </w:r>
-      <w:r>
-        <w:rPr>
-          <w:rFonts w:ascii="MiSans" w:eastAsia="MiSans" w:hAnsi="MiSans" w:cs="MiSans" w:hint="eastAsia"/>
-        </w:rPr>
-        <w:t>。</w:t>
-      </w:r>
-    </w:p>
-    <w:p>
-      <w:pPr>
-        <w:pStyle w:val="ab"/>
-        <w:numPr>
-          <w:ilvl w:val="0"/>
-          <w:numId w:val="14"/>
-        </w:numPr>
-        <w:rPr>
-          <w:rFonts w:ascii="MiSans" w:eastAsia="MiSans" w:hAnsi="MiSans" w:cs="MiSans"/>
-        </w:rPr>
-      </w:pPr>
-      <w:r>
-        <w:rPr>
-          <w:rFonts w:ascii="MiSans" w:eastAsia="MiSans" w:hAnsi="MiSans" w:cs="MiSans" w:hint="eastAsia"/>
-        </w:rPr>
-        <w:t>通过调度系统有效减少人力干涉且提高了对数据处理的效率，减轻了客户团队数据分析的人力资源耗费，提高业务效率和工作的积极性</w:t>
-      </w:r>
-    </w:p>
-    <w:p>
-      <w:pPr>
-        <w:pStyle w:val="ab"/>
-        <w:rPr>
-          <w:rFonts w:ascii="MiSans" w:eastAsia="MiSans" w:hAnsi="MiSans" w:cs="MiSans"/>
-        </w:rPr>
-      </w:pPr>
-      <w:r>
-        <w:rPr>
-          <w:rFonts w:ascii="MiSans" w:eastAsia="MiSans" w:hAnsi="MiSans" w:cs="MiSans" w:hint="eastAsia"/>
-          <w:noProof/>
-        </w:rPr>
-        <mc:AlternateContent>
-          <mc:Choice Requires="wpg">
-            <w:drawing>
-              <wp:inline distT="0" distB="0" distL="114300" distR="114300" wp14:anchorId="6EC93E7C" wp14:editId="396F1016">
-                <wp:extent cx="6588760" cy="325402"/>
-                <wp:effectExtent l="0" t="0" r="21590" b="17780"/>
-                <wp:docPr id="35" name="组合 35"/>
-                <wp:cNvGraphicFramePr/>
-                <a:graphic xmlns:a="http://schemas.openxmlformats.org/drawingml/2006/main">
-                  <a:graphicData uri="http://schemas.microsoft.com/office/word/2010/wordprocessingGroup">
-                    <wpg:wgp>
-                      <wpg:cNvGrpSpPr/>
-                      <wpg:grpSpPr>
-                        <a:xfrm>
-                          <a:off x="0" y="0"/>
-                          <a:ext cx="6588760" cy="325402"/>
-                          <a:chOff x="4574" y="5959"/>
-                          <a:chExt cx="10448" cy="516"/>
-                        </a:xfrm>
-                      </wpg:grpSpPr>
-                      <wpg:grpSp>
-                        <wpg:cNvPr id="44" name="组合 44"/>
-                        <wpg:cNvGrpSpPr/>
-                        <wpg:grpSpPr>
-                          <a:xfrm>
-                            <a:off x="4574" y="5959"/>
-                            <a:ext cx="10448" cy="516"/>
-                            <a:chOff x="5462" y="4054"/>
-                            <a:chExt cx="10448" cy="516"/>
-                          </a:xfrm>
-                        </wpg:grpSpPr>
-                        <wps:wsp>
-                          <wps:cNvPr id="50" name="直接连接符 8"/>
-                          <wps:cNvCnPr/>
-                          <wps:spPr>
-                            <a:xfrm>
-                              <a:off x="7803" y="4312"/>
-                              <a:ext cx="8107" cy="0"/>
-                            </a:xfrm>
-                            <a:prstGeom prst="line">
-                              <a:avLst/>
-                            </a:prstGeom>
-                            <a:ln w="12700">
-                              <a:solidFill>
-                                <a:schemeClr val="bg1">
-                                  <a:lumMod val="85000"/>
-                                </a:schemeClr>
-                              </a:solidFill>
-                            </a:ln>
-                          </wps:spPr>
-                          <wps:style>
-                            <a:lnRef idx="1">
-                              <a:schemeClr val="accent1"/>
-                            </a:lnRef>
-                            <a:fillRef idx="0">
-                              <a:schemeClr val="accent1"/>
-                            </a:fillRef>
-                            <a:effectRef idx="0">
-                              <a:schemeClr val="accent1"/>
-                            </a:effectRef>
-                            <a:fontRef idx="minor">
-                              <a:schemeClr val="tx1"/>
-                            </a:fontRef>
-                          </wps:style>
-                          <wps:bodyPr/>
-                        </wps:wsp>
-                        <wps:wsp>
-                          <wps:cNvPr id="53" name="燕尾形 49"/>
-                          <wps:cNvSpPr/>
-                          <wps:spPr>
-                            <a:xfrm>
-                              <a:off x="5955" y="4060"/>
-                              <a:ext cx="2146" cy="500"/>
-                            </a:xfrm>
-                            <a:prstGeom prst="chevron">
-                              <a:avLst>
-                                <a:gd name="adj" fmla="val 33914"/>
-                              </a:avLst>
-                            </a:prstGeom>
-                            <a:solidFill>
-                              <a:schemeClr val="bg1"/>
-                            </a:solidFill>
-                            <a:ln w="12700">
-                              <a:solidFill>
-                                <a:schemeClr val="bg1">
-                                  <a:lumMod val="85000"/>
-                                </a:schemeClr>
-                              </a:solidFill>
-                            </a:ln>
-                          </wps:spPr>
-                          <wps:style>
-                            <a:lnRef idx="2">
-                              <a:schemeClr val="accent1">
-                                <a:shade val="50000"/>
-                              </a:schemeClr>
-                            </a:lnRef>
-                            <a:fillRef idx="1">
-                              <a:schemeClr val="accent1"/>
-                            </a:fillRef>
-                            <a:effectRef idx="0">
-                              <a:schemeClr val="accent1"/>
-                            </a:effectRef>
-                            <a:fontRef idx="minor">
-                              <a:schemeClr val="lt1"/>
-                            </a:fontRef>
-                          </wps:style>
-                          <wps:txbx>
-                            <w:txbxContent>
-                              <w:p>
-                                <w:pPr>
-                                  <w:pStyle w:val="a7"/>
-                                </w:pPr>
-                                <w:r>
-                                  <w:rPr>
-                                    <w:rFonts w:hint="eastAsia"/>
-                                  </w:rPr>
-                                  <w:t>项目经历</w:t>
-                                </w:r>
-                              </w:p>
-                            </w:txbxContent>
-                          </wps:txbx>
-                          <wps:bodyPr rot="0" spcFirstLastPara="0" vertOverflow="overflow" horzOverflow="overflow" vert="horz" wrap="none" lIns="180000" tIns="0" rIns="180000" bIns="0" numCol="1" spcCol="0" rtlCol="0" fromWordArt="0" anchor="ctr" anchorCtr="0" forceAA="0" compatLnSpc="1">
-                            <a:noAutofit/>
-                          </wps:bodyPr>
-                        </wps:wsp>
-                        <wps:wsp>
-                          <wps:cNvPr id="54" name="燕尾形 21"/>
-                          <wps:cNvSpPr/>
-                          <wps:spPr>
-                            <a:xfrm>
-                              <a:off x="5462" y="4054"/>
-                              <a:ext cx="760" cy="516"/>
-                            </a:xfrm>
-                            <a:prstGeom prst="homePlate">
-                              <a:avLst>
-                                <a:gd name="adj" fmla="val 33914"/>
-                              </a:avLst>
-                            </a:prstGeom>
-                            <a:solidFill>
-                              <a:schemeClr val="tx2">
-                                <a:lumMod val="75000"/>
-                              </a:schemeClr>
-                            </a:solidFill>
-                            <a:ln w="19050">
-                              <a:noFill/>
-                            </a:ln>
-                          </wps:spPr>
-                          <wps:style>
-                            <a:lnRef idx="2">
-                              <a:schemeClr val="accent1">
-                                <a:shade val="50000"/>
-                              </a:schemeClr>
-                            </a:lnRef>
-                            <a:fillRef idx="1">
-                              <a:schemeClr val="accent1"/>
-                            </a:fillRef>
-                            <a:effectRef idx="0">
-                              <a:schemeClr val="accent1"/>
-                            </a:effectRef>
-                            <a:fontRef idx="minor">
-                              <a:schemeClr val="lt1"/>
-                            </a:fontRef>
-                          </wps:style>
-                          <wps:txbx>
-                            <w:txbxContent>
-                              <w:p>
-                                <w:pPr>
-                                  <w:jc w:val="center"/>
-                                </w:pPr>
-                              </w:p>
-                            </w:txbxContent>
-                          </wps:txbx>
-                          <wps:bodyPr rot="0" spcFirstLastPara="0" vertOverflow="overflow" horzOverflow="overflow" vert="horz" wrap="square" lIns="91440" tIns="45720" rIns="91440" bIns="45720" numCol="1" spcCol="0" rtlCol="0" fromWordArt="0" anchor="ctr" anchorCtr="0" forceAA="0" compatLnSpc="1">
-                            <a:noAutofit/>
-                          </wps:bodyPr>
-                        </wps:wsp>
-                      </wpg:grpSp>
-                      <pic:pic xmlns:pic="http://schemas.openxmlformats.org/drawingml/2006/picture">
-                        <pic:nvPicPr>
-                          <pic:cNvPr id="55" name="https://img8.file.cache.docer.com/storage/official/image/2023/05/15/2eb4fbbf9f54261388e3d4ca726f6b08.png" descr="eyJpZCI6MjE1ODAxMDAsInJlc291cmNlX2tleSI6IjEwIn0K"/>
-                          <pic:cNvPicPr>
-                            <a:picLocks noChangeAspect="1"/>
-                          </pic:cNvPicPr>
-                        </pic:nvPicPr>
-                        <pic:blipFill>
-                          <a:blip r:embed="rId16">
-                            <a:extLst>
-                              <a:ext uri="{96DAC541-7B7A-43D3-8B79-37D633B846F1}">
-                                <asvg:svgBlip xmlns:asvg="http://schemas.microsoft.com/office/drawing/2016/SVG/main" xmlns:w16sdtfl="http://schemas.microsoft.com/office/word/2024/wordml/sdtformatlock" xmlns:w16sdtdh="http://schemas.microsoft.com/office/word/2020/wordml/sdtdatahash" xmlns:w16du="http://schemas.microsoft.com/office/word/2023/wordml/word16du" xmlns:w16="http://schemas.microsoft.com/office/word/2018/wordml" xmlns:w16cid="http://schemas.microsoft.com/office/word/2016/wordml/cid" xmlns:w16cex="http://schemas.microsoft.com/office/word/2018/wordml/cex" xmlns:w="http://schemas.openxmlformats.org/wordprocessingml/2006/main" xmlns:w10="urn:schemas-microsoft-com:office:word" xmlns:v="urn:schemas-microsoft-com:vml" xmlns:oel="http://schemas.microsoft.com/office/2019/extlst" xmlns:o="urn:schemas-microsoft-com:office:office" xmlns:am3d="http://schemas.microsoft.com/office/drawing/2017/model3d" xmlns:aink="http://schemas.microsoft.com/office/drawing/2016/ink" xmlns:cx8="http://schemas.microsoft.com/office/drawing/2016/5/14/chartex" xmlns:cx7="http://schemas.microsoft.com/office/drawing/2016/5/13/chartex" xmlns:cx6="http://schemas.microsoft.com/office/drawing/2016/5/12/chartex" xmlns:cx5="http://schemas.microsoft.com/office/drawing/2016/5/11/chartex" xmlns:cx4="http://schemas.microsoft.com/office/drawing/2016/5/10/chartex" xmlns:cx3="http://schemas.microsoft.com/office/drawing/2016/5/9/chartex" xmlns:cx2="http://schemas.microsoft.com/office/drawing/2015/10/21/chartex" xmlns="" r:embed="rId17"/>
-                              </a:ext>
-                            </a:extLst>
-                          </a:blip>
-                          <a:srcRect/>
-                          <a:stretch>
-                            <a:fillRect/>
-                          </a:stretch>
-                        </pic:blipFill>
-                        <pic:spPr>
-                          <a:xfrm>
-                            <a:off x="4701" y="6030"/>
-                            <a:ext cx="382" cy="382"/>
-                          </a:xfrm>
-                          <a:prstGeom prst="rect">
-                            <a:avLst/>
-                          </a:prstGeom>
-                        </pic:spPr>
-                      </pic:pic>
-                    </wpg:wgp>
-                  </a:graphicData>
-                </a:graphic>
-              </wp:inline>
-            </w:drawing>
-          </mc:Choice>
-          <mc:Fallback xmlns:w16sdtfl="http://schemas.microsoft.com/office/word/2024/wordml/sdtformatlock" xmlns:w16sdtdh="http://schemas.microsoft.com/office/word/2020/wordml/sdtdatahash" xmlns:w16du="http://schemas.microsoft.com/office/word/2023/wordml/word16du" xmlns:w16="http://schemas.microsoft.com/office/word/2018/wordml" xmlns:w16cid="http://schemas.microsoft.com/office/word/2016/wordml/cid" xmlns:w16cex="http://schemas.microsoft.com/office/word/2018/wordml/cex" xmlns:oel="http://schemas.microsoft.com/office/2019/extlst" xmlns:am3d="http://schemas.microsoft.com/office/drawing/2017/model3d" xmlns:aink="http://schemas.microsoft.com/office/drawing/2016/ink" xmlns:cx8="http://schemas.microsoft.com/office/drawing/2016/5/14/chartex" xmlns:cx7="http://schemas.microsoft.com/office/drawing/2016/5/13/chartex" xmlns:cx6="http://schemas.microsoft.com/office/drawing/2016/5/12/chartex" xmlns:cx5="http://schemas.microsoft.com/office/drawing/2016/5/11/chartex" xmlns:cx4="http://schemas.microsoft.com/office/drawing/2016/5/10/chartex" xmlns:cx3="http://schemas.microsoft.com/office/drawing/2016/5/9/chartex" xmlns:cx2="http://schemas.microsoft.com/office/drawing/2015/10/21/chartex">
-            <w:pict>
-              <v:group w14:anchorId="6EC93E7C" id="组合 35" o:spid="_x0000_s1050" style="width:518.8pt;height:25.6pt;mso-position-horizontal-relative:char;mso-position-vertical-relative:line" coordorigin="4574,5959" coordsize="10448,516" o:gfxdata="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">
-                <v:group id="组合 44" o:spid="_x0000_s1051" style="position:absolute;left:4574;top:5959;width:10448;height:516" coordorigin="5462,4054" coordsize="10448,516" o:gfxdata="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">
-                  <v:line id="直接连接符 8" o:spid="_x0000_s1052" style="position:absolute;visibility:visible;mso-wrap-style:square" from="7803,4312" to="15910,4312" o:connectortype="straight" o:gfxdata="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" strokecolor="#d8d8d8 [2732]" strokeweight="1pt">
-                    <v:stroke joinstyle="miter"/>
-                  </v:line>
-                  <v:shape id="燕尾形 49" o:spid="_x0000_s1053" type="#_x0000_t55" style="position:absolute;left:5955;top:4060;width:2146;height:500;visibility:visible;mso-wrap-style:none;v-text-anchor:middle" o:gfxdata="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" adj="19893" fillcolor="white [3212]" strokecolor="#d8d8d8 [2732]" strokeweight="1pt">
-                    <v:textbox inset="5mm,0,5mm,0">
-                      <w:txbxContent>
-                        <w:p>
-                          <w:pPr>
-                            <w:pStyle w:val="a7"/>
-                            <w:rPr>
-                              <w:rFonts w:hint="eastAsia"/>
-                            </w:rPr>
-                          </w:pPr>
-                          <w:r>
-                            <w:rPr>
-                              <w:rFonts w:hint="eastAsia"/>
-                            </w:rPr>
-                            <w:t>项目经历</w:t>
-                          </w:r>
-                        </w:p>
-                      </w:txbxContent>
-                    </v:textbox>
-                  </v:shape>
-                  <v:shape id="燕尾形 21" o:spid="_x0000_s1054" type="#_x0000_t15" style="position:absolute;left:5462;top:4054;width:760;height:516;visibility:visible;mso-wrap-style:square;v-text-anchor:middle" o:gfxdata="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" adj="16626" fillcolor="#5a6e8b [2415]" stroked="f" strokeweight="1.5pt">
-                    <v:textbox>
-                      <w:txbxContent>
-                        <w:p>
-                          <w:pPr>
-                            <w:jc w:val="center"/>
-                          </w:pPr>
-                        </w:p>
-                      </w:txbxContent>
-                    </v:textbox>
-                  </v:shape>
-                </v:group>
-                <v:shape id="https://img8.file.cache.docer.com/storage/official/image/2023/05/15/2eb4fbbf9f54261388e3d4ca726f6b08.png" o:spid="_x0000_s1055" type="#_x0000_t75" alt="eyJpZCI6MjE1ODAxMDAsInJlc291cmNlX2tleSI6IjEwIn0K" style="position:absolute;left:4701;top:6030;width:382;height:382;visibility:visible;mso-wrap-style:square" o:gfxdata="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">
-                  <v:imagedata r:id="rId18" o:title="eyJpZCI6MjE1ODAxMDAsInJlc291cmNlX2tleSI6IjEwIn0K"/>
-                </v:shape>
-                <w10:anchorlock/>
-              </v:group>
-            </w:pict>
-          </mc:Fallback>
-        </mc:AlternateContent>
-      </w:r>
-    </w:p>
-    <w:p>
-      <w:pPr>
-        <w:pStyle w:val="a5"/>
-        <w:spacing w:before="156"/>
-        <w:rPr>
-          <w:sz w:val="28"/>
-        </w:rPr>
-      </w:pPr>
-      <w:r>
-        <w:rPr>
-          <w:sz w:val="28"/>
-        </w:rPr>
-        <w:t>都</w:t>
-      </w:r>
-      <w:proofErr w:type="gramStart"/>
-      <w:r>
-        <w:rPr>
-          <w:sz w:val="28"/>
-        </w:rPr>
-        <w:t>邦</w:t>
-      </w:r>
-      <w:proofErr w:type="gramEnd"/>
-      <w:r>
-        <w:rPr>
-          <w:sz w:val="28"/>
-        </w:rPr>
-        <w:t>财险</w:t>
-      </w:r>
-      <w:proofErr w:type="gramStart"/>
-      <w:r>
-        <w:rPr>
-          <w:rFonts w:hint="eastAsia"/>
-          <w:sz w:val="28"/>
-        </w:rPr>
-        <w:t>个客场景化标签</w:t>
-      </w:r>
-      <w:proofErr w:type="gramEnd"/>
-      <w:r>
-        <w:rPr>
-          <w:rFonts w:hint="eastAsia"/>
-          <w:sz w:val="28"/>
-        </w:rPr>
-        <w:t>建设项目</w:t>
+        <w:rPr>
+          <w:rFonts w:ascii="MiSans" w:eastAsia="MiSans" w:hAnsi="MiSans" w:cs="MiSans"/>
+        </w:rPr>
+      </w:pPr>
+      <w:r>
+        <w:rPr>
+          <w:rFonts w:ascii="MiSans" w:eastAsia="MiSans" w:hAnsi="MiSans" w:cs="MiSans"/>
+        </w:rPr>
+        <w:t>贵州省农村信用社联合社作为服务“三农”的主力军，拥有全省最大的县域金融服务网络，</w:t>
+      </w:r>
+      <w:r>
+        <w:rPr>
+          <w:rFonts w:ascii="MiSans" w:eastAsia="MiSans" w:hAnsi="MiSans" w:cs="MiSans"/>
+        </w:rPr>
+        <w:t>项目整合全社信贷业务数据，构建业绩考核与资产质量监控一体化数据仓库，实现贷款投放、不良率等核心指标的自动化计算与多层级穿透分析。</w:t>
       </w:r>
     </w:p>
     <w:p>
@@ -3752,98 +4326,114 @@
         <w:rPr>
           <w:rFonts w:ascii="MiSans" w:eastAsia="MiSans" w:hAnsi="MiSans" w:cs="MiSans" w:hint="eastAsia"/>
         </w:rPr>
-        <w:t>项目介绍</w:t>
-      </w:r>
+        <w:t>技术</w:t>
+      </w:r>
+      <w:proofErr w:type="gramStart"/>
+      <w:r>
+        <w:rPr>
+          <w:rFonts w:ascii="MiSans" w:eastAsia="MiSans" w:hAnsi="MiSans" w:cs="MiSans" w:hint="eastAsia"/>
+        </w:rPr>
+        <w:t>栈</w:t>
+      </w:r>
+      <w:proofErr w:type="gramEnd"/>
     </w:p>
     <w:p>
       <w:pPr>
         <w:pStyle w:val="ab"/>
-        <w:ind w:left="420"/>
-        <w:rPr>
-          <w:rFonts w:ascii="MiSans" w:eastAsia="MiSans" w:hAnsi="MiSans" w:cs="MiSans"/>
-        </w:rPr>
-      </w:pPr>
-      <w:r>
-        <w:rPr>
-          <w:rFonts w:ascii="MiSans" w:eastAsia="MiSans" w:hAnsi="MiSans" w:cs="MiSans"/>
-        </w:rPr>
-        <w:t>都</w:t>
+        <w:ind w:firstLine="420"/>
+        <w:rPr>
+          <w:rFonts w:ascii="MiSans" w:eastAsia="MiSans" w:hAnsi="MiSans" w:cs="MiSans"/>
+          <w:b/>
+        </w:rPr>
+      </w:pPr>
+      <w:proofErr w:type="spellStart"/>
+      <w:r>
+        <w:rPr>
+          <w:rFonts w:ascii="MiSans" w:eastAsia="MiSans" w:hAnsi="MiSans" w:cs="MiSans"/>
+          <w:b/>
+        </w:rPr>
+        <w:t>OceanBase</w:t>
+      </w:r>
+      <w:proofErr w:type="spellEnd"/>
+      <w:r>
+        <w:rPr>
+          <w:rFonts w:ascii="MiSans" w:eastAsia="MiSans" w:hAnsi="MiSans" w:cs="MiSans"/>
+          <w:b/>
+        </w:rPr>
+        <w:t xml:space="preserve"> + </w:t>
+      </w:r>
+      <w:proofErr w:type="spellStart"/>
+      <w:r>
+        <w:rPr>
+          <w:rFonts w:ascii="MiSans" w:eastAsia="MiSans" w:hAnsi="MiSans" w:cs="MiSans"/>
+          <w:b/>
+        </w:rPr>
+        <w:t>DataX</w:t>
+      </w:r>
+      <w:proofErr w:type="spellEnd"/>
+      <w:r>
+        <w:rPr>
+          <w:rFonts w:ascii="MiSans" w:eastAsia="MiSans" w:hAnsi="MiSans" w:cs="MiSans"/>
+          <w:b/>
+        </w:rPr>
+        <w:t xml:space="preserve"> + Hive + Dolphin Scheduler + Hadoop + </w:t>
+      </w:r>
+      <w:proofErr w:type="spellStart"/>
+      <w:r>
+        <w:rPr>
+          <w:rFonts w:ascii="MiSans" w:eastAsia="MiSans" w:hAnsi="MiSans" w:cs="MiSans"/>
+          <w:b/>
+        </w:rPr>
+        <w:t>Sqoop</w:t>
+      </w:r>
+      <w:proofErr w:type="spellEnd"/>
+      <w:r>
+        <w:rPr>
+          <w:rFonts w:ascii="MiSans" w:eastAsia="MiSans" w:hAnsi="MiSans" w:cs="MiSans"/>
+          <w:b/>
+        </w:rPr>
+        <w:t xml:space="preserve"> + </w:t>
+      </w:r>
+      <w:proofErr w:type="spellStart"/>
+      <w:r>
+        <w:rPr>
+          <w:rFonts w:ascii="MiSans" w:eastAsia="MiSans" w:hAnsi="MiSans" w:cs="MiSans"/>
+          <w:b/>
+        </w:rPr>
+        <w:t>DBeaver</w:t>
+      </w:r>
+      <w:proofErr w:type="spellEnd"/>
+      <w:r>
+        <w:rPr>
+          <w:rFonts w:ascii="MiSans" w:eastAsia="MiSans" w:hAnsi="MiSans" w:cs="MiSans"/>
+          <w:b/>
+        </w:rPr>
+        <w:t xml:space="preserve"> + Shell + </w:t>
       </w:r>
       <w:proofErr w:type="gramStart"/>
       <w:r>
         <w:rPr>
           <w:rFonts w:ascii="MiSans" w:eastAsia="MiSans" w:hAnsi="MiSans" w:cs="MiSans"/>
-        </w:rPr>
-        <w:t>邦</w:t>
-      </w:r>
+          <w:b/>
+        </w:rPr>
+        <w:t>帆软</w:t>
+      </w:r>
+      <w:proofErr w:type="spellStart"/>
       <w:proofErr w:type="gramEnd"/>
       <w:r>
         <w:rPr>
           <w:rFonts w:ascii="MiSans" w:eastAsia="MiSans" w:hAnsi="MiSans" w:cs="MiSans"/>
-        </w:rPr>
-        <w:t>财险</w:t>
-      </w:r>
-      <w:r>
-        <w:rPr>
-          <w:rFonts w:ascii="MiSans" w:eastAsia="MiSans" w:hAnsi="MiSans" w:cs="MiSans" w:hint="eastAsia"/>
-        </w:rPr>
-        <w:t>个人</w:t>
-      </w:r>
-      <w:r>
-        <w:rPr>
-          <w:rFonts w:ascii="MiSans" w:eastAsia="MiSans" w:hAnsi="MiSans" w:cs="MiSans" w:hint="eastAsia"/>
-        </w:rPr>
-        <w:t>业务占公司占比超7</w:t>
-      </w:r>
-      <w:r>
-        <w:rPr>
-          <w:rFonts w:ascii="MiSans" w:eastAsia="MiSans" w:hAnsi="MiSans" w:cs="MiSans"/>
-        </w:rPr>
-        <w:t>0%</w:t>
-      </w:r>
-      <w:r>
-        <w:rPr>
-          <w:rFonts w:ascii="MiSans" w:eastAsia="MiSans" w:hAnsi="MiSans" w:cs="MiSans" w:hint="eastAsia"/>
-        </w:rPr>
-        <w:t>，客户存量规模超百万级别。</w:t>
-      </w:r>
-      <w:r>
-        <w:rPr>
-          <w:rFonts w:ascii="MiSans" w:eastAsia="MiSans" w:hAnsi="MiSans" w:cs="MiSans"/>
-        </w:rPr>
-        <w:t>客户数据分散在承保、理赔、续期、客服</w:t>
-      </w:r>
-      <w:r>
-        <w:rPr>
-          <w:rFonts w:ascii="MiSans" w:eastAsia="MiSans" w:hAnsi="MiSans" w:cs="MiSans"/>
-        </w:rPr>
-        <w:t>等多个独立系统中，缺乏统一的客户全景视图</w:t>
-      </w:r>
-      <w:r>
-        <w:rPr>
-          <w:rFonts w:ascii="MiSans" w:eastAsia="MiSans" w:hAnsi="MiSans" w:cs="MiSans" w:hint="eastAsia"/>
-        </w:rPr>
-        <w:t>。</w:t>
-      </w:r>
-      <w:r>
-        <w:rPr>
-          <w:rFonts w:ascii="MiSans" w:eastAsia="MiSans" w:hAnsi="MiSans" w:cs="MiSans"/>
-        </w:rPr>
-        <w:t>为此启动客户画像标签体系与数据仓库建设，</w:t>
-      </w:r>
-      <w:proofErr w:type="gramStart"/>
-      <w:r>
-        <w:rPr>
-          <w:rFonts w:ascii="MiSans" w:eastAsia="MiSans" w:hAnsi="MiSans" w:cs="MiSans"/>
-        </w:rPr>
-        <w:t>整合全量客户</w:t>
-      </w:r>
-      <w:proofErr w:type="gramEnd"/>
-      <w:r>
-        <w:rPr>
-          <w:rFonts w:ascii="MiSans" w:eastAsia="MiSans" w:hAnsi="MiSans" w:cs="MiSans"/>
-        </w:rPr>
-        <w:t>数据，构建多维度标签体系，支撑精准营销与差异化运营。</w:t>
+          <w:b/>
+        </w:rPr>
+        <w:t>FineReport</w:t>
+      </w:r>
+      <w:proofErr w:type="spellEnd"/>
+      <w:r>
+        <w:rPr>
+          <w:rFonts w:ascii="MiSans" w:eastAsia="MiSans" w:hAnsi="MiSans" w:cs="MiSans"/>
+          <w:b/>
+        </w:rPr>
+        <w:t xml:space="preserve"> + SVN</w:t>
       </w:r>
     </w:p>
     <w:p>
@@ -3861,284 +4451,290 @@
         <w:rPr>
           <w:rFonts w:ascii="MiSans" w:eastAsia="MiSans" w:hAnsi="MiSans" w:cs="MiSans" w:hint="eastAsia"/>
         </w:rPr>
-        <w:lastRenderedPageBreak/>
-        <w:t>技术</w:t>
-      </w:r>
-      <w:proofErr w:type="gramStart"/>
-      <w:r>
-        <w:rPr>
-          <w:rFonts w:ascii="MiSans" w:eastAsia="MiSans" w:hAnsi="MiSans" w:cs="MiSans" w:hint="eastAsia"/>
-        </w:rPr>
-        <w:t>栈</w:t>
-      </w:r>
-      <w:proofErr w:type="gramEnd"/>
+        <w:t>工作职责</w:t>
+      </w:r>
     </w:p>
     <w:p>
       <w:pPr>
         <w:pStyle w:val="ab"/>
-        <w:ind w:firstLine="420"/>
-        <w:rPr>
-          <w:rFonts w:ascii="Consolas" w:hAnsi="Consolas"/>
-          <w:color w:val="0F1115"/>
-          <w:sz w:val="24"/>
-          <w:szCs w:val="21"/>
-          <w14:textFill>
-            <w14:solidFill>
-              <w14:srgbClr w14:val="0F1115">
-                <w14:lumMod w14:val="65000"/>
-                <w14:lumOff w14:val="35000"/>
-              </w14:srgbClr>
-            </w14:solidFill>
-          </w14:textFill>
-        </w:rPr>
-      </w:pPr>
-      <w:r>
-        <w:rPr>
-          <w:rFonts w:ascii="Consolas" w:hAnsi="Consolas"/>
-          <w:color w:val="0F1115"/>
-          <w:sz w:val="24"/>
-          <w:szCs w:val="21"/>
-          <w14:textFill>
-            <w14:solidFill>
-              <w14:srgbClr w14:val="0F1115">
-                <w14:lumMod w14:val="65000"/>
-                <w14:lumOff w14:val="35000"/>
-              </w14:srgbClr>
-            </w14:solidFill>
-          </w14:textFill>
-        </w:rPr>
-        <w:t>阿里云</w:t>
+        <w:numPr>
+          <w:ilvl w:val="0"/>
+          <w:numId w:val="18"/>
+        </w:numPr>
+        <w:rPr>
+          <w:rFonts w:ascii="MiSans" w:eastAsia="MiSans" w:hAnsi="MiSans" w:cs="MiSans"/>
+        </w:rPr>
+      </w:pPr>
+      <w:r>
+        <w:rPr>
+          <w:rFonts w:ascii="MiSans" w:eastAsia="MiSans" w:hAnsi="MiSans" w:cs="MiSans" w:hint="eastAsia"/>
+        </w:rPr>
+        <w:t>通过需求文档，</w:t>
+      </w:r>
+      <w:r>
+        <w:rPr>
+          <w:rFonts w:ascii="MiSans" w:eastAsia="MiSans" w:hAnsi="MiSans" w:cs="MiSans" w:hint="eastAsia"/>
+        </w:rPr>
+        <w:t>负责指标（集市）层mapping</w:t>
+      </w:r>
+      <w:r>
+        <w:rPr>
+          <w:rFonts w:ascii="MiSans" w:eastAsia="MiSans" w:hAnsi="MiSans" w:cs="MiSans" w:hint="eastAsia"/>
+        </w:rPr>
+        <w:t>的编写。</w:t>
+      </w:r>
+    </w:p>
+    <w:p>
+      <w:pPr>
+        <w:pStyle w:val="ab"/>
+        <w:numPr>
+          <w:ilvl w:val="0"/>
+          <w:numId w:val="18"/>
+        </w:numPr>
+        <w:rPr>
+          <w:rFonts w:ascii="MiSans" w:eastAsia="MiSans" w:hAnsi="MiSans" w:cs="MiSans"/>
+        </w:rPr>
+      </w:pPr>
+      <w:r>
+        <w:rPr>
+          <w:rFonts w:ascii="MiSans" w:eastAsia="MiSans" w:hAnsi="MiSans" w:cs="MiSans"/>
+        </w:rPr>
+        <w:t>使用</w:t>
       </w:r>
       <w:proofErr w:type="spellStart"/>
       <w:r>
         <w:rPr>
-          <w:rFonts w:ascii="Consolas" w:hAnsi="Consolas"/>
-          <w:color w:val="0F1115"/>
-          <w:sz w:val="24"/>
-          <w:szCs w:val="21"/>
-          <w14:textFill>
-            <w14:solidFill>
-              <w14:srgbClr w14:val="0F1115">
-                <w14:lumMod w14:val="65000"/>
-                <w14:lumOff w14:val="35000"/>
-              </w14:srgbClr>
-            </w14:solidFill>
-          </w14:textFill>
-        </w:rPr>
-        <w:t>MaxCompute</w:t>
+          <w:rFonts w:ascii="MiSans" w:eastAsia="MiSans" w:hAnsi="MiSans" w:cs="MiSans"/>
+        </w:rPr>
+        <w:t>DataX</w:t>
       </w:r>
       <w:proofErr w:type="spellEnd"/>
-      <w:r>
-        <w:rPr>
-          <w:rFonts w:ascii="Consolas" w:hAnsi="Consolas"/>
-          <w:color w:val="0F1115"/>
-          <w:sz w:val="24"/>
-          <w:szCs w:val="21"/>
-          <w14:textFill>
-            <w14:solidFill>
-              <w14:srgbClr w14:val="0F1115">
-                <w14:lumMod w14:val="65000"/>
-                <w14:lumOff w14:val="35000"/>
-              </w14:srgbClr>
-            </w14:solidFill>
-          </w14:textFill>
-        </w:rPr>
-        <w:t xml:space="preserve"> + </w:t>
+      <w:proofErr w:type="gramStart"/>
+      <w:r>
+        <w:rPr>
+          <w:rFonts w:ascii="MiSans" w:eastAsia="MiSans" w:hAnsi="MiSans" w:cs="MiSans"/>
+        </w:rPr>
+        <w:t>将源端</w:t>
       </w:r>
       <w:proofErr w:type="spellStart"/>
-      <w:r>
-        <w:rPr>
-          <w:rFonts w:ascii="Consolas" w:hAnsi="Consolas"/>
-          <w:color w:val="0F1115"/>
-          <w:sz w:val="24"/>
-          <w:szCs w:val="21"/>
-          <w14:textFill>
-            <w14:solidFill>
-              <w14:srgbClr w14:val="0F1115">
-                <w14:lumMod w14:val="65000"/>
-                <w14:lumOff w14:val="35000"/>
-              </w14:srgbClr>
-            </w14:solidFill>
-          </w14:textFill>
-        </w:rPr>
-        <w:t>DataWorks</w:t>
+      <w:proofErr w:type="gramEnd"/>
+      <w:r>
+        <w:rPr>
+          <w:rFonts w:ascii="MiSans" w:eastAsia="MiSans" w:hAnsi="MiSans" w:cs="MiSans"/>
+        </w:rPr>
+        <w:t>OceanBase</w:t>
       </w:r>
       <w:proofErr w:type="spellEnd"/>
       <w:r>
         <w:rPr>
-          <w:rFonts w:ascii="Consolas" w:hAnsi="Consolas"/>
-          <w:color w:val="0F1115"/>
-          <w:sz w:val="24"/>
-          <w:szCs w:val="21"/>
-          <w14:textFill>
-            <w14:solidFill>
-              <w14:srgbClr w14:val="0F1115">
-                <w14:lumMod w14:val="65000"/>
-                <w14:lumOff w14:val="35000"/>
-              </w14:srgbClr>
-            </w14:solidFill>
-          </w14:textFill>
-        </w:rPr>
-        <w:t xml:space="preserve"> + </w:t>
+          <w:rFonts w:ascii="MiSans" w:eastAsia="MiSans" w:hAnsi="MiSans" w:cs="MiSans"/>
+        </w:rPr>
+        <w:t>核心业务与信贷管理系统数据同步至Hadoop HDFS，使用</w:t>
       </w:r>
       <w:proofErr w:type="spellStart"/>
       <w:r>
         <w:rPr>
-          <w:rFonts w:ascii="Consolas" w:hAnsi="Consolas"/>
-          <w:color w:val="0F1115"/>
-          <w:sz w:val="24"/>
-          <w:szCs w:val="21"/>
-          <w14:textFill>
-            <w14:solidFill>
-              <w14:srgbClr w14:val="0F1115">
-                <w14:lumMod w14:val="65000"/>
-                <w14:lumOff w14:val="35000"/>
-              </w14:srgbClr>
-            </w14:solidFill>
-          </w14:textFill>
-        </w:rPr>
-        <w:t>DataX</w:t>
+          <w:rFonts w:ascii="MiSans" w:eastAsia="MiSans" w:hAnsi="MiSans" w:cs="MiSans"/>
+        </w:rPr>
+        <w:t>Sqoop</w:t>
       </w:r>
       <w:proofErr w:type="spellEnd"/>
       <w:r>
         <w:rPr>
-          <w:rFonts w:ascii="Consolas" w:hAnsi="Consolas" w:hint="eastAsia"/>
-          <w:color w:val="0F1115"/>
-          <w:sz w:val="24"/>
-          <w:szCs w:val="21"/>
-          <w14:textFill>
-            <w14:solidFill>
-              <w14:srgbClr w14:val="0F1115">
-                <w14:lumMod w14:val="65000"/>
-                <w14:lumOff w14:val="35000"/>
-              </w14:srgbClr>
-            </w14:solidFill>
-          </w14:textFill>
-        </w:rPr>
-        <w:t xml:space="preserve"> </w:t>
-      </w:r>
-      <w:r>
-        <w:rPr>
-          <w:rFonts w:ascii="Consolas" w:hAnsi="Consolas"/>
-          <w:color w:val="0F1115"/>
-          <w:sz w:val="24"/>
-          <w:szCs w:val="21"/>
-          <w14:textFill>
-            <w14:solidFill>
-              <w14:srgbClr w14:val="0F1115">
-                <w14:lumMod w14:val="65000"/>
-                <w14:lumOff w14:val="35000"/>
-              </w14:srgbClr>
-            </w14:solidFill>
-          </w14:textFill>
-        </w:rPr>
-        <w:t>+</w:t>
-      </w:r>
-      <w:r>
-        <w:rPr>
-          <w:rFonts w:ascii="Consolas" w:hAnsi="Consolas" w:hint="eastAsia"/>
-          <w:color w:val="0F1115"/>
-          <w:sz w:val="24"/>
-          <w:szCs w:val="21"/>
-          <w14:textFill>
-            <w14:solidFill>
-              <w14:srgbClr w14:val="0F1115">
-                <w14:lumMod w14:val="65000"/>
-                <w14:lumOff w14:val="35000"/>
-              </w14:srgbClr>
-            </w14:solidFill>
-          </w14:textFill>
-        </w:rPr>
-        <w:t xml:space="preserve"> DI</w:t>
-      </w:r>
-      <w:r>
-        <w:rPr>
-          <w:rFonts w:ascii="Consolas" w:hAnsi="Consolas" w:hint="eastAsia"/>
-          <w:color w:val="0F1115"/>
-          <w:sz w:val="24"/>
-          <w:szCs w:val="21"/>
-          <w14:textFill>
-            <w14:solidFill>
-              <w14:srgbClr w14:val="0F1115">
-                <w14:lumMod w14:val="65000"/>
-                <w14:lumOff w14:val="35000"/>
-              </w14:srgbClr>
-            </w14:solidFill>
-          </w14:textFill>
-        </w:rPr>
-        <w:t>离线同步</w:t>
-      </w:r>
-      <w:r>
-        <w:rPr>
-          <w:rFonts w:ascii="Consolas" w:hAnsi="Consolas" w:hint="eastAsia"/>
-          <w:color w:val="0F1115"/>
-          <w:sz w:val="24"/>
-          <w:szCs w:val="21"/>
-          <w14:textFill>
-            <w14:solidFill>
-              <w14:srgbClr w14:val="0F1115">
-                <w14:lumMod w14:val="65000"/>
-                <w14:lumOff w14:val="35000"/>
-              </w14:srgbClr>
-            </w14:solidFill>
-          </w14:textFill>
-        </w:rPr>
-        <w:t xml:space="preserve"> </w:t>
-      </w:r>
-      <w:r>
-        <w:rPr>
-          <w:rFonts w:ascii="Consolas" w:hAnsi="Consolas" w:hint="eastAsia"/>
-          <w:color w:val="0F1115"/>
-          <w:sz w:val="24"/>
-          <w:szCs w:val="21"/>
-          <w14:textFill>
-            <w14:solidFill>
-              <w14:srgbClr w14:val="0F1115">
-                <w14:lumMod w14:val="65000"/>
-                <w14:lumOff w14:val="35000"/>
-              </w14:srgbClr>
-            </w14:solidFill>
-          </w14:textFill>
-        </w:rPr>
-        <w:t>+</w:t>
-      </w:r>
-      <w:r>
-        <w:rPr>
-          <w:rFonts w:ascii="Consolas" w:hAnsi="Consolas" w:hint="eastAsia"/>
-          <w:color w:val="0F1115"/>
-          <w:sz w:val="24"/>
-          <w:szCs w:val="21"/>
-          <w14:textFill>
-            <w14:solidFill>
-              <w14:srgbClr w14:val="0F1115">
-                <w14:lumMod w14:val="65000"/>
-                <w14:lumOff w14:val="35000"/>
-              </w14:srgbClr>
-            </w14:solidFill>
-          </w14:textFill>
-        </w:rPr>
-        <w:t xml:space="preserve"> </w:t>
-      </w:r>
-      <w:r>
-        <w:rPr>
-          <w:rFonts w:ascii="MiSans" w:eastAsia="MiSans" w:hAnsi="MiSans" w:cs="MiSans" w:hint="eastAsia"/>
-        </w:rPr>
-        <w:t>Quick BI</w:t>
-      </w:r>
-      <w:r>
-        <w:rPr>
-          <w:rFonts w:ascii="MiSans" w:eastAsia="MiSans" w:hAnsi="MiSans" w:cs="MiSans"/>
-        </w:rPr>
-        <w:t xml:space="preserve"> + </w:t>
+          <w:rFonts w:ascii="MiSans" w:eastAsia="MiSans" w:hAnsi="MiSans" w:cs="MiSans"/>
+        </w:rPr>
+        <w:t>抽取MySQL系统数据至Hive ODS层</w:t>
+      </w:r>
+      <w:r>
+        <w:rPr>
+          <w:rFonts w:ascii="MiSans" w:eastAsia="MiSans" w:hAnsi="MiSans" w:cs="MiSans" w:hint="eastAsia"/>
+        </w:rPr>
+        <w:t>。</w:t>
+      </w:r>
+    </w:p>
+    <w:p>
+      <w:pPr>
+        <w:pStyle w:val="ab"/>
+        <w:ind w:left="780"/>
+        <w:rPr>
+          <w:rFonts w:ascii="MiSans" w:eastAsia="MiSans" w:hAnsi="MiSans" w:cs="MiSans"/>
+        </w:rPr>
+      </w:pPr>
+      <w:r>
+        <w:rPr>
+          <w:rFonts w:ascii="MiSans" w:eastAsia="MiSans" w:hAnsi="MiSans" w:cs="MiSans" w:hint="eastAsia"/>
+        </w:rPr>
+        <w:t>DWD层将</w:t>
+      </w:r>
+      <w:proofErr w:type="gramStart"/>
+      <w:r>
+        <w:rPr>
+          <w:rFonts w:ascii="MiSans" w:eastAsia="MiSans" w:hAnsi="MiSans" w:cs="MiSans" w:hint="eastAsia"/>
+        </w:rPr>
+        <w:t>贴源层</w:t>
+      </w:r>
+      <w:proofErr w:type="gramEnd"/>
+      <w:r>
+        <w:rPr>
+          <w:rFonts w:ascii="MiSans" w:eastAsia="MiSans" w:hAnsi="MiSans" w:cs="MiSans" w:hint="eastAsia"/>
+        </w:rPr>
+        <w:t>数据落入明细粒度层与公共维度层。</w:t>
+      </w:r>
+    </w:p>
+    <w:p>
+      <w:pPr>
+        <w:pStyle w:val="ab"/>
+        <w:ind w:left="780"/>
+        <w:rPr>
+          <w:rFonts w:ascii="MiSans" w:eastAsia="MiSans" w:hAnsi="MiSans" w:cs="MiSans" w:hint="eastAsia"/>
+        </w:rPr>
+      </w:pPr>
+      <w:proofErr w:type="gramStart"/>
+      <w:r>
+        <w:rPr>
+          <w:rFonts w:ascii="MiSans" w:eastAsia="MiSans" w:hAnsi="MiSans" w:cs="MiSans"/>
+        </w:rPr>
+        <w:t>基于宽表编写</w:t>
+      </w:r>
+      <w:proofErr w:type="gramEnd"/>
+      <w:r>
+        <w:rPr>
+          <w:rFonts w:ascii="MiSans" w:eastAsia="MiSans" w:hAnsi="MiSans" w:cs="MiSans"/>
+        </w:rPr>
+        <w:t>Hive SQL实现DWS</w:t>
+      </w:r>
+      <w:proofErr w:type="gramStart"/>
+      <w:r>
+        <w:rPr>
+          <w:rFonts w:ascii="MiSans" w:eastAsia="MiSans" w:hAnsi="MiSans" w:cs="MiSans"/>
+        </w:rPr>
+        <w:t>层指标</w:t>
+      </w:r>
+      <w:proofErr w:type="gramEnd"/>
+      <w:r>
+        <w:rPr>
+          <w:rFonts w:ascii="MiSans" w:eastAsia="MiSans" w:hAnsi="MiSans" w:cs="MiSans"/>
+        </w:rPr>
+        <w:t>汇总</w:t>
+      </w:r>
+      <w:r>
+        <w:rPr>
+          <w:rFonts w:ascii="MiSans" w:eastAsia="MiSans" w:hAnsi="MiSans" w:cs="MiSans" w:hint="eastAsia"/>
+        </w:rPr>
+        <w:t>。</w:t>
+      </w:r>
+    </w:p>
+    <w:p>
+      <w:pPr>
+        <w:pStyle w:val="ab"/>
+        <w:numPr>
+          <w:ilvl w:val="0"/>
+          <w:numId w:val="18"/>
+        </w:numPr>
+        <w:rPr>
+          <w:rFonts w:ascii="MiSans" w:eastAsia="MiSans" w:hAnsi="MiSans" w:cs="MiSans"/>
+        </w:rPr>
+      </w:pPr>
+      <w:r>
+        <w:rPr>
+          <w:rFonts w:ascii="MiSans" w:eastAsia="MiSans" w:hAnsi="MiSans" w:cs="MiSans"/>
+        </w:rPr>
+        <w:t>将汇总结果输出至ADS层业绩考核表与资产质量监控表，使用</w:t>
       </w:r>
       <w:proofErr w:type="spellStart"/>
       <w:r>
         <w:rPr>
           <w:rFonts w:ascii="MiSans" w:eastAsia="MiSans" w:hAnsi="MiSans" w:cs="MiSans"/>
         </w:rPr>
-        <w:t>DophinScheduler</w:t>
+        <w:t>FineReport</w:t>
       </w:r>
       <w:proofErr w:type="spellEnd"/>
+      <w:r>
+        <w:rPr>
+          <w:rFonts w:ascii="MiSans" w:eastAsia="MiSans" w:hAnsi="MiSans" w:cs="MiSans"/>
+        </w:rPr>
+        <w:t>连接Hive开发信贷投放进度、不良率趋势、联社资产质量排名、客户经理绩效排名、监管报送指标等看板，SQL脚本与报表模板通过SVN管理</w:t>
+      </w:r>
+      <w:r>
+        <w:rPr>
+          <w:rFonts w:ascii="MiSans" w:eastAsia="MiSans" w:hAnsi="MiSans" w:cs="MiSans" w:hint="eastAsia"/>
+        </w:rPr>
+        <w:t>。</w:t>
+      </w:r>
+    </w:p>
+    <w:p>
+      <w:pPr>
+        <w:pStyle w:val="ab"/>
+        <w:numPr>
+          <w:ilvl w:val="0"/>
+          <w:numId w:val="18"/>
+        </w:numPr>
+        <w:rPr>
+          <w:rFonts w:ascii="MiSans" w:eastAsia="MiSans" w:hAnsi="MiSans" w:cs="MiSans"/>
+        </w:rPr>
+      </w:pPr>
+      <w:r>
+        <w:rPr>
+          <w:rFonts w:ascii="MiSans" w:eastAsia="MiSans" w:hAnsi="MiSans" w:cs="MiSans"/>
+        </w:rPr>
+        <w:t>使用Dolphin Scheduler</w:t>
+      </w:r>
+      <w:proofErr w:type="gramStart"/>
+      <w:r>
+        <w:rPr>
+          <w:rFonts w:ascii="MiSans" w:eastAsia="MiSans" w:hAnsi="MiSans" w:cs="MiSans"/>
+        </w:rPr>
+        <w:t>编排全</w:t>
+      </w:r>
+      <w:proofErr w:type="gramEnd"/>
+      <w:r>
+        <w:rPr>
+          <w:rFonts w:ascii="MiSans" w:eastAsia="MiSans" w:hAnsi="MiSans" w:cs="MiSans"/>
+        </w:rPr>
+        <w:t>链路DAG工作</w:t>
+      </w:r>
+      <w:proofErr w:type="gramStart"/>
+      <w:r>
+        <w:rPr>
+          <w:rFonts w:ascii="MiSans" w:eastAsia="MiSans" w:hAnsi="MiSans" w:cs="MiSans"/>
+        </w:rPr>
+        <w:t>流实现</w:t>
+      </w:r>
+      <w:proofErr w:type="gramEnd"/>
+      <w:r>
+        <w:rPr>
+          <w:rFonts w:ascii="MiSans" w:eastAsia="MiSans" w:hAnsi="MiSans" w:cs="MiSans"/>
+        </w:rPr>
+        <w:t>每日自动调度与告警，编写Shell脚本配合Hive SQL稽核贷款总额一致性与不良率口径合</w:t>
+      </w:r>
+      <w:proofErr w:type="gramStart"/>
+      <w:r>
+        <w:rPr>
+          <w:rFonts w:ascii="MiSans" w:eastAsia="MiSans" w:hAnsi="MiSans" w:cs="MiSans"/>
+        </w:rPr>
+        <w:t>规</w:t>
+      </w:r>
+      <w:proofErr w:type="gramEnd"/>
+      <w:r>
+        <w:rPr>
+          <w:rFonts w:ascii="MiSans" w:eastAsia="MiSans" w:hAnsi="MiSans" w:cs="MiSans"/>
+        </w:rPr>
+        <w:t>性，</w:t>
+      </w:r>
+      <w:proofErr w:type="gramStart"/>
+      <w:r>
+        <w:rPr>
+          <w:rFonts w:ascii="MiSans" w:eastAsia="MiSans" w:hAnsi="MiSans" w:cs="MiSans"/>
+        </w:rPr>
+        <w:t>每日跑批后</w:t>
+      </w:r>
+      <w:proofErr w:type="gramEnd"/>
+      <w:r>
+        <w:rPr>
+          <w:rFonts w:ascii="MiSans" w:eastAsia="MiSans" w:hAnsi="MiSans" w:cs="MiSans"/>
+        </w:rPr>
+        <w:t>输出质量报告</w:t>
+      </w:r>
     </w:p>
     <w:p>
       <w:pPr>
@@ -4155,1002 +4751,6 @@
         <w:rPr>
           <w:rFonts w:ascii="MiSans" w:eastAsia="MiSans" w:hAnsi="MiSans" w:cs="MiSans" w:hint="eastAsia"/>
         </w:rPr>
-        <w:t>工作职责</w:t>
-      </w:r>
-    </w:p>
-    <w:p>
-      <w:pPr>
-        <w:pStyle w:val="ab"/>
-        <w:numPr>
-          <w:ilvl w:val="0"/>
-          <w:numId w:val="15"/>
-        </w:numPr>
-        <w:rPr>
-          <w:rFonts w:ascii="MiSans" w:eastAsia="MiSans" w:hAnsi="MiSans" w:cs="MiSans"/>
-        </w:rPr>
-      </w:pPr>
-      <w:r>
-        <w:rPr>
-          <w:rFonts w:ascii="MiSans" w:eastAsia="MiSans" w:hAnsi="MiSans" w:cs="MiSans"/>
-        </w:rPr>
-        <w:t>参与项目启动，与市场、续期、理赔、客服等部门沟通，将“提升续保留存”“挖掘交叉销售机会”等业务目标转化为客户价值分、续保意向评分、产品偏好、理赔风险、流失预警等可量化标签，明确计算口径与更新频率，并编写ODS到ADS四层Mapping文档，统一客户ID打通规则</w:t>
-      </w:r>
-    </w:p>
-    <w:p>
-      <w:pPr>
-        <w:pStyle w:val="ab"/>
-        <w:numPr>
-          <w:ilvl w:val="0"/>
-          <w:numId w:val="15"/>
-        </w:numPr>
-        <w:rPr>
-          <w:rFonts w:ascii="MiSans" w:eastAsia="MiSans" w:hAnsi="MiSans" w:cs="MiSans"/>
-        </w:rPr>
-      </w:pPr>
-      <w:r>
-        <w:rPr>
-          <w:rFonts w:ascii="MiSans" w:eastAsia="MiSans" w:hAnsi="MiSans" w:cs="MiSans"/>
-        </w:rPr>
-        <w:t>使用</w:t>
-      </w:r>
-      <w:proofErr w:type="spellStart"/>
-      <w:r>
-        <w:rPr>
-          <w:rFonts w:ascii="MiSans" w:eastAsia="MiSans" w:hAnsi="MiSans" w:cs="MiSans"/>
-        </w:rPr>
-        <w:t>DataX</w:t>
-      </w:r>
-      <w:proofErr w:type="spellEnd"/>
-      <w:r>
-        <w:rPr>
-          <w:rFonts w:ascii="MiSans" w:eastAsia="MiSans" w:hAnsi="MiSans" w:cs="MiSans"/>
-        </w:rPr>
-        <w:t>将承保、理赔、续期、</w:t>
-      </w:r>
-      <w:proofErr w:type="gramStart"/>
-      <w:r>
-        <w:rPr>
-          <w:rFonts w:ascii="MiSans" w:eastAsia="MiSans" w:hAnsi="MiSans" w:cs="MiSans"/>
-        </w:rPr>
-        <w:t>客服工单</w:t>
-      </w:r>
-      <w:proofErr w:type="gramEnd"/>
-      <w:r>
-        <w:rPr>
-          <w:rFonts w:ascii="MiSans" w:eastAsia="MiSans" w:hAnsi="MiSans" w:cs="MiSans"/>
-        </w:rPr>
-        <w:t>、</w:t>
-      </w:r>
-      <w:proofErr w:type="gramStart"/>
-      <w:r>
-        <w:rPr>
-          <w:rFonts w:ascii="MiSans" w:eastAsia="MiSans" w:hAnsi="MiSans" w:cs="MiSans"/>
-        </w:rPr>
-        <w:t>官网埋点5套源</w:t>
-      </w:r>
-      <w:proofErr w:type="gramEnd"/>
-      <w:r>
-        <w:rPr>
-          <w:rFonts w:ascii="MiSans" w:eastAsia="MiSans" w:hAnsi="MiSans" w:cs="MiSans"/>
-        </w:rPr>
-        <w:t>系统数据同步至</w:t>
-      </w:r>
-      <w:proofErr w:type="spellStart"/>
-      <w:r>
-        <w:rPr>
-          <w:rFonts w:ascii="MiSans" w:eastAsia="MiSans" w:hAnsi="MiSans" w:cs="MiSans"/>
-        </w:rPr>
-        <w:t>MaxCompute</w:t>
-      </w:r>
-      <w:proofErr w:type="spellEnd"/>
-      <w:r>
-        <w:rPr>
-          <w:rFonts w:ascii="MiSans" w:eastAsia="MiSans" w:hAnsi="MiSans" w:cs="MiSans"/>
-        </w:rPr>
-        <w:t xml:space="preserve"> ODS层，并编写SQL完成清洗脱敏；以统一客户ID为主键关联多张事实表，构建包含基础属性、投保汇总、理赔特征、续保记录、在线行为等字段的客户全景明细宽表</w:t>
-      </w:r>
-    </w:p>
-    <w:p>
-      <w:pPr>
-        <w:pStyle w:val="ab"/>
-        <w:numPr>
-          <w:ilvl w:val="0"/>
-          <w:numId w:val="15"/>
-        </w:numPr>
-        <w:rPr>
-          <w:rFonts w:ascii="MiSans" w:eastAsia="MiSans" w:hAnsi="MiSans" w:cs="MiSans"/>
-        </w:rPr>
-      </w:pPr>
-      <w:proofErr w:type="gramStart"/>
-      <w:r>
-        <w:rPr>
-          <w:rFonts w:ascii="MiSans" w:eastAsia="MiSans" w:hAnsi="MiSans" w:cs="MiSans"/>
-        </w:rPr>
-        <w:t>基于宽表编写</w:t>
-      </w:r>
-      <w:proofErr w:type="spellStart"/>
-      <w:proofErr w:type="gramEnd"/>
-      <w:r>
-        <w:rPr>
-          <w:rFonts w:ascii="MiSans" w:eastAsia="MiSans" w:hAnsi="MiSans" w:cs="MiSans"/>
-        </w:rPr>
-        <w:t>MaxCompute</w:t>
-      </w:r>
-      <w:proofErr w:type="spellEnd"/>
-      <w:r>
-        <w:rPr>
-          <w:rFonts w:ascii="MiSans" w:eastAsia="MiSans" w:hAnsi="MiSans" w:cs="MiSans"/>
-        </w:rPr>
-        <w:t xml:space="preserve"> SQL</w:t>
-      </w:r>
-      <w:r>
-        <w:rPr>
-          <w:rFonts w:ascii="MiSans" w:eastAsia="MiSans" w:hAnsi="MiSans" w:cs="MiSans" w:hint="eastAsia"/>
-        </w:rPr>
-        <w:t>实现汇总层的数据加工</w:t>
-      </w:r>
-    </w:p>
-    <w:p>
-      <w:pPr>
-        <w:pStyle w:val="ab"/>
-        <w:numPr>
-          <w:ilvl w:val="0"/>
-          <w:numId w:val="15"/>
-        </w:numPr>
-        <w:rPr>
-          <w:rFonts w:ascii="MiSans" w:eastAsia="MiSans" w:hAnsi="MiSans" w:cs="MiSans"/>
-        </w:rPr>
-      </w:pPr>
-      <w:r>
-        <w:rPr>
-          <w:rFonts w:ascii="MiSans" w:eastAsia="MiSans" w:hAnsi="MiSans" w:cs="MiSans"/>
-        </w:rPr>
-        <w:t>将</w:t>
-      </w:r>
-      <w:r>
-        <w:rPr>
-          <w:rFonts w:ascii="MiSans" w:eastAsia="MiSans" w:hAnsi="MiSans" w:cs="MiSans" w:hint="eastAsia"/>
-        </w:rPr>
-        <w:t>汇总层的</w:t>
-      </w:r>
-      <w:proofErr w:type="gramStart"/>
-      <w:r>
-        <w:rPr>
-          <w:rFonts w:ascii="MiSans" w:eastAsia="MiSans" w:hAnsi="MiSans" w:cs="MiSans" w:hint="eastAsia"/>
-        </w:rPr>
-        <w:t>表</w:t>
-      </w:r>
-      <w:r>
-        <w:rPr>
-          <w:rFonts w:ascii="MiSans" w:eastAsia="MiSans" w:hAnsi="MiSans" w:cs="MiSans" w:hint="eastAsia"/>
-        </w:rPr>
-        <w:t>加工</w:t>
-      </w:r>
-      <w:proofErr w:type="gramEnd"/>
-      <w:r>
-        <w:rPr>
-          <w:rFonts w:ascii="MiSans" w:eastAsia="MiSans" w:hAnsi="MiSans" w:cs="MiSans" w:hint="eastAsia"/>
-        </w:rPr>
-        <w:t>到</w:t>
-      </w:r>
-      <w:r>
-        <w:rPr>
-          <w:rFonts w:ascii="MiSans" w:eastAsia="MiSans" w:hAnsi="MiSans" w:cs="MiSans"/>
-        </w:rPr>
-        <w:t>ADS客户标签宽表，使用</w:t>
-      </w:r>
-      <w:r>
-        <w:rPr>
-          <w:rFonts w:ascii="Segoe UI" w:hAnsi="Segoe UI" w:cs="Segoe UI"/>
-          <w:color w:val="0F1115"/>
-          <w:shd w:val="clear" w:color="auto" w:fill="FFFFFF"/>
-        </w:rPr>
-        <w:t> </w:t>
-      </w:r>
-      <w:r>
-        <w:rPr>
-          <w:rFonts w:ascii="MiSans" w:eastAsia="MiSans" w:hAnsi="MiSans" w:cs="MiSans" w:hint="eastAsia"/>
-        </w:rPr>
-        <w:t>Quick BI</w:t>
-      </w:r>
-      <w:r>
-        <w:rPr>
-          <w:rFonts w:ascii="MiSans" w:eastAsia="MiSans" w:hAnsi="MiSans" w:cs="MiSans"/>
-        </w:rPr>
-        <w:t>开发客户画像全景看板、分群分布地图、流失预警</w:t>
-      </w:r>
-      <w:r>
-        <w:rPr>
-          <w:rFonts w:ascii="MiSans" w:eastAsia="MiSans" w:hAnsi="MiSans" w:cs="MiSans"/>
-        </w:rPr>
-        <w:t>图、</w:t>
-      </w:r>
-      <w:r>
-        <w:rPr>
-          <w:rFonts w:ascii="MiSans" w:eastAsia="MiSans" w:hAnsi="MiSans" w:cs="MiSans"/>
-        </w:rPr>
-        <w:t>销售推荐列表等10</w:t>
-      </w:r>
-      <w:r>
-        <w:rPr>
-          <w:rFonts w:ascii="MiSans" w:eastAsia="MiSans" w:hAnsi="MiSans" w:cs="MiSans"/>
-        </w:rPr>
-        <w:t>余张报表</w:t>
-      </w:r>
-    </w:p>
-    <w:p>
-      <w:pPr>
-        <w:pStyle w:val="ab"/>
-        <w:numPr>
-          <w:ilvl w:val="0"/>
-          <w:numId w:val="6"/>
-        </w:numPr>
-        <w:rPr>
-          <w:rFonts w:ascii="MiSans" w:eastAsia="MiSans" w:hAnsi="MiSans" w:cs="MiSans"/>
-        </w:rPr>
-      </w:pPr>
-      <w:r>
-        <w:rPr>
-          <w:rFonts w:ascii="MiSans" w:eastAsia="MiSans" w:hAnsi="MiSans" w:cs="MiSans" w:hint="eastAsia"/>
-        </w:rPr>
-        <w:t>业务成果</w:t>
-      </w:r>
-    </w:p>
-    <w:p>
-      <w:pPr>
-        <w:pStyle w:val="ab"/>
-        <w:numPr>
-          <w:ilvl w:val="0"/>
-          <w:numId w:val="16"/>
-        </w:numPr>
-        <w:rPr>
-          <w:rFonts w:ascii="MiSans" w:eastAsia="MiSans" w:hAnsi="MiSans" w:cs="MiSans"/>
-        </w:rPr>
-      </w:pPr>
-      <w:r>
-        <w:rPr>
-          <w:rFonts w:ascii="MiSans" w:eastAsia="MiSans" w:hAnsi="MiSans" w:cs="MiSans"/>
-        </w:rPr>
-        <w:t>基于流失预警与续保意向标签实施差异化续保，整体续保率提升约8个百分点；利用产品偏好标签精准</w:t>
-      </w:r>
-      <w:proofErr w:type="gramStart"/>
-      <w:r>
-        <w:rPr>
-          <w:rFonts w:ascii="MiSans" w:eastAsia="MiSans" w:hAnsi="MiSans" w:cs="MiSans"/>
-        </w:rPr>
-        <w:t>推荐非</w:t>
-      </w:r>
-      <w:proofErr w:type="gramEnd"/>
-      <w:r>
-        <w:rPr>
-          <w:rFonts w:ascii="MiSans" w:eastAsia="MiSans" w:hAnsi="MiSans" w:cs="MiSans"/>
-        </w:rPr>
-        <w:t>车险产品，交叉销售转化率提升约20%，客均持有保单数由1.3件增至1.7件。</w:t>
-      </w:r>
-    </w:p>
-    <w:p>
-      <w:pPr>
-        <w:pStyle w:val="ab"/>
-        <w:numPr>
-          <w:ilvl w:val="0"/>
-          <w:numId w:val="16"/>
-        </w:numPr>
-        <w:rPr>
-          <w:rFonts w:ascii="MiSans" w:eastAsia="MiSans" w:hAnsi="MiSans" w:cs="MiSans"/>
-        </w:rPr>
-      </w:pPr>
-      <w:r>
-        <w:rPr>
-          <w:rFonts w:ascii="MiSans" w:eastAsia="MiSans" w:hAnsi="MiSans" w:cs="MiSans"/>
-        </w:rPr>
-        <w:t>营销由全量推送转为按标签精准</w:t>
-      </w:r>
-      <w:r>
-        <w:rPr>
-          <w:rFonts w:ascii="MiSans" w:eastAsia="MiSans" w:hAnsi="MiSans" w:cs="MiSans" w:hint="eastAsia"/>
-        </w:rPr>
-        <w:t>投放</w:t>
-      </w:r>
-      <w:r>
-        <w:rPr>
-          <w:rFonts w:ascii="MiSans" w:eastAsia="MiSans" w:hAnsi="MiSans" w:cs="MiSans"/>
-        </w:rPr>
-        <w:t>，响应率提升</w:t>
-      </w:r>
-      <w:r>
-        <w:rPr>
-          <w:rFonts w:ascii="MiSans" w:eastAsia="MiSans" w:hAnsi="MiSans" w:cs="MiSans" w:hint="eastAsia"/>
-        </w:rPr>
-        <w:t>。</w:t>
-      </w:r>
-      <w:r>
-        <w:rPr>
-          <w:rFonts w:ascii="MiSans" w:eastAsia="MiSans" w:hAnsi="MiSans" w:cs="MiSans"/>
-        </w:rPr>
-        <w:t>理赔风险标签接入客服系统触发差异化服务，高价值客户流失率降低约10%，客户投诉率下降15%。</w:t>
-      </w:r>
-    </w:p>
-    <w:p>
-      <w:pPr>
-        <w:pStyle w:val="ab"/>
-        <w:rPr>
-          <w:rFonts w:ascii="MiSans" w:eastAsia="MiSans" w:hAnsi="MiSans" w:cs="MiSans"/>
-        </w:rPr>
-      </w:pPr>
-      <w:r>
-        <w:rPr>
-          <w:rFonts w:ascii="MiSans" w:eastAsia="MiSans" w:hAnsi="MiSans" w:cs="MiSans" w:hint="eastAsia"/>
-          <w:noProof/>
-          <w:color w:val="auto"/>
-          <w:kern w:val="2"/>
-          <w:sz w:val="21"/>
-          <w:szCs w:val="24"/>
-        </w:rPr>
-        <mc:AlternateContent>
-          <mc:Choice Requires="wpg">
-            <w:drawing>
-              <wp:inline distT="0" distB="0" distL="114300" distR="114300" wp14:anchorId="68A9E9E9" wp14:editId="597F8475">
-                <wp:extent cx="6588760" cy="325120"/>
-                <wp:effectExtent l="0" t="0" r="21590" b="17780"/>
-                <wp:docPr id="62" name="组合 62"/>
-                <wp:cNvGraphicFramePr/>
-                <a:graphic xmlns:a="http://schemas.openxmlformats.org/drawingml/2006/main">
-                  <a:graphicData uri="http://schemas.microsoft.com/office/word/2010/wordprocessingGroup">
-                    <wpg:wgp>
-                      <wpg:cNvGrpSpPr/>
-                      <wpg:grpSpPr>
-                        <a:xfrm>
-                          <a:off x="0" y="0"/>
-                          <a:ext cx="6588760" cy="325120"/>
-                          <a:chOff x="4574" y="5959"/>
-                          <a:chExt cx="10448" cy="516"/>
-                        </a:xfrm>
-                      </wpg:grpSpPr>
-                      <wpg:grpSp>
-                        <wpg:cNvPr id="63" name="组合 63"/>
-                        <wpg:cNvGrpSpPr/>
-                        <wpg:grpSpPr>
-                          <a:xfrm>
-                            <a:off x="4574" y="5959"/>
-                            <a:ext cx="10448" cy="516"/>
-                            <a:chOff x="5462" y="4054"/>
-                            <a:chExt cx="10448" cy="516"/>
-                          </a:xfrm>
-                        </wpg:grpSpPr>
-                        <wps:wsp>
-                          <wps:cNvPr id="64" name="直接连接符 8"/>
-                          <wps:cNvCnPr/>
-                          <wps:spPr>
-                            <a:xfrm>
-                              <a:off x="7803" y="4312"/>
-                              <a:ext cx="8107" cy="0"/>
-                            </a:xfrm>
-                            <a:prstGeom prst="line">
-                              <a:avLst/>
-                            </a:prstGeom>
-                            <a:noFill/>
-                            <a:ln w="12700" cap="flat" cmpd="sng" algn="ctr">
-                              <a:solidFill>
-                                <a:srgbClr val="FFFFFF">
-                                  <a:lumMod val="85000"/>
-                                </a:srgbClr>
-                              </a:solidFill>
-                              <a:prstDash val="solid"/>
-                              <a:miter lim="800000"/>
-                            </a:ln>
-                            <a:effectLst/>
-                          </wps:spPr>
-                          <wps:bodyPr/>
-                        </wps:wsp>
-                        <wps:wsp>
-                          <wps:cNvPr id="65" name="燕尾形 49"/>
-                          <wps:cNvSpPr/>
-                          <wps:spPr>
-                            <a:xfrm>
-                              <a:off x="5955" y="4060"/>
-                              <a:ext cx="2146" cy="500"/>
-                            </a:xfrm>
-                            <a:prstGeom prst="chevron">
-                              <a:avLst>
-                                <a:gd name="adj" fmla="val 33914"/>
-                              </a:avLst>
-                            </a:prstGeom>
-                            <a:solidFill>
-                              <a:srgbClr val="FFFFFF"/>
-                            </a:solidFill>
-                            <a:ln w="12700" cap="flat" cmpd="sng" algn="ctr">
-                              <a:solidFill>
-                                <a:srgbClr val="FFFFFF">
-                                  <a:lumMod val="85000"/>
-                                </a:srgbClr>
-                              </a:solidFill>
-                              <a:prstDash val="solid"/>
-                              <a:miter lim="800000"/>
-                            </a:ln>
-                            <a:effectLst/>
-                          </wps:spPr>
-                          <wps:txbx>
-                            <w:txbxContent>
-                              <w:p>
-                                <w:pPr>
-                                  <w:pStyle w:val="a7"/>
-                                </w:pPr>
-                                <w:r>
-                                  <w:rPr>
-                                    <w:rFonts w:hint="eastAsia"/>
-                                  </w:rPr>
-                                  <w:t>项目经历</w:t>
-                                </w:r>
-                              </w:p>
-                            </w:txbxContent>
-                          </wps:txbx>
-                          <wps:bodyPr rot="0" spcFirstLastPara="0" vertOverflow="overflow" horzOverflow="overflow" vert="horz" wrap="none" lIns="180000" tIns="0" rIns="180000" bIns="0" numCol="1" spcCol="0" rtlCol="0" fromWordArt="0" anchor="ctr" anchorCtr="0" forceAA="0" compatLnSpc="1">
-                            <a:noAutofit/>
-                          </wps:bodyPr>
-                        </wps:wsp>
-                        <wps:wsp>
-                          <wps:cNvPr id="67" name="燕尾形 21"/>
-                          <wps:cNvSpPr/>
-                          <wps:spPr>
-                            <a:xfrm>
-                              <a:off x="5462" y="4054"/>
-                              <a:ext cx="760" cy="516"/>
-                            </a:xfrm>
-                            <a:prstGeom prst="homePlate">
-                              <a:avLst>
-                                <a:gd name="adj" fmla="val 33914"/>
-                              </a:avLst>
-                            </a:prstGeom>
-                            <a:solidFill>
-                              <a:srgbClr val="8496AF">
-                                <a:lumMod val="75000"/>
-                              </a:srgbClr>
-                            </a:solidFill>
-                            <a:ln w="19050" cap="flat" cmpd="sng" algn="ctr">
-                              <a:noFill/>
-                              <a:prstDash val="solid"/>
-                              <a:miter lim="800000"/>
-                            </a:ln>
-                            <a:effectLst/>
-                          </wps:spPr>
-                          <wps:txbx>
-                            <w:txbxContent>
-                              <w:p>
-                                <w:pPr>
-                                  <w:jc w:val="center"/>
-                                </w:pPr>
-                              </w:p>
-                            </w:txbxContent>
-                          </wps:txbx>
-                          <wps:bodyPr rot="0" spcFirstLastPara="0" vertOverflow="overflow" horzOverflow="overflow" vert="horz" wrap="square" lIns="91440" tIns="45720" rIns="91440" bIns="45720" numCol="1" spcCol="0" rtlCol="0" fromWordArt="0" anchor="ctr" anchorCtr="0" forceAA="0" compatLnSpc="1">
-                            <a:noAutofit/>
-                          </wps:bodyPr>
-                        </wps:wsp>
-                      </wpg:grpSp>
-                      <pic:pic xmlns:pic="http://schemas.openxmlformats.org/drawingml/2006/picture">
-                        <pic:nvPicPr>
-                          <pic:cNvPr id="68" name="https://img8.file.cache.docer.com/storage/official/image/2023/05/15/2eb4fbbf9f54261388e3d4ca726f6b08.png" descr="eyJpZCI6MjE1ODAxMDAsInJlc291cmNlX2tleSI6IjEwIn0K"/>
-                          <pic:cNvPicPr>
-                            <a:picLocks noChangeAspect="1"/>
-                          </pic:cNvPicPr>
-                        </pic:nvPicPr>
-                        <pic:blipFill>
-                          <a:blip r:embed="rId16">
-                            <a:extLst>
-                              <a:ext uri="{96DAC541-7B7A-43D3-8B79-37D633B846F1}">
-                                <asvg:svgBlip xmlns:asvg="http://schemas.microsoft.com/office/drawing/2016/SVG/main" xmlns:w16sdtfl="http://schemas.microsoft.com/office/word/2024/wordml/sdtformatlock" xmlns:w16sdtdh="http://schemas.microsoft.com/office/word/2020/wordml/sdtdatahash" xmlns:w16du="http://schemas.microsoft.com/office/word/2023/wordml/word16du" xmlns:w16="http://schemas.microsoft.com/office/word/2018/wordml" xmlns:w16cid="http://schemas.microsoft.com/office/word/2016/wordml/cid" xmlns:w16cex="http://schemas.microsoft.com/office/word/2018/wordml/cex" xmlns:w="http://schemas.openxmlformats.org/wordprocessingml/2006/main" xmlns:w10="urn:schemas-microsoft-com:office:word" xmlns:v="urn:schemas-microsoft-com:vml" xmlns:oel="http://schemas.microsoft.com/office/2019/extlst" xmlns:o="urn:schemas-microsoft-com:office:office" xmlns:am3d="http://schemas.microsoft.com/office/drawing/2017/model3d" xmlns:aink="http://schemas.microsoft.com/office/drawing/2016/ink" xmlns:cx8="http://schemas.microsoft.com/office/drawing/2016/5/14/chartex" xmlns:cx7="http://schemas.microsoft.com/office/drawing/2016/5/13/chartex" xmlns:cx6="http://schemas.microsoft.com/office/drawing/2016/5/12/chartex" xmlns:cx5="http://schemas.microsoft.com/office/drawing/2016/5/11/chartex" xmlns:cx4="http://schemas.microsoft.com/office/drawing/2016/5/10/chartex" xmlns:cx3="http://schemas.microsoft.com/office/drawing/2016/5/9/chartex" xmlns:cx2="http://schemas.microsoft.com/office/drawing/2015/10/21/chartex" xmlns="" r:embed="rId17"/>
-                              </a:ext>
-                            </a:extLst>
-                          </a:blip>
-                          <a:srcRect/>
-                          <a:stretch>
-                            <a:fillRect/>
-                          </a:stretch>
-                        </pic:blipFill>
-                        <pic:spPr>
-                          <a:xfrm>
-                            <a:off x="4701" y="6030"/>
-                            <a:ext cx="382" cy="382"/>
-                          </a:xfrm>
-                          <a:prstGeom prst="rect">
-                            <a:avLst/>
-                          </a:prstGeom>
-                        </pic:spPr>
-                      </pic:pic>
-                    </wpg:wgp>
-                  </a:graphicData>
-                </a:graphic>
-              </wp:inline>
-            </w:drawing>
-          </mc:Choice>
-          <mc:Fallback xmlns:w16sdtfl="http://schemas.microsoft.com/office/word/2024/wordml/sdtformatlock" xmlns:w16sdtdh="http://schemas.microsoft.com/office/word/2020/wordml/sdtdatahash" xmlns:w16du="http://schemas.microsoft.com/office/word/2023/wordml/word16du" xmlns:w16="http://schemas.microsoft.com/office/word/2018/wordml" xmlns:w16cid="http://schemas.microsoft.com/office/word/2016/wordml/cid" xmlns:w16cex="http://schemas.microsoft.com/office/word/2018/wordml/cex" xmlns:oel="http://schemas.microsoft.com/office/2019/extlst" xmlns:am3d="http://schemas.microsoft.com/office/drawing/2017/model3d" xmlns:aink="http://schemas.microsoft.com/office/drawing/2016/ink" xmlns:cx8="http://schemas.microsoft.com/office/drawing/2016/5/14/chartex" xmlns:cx7="http://schemas.microsoft.com/office/drawing/2016/5/13/chartex" xmlns:cx6="http://schemas.microsoft.com/office/drawing/2016/5/12/chartex" xmlns:cx5="http://schemas.microsoft.com/office/drawing/2016/5/11/chartex" xmlns:cx4="http://schemas.microsoft.com/office/drawing/2016/5/10/chartex" xmlns:cx3="http://schemas.microsoft.com/office/drawing/2016/5/9/chartex" xmlns:cx2="http://schemas.microsoft.com/office/drawing/2015/10/21/chartex">
-            <w:pict>
-              <v:group w14:anchorId="68A9E9E9" id="组合 62" o:spid="_x0000_s1056" style="width:518.8pt;height:25.6pt;mso-position-horizontal-relative:char;mso-position-vertical-relative:line" coordorigin="4574,5959" coordsize="10448,516" o:gfxdata="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">
-                <v:group id="组合 63" o:spid="_x0000_s1057" style="position:absolute;left:4574;top:5959;width:10448;height:516" coordorigin="5462,4054" coordsize="10448,516" o:gfxdata="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">
-                  <v:line id="直接连接符 8" o:spid="_x0000_s1058" style="position:absolute;visibility:visible;mso-wrap-style:square" from="7803,4312" to="15910,4312" o:connectortype="straight" o:gfxdata="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" strokecolor="#d9d9d9" strokeweight="1pt">
-                    <v:stroke joinstyle="miter"/>
-                  </v:line>
-                  <v:shape id="燕尾形 49" o:spid="_x0000_s1059" type="#_x0000_t55" style="position:absolute;left:5955;top:4060;width:2146;height:500;visibility:visible;mso-wrap-style:none;v-text-anchor:middle" o:gfxdata="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" adj="19893" strokecolor="#d9d9d9" strokeweight="1pt">
-                    <v:textbox inset="5mm,0,5mm,0">
-                      <w:txbxContent>
-                        <w:p>
-                          <w:pPr>
-                            <w:pStyle w:val="a7"/>
-                            <w:rPr>
-                              <w:rFonts w:hint="eastAsia"/>
-                            </w:rPr>
-                          </w:pPr>
-                          <w:r>
-                            <w:rPr>
-                              <w:rFonts w:hint="eastAsia"/>
-                            </w:rPr>
-                            <w:t>项目经历</w:t>
-                          </w:r>
-                        </w:p>
-                      </w:txbxContent>
-                    </v:textbox>
-                  </v:shape>
-                  <v:shape id="燕尾形 21" o:spid="_x0000_s1060" type="#_x0000_t15" style="position:absolute;left:5462;top:4054;width:760;height:516;visibility:visible;mso-wrap-style:square;v-text-anchor:middle" o:gfxdata="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" adj="16626" fillcolor="#5b6f8c" stroked="f" strokeweight="1.5pt">
-                    <v:textbox>
-                      <w:txbxContent>
-                        <w:p>
-                          <w:pPr>
-                            <w:jc w:val="center"/>
-                          </w:pPr>
-                        </w:p>
-                      </w:txbxContent>
-                    </v:textbox>
-                  </v:shape>
-                </v:group>
-                <v:shape id="https://img8.file.cache.docer.com/storage/official/image/2023/05/15/2eb4fbbf9f54261388e3d4ca726f6b08.png" o:spid="_x0000_s1061" type="#_x0000_t75" alt="eyJpZCI6MjE1ODAxMDAsInJlc291cmNlX2tleSI6IjEwIn0K" style="position:absolute;left:4701;top:6030;width:382;height:382;visibility:visible;mso-wrap-style:square" o:gfxdata="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">
-                  <v:imagedata r:id="rId18" o:title="eyJpZCI6MjE1ODAxMDAsInJlc291cmNlX2tleSI6IjEwIn0K"/>
-                </v:shape>
-                <w10:anchorlock/>
-              </v:group>
-            </w:pict>
-          </mc:Fallback>
-        </mc:AlternateContent>
-      </w:r>
-    </w:p>
-    <w:p>
-      <w:pPr>
-        <w:pStyle w:val="a5"/>
-        <w:spacing w:before="156"/>
-        <w:rPr>
-          <w:sz w:val="28"/>
-        </w:rPr>
-      </w:pPr>
-      <w:r>
-        <w:rPr>
-          <w:sz w:val="28"/>
-        </w:rPr>
-        <w:t>贵州省农村信用社联合社信贷</w:t>
-      </w:r>
-      <w:proofErr w:type="gramStart"/>
-      <w:r>
-        <w:rPr>
-          <w:sz w:val="28"/>
-        </w:rPr>
-        <w:t>风险数仓与</w:t>
-      </w:r>
-      <w:proofErr w:type="gramEnd"/>
-      <w:r>
-        <w:rPr>
-          <w:sz w:val="28"/>
-        </w:rPr>
-        <w:t>经营指标分析平台</w:t>
-      </w:r>
-    </w:p>
-    <w:p>
-      <w:pPr>
-        <w:pStyle w:val="ab"/>
-        <w:numPr>
-          <w:ilvl w:val="0"/>
-          <w:numId w:val="6"/>
-        </w:numPr>
-        <w:rPr>
-          <w:rFonts w:ascii="MiSans" w:eastAsia="MiSans" w:hAnsi="MiSans" w:cs="MiSans"/>
-        </w:rPr>
-      </w:pPr>
-      <w:r>
-        <w:rPr>
-          <w:rFonts w:ascii="MiSans" w:eastAsia="MiSans" w:hAnsi="MiSans" w:cs="MiSans" w:hint="eastAsia"/>
-        </w:rPr>
-        <w:t>项目介绍</w:t>
-      </w:r>
-    </w:p>
-    <w:p>
-      <w:pPr>
-        <w:pStyle w:val="ab"/>
-        <w:rPr>
-          <w:rFonts w:ascii="MiSans" w:eastAsia="MiSans" w:hAnsi="MiSans" w:cs="MiSans"/>
-        </w:rPr>
-      </w:pPr>
-      <w:r>
-        <w:rPr>
-          <w:rFonts w:ascii="MiSans" w:eastAsia="MiSans" w:hAnsi="MiSans" w:cs="MiSans"/>
-        </w:rPr>
-        <w:t>贵州省农村信用社联合社作为服务“三农”的主力军，拥有全省最大的县域金融服务网络，</w:t>
-      </w:r>
-      <w:r>
-        <w:rPr>
-          <w:rFonts w:ascii="MiSans" w:eastAsia="MiSans" w:hAnsi="MiSans" w:cs="MiSans"/>
-        </w:rPr>
-        <w:t>项目整合全社信贷业务数据，构建业绩考核与资产质量监控一体化数据仓库，实现贷款投放、不良率等核心指标的自动化计算与多层级穿透分析。</w:t>
-      </w:r>
-    </w:p>
-    <w:p>
-      <w:pPr>
-        <w:pStyle w:val="ab"/>
-        <w:numPr>
-          <w:ilvl w:val="0"/>
-          <w:numId w:val="6"/>
-        </w:numPr>
-        <w:rPr>
-          <w:rFonts w:ascii="MiSans" w:eastAsia="MiSans" w:hAnsi="MiSans" w:cs="MiSans"/>
-        </w:rPr>
-      </w:pPr>
-      <w:r>
-        <w:rPr>
-          <w:rFonts w:ascii="MiSans" w:eastAsia="MiSans" w:hAnsi="MiSans" w:cs="MiSans" w:hint="eastAsia"/>
-        </w:rPr>
-        <w:t>技术</w:t>
-      </w:r>
-      <w:proofErr w:type="gramStart"/>
-      <w:r>
-        <w:rPr>
-          <w:rFonts w:ascii="MiSans" w:eastAsia="MiSans" w:hAnsi="MiSans" w:cs="MiSans" w:hint="eastAsia"/>
-        </w:rPr>
-        <w:t>栈</w:t>
-      </w:r>
-      <w:proofErr w:type="gramEnd"/>
-    </w:p>
-    <w:p>
-      <w:pPr>
-        <w:pStyle w:val="ab"/>
-        <w:rPr>
-          <w:rFonts w:ascii="MiSans" w:eastAsia="MiSans" w:hAnsi="MiSans" w:cs="MiSans"/>
-        </w:rPr>
-      </w:pPr>
-      <w:proofErr w:type="spellStart"/>
-      <w:r>
-        <w:rPr>
-          <w:rFonts w:ascii="MiSans" w:eastAsia="MiSans" w:hAnsi="MiSans" w:cs="MiSans"/>
-        </w:rPr>
-        <w:t>OceanBase</w:t>
-      </w:r>
-      <w:proofErr w:type="spellEnd"/>
-      <w:r>
-        <w:rPr>
-          <w:rFonts w:ascii="MiSans" w:eastAsia="MiSans" w:hAnsi="MiSans" w:cs="MiSans"/>
-        </w:rPr>
-        <w:t xml:space="preserve"> + </w:t>
-      </w:r>
-      <w:proofErr w:type="spellStart"/>
-      <w:r>
-        <w:rPr>
-          <w:rFonts w:ascii="MiSans" w:eastAsia="MiSans" w:hAnsi="MiSans" w:cs="MiSans"/>
-        </w:rPr>
-        <w:t>DataX</w:t>
-      </w:r>
-      <w:proofErr w:type="spellEnd"/>
-      <w:r>
-        <w:rPr>
-          <w:rFonts w:ascii="MiSans" w:eastAsia="MiSans" w:hAnsi="MiSans" w:cs="MiSans"/>
-        </w:rPr>
-        <w:t xml:space="preserve"> + Hive + Dolphin Scheduler + Hadoop + </w:t>
-      </w:r>
-      <w:proofErr w:type="spellStart"/>
-      <w:r>
-        <w:rPr>
-          <w:rFonts w:ascii="MiSans" w:eastAsia="MiSans" w:hAnsi="MiSans" w:cs="MiSans"/>
-        </w:rPr>
-        <w:t>Sqoop</w:t>
-      </w:r>
-      <w:proofErr w:type="spellEnd"/>
-      <w:r>
-        <w:rPr>
-          <w:rFonts w:ascii="MiSans" w:eastAsia="MiSans" w:hAnsi="MiSans" w:cs="MiSans"/>
-        </w:rPr>
-        <w:t xml:space="preserve"> + </w:t>
-      </w:r>
-      <w:proofErr w:type="spellStart"/>
-      <w:r>
-        <w:rPr>
-          <w:rFonts w:ascii="MiSans" w:eastAsia="MiSans" w:hAnsi="MiSans" w:cs="MiSans"/>
-        </w:rPr>
-        <w:t>DBeaver</w:t>
-      </w:r>
-      <w:proofErr w:type="spellEnd"/>
-      <w:r>
-        <w:rPr>
-          <w:rFonts w:ascii="MiSans" w:eastAsia="MiSans" w:hAnsi="MiSans" w:cs="MiSans"/>
-        </w:rPr>
-        <w:t xml:space="preserve"> + Shell + </w:t>
-      </w:r>
-      <w:proofErr w:type="gramStart"/>
-      <w:r>
-        <w:rPr>
-          <w:rFonts w:ascii="MiSans" w:eastAsia="MiSans" w:hAnsi="MiSans" w:cs="MiSans"/>
-        </w:rPr>
-        <w:t>帆软</w:t>
-      </w:r>
-      <w:proofErr w:type="spellStart"/>
-      <w:proofErr w:type="gramEnd"/>
-      <w:r>
-        <w:rPr>
-          <w:rFonts w:ascii="MiSans" w:eastAsia="MiSans" w:hAnsi="MiSans" w:cs="MiSans"/>
-        </w:rPr>
-        <w:t>FineReport</w:t>
-      </w:r>
-      <w:proofErr w:type="spellEnd"/>
-      <w:r>
-        <w:rPr>
-          <w:rFonts w:ascii="MiSans" w:eastAsia="MiSans" w:hAnsi="MiSans" w:cs="MiSans"/>
-        </w:rPr>
-        <w:t xml:space="preserve"> + SVN</w:t>
-      </w:r>
-    </w:p>
-    <w:p>
-      <w:pPr>
-        <w:pStyle w:val="ab"/>
-        <w:numPr>
-          <w:ilvl w:val="0"/>
-          <w:numId w:val="6"/>
-        </w:numPr>
-        <w:rPr>
-          <w:rFonts w:ascii="MiSans" w:eastAsia="MiSans" w:hAnsi="MiSans" w:cs="MiSans"/>
-        </w:rPr>
-      </w:pPr>
-      <w:r>
-        <w:rPr>
-          <w:rFonts w:ascii="MiSans" w:eastAsia="MiSans" w:hAnsi="MiSans" w:cs="MiSans" w:hint="eastAsia"/>
-        </w:rPr>
-        <w:t>工作职责</w:t>
-      </w:r>
-    </w:p>
-    <w:p>
-      <w:pPr>
-        <w:pStyle w:val="ab"/>
-        <w:numPr>
-          <w:ilvl w:val="0"/>
-          <w:numId w:val="18"/>
-        </w:numPr>
-        <w:rPr>
-          <w:rFonts w:ascii="MiSans" w:eastAsia="MiSans" w:hAnsi="MiSans" w:cs="MiSans"/>
-        </w:rPr>
-      </w:pPr>
-      <w:r>
-        <w:rPr>
-          <w:rFonts w:ascii="MiSans" w:eastAsia="MiSans" w:hAnsi="MiSans" w:cs="MiSans"/>
-        </w:rPr>
-        <w:t>参与需求调研，与信贷、风控、人力等部门沟通，将业务目标转化为累计贷款发放额、不良贷款率、逾期率等核心考核指标，编写ODS到ADS四层Mapping文档</w:t>
-      </w:r>
-    </w:p>
-    <w:p>
-      <w:pPr>
-        <w:pStyle w:val="ab"/>
-        <w:numPr>
-          <w:ilvl w:val="0"/>
-          <w:numId w:val="18"/>
-        </w:numPr>
-        <w:rPr>
-          <w:rFonts w:ascii="MiSans" w:eastAsia="MiSans" w:hAnsi="MiSans" w:cs="MiSans"/>
-        </w:rPr>
-      </w:pPr>
-      <w:r>
-        <w:rPr>
-          <w:rFonts w:ascii="MiSans" w:eastAsia="MiSans" w:hAnsi="MiSans" w:cs="MiSans"/>
-        </w:rPr>
-        <w:t>使用</w:t>
-      </w:r>
-      <w:proofErr w:type="spellStart"/>
-      <w:r>
-        <w:rPr>
-          <w:rFonts w:ascii="MiSans" w:eastAsia="MiSans" w:hAnsi="MiSans" w:cs="MiSans"/>
-        </w:rPr>
-        <w:t>DataX</w:t>
-      </w:r>
-      <w:proofErr w:type="spellEnd"/>
-      <w:proofErr w:type="gramStart"/>
-      <w:r>
-        <w:rPr>
-          <w:rFonts w:ascii="MiSans" w:eastAsia="MiSans" w:hAnsi="MiSans" w:cs="MiSans"/>
-        </w:rPr>
-        <w:t>将源端</w:t>
-      </w:r>
-      <w:proofErr w:type="spellStart"/>
-      <w:proofErr w:type="gramEnd"/>
-      <w:r>
-        <w:rPr>
-          <w:rFonts w:ascii="MiSans" w:eastAsia="MiSans" w:hAnsi="MiSans" w:cs="MiSans"/>
-        </w:rPr>
-        <w:t>OceanBase</w:t>
-      </w:r>
-      <w:proofErr w:type="spellEnd"/>
-      <w:r>
-        <w:rPr>
-          <w:rFonts w:ascii="MiSans" w:eastAsia="MiSans" w:hAnsi="MiSans" w:cs="MiSans"/>
-        </w:rPr>
-        <w:t>核心业务与信贷管理系统数据同步至Hadoop HDFS，使用</w:t>
-      </w:r>
-      <w:proofErr w:type="spellStart"/>
-      <w:r>
-        <w:rPr>
-          <w:rFonts w:ascii="MiSans" w:eastAsia="MiSans" w:hAnsi="MiSans" w:cs="MiSans"/>
-        </w:rPr>
-        <w:t>Sqoop</w:t>
-      </w:r>
-      <w:proofErr w:type="spellEnd"/>
-      <w:r>
-        <w:rPr>
-          <w:rFonts w:ascii="MiSans" w:eastAsia="MiSans" w:hAnsi="MiSans" w:cs="MiSans"/>
-        </w:rPr>
-        <w:t>抽取MySQL系统数据至Hive ODS层</w:t>
-      </w:r>
-    </w:p>
-    <w:p>
-      <w:pPr>
-        <w:pStyle w:val="ab"/>
-        <w:numPr>
-          <w:ilvl w:val="0"/>
-          <w:numId w:val="18"/>
-        </w:numPr>
-        <w:rPr>
-          <w:rFonts w:ascii="MiSans" w:eastAsia="MiSans" w:hAnsi="MiSans" w:cs="MiSans"/>
-        </w:rPr>
-      </w:pPr>
-      <w:proofErr w:type="gramStart"/>
-      <w:r>
-        <w:rPr>
-          <w:rFonts w:ascii="MiSans" w:eastAsia="MiSans" w:hAnsi="MiSans" w:cs="MiSans"/>
-        </w:rPr>
-        <w:t>基于宽表编写</w:t>
-      </w:r>
-      <w:proofErr w:type="gramEnd"/>
-      <w:r>
-        <w:rPr>
-          <w:rFonts w:ascii="MiSans" w:eastAsia="MiSans" w:hAnsi="MiSans" w:cs="MiSans"/>
-        </w:rPr>
-        <w:t>Hive SQL实现DWS</w:t>
-      </w:r>
-      <w:proofErr w:type="gramStart"/>
-      <w:r>
-        <w:rPr>
-          <w:rFonts w:ascii="MiSans" w:eastAsia="MiSans" w:hAnsi="MiSans" w:cs="MiSans"/>
-        </w:rPr>
-        <w:t>层指标</w:t>
-      </w:r>
-      <w:proofErr w:type="gramEnd"/>
-      <w:r>
-        <w:rPr>
-          <w:rFonts w:ascii="MiSans" w:eastAsia="MiSans" w:hAnsi="MiSans" w:cs="MiSans"/>
-        </w:rPr>
-        <w:t>汇总</w:t>
-      </w:r>
-    </w:p>
-    <w:p>
-      <w:pPr>
-        <w:pStyle w:val="ab"/>
-        <w:numPr>
-          <w:ilvl w:val="0"/>
-          <w:numId w:val="18"/>
-        </w:numPr>
-        <w:rPr>
-          <w:rFonts w:ascii="MiSans" w:eastAsia="MiSans" w:hAnsi="MiSans" w:cs="MiSans"/>
-        </w:rPr>
-      </w:pPr>
-      <w:r>
-        <w:rPr>
-          <w:rFonts w:ascii="MiSans" w:eastAsia="MiSans" w:hAnsi="MiSans" w:cs="MiSans"/>
-        </w:rPr>
-        <w:t>将汇总结果输出至ADS层业绩考核表与资产质量监控表，使用</w:t>
-      </w:r>
-      <w:proofErr w:type="spellStart"/>
-      <w:r>
-        <w:rPr>
-          <w:rFonts w:ascii="MiSans" w:eastAsia="MiSans" w:hAnsi="MiSans" w:cs="MiSans"/>
-        </w:rPr>
-        <w:t>FineReport</w:t>
-      </w:r>
-      <w:proofErr w:type="spellEnd"/>
-      <w:r>
-        <w:rPr>
-          <w:rFonts w:ascii="MiSans" w:eastAsia="MiSans" w:hAnsi="MiSans" w:cs="MiSans"/>
-        </w:rPr>
-        <w:t>连接Hive开发信贷投放进度、不良率趋势、联社资产质量排名、客户经理绩效排名、监管报送指标等看板，SQL脚本与报表模板通过SVN管理</w:t>
-      </w:r>
-    </w:p>
-    <w:p>
-      <w:pPr>
-        <w:pStyle w:val="ab"/>
-        <w:numPr>
-          <w:ilvl w:val="0"/>
-          <w:numId w:val="18"/>
-        </w:numPr>
-        <w:rPr>
-          <w:rFonts w:ascii="MiSans" w:eastAsia="MiSans" w:hAnsi="MiSans" w:cs="MiSans"/>
-        </w:rPr>
-      </w:pPr>
-      <w:r>
-        <w:rPr>
-          <w:rFonts w:ascii="MiSans" w:eastAsia="MiSans" w:hAnsi="MiSans" w:cs="MiSans"/>
-        </w:rPr>
-        <w:t>使用Dolphin Scheduler</w:t>
-      </w:r>
-      <w:proofErr w:type="gramStart"/>
-      <w:r>
-        <w:rPr>
-          <w:rFonts w:ascii="MiSans" w:eastAsia="MiSans" w:hAnsi="MiSans" w:cs="MiSans"/>
-        </w:rPr>
-        <w:t>编排全</w:t>
-      </w:r>
-      <w:proofErr w:type="gramEnd"/>
-      <w:r>
-        <w:rPr>
-          <w:rFonts w:ascii="MiSans" w:eastAsia="MiSans" w:hAnsi="MiSans" w:cs="MiSans"/>
-        </w:rPr>
-        <w:t>链路DAG工作</w:t>
-      </w:r>
-      <w:proofErr w:type="gramStart"/>
-      <w:r>
-        <w:rPr>
-          <w:rFonts w:ascii="MiSans" w:eastAsia="MiSans" w:hAnsi="MiSans" w:cs="MiSans"/>
-        </w:rPr>
-        <w:t>流实现</w:t>
-      </w:r>
-      <w:proofErr w:type="gramEnd"/>
-      <w:r>
-        <w:rPr>
-          <w:rFonts w:ascii="MiSans" w:eastAsia="MiSans" w:hAnsi="MiSans" w:cs="MiSans"/>
-        </w:rPr>
-        <w:t>每日自动调度与告警，编写Shell脚本配合Hive SQL稽核贷款总额一致性与不良率口径合</w:t>
-      </w:r>
-      <w:proofErr w:type="gramStart"/>
-      <w:r>
-        <w:rPr>
-          <w:rFonts w:ascii="MiSans" w:eastAsia="MiSans" w:hAnsi="MiSans" w:cs="MiSans"/>
-        </w:rPr>
-        <w:t>规</w:t>
-      </w:r>
-      <w:proofErr w:type="gramEnd"/>
-      <w:r>
-        <w:rPr>
-          <w:rFonts w:ascii="MiSans" w:eastAsia="MiSans" w:hAnsi="MiSans" w:cs="MiSans"/>
-        </w:rPr>
-        <w:t>性，</w:t>
-      </w:r>
-      <w:proofErr w:type="gramStart"/>
-      <w:r>
-        <w:rPr>
-          <w:rFonts w:ascii="MiSans" w:eastAsia="MiSans" w:hAnsi="MiSans" w:cs="MiSans"/>
-        </w:rPr>
-        <w:t>每日跑批后</w:t>
-      </w:r>
-      <w:proofErr w:type="gramEnd"/>
-      <w:r>
-        <w:rPr>
-          <w:rFonts w:ascii="MiSans" w:eastAsia="MiSans" w:hAnsi="MiSans" w:cs="MiSans"/>
-        </w:rPr>
-        <w:t>输出质量报告</w:t>
-      </w:r>
-    </w:p>
-    <w:p>
-      <w:pPr>
-        <w:pStyle w:val="ab"/>
-        <w:numPr>
-          <w:ilvl w:val="0"/>
-          <w:numId w:val="6"/>
-        </w:numPr>
-        <w:rPr>
-          <w:rFonts w:ascii="MiSans" w:eastAsia="MiSans" w:hAnsi="MiSans" w:cs="MiSans"/>
-        </w:rPr>
-      </w:pPr>
-      <w:r>
-        <w:rPr>
-          <w:rFonts w:ascii="MiSans" w:eastAsia="MiSans" w:hAnsi="MiSans" w:cs="MiSans" w:hint="eastAsia"/>
-        </w:rPr>
-        <w:lastRenderedPageBreak/>
         <w:t>业务成果</w:t>
       </w:r>
     </w:p>
@@ -5180,7 +4780,7 @@
           <w:numId w:val="19"/>
         </w:numPr>
         <w:rPr>
-          <w:rFonts w:ascii="MiSans" w:eastAsia="MiSans" w:hAnsi="MiSans" w:cs="MiSans"/>
+          <w:rFonts w:ascii="MiSans" w:eastAsia="MiSans" w:hAnsi="MiSans" w:cs="MiSans" w:hint="eastAsia"/>
         </w:rPr>
       </w:pPr>
       <w:proofErr w:type="gramStart"/>
@@ -5217,24 +4817,6 @@
         </w:rPr>
         <w:t>。</w:t>
       </w:r>
-    </w:p>
-    <w:p>
-      <w:pPr>
-        <w:pStyle w:val="ab"/>
-        <w:ind w:left="420"/>
-        <w:rPr>
-          <w:rFonts w:ascii="MiSans" w:eastAsia="MiSans" w:hAnsi="MiSans" w:cs="MiSans"/>
-        </w:rPr>
-      </w:pPr>
-    </w:p>
-    <w:p>
-      <w:pPr>
-        <w:pStyle w:val="ab"/>
-        <w:ind w:left="420"/>
-        <w:rPr>
-          <w:rFonts w:ascii="MiSans" w:eastAsia="MiSans" w:hAnsi="MiSans" w:cs="MiSans"/>
-        </w:rPr>
-      </w:pPr>
     </w:p>
     <w:sectPr>
       <w:headerReference w:type="default" r:id="rId19"/>
@@ -5689,7 +5271,7 @@
             </wp:anchor>
           </w:drawing>
         </mc:Choice>
-        <mc:Fallback xmlns:w16sdtfl="http://schemas.microsoft.com/office/word/2024/wordml/sdtformatlock" xmlns:w16sdtdh="http://schemas.microsoft.com/office/word/2020/wordml/sdtdatahash" xmlns:w16du="http://schemas.microsoft.com/office/word/2023/wordml/word16du" xmlns:w16="http://schemas.microsoft.com/office/word/2018/wordml" xmlns:w16cid="http://schemas.microsoft.com/office/word/2016/wordml/cid" xmlns:w16cex="http://schemas.microsoft.com/office/word/2018/wordml/cex" xmlns:oel="http://schemas.microsoft.com/office/2019/extlst" xmlns:am3d="http://schemas.microsoft.com/office/drawing/2017/model3d" xmlns:aink="http://schemas.microsoft.com/office/drawing/2016/ink" xmlns:cx8="http://schemas.microsoft.com/office/drawing/2016/5/14/chartex" xmlns:cx7="http://schemas.microsoft.com/office/drawing/2016/5/13/chartex" xmlns:cx6="http://schemas.microsoft.com/office/drawing/2016/5/12/chartex" xmlns:cx5="http://schemas.microsoft.com/office/drawing/2016/5/11/chartex" xmlns:cx4="http://schemas.microsoft.com/office/drawing/2016/5/10/chartex" xmlns:cx3="http://schemas.microsoft.com/office/drawing/2016/5/9/chartex" xmlns:cx2="http://schemas.microsoft.com/office/drawing/2015/10/21/chartex">
+        <mc:Fallback xmlns:cx2="http://schemas.microsoft.com/office/drawing/2015/10/21/chartex" xmlns:cx3="http://schemas.microsoft.com/office/drawing/2016/5/9/chartex" xmlns:cx4="http://schemas.microsoft.com/office/drawing/2016/5/10/chartex" xmlns:cx5="http://schemas.microsoft.com/office/drawing/2016/5/11/chartex" xmlns:cx6="http://schemas.microsoft.com/office/drawing/2016/5/12/chartex" xmlns:cx7="http://schemas.microsoft.com/office/drawing/2016/5/13/chartex" xmlns:cx8="http://schemas.microsoft.com/office/drawing/2016/5/14/chartex" xmlns:aink="http://schemas.microsoft.com/office/drawing/2016/ink" xmlns:am3d="http://schemas.microsoft.com/office/drawing/2017/model3d" xmlns:oel="http://schemas.microsoft.com/office/2019/extlst" xmlns:w16cex="http://schemas.microsoft.com/office/word/2018/wordml/cex" xmlns:w16cid="http://schemas.microsoft.com/office/word/2016/wordml/cid" xmlns:w16="http://schemas.microsoft.com/office/word/2018/wordml" xmlns:w16du="http://schemas.microsoft.com/office/word/2023/wordml/word16du" xmlns:w16sdtdh="http://schemas.microsoft.com/office/word/2020/wordml/sdtdatahash" xmlns:w16sdtfl="http://schemas.microsoft.com/office/word/2024/wordml/sdtformatlock">
           <w:pict>
             <v:group w14:anchorId="720023E3" id="组合 32" o:spid="_x0000_s1026" style="position:absolute;left:0;text-align:left;margin-left:422.15pt;margin-top:-1.05pt;width:102.55pt;height:20.9pt;z-index:251661312" coordorigin="9665,292" coordsize="1880,344" o:gfxdata="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">
               <v:shapetype id="_x0000_t7" coordsize="21600,21600" o:spt="7" adj="5400" path="m@0,l,21600@1,21600,21600,xe">
@@ -5812,20 +5394,20 @@
             </wp:anchor>
           </w:drawing>
         </mc:Choice>
-        <mc:Fallback xmlns:w16sdtfl="http://schemas.microsoft.com/office/word/2024/wordml/sdtformatlock" xmlns:w16sdtdh="http://schemas.microsoft.com/office/word/2020/wordml/sdtdatahash" xmlns:w16du="http://schemas.microsoft.com/office/word/2023/wordml/word16du" xmlns:w16="http://schemas.microsoft.com/office/word/2018/wordml" xmlns:w16cid="http://schemas.microsoft.com/office/word/2016/wordml/cid" xmlns:w16cex="http://schemas.microsoft.com/office/word/2018/wordml/cex" xmlns:oel="http://schemas.microsoft.com/office/2019/extlst" xmlns:am3d="http://schemas.microsoft.com/office/drawing/2017/model3d" xmlns:aink="http://schemas.microsoft.com/office/drawing/2016/ink" xmlns:cx8="http://schemas.microsoft.com/office/drawing/2016/5/14/chartex" xmlns:cx7="http://schemas.microsoft.com/office/drawing/2016/5/13/chartex" xmlns:cx6="http://schemas.microsoft.com/office/drawing/2016/5/12/chartex" xmlns:cx5="http://schemas.microsoft.com/office/drawing/2016/5/11/chartex" xmlns:cx4="http://schemas.microsoft.com/office/drawing/2016/5/10/chartex" xmlns:cx3="http://schemas.microsoft.com/office/drawing/2016/5/9/chartex" xmlns:cx2="http://schemas.microsoft.com/office/drawing/2015/10/21/chartex">
+        <mc:Fallback>
           <w:pict>
             <v:shapetype w14:anchorId="0D0E0D14" id="_x0000_t202" coordsize="21600,21600" o:spt="202" path="m,l,21600r21600,l21600,xe">
               <v:stroke joinstyle="miter"/>
               <v:path gradientshapeok="t" o:connecttype="rect"/>
             </v:shapetype>
-            <v:shape id="文本框 34" o:spid="_x0000_s1062" type="#_x0000_t202" style="position:absolute;left:0;text-align:left;margin-left:-8.05pt;margin-top:-3.25pt;width:125.65pt;height:22.5pt;z-index:251662336;visibility:visible;mso-wrap-style:square;mso-wrap-distance-left:9pt;mso-wrap-distance-top:0;mso-wrap-distance-right:9pt;mso-wrap-distance-bottom:0;mso-position-horizontal:absolute;mso-position-horizontal-relative:text;mso-position-vertical:absolute;mso-position-vertical-relative:text;v-text-anchor:top" o:gfxdata="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" filled="f" stroked="f" strokeweight=".5pt">
+            <v:shape id="文本框 34" o:spid="_x0000_s1050" type="#_x0000_t202" style="position:absolute;left:0;text-align:left;margin-left:-8.05pt;margin-top:-3.25pt;width:125.65pt;height:22.5pt;z-index:251662336;visibility:visible;mso-wrap-style:square;mso-wrap-distance-left:9pt;mso-wrap-distance-top:0;mso-wrap-distance-right:9pt;mso-wrap-distance-bottom:0;mso-position-horizontal:absolute;mso-position-horizontal-relative:text;mso-position-vertical:absolute;mso-position-vertical-relative:text;v-text-anchor:top" o:gfxdata="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" filled="f" stroked="f" strokeweight=".5pt">
               <v:textbox>
                 <w:txbxContent>
                   <w:p>
                     <w:pPr>
                       <w:jc w:val="distribute"/>
                       <w:rPr>
-                        <w:rFonts w:ascii="微软雅黑" w:eastAsia="微软雅黑" w:hAnsi="微软雅黑" w:cs="微软雅黑" w:hint="eastAsia"/>
+                        <w:rFonts w:ascii="微软雅黑" w:eastAsia="微软雅黑" w:hAnsi="微软雅黑" w:cs="微软雅黑"/>
                         <w:b/>
                         <w:bCs/>
                         <w:color w:val="FFFFFF" w:themeColor="background1"/>
@@ -5914,7 +5496,7 @@
             </wp:anchor>
           </w:drawing>
         </mc:Choice>
-        <mc:Fallback xmlns:w16sdtfl="http://schemas.microsoft.com/office/word/2024/wordml/sdtformatlock" xmlns:w16sdtdh="http://schemas.microsoft.com/office/word/2020/wordml/sdtdatahash" xmlns:w16du="http://schemas.microsoft.com/office/word/2023/wordml/word16du" xmlns:w16="http://schemas.microsoft.com/office/word/2018/wordml" xmlns:w16cid="http://schemas.microsoft.com/office/word/2016/wordml/cid" xmlns:w16cex="http://schemas.microsoft.com/office/word/2018/wordml/cex" xmlns:oel="http://schemas.microsoft.com/office/2019/extlst" xmlns:am3d="http://schemas.microsoft.com/office/drawing/2017/model3d" xmlns:aink="http://schemas.microsoft.com/office/drawing/2016/ink" xmlns:cx8="http://schemas.microsoft.com/office/drawing/2016/5/14/chartex" xmlns:cx7="http://schemas.microsoft.com/office/drawing/2016/5/13/chartex" xmlns:cx6="http://schemas.microsoft.com/office/drawing/2016/5/12/chartex" xmlns:cx5="http://schemas.microsoft.com/office/drawing/2016/5/11/chartex" xmlns:cx4="http://schemas.microsoft.com/office/drawing/2016/5/10/chartex" xmlns:cx3="http://schemas.microsoft.com/office/drawing/2016/5/9/chartex" xmlns:cx2="http://schemas.microsoft.com/office/drawing/2015/10/21/chartex">
+        <mc:Fallback xmlns:cx2="http://schemas.microsoft.com/office/drawing/2015/10/21/chartex" xmlns:cx3="http://schemas.microsoft.com/office/drawing/2016/5/9/chartex" xmlns:cx4="http://schemas.microsoft.com/office/drawing/2016/5/10/chartex" xmlns:cx5="http://schemas.microsoft.com/office/drawing/2016/5/11/chartex" xmlns:cx6="http://schemas.microsoft.com/office/drawing/2016/5/12/chartex" xmlns:cx7="http://schemas.microsoft.com/office/drawing/2016/5/13/chartex" xmlns:cx8="http://schemas.microsoft.com/office/drawing/2016/5/14/chartex" xmlns:aink="http://schemas.microsoft.com/office/drawing/2016/ink" xmlns:am3d="http://schemas.microsoft.com/office/drawing/2017/model3d" xmlns:oel="http://schemas.microsoft.com/office/2019/extlst" xmlns:w16cex="http://schemas.microsoft.com/office/word/2018/wordml/cex" xmlns:w16cid="http://schemas.microsoft.com/office/word/2016/wordml/cid" xmlns:w16="http://schemas.microsoft.com/office/word/2018/wordml" xmlns:w16du="http://schemas.microsoft.com/office/word/2023/wordml/word16du" xmlns:w16sdtdh="http://schemas.microsoft.com/office/word/2020/wordml/sdtdatahash" xmlns:w16sdtfl="http://schemas.microsoft.com/office/word/2024/wordml/sdtformatlock">
           <w:pict>
             <v:rect w14:anchorId="15462363" id="矩形 4" o:spid="_x0000_s1026" style="position:absolute;left:0;text-align:left;margin-left:-40.15pt;margin-top:-2.55pt;width:599.1pt;height:21.95pt;z-index:251660288;visibility:visible;mso-wrap-style:square;mso-wrap-distance-left:9pt;mso-wrap-distance-top:0;mso-wrap-distance-right:9pt;mso-wrap-distance-bottom:0;mso-position-horizontal:absolute;mso-position-horizontal-relative:text;mso-position-vertical:absolute;mso-position-vertical-relative:text;v-text-anchor:middle" o:gfxdata="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" fillcolor="#5a6e8b [2415]" stroked="f" strokeweight="1pt"/>
           </w:pict>
@@ -6520,7 +6102,7 @@
         <w:rFonts w:hint="default"/>
       </w:rPr>
     </w:lvl>
-    <w:lvl w:ilvl="1" w:tplc="04090019" w:tentative="1">
+    <w:lvl w:ilvl="1" w:tplc="04090019">
       <w:start w:val="1"/>
       <w:numFmt w:val="lowerLetter"/>
       <w:lvlText w:val="%2)"/>
@@ -8416,7 +7998,6 @@
   <w:style w:type="character" w:default="1" w:styleId="a0">
     <w:name w:val="Default Paragraph Font"/>
     <w:uiPriority w:val="1"/>
-    <w:semiHidden/>
     <w:unhideWhenUsed/>
   </w:style>
   <w:style w:type="table" w:default="1" w:styleId="a1">
@@ -9004,7 +8585,7 @@
 </file>
 
 <file path=customXml/itemProps2.xml><?xml version="1.0" encoding="utf-8"?>
-<ds:datastoreItem xmlns:ds="http://schemas.openxmlformats.org/officeDocument/2006/customXml" ds:itemID="{8E7260F1-9019-4909-9CA9-FA98C7180957}">
+<ds:datastoreItem xmlns:ds="http://schemas.openxmlformats.org/officeDocument/2006/customXml" ds:itemID="{DE7108A3-BBEE-49B4-A132-355902A37BDA}">
   <ds:schemaRefs>
     <ds:schemaRef ds:uri="http://schemas.openxmlformats.org/officeDocument/2006/bibliography"/>
   </ds:schemaRefs>

--- a/毛智明简历.docx
+++ b/毛智明简历.docx
@@ -229,8 +229,6 @@
         </w:rPr>
         <w:t>英语</w:t>
       </w:r>
-      <w:bookmarkStart w:id="0" w:name="_GoBack"/>
-      <w:bookmarkEnd w:id="0"/>
       <w:r>
         <w:rPr>
           <w:rFonts w:ascii="MiSans" w:eastAsia="MiSans" w:hAnsi="MiSans" w:cs="MiSans" w:hint="eastAsia"/>
@@ -1690,17 +1688,9 @@
         <w:rPr>
           <w:rFonts w:ascii="MiSans" w:eastAsia="MiSans" w:hAnsi="MiSans" w:cs="MiSans" w:hint="eastAsia"/>
         </w:rPr>
-        <w:t xml:space="preserve">熟悉可视化工具 </w:t>
-      </w:r>
-      <w:proofErr w:type="gramStart"/>
-      <w:r>
-        <w:rPr>
-          <w:rFonts w:ascii="MiSans" w:eastAsia="MiSans" w:hAnsi="MiSans" w:cs="MiSans" w:hint="eastAsia"/>
-        </w:rPr>
-        <w:t>帆软</w:t>
+        <w:t>熟悉可视化工具 帆软</w:t>
       </w:r>
       <w:proofErr w:type="spellStart"/>
-      <w:proofErr w:type="gramEnd"/>
       <w:r>
         <w:rPr>
           <w:rFonts w:ascii="MiSans" w:eastAsia="MiSans" w:hAnsi="MiSans" w:cs="MiSans" w:hint="eastAsia"/>
@@ -1720,19 +1710,25 @@
         </w:rPr>
         <w:t>、</w:t>
       </w:r>
-      <w:proofErr w:type="gramStart"/>
-      <w:r>
-        <w:rPr>
-          <w:rFonts w:ascii="MiSans" w:eastAsia="MiSans" w:hAnsi="MiSans" w:cs="MiSans" w:hint="eastAsia"/>
-        </w:rPr>
-        <w:t>帆软</w:t>
-      </w:r>
-      <w:proofErr w:type="gramEnd"/>
-      <w:r>
-        <w:rPr>
-          <w:rFonts w:ascii="MiSans" w:eastAsia="MiSans" w:hAnsi="MiSans" w:cs="MiSans" w:hint="eastAsia"/>
-        </w:rPr>
-        <w:t>BI，使数据实现图形化展示。</w:t>
+      <w:r>
+        <w:rPr>
+          <w:rFonts w:ascii="MiSans" w:eastAsia="MiSans" w:hAnsi="MiSans" w:cs="MiSans"/>
+        </w:rPr>
+        <w:t>Quick BI</w:t>
+      </w:r>
+      <w:r>
+        <w:rPr>
+          <w:rFonts w:ascii="MiSans" w:eastAsia="MiSans" w:hAnsi="MiSans" w:cs="MiSans" w:hint="eastAsia"/>
+        </w:rPr>
+        <w:t>，使数据实现图形化展</w:t>
+      </w:r>
+      <w:bookmarkStart w:id="0" w:name="_GoBack"/>
+      <w:bookmarkEnd w:id="0"/>
+      <w:r>
+        <w:rPr>
+          <w:rFonts w:ascii="MiSans" w:eastAsia="MiSans" w:hAnsi="MiSans" w:cs="MiSans" w:hint="eastAsia"/>
+        </w:rPr>
+        <w:t>示。</w:t>
       </w:r>
     </w:p>
     <w:p>
@@ -2788,69 +2784,37 @@
           <w:rFonts w:ascii="MiSans" w:eastAsia="MiSans" w:hAnsi="MiSans" w:cs="MiSans" w:hint="eastAsia"/>
           <w:b/>
         </w:rPr>
+        <w:t xml:space="preserve"> </w:t>
+      </w:r>
+      <w:r>
+        <w:rPr>
+          <w:rFonts w:ascii="MiSans" w:eastAsia="MiSans" w:hAnsi="MiSans" w:cs="MiSans"/>
+          <w:b/>
+        </w:rPr>
+        <w:t xml:space="preserve">+ Shell + </w:t>
+      </w:r>
+      <w:proofErr w:type="spellStart"/>
+      <w:r>
+        <w:rPr>
+          <w:rFonts w:ascii="MiSans" w:eastAsia="MiSans" w:hAnsi="MiSans" w:cs="MiSans"/>
+          <w:b/>
+        </w:rPr>
+        <w:t>FineReport</w:t>
+      </w:r>
+      <w:proofErr w:type="spellEnd"/>
+      <w:r>
+        <w:rPr>
+          <w:rFonts w:ascii="MiSans" w:eastAsia="MiSans" w:hAnsi="MiSans" w:cs="MiSans" w:hint="eastAsia"/>
+          <w:b/>
+        </w:rPr>
         <w:t xml:space="preserve"> +</w:t>
       </w:r>
       <w:r>
         <w:rPr>
-          <w:rFonts w:ascii="MiSans" w:eastAsia="MiSans" w:hAnsi="MiSans" w:cs="MiSans" w:hint="eastAsia"/>
+          <w:rFonts w:ascii="MiSans" w:eastAsia="MiSans" w:hAnsi="MiSans" w:cs="MiSans"/>
           <w:b/>
         </w:rPr>
         <w:t xml:space="preserve"> </w:t>
-      </w:r>
-      <w:proofErr w:type="spellStart"/>
-      <w:r>
-        <w:rPr>
-          <w:rFonts w:ascii="MiSans" w:eastAsia="MiSans" w:hAnsi="MiSans" w:cs="MiSans" w:hint="eastAsia"/>
-          <w:b/>
-        </w:rPr>
-        <w:t>DBeaver</w:t>
-      </w:r>
-      <w:proofErr w:type="spellEnd"/>
-      <w:r>
-        <w:rPr>
-          <w:rFonts w:ascii="MiSans" w:eastAsia="MiSans" w:hAnsi="MiSans" w:cs="MiSans"/>
-          <w:b/>
-        </w:rPr>
-        <w:t xml:space="preserve"> + Shell + </w:t>
-      </w:r>
-      <w:proofErr w:type="gramStart"/>
-      <w:r>
-        <w:rPr>
-          <w:rFonts w:ascii="MiSans" w:eastAsia="MiSans" w:hAnsi="MiSans" w:cs="MiSans"/>
-          <w:b/>
-        </w:rPr>
-        <w:t>帆软</w:t>
-      </w:r>
-      <w:proofErr w:type="spellStart"/>
-      <w:proofErr w:type="gramEnd"/>
-      <w:r>
-        <w:rPr>
-          <w:rFonts w:ascii="MiSans" w:eastAsia="MiSans" w:hAnsi="MiSans" w:cs="MiSans"/>
-          <w:b/>
-        </w:rPr>
-        <w:t>FineReport</w:t>
-      </w:r>
-      <w:proofErr w:type="spellEnd"/>
-      <w:r>
-        <w:rPr>
-          <w:rFonts w:ascii="MiSans" w:eastAsia="MiSans" w:hAnsi="MiSans" w:cs="MiSans" w:hint="eastAsia"/>
-          <w:b/>
-        </w:rPr>
-        <w:t xml:space="preserve"> +</w:t>
-      </w:r>
-      <w:r>
-        <w:rPr>
-          <w:rFonts w:ascii="MiSans" w:eastAsia="MiSans" w:hAnsi="MiSans" w:cs="MiSans"/>
-          <w:b/>
-        </w:rPr>
-        <w:t xml:space="preserve"> </w:t>
-      </w:r>
-      <w:r>
-        <w:rPr>
-          <w:rFonts w:ascii="MiSans" w:eastAsia="MiSans" w:hAnsi="MiSans" w:cs="MiSans"/>
-          <w:b/>
-        </w:rPr>
-        <w:t xml:space="preserve">Apache </w:t>
       </w:r>
       <w:proofErr w:type="spellStart"/>
       <w:r>
@@ -3756,82 +3720,59 @@
           <w:rFonts w:ascii="MiSans" w:eastAsia="MiSans" w:hAnsi="MiSans" w:cs="MiSans"/>
           <w:b/>
         </w:rPr>
+        <w:t>+</w:t>
+      </w:r>
+      <w:r>
+        <w:rPr>
+          <w:rFonts w:ascii="MiSans" w:eastAsia="MiSans" w:hAnsi="MiSans" w:cs="MiSans"/>
+          <w:b/>
+        </w:rPr>
+        <w:t xml:space="preserve"> + </w:t>
+      </w:r>
+      <w:proofErr w:type="spellStart"/>
+      <w:r>
+        <w:rPr>
+          <w:rFonts w:ascii="MiSans" w:eastAsia="MiSans" w:hAnsi="MiSans" w:cs="MiSans"/>
+          <w:b/>
+        </w:rPr>
+        <w:t>DataWorks</w:t>
+      </w:r>
+      <w:proofErr w:type="spellEnd"/>
+      <w:r>
+        <w:rPr>
+          <w:rFonts w:ascii="MiSans" w:eastAsia="MiSans" w:hAnsi="MiSans" w:cs="MiSans" w:hint="eastAsia"/>
+          <w:b/>
+        </w:rPr>
+        <w:t>（</w:t>
+      </w:r>
+      <w:r>
+        <w:rPr>
+          <w:rFonts w:ascii="MiSans" w:eastAsia="MiSans" w:hAnsi="MiSans" w:cs="MiSans" w:hint="eastAsia"/>
+          <w:b/>
+        </w:rPr>
+        <w:t>DI离线同步</w:t>
+      </w:r>
+      <w:r>
+        <w:rPr>
+          <w:rFonts w:ascii="MiSans" w:eastAsia="MiSans" w:hAnsi="MiSans" w:cs="MiSans" w:hint="eastAsia"/>
+          <w:b/>
+        </w:rPr>
+        <w:t>）</w:t>
+      </w:r>
+      <w:r>
+        <w:rPr>
+          <w:rFonts w:ascii="MiSans" w:eastAsia="MiSans" w:hAnsi="MiSans" w:cs="MiSans"/>
+          <w:b/>
+        </w:rPr>
         <w:t xml:space="preserve">+ </w:t>
       </w:r>
-      <w:proofErr w:type="spellStart"/>
-      <w:r>
-        <w:rPr>
-          <w:rFonts w:ascii="MiSans" w:eastAsia="MiSans" w:hAnsi="MiSans" w:cs="MiSans"/>
+      <w:r>
+        <w:rPr>
+          <w:rFonts w:ascii="MiSans" w:eastAsia="MiSans" w:hAnsi="MiSans" w:cs="MiSans" w:hint="eastAsia"/>
           <w:b/>
         </w:rPr>
-        <w:t>DataX</w:t>
-      </w:r>
-      <w:proofErr w:type="spellEnd"/>
-      <w:r>
-        <w:rPr>
-          <w:rFonts w:ascii="MiSans" w:eastAsia="MiSans" w:hAnsi="MiSans" w:cs="MiSans" w:hint="eastAsia"/>
-          <w:b/>
-        </w:rPr>
-        <w:t xml:space="preserve"> </w:t>
-      </w:r>
-      <w:r>
-        <w:rPr>
-          <w:rFonts w:ascii="MiSans" w:eastAsia="MiSans" w:hAnsi="MiSans" w:cs="MiSans"/>
-          <w:b/>
-        </w:rPr>
-        <w:t>+</w:t>
-      </w:r>
-      <w:r>
-        <w:rPr>
-          <w:rFonts w:ascii="MiSans" w:eastAsia="MiSans" w:hAnsi="MiSans" w:cs="MiSans" w:hint="eastAsia"/>
-          <w:b/>
-        </w:rPr>
-        <w:t xml:space="preserve"> DI离线同步</w:t>
-      </w:r>
-      <w:r>
-        <w:rPr>
-          <w:rFonts w:ascii="MiSans" w:eastAsia="MiSans" w:hAnsi="MiSans" w:cs="MiSans" w:hint="eastAsia"/>
-          <w:b/>
-        </w:rPr>
-        <w:t xml:space="preserve"> </w:t>
-      </w:r>
-      <w:r>
-        <w:rPr>
-          <w:rFonts w:ascii="MiSans" w:eastAsia="MiSans" w:hAnsi="MiSans" w:cs="MiSans" w:hint="eastAsia"/>
-          <w:b/>
-        </w:rPr>
-        <w:t>+</w:t>
-      </w:r>
-      <w:r>
-        <w:rPr>
-          <w:rFonts w:ascii="MiSans" w:eastAsia="MiSans" w:hAnsi="MiSans" w:cs="MiSans" w:hint="eastAsia"/>
-          <w:b/>
-        </w:rPr>
-        <w:t xml:space="preserve"> </w:t>
-      </w:r>
-      <w:r>
-        <w:rPr>
-          <w:rFonts w:ascii="MiSans" w:eastAsia="MiSans" w:hAnsi="MiSans" w:cs="MiSans" w:hint="eastAsia"/>
-          <w:b/>
-        </w:rPr>
         <w:t>Quick BI</w:t>
       </w:r>
-      <w:r>
-        <w:rPr>
-          <w:rFonts w:ascii="MiSans" w:eastAsia="MiSans" w:hAnsi="MiSans" w:cs="MiSans"/>
-          <w:b/>
-        </w:rPr>
-        <w:t xml:space="preserve"> + </w:t>
-      </w:r>
-      <w:proofErr w:type="spellStart"/>
-      <w:r>
-        <w:rPr>
-          <w:rFonts w:ascii="MiSans" w:eastAsia="MiSans" w:hAnsi="MiSans" w:cs="MiSans"/>
-          <w:b/>
-        </w:rPr>
-        <w:t>DataWorks</w:t>
-      </w:r>
-      <w:proofErr w:type="spellEnd"/>
     </w:p>
     <w:p>
       <w:pPr>
@@ -3928,7 +3869,6 @@
         <w:rPr>
           <w:rFonts w:ascii="MiSans" w:eastAsia="MiSans" w:hAnsi="MiSans" w:cs="MiSans"/>
         </w:rPr>
-        <w:lastRenderedPageBreak/>
         <w:t>使用</w:t>
       </w:r>
       <w:r>
@@ -3940,72 +3880,34 @@
       <w:proofErr w:type="spellStart"/>
       <w:r>
         <w:rPr>
-          <w:rFonts w:ascii="Consolas" w:hAnsi="Consolas"/>
-          <w:color w:val="0F1115"/>
-          <w:sz w:val="24"/>
-          <w:szCs w:val="21"/>
-          <w14:textFill>
-            <w14:solidFill>
-              <w14:srgbClr w14:val="0F1115">
-                <w14:lumMod w14:val="65000"/>
-                <w14:lumOff w14:val="35000"/>
-              </w14:srgbClr>
-            </w14:solidFill>
-          </w14:textFill>
+          <w:rFonts w:ascii="MiSans" w:eastAsia="MiSans" w:hAnsi="MiSans" w:cs="MiSans"/>
         </w:rPr>
         <w:t>DataWorks</w:t>
       </w:r>
       <w:proofErr w:type="spellEnd"/>
       <w:r>
         <w:rPr>
-          <w:rFonts w:ascii="Consolas" w:hAnsi="Consolas" w:hint="eastAsia"/>
-          <w:color w:val="0F1115"/>
-          <w:sz w:val="24"/>
-          <w:szCs w:val="21"/>
-          <w14:textFill>
-            <w14:solidFill>
-              <w14:srgbClr w14:val="0F1115">
-                <w14:lumMod w14:val="65000"/>
-                <w14:lumOff w14:val="35000"/>
-              </w14:srgbClr>
-            </w14:solidFill>
-          </w14:textFill>
-        </w:rPr>
-        <w:t>订阅数据</w:t>
+          <w:rFonts w:ascii="MiSans" w:eastAsia="MiSans" w:hAnsi="MiSans" w:cs="MiSans" w:hint="eastAsia"/>
+        </w:rPr>
+        <w:t>同步</w:t>
+      </w:r>
+      <w:r>
+        <w:rPr>
+          <w:rFonts w:ascii="MiSans" w:eastAsia="MiSans" w:hAnsi="MiSans" w:cs="MiSans" w:hint="eastAsia"/>
+        </w:rPr>
+        <w:t>数据</w:t>
       </w:r>
       <w:proofErr w:type="gramStart"/>
       <w:r>
         <w:rPr>
-          <w:rFonts w:ascii="Consolas" w:hAnsi="Consolas" w:hint="eastAsia"/>
-          <w:color w:val="0F1115"/>
-          <w:sz w:val="24"/>
-          <w:szCs w:val="21"/>
-          <w14:textFill>
-            <w14:solidFill>
-              <w14:srgbClr w14:val="0F1115">
-                <w14:lumMod w14:val="65000"/>
-                <w14:lumOff w14:val="35000"/>
-              </w14:srgbClr>
-            </w14:solidFill>
-          </w14:textFill>
+          <w:rFonts w:ascii="MiSans" w:eastAsia="MiSans" w:hAnsi="MiSans" w:cs="MiSans" w:hint="eastAsia"/>
         </w:rPr>
         <w:t>至贴源层</w:t>
       </w:r>
       <w:proofErr w:type="gramEnd"/>
       <w:r>
         <w:rPr>
-          <w:rFonts w:ascii="Consolas" w:hAnsi="Consolas" w:hint="eastAsia"/>
-          <w:color w:val="0F1115"/>
-          <w:sz w:val="24"/>
-          <w:szCs w:val="21"/>
-          <w14:textFill>
-            <w14:solidFill>
-              <w14:srgbClr w14:val="0F1115">
-                <w14:lumMod w14:val="65000"/>
-                <w14:lumOff w14:val="35000"/>
-              </w14:srgbClr>
-            </w14:solidFill>
-          </w14:textFill>
+          <w:rFonts w:ascii="MiSans" w:eastAsia="MiSans" w:hAnsi="MiSans" w:cs="MiSans" w:hint="eastAsia"/>
         </w:rPr>
         <w:t>。</w:t>
       </w:r>
@@ -4025,6 +3927,7 @@
         <w:rPr>
           <w:rFonts w:ascii="MiSans" w:eastAsia="MiSans" w:hAnsi="MiSans" w:cs="MiSans" w:hint="eastAsia"/>
         </w:rPr>
+        <w:lastRenderedPageBreak/>
         <w:t>O</w:t>
       </w:r>
       <w:r>
@@ -4044,127 +3947,6 @@
           <w:rFonts w:ascii="MiSans" w:eastAsia="MiSans" w:hAnsi="MiSans" w:cs="MiSans" w:hint="eastAsia"/>
         </w:rPr>
         <w:t>。</w:t>
-      </w:r>
-    </w:p>
-    <w:p>
-      <w:pPr>
-        <w:pStyle w:val="ab"/>
-        <w:ind w:left="780"/>
-        <w:rPr>
-          <w:rFonts w:ascii="MiSans" w:eastAsia="MiSans" w:hAnsi="MiSans" w:cs="MiSans"/>
-        </w:rPr>
-      </w:pPr>
-      <w:r>
-        <w:rPr>
-          <w:rFonts w:ascii="MiSans" w:eastAsia="MiSans" w:hAnsi="MiSans" w:cs="MiSans" w:hint="eastAsia"/>
-        </w:rPr>
-        <w:t>DW</w:t>
-      </w:r>
-      <w:r>
-        <w:rPr>
-          <w:rFonts w:ascii="MiSans" w:eastAsia="MiSans" w:hAnsi="MiSans" w:cs="MiSans"/>
-        </w:rPr>
-        <w:t>D</w:t>
-      </w:r>
-      <w:r>
-        <w:rPr>
-          <w:rFonts w:ascii="MiSans" w:eastAsia="MiSans" w:hAnsi="MiSans" w:cs="MiSans" w:hint="eastAsia"/>
-        </w:rPr>
-        <w:t>层拆解事实表，对于用户行为、投</w:t>
-      </w:r>
-      <w:r>
-        <w:rPr>
-          <w:rFonts w:ascii="MiSans" w:eastAsia="MiSans" w:hAnsi="MiSans" w:cs="MiSans" w:hint="eastAsia"/>
-        </w:rPr>
-        <w:t>保等数据明细化，构建统一用户事实的主键。</w:t>
-      </w:r>
-    </w:p>
-    <w:p>
-      <w:pPr>
-        <w:pStyle w:val="ab"/>
-        <w:ind w:left="780"/>
-        <w:rPr>
-          <w:rFonts w:ascii="MiSans" w:eastAsia="MiSans" w:hAnsi="MiSans" w:cs="MiSans"/>
-        </w:rPr>
-      </w:pPr>
-      <w:r>
-        <w:rPr>
-          <w:rFonts w:ascii="MiSans" w:eastAsia="MiSans" w:hAnsi="MiSans" w:cs="MiSans"/>
-        </w:rPr>
-        <w:t>DWS</w:t>
-      </w:r>
-      <w:r>
-        <w:rPr>
-          <w:rFonts w:ascii="MiSans" w:eastAsia="MiSans" w:hAnsi="MiSans" w:cs="MiSans" w:hint="eastAsia"/>
-        </w:rPr>
-        <w:t>层</w:t>
-      </w:r>
-      <w:r>
-        <w:rPr>
-          <w:rFonts w:ascii="MiSans" w:eastAsia="MiSans" w:hAnsi="MiSans" w:cs="MiSans" w:hint="eastAsia"/>
-        </w:rPr>
-        <w:t>基于用户维度做成宽表，通过</w:t>
-      </w:r>
-      <w:proofErr w:type="spellStart"/>
-      <w:r>
-        <w:rPr>
-          <w:rFonts w:ascii="MiSans" w:eastAsia="MiSans" w:hAnsi="MiSans" w:cs="MiSans" w:hint="eastAsia"/>
-        </w:rPr>
-        <w:t>MaxCompute</w:t>
-      </w:r>
-      <w:proofErr w:type="spellEnd"/>
-      <w:r>
-        <w:rPr>
-          <w:rFonts w:ascii="MiSans" w:eastAsia="MiSans" w:hAnsi="MiSans" w:cs="MiSans"/>
-        </w:rPr>
-        <w:t xml:space="preserve"> </w:t>
-      </w:r>
-      <w:r>
-        <w:rPr>
-          <w:rFonts w:ascii="MiSans" w:eastAsia="MiSans" w:hAnsi="MiSans" w:cs="MiSans" w:hint="eastAsia"/>
-        </w:rPr>
-        <w:t>SQL完成用户标签统计。</w:t>
-      </w:r>
-    </w:p>
-    <w:p>
-      <w:pPr>
-        <w:pStyle w:val="ab"/>
-        <w:ind w:left="780"/>
-        <w:rPr>
-          <w:rFonts w:ascii="MiSans" w:eastAsia="MiSans" w:hAnsi="MiSans" w:cs="MiSans" w:hint="eastAsia"/>
-        </w:rPr>
-      </w:pPr>
-      <w:r>
-        <w:rPr>
-          <w:rFonts w:ascii="MiSans" w:eastAsia="MiSans" w:hAnsi="MiSans" w:cs="MiSans"/>
-        </w:rPr>
-        <w:t>ADS</w:t>
-      </w:r>
-      <w:r>
-        <w:rPr>
-          <w:rFonts w:ascii="MiSans" w:eastAsia="MiSans" w:hAnsi="MiSans" w:cs="MiSans" w:hint="eastAsia"/>
-        </w:rPr>
-        <w:t>层整合标签</w:t>
-      </w:r>
-      <w:proofErr w:type="gramStart"/>
-      <w:r>
-        <w:rPr>
-          <w:rFonts w:ascii="MiSans" w:eastAsia="MiSans" w:hAnsi="MiSans" w:cs="MiSans" w:hint="eastAsia"/>
-        </w:rPr>
-        <w:t>主题宽表</w:t>
-      </w:r>
-      <w:r>
-        <w:rPr>
-          <w:rFonts w:ascii="MiSans" w:eastAsia="MiSans" w:hAnsi="MiSans" w:cs="MiSans" w:hint="eastAsia"/>
-        </w:rPr>
-        <w:t>将</w:t>
-      </w:r>
-      <w:proofErr w:type="gramEnd"/>
-      <w:r>
-        <w:rPr>
-          <w:rFonts w:ascii="MiSans" w:eastAsia="MiSans" w:hAnsi="MiSans" w:cs="MiSans" w:hint="eastAsia"/>
-        </w:rPr>
-        <w:t>用户划分为高价值用户、潜在用户等多类群体。</w:t>
       </w:r>
     </w:p>
     <w:p>
@@ -4182,33 +3964,173 @@
         <w:rPr>
           <w:rFonts w:ascii="MiSans" w:eastAsia="MiSans" w:hAnsi="MiSans" w:cs="MiSans" w:hint="eastAsia"/>
         </w:rPr>
-        <w:t>使用SVN</w:t>
-      </w:r>
-      <w:r>
-        <w:rPr>
-          <w:rFonts w:ascii="MiSans" w:eastAsia="MiSans" w:hAnsi="MiSans" w:cs="MiSans" w:hint="eastAsia"/>
-        </w:rPr>
-        <w:t>进行脚本提交并配合测试与联调工作，</w:t>
+        <w:t>DWD层进行数据清洗、标准化与事实表建模，将用户行为、投保等业务过程明细化，通过统一用户ID（</w:t>
+      </w:r>
+      <w:proofErr w:type="spellStart"/>
+      <w:r>
+        <w:rPr>
+          <w:rFonts w:ascii="MiSans" w:eastAsia="MiSans" w:hAnsi="MiSans" w:cs="MiSans" w:hint="eastAsia"/>
+        </w:rPr>
+        <w:t>OneID</w:t>
+      </w:r>
+      <w:proofErr w:type="spellEnd"/>
+      <w:r>
+        <w:rPr>
+          <w:rFonts w:ascii="MiSans" w:eastAsia="MiSans" w:hAnsi="MiSans" w:cs="MiSans" w:hint="eastAsia"/>
+        </w:rPr>
+        <w:t>）打通多源数据，构建统一用户事实明细表。</w:t>
+      </w:r>
+    </w:p>
+    <w:p>
+      <w:pPr>
+        <w:pStyle w:val="ab"/>
+        <w:numPr>
+          <w:ilvl w:val="0"/>
+          <w:numId w:val="15"/>
+        </w:numPr>
+        <w:rPr>
+          <w:rFonts w:ascii="MiSans" w:eastAsia="MiSans" w:hAnsi="MiSans" w:cs="MiSans"/>
+        </w:rPr>
+      </w:pPr>
+      <w:r>
+        <w:rPr>
+          <w:rFonts w:ascii="MiSans" w:eastAsia="MiSans" w:hAnsi="MiSans" w:cs="MiSans"/>
+        </w:rPr>
+        <w:t>DWS</w:t>
+      </w:r>
+      <w:r>
+        <w:rPr>
+          <w:rFonts w:ascii="MiSans" w:eastAsia="MiSans" w:hAnsi="MiSans" w:cs="MiSans" w:hint="eastAsia"/>
+        </w:rPr>
+        <w:t>层</w:t>
+      </w:r>
+      <w:r>
+        <w:rPr>
+          <w:rFonts w:ascii="MiSans" w:eastAsia="MiSans" w:hAnsi="MiSans" w:cs="MiSans" w:hint="eastAsia"/>
+        </w:rPr>
+        <w:t>基于用户维度做成宽表，通过</w:t>
+      </w:r>
+      <w:proofErr w:type="spellStart"/>
+      <w:r>
+        <w:rPr>
+          <w:rFonts w:ascii="MiSans" w:eastAsia="MiSans" w:hAnsi="MiSans" w:cs="MiSans" w:hint="eastAsia"/>
+        </w:rPr>
+        <w:t>MaxCompute</w:t>
+      </w:r>
+      <w:proofErr w:type="spellEnd"/>
+      <w:r>
+        <w:rPr>
+          <w:rFonts w:ascii="MiSans" w:eastAsia="MiSans" w:hAnsi="MiSans" w:cs="MiSans"/>
+        </w:rPr>
+        <w:t xml:space="preserve"> </w:t>
+      </w:r>
+      <w:r>
+        <w:rPr>
+          <w:rFonts w:ascii="MiSans" w:eastAsia="MiSans" w:hAnsi="MiSans" w:cs="MiSans" w:hint="eastAsia"/>
+        </w:rPr>
+        <w:t>SQL完成用户标签统计。</w:t>
+      </w:r>
+    </w:p>
+    <w:p>
+      <w:pPr>
+        <w:pStyle w:val="ab"/>
+        <w:numPr>
+          <w:ilvl w:val="0"/>
+          <w:numId w:val="15"/>
+        </w:numPr>
+        <w:rPr>
+          <w:rFonts w:ascii="MiSans" w:eastAsia="MiSans" w:hAnsi="MiSans" w:cs="MiSans" w:hint="eastAsia"/>
+        </w:rPr>
+      </w:pPr>
+      <w:r>
+        <w:rPr>
+          <w:rFonts w:ascii="MiSans" w:eastAsia="MiSans" w:hAnsi="MiSans" w:cs="MiSans"/>
+        </w:rPr>
+        <w:t>ADS</w:t>
+      </w:r>
+      <w:r>
+        <w:rPr>
+          <w:rFonts w:ascii="MiSans" w:eastAsia="MiSans" w:hAnsi="MiSans" w:cs="MiSans" w:hint="eastAsia"/>
+        </w:rPr>
+        <w:t>层整合标签</w:t>
       </w:r>
       <w:proofErr w:type="gramStart"/>
       <w:r>
         <w:rPr>
           <w:rFonts w:ascii="MiSans" w:eastAsia="MiSans" w:hAnsi="MiSans" w:cs="MiSans" w:hint="eastAsia"/>
         </w:rPr>
-        <w:t>卸数等</w:t>
+        <w:t>主题宽表</w:t>
+      </w:r>
+      <w:r>
+        <w:rPr>
+          <w:rFonts w:ascii="MiSans" w:eastAsia="MiSans" w:hAnsi="MiSans" w:cs="MiSans" w:hint="eastAsia"/>
+        </w:rPr>
+        <w:t>将</w:t>
       </w:r>
       <w:proofErr w:type="gramEnd"/>
       <w:r>
         <w:rPr>
           <w:rFonts w:ascii="MiSans" w:eastAsia="MiSans" w:hAnsi="MiSans" w:cs="MiSans" w:hint="eastAsia"/>
         </w:rPr>
-        <w:t>工作</w:t>
+        <w:t>用户划分为高价值用户、潜在用户等多类群体，</w:t>
+      </w:r>
+      <w:r>
+        <w:rPr>
+          <w:rFonts w:ascii="MiSans" w:eastAsia="MiSans" w:hAnsi="MiSans" w:cs="MiSans" w:hint="eastAsia"/>
+        </w:rPr>
+        <w:t>支撑精准营销与差异化运营</w:t>
       </w:r>
       <w:r>
         <w:rPr>
           <w:rFonts w:ascii="MiSans" w:eastAsia="MiSans" w:hAnsi="MiSans" w:cs="MiSans" w:hint="eastAsia"/>
         </w:rPr>
         <w:t>。</w:t>
+      </w:r>
+    </w:p>
+    <w:p>
+      <w:pPr>
+        <w:pStyle w:val="ab"/>
+        <w:numPr>
+          <w:ilvl w:val="0"/>
+          <w:numId w:val="15"/>
+        </w:numPr>
+        <w:rPr>
+          <w:rFonts w:ascii="MiSans" w:eastAsia="MiSans" w:hAnsi="MiSans" w:cs="MiSans"/>
+        </w:rPr>
+      </w:pPr>
+      <w:r>
+        <w:rPr>
+          <w:rFonts w:ascii="MiSans" w:eastAsia="MiSans" w:hAnsi="MiSans" w:cs="MiSans" w:hint="eastAsia"/>
+        </w:rPr>
+        <w:t>使用</w:t>
+      </w:r>
+      <w:proofErr w:type="spellStart"/>
+      <w:r>
+        <w:rPr>
+          <w:rFonts w:ascii="MiSans" w:eastAsia="MiSans" w:hAnsi="MiSans" w:cs="MiSans" w:hint="eastAsia"/>
+        </w:rPr>
+        <w:t>DataWorks</w:t>
+      </w:r>
+      <w:proofErr w:type="spellEnd"/>
+      <w:r>
+        <w:rPr>
+          <w:rFonts w:ascii="MiSans" w:eastAsia="MiSans" w:hAnsi="MiSans" w:cs="MiSans" w:hint="eastAsia"/>
+        </w:rPr>
+        <w:t>进行</w:t>
+      </w:r>
+      <w:proofErr w:type="gramStart"/>
+      <w:r>
+        <w:rPr>
+          <w:rFonts w:ascii="MiSans" w:eastAsia="MiSans" w:hAnsi="MiSans" w:cs="MiSans" w:hint="eastAsia"/>
+        </w:rPr>
+        <w:t>数仓全</w:t>
+      </w:r>
+      <w:proofErr w:type="gramEnd"/>
+      <w:r>
+        <w:rPr>
+          <w:rFonts w:ascii="MiSans" w:eastAsia="MiSans" w:hAnsi="MiSans" w:cs="MiSans" w:hint="eastAsia"/>
+        </w:rPr>
+        <w:t>流程任务编排与调度配置，完成代码逻辑验证与时效性测试，确保数据每日稳定产出。</w:t>
       </w:r>
     </w:p>
     <w:p>
@@ -4346,13 +4268,41 @@
           <w:b/>
         </w:rPr>
       </w:pPr>
+      <w:r>
+        <w:rPr>
+          <w:rFonts w:ascii="MiSans" w:eastAsia="MiSans" w:hAnsi="MiSans" w:cs="MiSans"/>
+          <w:b/>
+        </w:rPr>
+        <w:t>Hadoop HDFS</w:t>
+      </w:r>
+      <w:r>
+        <w:rPr>
+          <w:rFonts w:ascii="MiSans" w:eastAsia="MiSans" w:hAnsi="MiSans" w:cs="MiSans"/>
+          <w:b/>
+        </w:rPr>
+        <w:t xml:space="preserve"> </w:t>
+      </w:r>
+      <w:r>
+        <w:rPr>
+          <w:rFonts w:ascii="MiSans" w:eastAsia="MiSans" w:hAnsi="MiSans" w:cs="MiSans"/>
+          <w:b/>
+        </w:rPr>
+        <w:t>+ Hive +</w:t>
+      </w:r>
+      <w:r>
+        <w:rPr>
+          <w:rFonts w:ascii="MiSans" w:eastAsia="MiSans" w:hAnsi="MiSans" w:cs="MiSans"/>
+          <w:b/>
+        </w:rPr>
+        <w:t xml:space="preserve"> </w:t>
+      </w:r>
       <w:proofErr w:type="spellStart"/>
       <w:r>
         <w:rPr>
-          <w:rFonts w:ascii="MiSans" w:eastAsia="MiSans" w:hAnsi="MiSans" w:cs="MiSans"/>
+          <w:rFonts w:ascii="MiSans" w:eastAsia="MiSans" w:hAnsi="MiSans" w:cs="MiSans" w:hint="eastAsia"/>
           <w:b/>
         </w:rPr>
-        <w:t>OceanBase</w:t>
+        <w:t>Sqoop</w:t>
       </w:r>
       <w:proofErr w:type="spellEnd"/>
       <w:r>
@@ -4360,7 +4310,49 @@
           <w:rFonts w:ascii="MiSans" w:eastAsia="MiSans" w:hAnsi="MiSans" w:cs="MiSans"/>
           <w:b/>
         </w:rPr>
-        <w:t xml:space="preserve"> + </w:t>
+        <w:t xml:space="preserve"> </w:t>
+      </w:r>
+      <w:r>
+        <w:rPr>
+          <w:rFonts w:ascii="MiSans" w:eastAsia="MiSans" w:hAnsi="MiSans" w:cs="MiSans"/>
+          <w:b/>
+        </w:rPr>
+        <w:t xml:space="preserve">+ Shell + </w:t>
+      </w:r>
+      <w:r>
+        <w:rPr>
+          <w:rFonts w:ascii="MiSans" w:eastAsia="MiSans" w:hAnsi="MiSans" w:cs="MiSans"/>
+          <w:b/>
+        </w:rPr>
+        <w:t>Airflow</w:t>
+      </w:r>
+      <w:r>
+        <w:rPr>
+          <w:rFonts w:ascii="MiSans" w:eastAsia="MiSans" w:hAnsi="MiSans" w:cs="MiSans"/>
+          <w:b/>
+        </w:rPr>
+        <w:t xml:space="preserve"> </w:t>
+      </w:r>
+      <w:r>
+        <w:rPr>
+          <w:rFonts w:ascii="MiSans" w:eastAsia="MiSans" w:hAnsi="MiSans" w:cs="MiSans"/>
+          <w:b/>
+        </w:rPr>
+        <w:t>+ SVN</w:t>
+      </w:r>
+      <w:r>
+        <w:rPr>
+          <w:rFonts w:ascii="MiSans" w:eastAsia="MiSans" w:hAnsi="MiSans" w:cs="MiSans"/>
+          <w:b/>
+        </w:rPr>
+        <w:t xml:space="preserve"> +</w:t>
+      </w:r>
+      <w:r>
+        <w:rPr>
+          <w:rFonts w:ascii="MiSans" w:eastAsia="MiSans" w:hAnsi="MiSans" w:cs="MiSans"/>
+          <w:b/>
+        </w:rPr>
+        <w:t xml:space="preserve"> </w:t>
       </w:r>
       <w:proofErr w:type="spellStart"/>
       <w:r>
@@ -4368,73 +4360,9 @@
           <w:rFonts w:ascii="MiSans" w:eastAsia="MiSans" w:hAnsi="MiSans" w:cs="MiSans"/>
           <w:b/>
         </w:rPr>
-        <w:t>DataX</w:t>
+        <w:t>FineReport</w:t>
       </w:r>
       <w:proofErr w:type="spellEnd"/>
-      <w:r>
-        <w:rPr>
-          <w:rFonts w:ascii="MiSans" w:eastAsia="MiSans" w:hAnsi="MiSans" w:cs="MiSans"/>
-          <w:b/>
-        </w:rPr>
-        <w:t xml:space="preserve"> + Hive + Dolphin Scheduler + Hadoop + </w:t>
-      </w:r>
-      <w:proofErr w:type="spellStart"/>
-      <w:r>
-        <w:rPr>
-          <w:rFonts w:ascii="MiSans" w:eastAsia="MiSans" w:hAnsi="MiSans" w:cs="MiSans"/>
-          <w:b/>
-        </w:rPr>
-        <w:t>Sqoop</w:t>
-      </w:r>
-      <w:proofErr w:type="spellEnd"/>
-      <w:r>
-        <w:rPr>
-          <w:rFonts w:ascii="MiSans" w:eastAsia="MiSans" w:hAnsi="MiSans" w:cs="MiSans"/>
-          <w:b/>
-        </w:rPr>
-        <w:t xml:space="preserve"> + </w:t>
-      </w:r>
-      <w:proofErr w:type="spellStart"/>
-      <w:r>
-        <w:rPr>
-          <w:rFonts w:ascii="MiSans" w:eastAsia="MiSans" w:hAnsi="MiSans" w:cs="MiSans"/>
-          <w:b/>
-        </w:rPr>
-        <w:t>DBeaver</w:t>
-      </w:r>
-      <w:proofErr w:type="spellEnd"/>
-      <w:r>
-        <w:rPr>
-          <w:rFonts w:ascii="MiSans" w:eastAsia="MiSans" w:hAnsi="MiSans" w:cs="MiSans"/>
-          <w:b/>
-        </w:rPr>
-        <w:t xml:space="preserve"> + Shell + </w:t>
-      </w:r>
-      <w:proofErr w:type="gramStart"/>
-      <w:r>
-        <w:rPr>
-          <w:rFonts w:ascii="MiSans" w:eastAsia="MiSans" w:hAnsi="MiSans" w:cs="MiSans"/>
-          <w:b/>
-        </w:rPr>
-        <w:t>帆软</w:t>
-      </w:r>
-      <w:proofErr w:type="spellStart"/>
-      <w:proofErr w:type="gramEnd"/>
-      <w:r>
-        <w:rPr>
-          <w:rFonts w:ascii="MiSans" w:eastAsia="MiSans" w:hAnsi="MiSans" w:cs="MiSans"/>
-          <w:b/>
-        </w:rPr>
-        <w:t>FineReport</w:t>
-      </w:r>
-      <w:proofErr w:type="spellEnd"/>
-      <w:r>
-        <w:rPr>
-          <w:rFonts w:ascii="MiSans" w:eastAsia="MiSans" w:hAnsi="MiSans" w:cs="MiSans"/>
-          <w:b/>
-        </w:rPr>
-        <w:t xml:space="preserve"> + SVN</w:t>
-      </w:r>
     </w:p>
     <w:p>
       <w:pPr>
@@ -4506,116 +4434,38 @@
         <w:rPr>
           <w:rFonts w:ascii="MiSans" w:eastAsia="MiSans" w:hAnsi="MiSans" w:cs="MiSans"/>
         </w:rPr>
-        <w:t>DataX</w:t>
+        <w:t>Sqoop</w:t>
       </w:r>
       <w:proofErr w:type="spellEnd"/>
-      <w:proofErr w:type="gramStart"/>
-      <w:r>
-        <w:rPr>
-          <w:rFonts w:ascii="MiSans" w:eastAsia="MiSans" w:hAnsi="MiSans" w:cs="MiSans"/>
-        </w:rPr>
-        <w:t>将源端</w:t>
-      </w:r>
-      <w:proofErr w:type="spellStart"/>
-      <w:proofErr w:type="gramEnd"/>
-      <w:r>
-        <w:rPr>
-          <w:rFonts w:ascii="MiSans" w:eastAsia="MiSans" w:hAnsi="MiSans" w:cs="MiSans"/>
-        </w:rPr>
-        <w:t>OceanBase</w:t>
-      </w:r>
-      <w:proofErr w:type="spellEnd"/>
-      <w:r>
-        <w:rPr>
-          <w:rFonts w:ascii="MiSans" w:eastAsia="MiSans" w:hAnsi="MiSans" w:cs="MiSans"/>
-        </w:rPr>
-        <w:t>核心业务与信贷管理系统数据同步至Hadoop HDFS，使用</w:t>
-      </w:r>
-      <w:proofErr w:type="spellStart"/>
-      <w:r>
-        <w:rPr>
-          <w:rFonts w:ascii="MiSans" w:eastAsia="MiSans" w:hAnsi="MiSans" w:cs="MiSans"/>
-        </w:rPr>
-        <w:t>Sqoop</w:t>
-      </w:r>
-      <w:proofErr w:type="spellEnd"/>
-      <w:r>
-        <w:rPr>
-          <w:rFonts w:ascii="MiSans" w:eastAsia="MiSans" w:hAnsi="MiSans" w:cs="MiSans"/>
-        </w:rPr>
-        <w:t>抽取MySQL系统数据至Hive ODS层</w:t>
-      </w:r>
-      <w:r>
-        <w:rPr>
-          <w:rFonts w:ascii="MiSans" w:eastAsia="MiSans" w:hAnsi="MiSans" w:cs="MiSans" w:hint="eastAsia"/>
-        </w:rPr>
-        <w:t>。</w:t>
-      </w:r>
-    </w:p>
-    <w:p>
-      <w:pPr>
-        <w:pStyle w:val="ab"/>
-        <w:ind w:left="780"/>
-        <w:rPr>
-          <w:rFonts w:ascii="MiSans" w:eastAsia="MiSans" w:hAnsi="MiSans" w:cs="MiSans"/>
-        </w:rPr>
-      </w:pPr>
-      <w:r>
-        <w:rPr>
-          <w:rFonts w:ascii="MiSans" w:eastAsia="MiSans" w:hAnsi="MiSans" w:cs="MiSans" w:hint="eastAsia"/>
-        </w:rPr>
-        <w:t>DWD层将</w:t>
-      </w:r>
-      <w:proofErr w:type="gramStart"/>
-      <w:r>
-        <w:rPr>
-          <w:rFonts w:ascii="MiSans" w:eastAsia="MiSans" w:hAnsi="MiSans" w:cs="MiSans" w:hint="eastAsia"/>
-        </w:rPr>
-        <w:t>贴源层</w:t>
-      </w:r>
-      <w:proofErr w:type="gramEnd"/>
-      <w:r>
-        <w:rPr>
-          <w:rFonts w:ascii="MiSans" w:eastAsia="MiSans" w:hAnsi="MiSans" w:cs="MiSans" w:hint="eastAsia"/>
-        </w:rPr>
-        <w:t>数据落入明细粒度层与公共维度层。</w:t>
-      </w:r>
-    </w:p>
-    <w:p>
-      <w:pPr>
-        <w:pStyle w:val="ab"/>
-        <w:ind w:left="780"/>
-        <w:rPr>
-          <w:rFonts w:ascii="MiSans" w:eastAsia="MiSans" w:hAnsi="MiSans" w:cs="MiSans" w:hint="eastAsia"/>
-        </w:rPr>
-      </w:pPr>
-      <w:proofErr w:type="gramStart"/>
-      <w:r>
-        <w:rPr>
-          <w:rFonts w:ascii="MiSans" w:eastAsia="MiSans" w:hAnsi="MiSans" w:cs="MiSans"/>
-        </w:rPr>
-        <w:t>基于宽表编写</w:t>
-      </w:r>
-      <w:proofErr w:type="gramEnd"/>
-      <w:r>
-        <w:rPr>
-          <w:rFonts w:ascii="MiSans" w:eastAsia="MiSans" w:hAnsi="MiSans" w:cs="MiSans"/>
-        </w:rPr>
-        <w:t>Hive SQL实现DWS</w:t>
-      </w:r>
-      <w:proofErr w:type="gramStart"/>
-      <w:r>
-        <w:rPr>
-          <w:rFonts w:ascii="MiSans" w:eastAsia="MiSans" w:hAnsi="MiSans" w:cs="MiSans"/>
-        </w:rPr>
-        <w:t>层指标</w:t>
-      </w:r>
-      <w:proofErr w:type="gramEnd"/>
-      <w:r>
-        <w:rPr>
-          <w:rFonts w:ascii="MiSans" w:eastAsia="MiSans" w:hAnsi="MiSans" w:cs="MiSans"/>
-        </w:rPr>
-        <w:t>汇总</w:t>
+      <w:r>
+        <w:rPr>
+          <w:rFonts w:ascii="MiSans" w:eastAsia="MiSans" w:hAnsi="MiSans" w:cs="MiSans"/>
+        </w:rPr>
+        <w:t>抽取MySQL</w:t>
+      </w:r>
+      <w:r>
+        <w:rPr>
+          <w:rFonts w:ascii="MiSans" w:eastAsia="MiSans" w:hAnsi="MiSans" w:cs="MiSans"/>
+        </w:rPr>
+        <w:t>将</w:t>
+      </w:r>
+      <w:r>
+        <w:rPr>
+          <w:rFonts w:ascii="MiSans" w:eastAsia="MiSans" w:hAnsi="MiSans" w:cs="MiSans" w:hint="eastAsia"/>
+        </w:rPr>
+        <w:t>数据源</w:t>
+      </w:r>
+      <w:r>
+        <w:rPr>
+          <w:rFonts w:ascii="MiSans" w:eastAsia="MiSans" w:hAnsi="MiSans" w:cs="MiSans"/>
+        </w:rPr>
+        <w:t>核心业务与信贷管理系统数据同步</w:t>
+      </w:r>
+      <w:r>
+        <w:rPr>
+          <w:rFonts w:ascii="MiSans" w:eastAsia="MiSans" w:hAnsi="MiSans" w:cs="MiSans"/>
+        </w:rPr>
+        <w:t>至Hive ODS层</w:t>
       </w:r>
       <w:r>
         <w:rPr>
@@ -4637,29 +4487,61 @@
       </w:pPr>
       <w:r>
         <w:rPr>
-          <w:rFonts w:ascii="MiSans" w:eastAsia="MiSans" w:hAnsi="MiSans" w:cs="MiSans"/>
-        </w:rPr>
-        <w:t>将汇总结果输出至ADS层业绩考核表与资产质量监控表，使用</w:t>
-      </w:r>
-      <w:proofErr w:type="spellStart"/>
-      <w:r>
-        <w:rPr>
-          <w:rFonts w:ascii="MiSans" w:eastAsia="MiSans" w:hAnsi="MiSans" w:cs="MiSans"/>
-        </w:rPr>
-        <w:t>FineReport</w:t>
-      </w:r>
-      <w:proofErr w:type="spellEnd"/>
-      <w:r>
-        <w:rPr>
-          <w:rFonts w:ascii="MiSans" w:eastAsia="MiSans" w:hAnsi="MiSans" w:cs="MiSans"/>
-        </w:rPr>
-        <w:t>连接Hive开发信贷投放进度、不良率趋势、联社资产质量排名、客户经理绩效排名、监管报送指标等看板，SQL脚本与报表模板通过SVN管理</w:t>
-      </w:r>
-      <w:r>
-        <w:rPr>
-          <w:rFonts w:ascii="MiSans" w:eastAsia="MiSans" w:hAnsi="MiSans" w:cs="MiSans" w:hint="eastAsia"/>
-        </w:rPr>
-        <w:t>。</w:t>
+          <w:rFonts w:ascii="MiSans" w:eastAsia="MiSans" w:hAnsi="MiSans" w:cs="MiSans" w:hint="eastAsia"/>
+        </w:rPr>
+        <w:t>DWD</w:t>
+      </w:r>
+      <w:proofErr w:type="gramStart"/>
+      <w:r>
+        <w:rPr>
+          <w:rFonts w:ascii="MiSans" w:eastAsia="MiSans" w:hAnsi="MiSans" w:cs="MiSans" w:hint="eastAsia"/>
+        </w:rPr>
+        <w:t>层</w:t>
+      </w:r>
+      <w:r>
+        <w:rPr>
+          <w:rFonts w:ascii="MiSans" w:eastAsia="MiSans" w:hAnsi="MiSans" w:cs="MiSans"/>
+        </w:rPr>
+        <w:t>完成</w:t>
+      </w:r>
+      <w:proofErr w:type="gramEnd"/>
+      <w:r>
+        <w:rPr>
+          <w:rFonts w:ascii="MiSans" w:eastAsia="MiSans" w:hAnsi="MiSans" w:cs="MiSans"/>
+        </w:rPr>
+        <w:t>数据清洗、敏感字段脱敏及标准化处理</w:t>
+      </w:r>
+      <w:r>
+        <w:rPr>
+          <w:rFonts w:ascii="MiSans" w:eastAsia="MiSans" w:hAnsi="MiSans" w:cs="MiSans" w:hint="eastAsia"/>
+        </w:rPr>
+        <w:t>，</w:t>
+      </w:r>
+      <w:r>
+        <w:rPr>
+          <w:rFonts w:ascii="MiSans" w:eastAsia="MiSans" w:hAnsi="MiSans" w:cs="MiSans" w:hint="eastAsia"/>
+        </w:rPr>
+        <w:t>将</w:t>
+      </w:r>
+      <w:proofErr w:type="gramStart"/>
+      <w:r>
+        <w:rPr>
+          <w:rFonts w:ascii="MiSans" w:eastAsia="MiSans" w:hAnsi="MiSans" w:cs="MiSans" w:hint="eastAsia"/>
+        </w:rPr>
+        <w:t>贴源层</w:t>
+      </w:r>
+      <w:proofErr w:type="gramEnd"/>
+      <w:r>
+        <w:rPr>
+          <w:rFonts w:ascii="MiSans" w:eastAsia="MiSans" w:hAnsi="MiSans" w:cs="MiSans" w:hint="eastAsia"/>
+        </w:rPr>
+        <w:t>数据落入明细粒度层与公共维度层。</w:t>
+      </w:r>
+      <w:r>
+        <w:rPr>
+          <w:rFonts w:ascii="MiSans" w:eastAsia="MiSans" w:hAnsi="MiSans" w:cs="MiSans"/>
+        </w:rPr>
+        <w:tab/>
       </w:r>
     </w:p>
     <w:p>
@@ -4677,7 +4559,51 @@
         <w:rPr>
           <w:rFonts w:ascii="MiSans" w:eastAsia="MiSans" w:hAnsi="MiSans" w:cs="MiSans"/>
         </w:rPr>
-        <w:t>使用Dolphin Scheduler</w:t>
+        <w:t>使用</w:t>
+      </w:r>
+      <w:proofErr w:type="spellStart"/>
+      <w:r>
+        <w:rPr>
+          <w:rFonts w:ascii="MiSans" w:eastAsia="MiSans" w:hAnsi="MiSans" w:cs="MiSans"/>
+        </w:rPr>
+        <w:t>FineReport</w:t>
+      </w:r>
+      <w:proofErr w:type="spellEnd"/>
+      <w:r>
+        <w:rPr>
+          <w:rFonts w:ascii="MiSans" w:eastAsia="MiSans" w:hAnsi="MiSans" w:cs="MiSans"/>
+        </w:rPr>
+        <w:t>连接Hive开发信贷投放进度、不良率趋势、联社资产质量排名、客户经理绩效排名、监管报送指标等看板</w:t>
+      </w:r>
+      <w:r>
+        <w:rPr>
+          <w:rFonts w:ascii="MiSans" w:eastAsia="MiSans" w:hAnsi="MiSans" w:cs="MiSans"/>
+        </w:rPr>
+        <w:t>。</w:t>
+      </w:r>
+    </w:p>
+    <w:p>
+      <w:pPr>
+        <w:pStyle w:val="ab"/>
+        <w:numPr>
+          <w:ilvl w:val="0"/>
+          <w:numId w:val="18"/>
+        </w:numPr>
+        <w:rPr>
+          <w:rFonts w:ascii="MiSans" w:eastAsia="MiSans" w:hAnsi="MiSans" w:cs="MiSans"/>
+        </w:rPr>
+      </w:pPr>
+      <w:r>
+        <w:rPr>
+          <w:rFonts w:ascii="MiSans" w:eastAsia="MiSans" w:hAnsi="MiSans" w:cs="MiSans"/>
+        </w:rPr>
+        <w:t>使用</w:t>
+      </w:r>
+      <w:r>
+        <w:rPr>
+          <w:rFonts w:ascii="MiSans" w:eastAsia="MiSans" w:hAnsi="MiSans" w:cs="MiSans"/>
+        </w:rPr>
+        <w:t>Airflow</w:t>
       </w:r>
       <w:proofErr w:type="gramStart"/>
       <w:r>
@@ -4705,35 +4631,19 @@
         <w:rPr>
           <w:rFonts w:ascii="MiSans" w:eastAsia="MiSans" w:hAnsi="MiSans" w:cs="MiSans"/>
         </w:rPr>
-        <w:t>每日自动调度与告警，编写Shell脚本配合Hive SQL稽核贷款总额一致性与不良率口径合</w:t>
-      </w:r>
-      <w:proofErr w:type="gramStart"/>
-      <w:r>
-        <w:rPr>
-          <w:rFonts w:ascii="MiSans" w:eastAsia="MiSans" w:hAnsi="MiSans" w:cs="MiSans"/>
-        </w:rPr>
-        <w:t>规</w:t>
-      </w:r>
-      <w:proofErr w:type="gramEnd"/>
-      <w:r>
-        <w:rPr>
-          <w:rFonts w:ascii="MiSans" w:eastAsia="MiSans" w:hAnsi="MiSans" w:cs="MiSans"/>
-        </w:rPr>
-        <w:t>性，</w:t>
-      </w:r>
-      <w:proofErr w:type="gramStart"/>
-      <w:r>
-        <w:rPr>
-          <w:rFonts w:ascii="MiSans" w:eastAsia="MiSans" w:hAnsi="MiSans" w:cs="MiSans"/>
-        </w:rPr>
-        <w:t>每日跑批后</w:t>
-      </w:r>
-      <w:proofErr w:type="gramEnd"/>
-      <w:r>
-        <w:rPr>
-          <w:rFonts w:ascii="MiSans" w:eastAsia="MiSans" w:hAnsi="MiSans" w:cs="MiSans"/>
-        </w:rPr>
-        <w:t>输出质量报告</w:t>
+        <w:t>每日自动调度与告警，</w:t>
+      </w:r>
+      <w:r>
+        <w:rPr>
+          <w:rFonts w:ascii="MiSans" w:eastAsia="MiSans" w:hAnsi="MiSans" w:cs="MiSans" w:hint="eastAsia"/>
+        </w:rPr>
+        <w:t>使用SVN进行ETL脚本与配置文件的版本管理，</w:t>
+      </w:r>
+      <w:r>
+        <w:rPr>
+          <w:rFonts w:ascii="MiSans" w:eastAsia="MiSans" w:hAnsi="MiSans" w:cs="MiSans" w:hint="eastAsia"/>
+        </w:rPr>
+        <w:t>确保代码可追溯与交付质量。</w:t>
       </w:r>
     </w:p>
     <w:p>
@@ -8585,7 +8495,7 @@
 </file>
 
 <file path=customXml/itemProps2.xml><?xml version="1.0" encoding="utf-8"?>
-<ds:datastoreItem xmlns:ds="http://schemas.openxmlformats.org/officeDocument/2006/customXml" ds:itemID="{DE7108A3-BBEE-49B4-A132-355902A37BDA}">
+<ds:datastoreItem xmlns:ds="http://schemas.openxmlformats.org/officeDocument/2006/customXml" ds:itemID="{BD425D27-2937-40A4-AECB-12F04955D0DE}">
   <ds:schemaRefs>
     <ds:schemaRef ds:uri="http://schemas.openxmlformats.org/officeDocument/2006/bibliography"/>
   </ds:schemaRefs>

--- a/毛智明简历.docx
+++ b/毛智明简历.docx
@@ -1688,9 +1688,17 @@
         <w:rPr>
           <w:rFonts w:ascii="MiSans" w:eastAsia="MiSans" w:hAnsi="MiSans" w:cs="MiSans" w:hint="eastAsia"/>
         </w:rPr>
-        <w:t>熟悉可视化工具 帆软</w:t>
+        <w:t xml:space="preserve">熟悉可视化工具 </w:t>
+      </w:r>
+      <w:proofErr w:type="gramStart"/>
+      <w:r>
+        <w:rPr>
+          <w:rFonts w:ascii="MiSans" w:eastAsia="MiSans" w:hAnsi="MiSans" w:cs="MiSans" w:hint="eastAsia"/>
+        </w:rPr>
+        <w:t>帆软</w:t>
       </w:r>
       <w:proofErr w:type="spellStart"/>
+      <w:proofErr w:type="gramEnd"/>
       <w:r>
         <w:rPr>
           <w:rFonts w:ascii="MiSans" w:eastAsia="MiSans" w:hAnsi="MiSans" w:cs="MiSans" w:hint="eastAsia"/>
@@ -1720,15 +1728,7 @@
         <w:rPr>
           <w:rFonts w:ascii="MiSans" w:eastAsia="MiSans" w:hAnsi="MiSans" w:cs="MiSans" w:hint="eastAsia"/>
         </w:rPr>
-        <w:t>，使数据实现图形化展</w:t>
-      </w:r>
-      <w:bookmarkStart w:id="0" w:name="_GoBack"/>
-      <w:bookmarkEnd w:id="0"/>
-      <w:r>
-        <w:rPr>
-          <w:rFonts w:ascii="MiSans" w:eastAsia="MiSans" w:hAnsi="MiSans" w:cs="MiSans" w:hint="eastAsia"/>
-        </w:rPr>
-        <w:t>示。</w:t>
+        <w:t>，使数据实现图形化展示。</w:t>
       </w:r>
     </w:p>
     <w:p>
@@ -3964,21 +3964,15 @@
         <w:rPr>
           <w:rFonts w:ascii="MiSans" w:eastAsia="MiSans" w:hAnsi="MiSans" w:cs="MiSans" w:hint="eastAsia"/>
         </w:rPr>
-        <w:t>DWD层进行数据清洗、标准化与事实表建模，将用户行为、投保等业务过程明细化，通过统一用户ID（</w:t>
-      </w:r>
-      <w:proofErr w:type="spellStart"/>
-      <w:r>
-        <w:rPr>
-          <w:rFonts w:ascii="MiSans" w:eastAsia="MiSans" w:hAnsi="MiSans" w:cs="MiSans" w:hint="eastAsia"/>
-        </w:rPr>
-        <w:t>OneID</w:t>
-      </w:r>
-      <w:proofErr w:type="spellEnd"/>
-      <w:r>
-        <w:rPr>
-          <w:rFonts w:ascii="MiSans" w:eastAsia="MiSans" w:hAnsi="MiSans" w:cs="MiSans" w:hint="eastAsia"/>
-        </w:rPr>
-        <w:t>）打通多源数据，构建统一用户事实明细表。</w:t>
+        <w:t>DWD层进行数据清洗、标准化与事实表建模，将用户行为、投保等业务过程明细化，通过统一用户ID</w:t>
+      </w:r>
+      <w:bookmarkStart w:id="0" w:name="_GoBack"/>
+      <w:bookmarkEnd w:id="0"/>
+      <w:r>
+        <w:rPr>
+          <w:rFonts w:ascii="MiSans" w:eastAsia="MiSans" w:hAnsi="MiSans" w:cs="MiSans" w:hint="eastAsia"/>
+        </w:rPr>
+        <w:t>打通多源数据，构建统一用户事实明细表。</w:t>
       </w:r>
     </w:p>
     <w:p>
@@ -8495,7 +8489,7 @@
 </file>
 
 <file path=customXml/itemProps2.xml><?xml version="1.0" encoding="utf-8"?>
-<ds:datastoreItem xmlns:ds="http://schemas.openxmlformats.org/officeDocument/2006/customXml" ds:itemID="{BD425D27-2937-40A4-AECB-12F04955D0DE}">
+<ds:datastoreItem xmlns:ds="http://schemas.openxmlformats.org/officeDocument/2006/customXml" ds:itemID="{BBBAA82D-FB86-495A-9388-9DEA289B9D1B}">
   <ds:schemaRefs>
     <ds:schemaRef ds:uri="http://schemas.openxmlformats.org/officeDocument/2006/bibliography"/>
   </ds:schemaRefs>

--- a/毛智明简历.docx
+++ b/毛智明简历.docx
@@ -2770,6 +2770,27 @@
         </w:rPr>
         <w:t xml:space="preserve"> </w:t>
       </w:r>
+      <w:r>
+        <w:rPr>
+          <w:rFonts w:ascii="MiSans" w:eastAsia="MiSans" w:hAnsi="MiSans" w:cs="MiSans" w:hint="eastAsia"/>
+          <w:b/>
+        </w:rPr>
+        <w:t>HUE</w:t>
+      </w:r>
+      <w:r>
+        <w:rPr>
+          <w:rFonts w:ascii="MiSans" w:eastAsia="MiSans" w:hAnsi="MiSans" w:cs="MiSans"/>
+          <w:b/>
+        </w:rPr>
+        <w:t xml:space="preserve"> +</w:t>
+      </w:r>
+      <w:r>
+        <w:rPr>
+          <w:rFonts w:ascii="MiSans" w:eastAsia="MiSans" w:hAnsi="MiSans" w:cs="MiSans"/>
+          <w:b/>
+        </w:rPr>
+        <w:t xml:space="preserve"> </w:t>
+      </w:r>
       <w:proofErr w:type="spellStart"/>
       <w:r>
         <w:rPr>
@@ -2825,6 +2846,20 @@
         <w:t>DolphinScheduler</w:t>
       </w:r>
       <w:proofErr w:type="spellEnd"/>
+      <w:r>
+        <w:rPr>
+          <w:rFonts w:ascii="MiSans" w:eastAsia="MiSans" w:hAnsi="MiSans" w:cs="MiSans"/>
+          <w:b/>
+        </w:rPr>
+        <w:t xml:space="preserve"> + </w:t>
+      </w:r>
+      <w:r>
+        <w:rPr>
+          <w:rFonts w:ascii="MiSans" w:eastAsia="MiSans" w:hAnsi="MiSans" w:cs="MiSans" w:hint="eastAsia"/>
+          <w:b/>
+        </w:rPr>
+        <w:t>SVN</w:t>
+      </w:r>
     </w:p>
     <w:p>
       <w:pPr>
@@ -2855,6 +2890,8 @@
           <w:rFonts w:ascii="MiSans" w:eastAsia="MiSans" w:hAnsi="MiSans" w:cs="MiSans"/>
         </w:rPr>
       </w:pPr>
+      <w:bookmarkStart w:id="0" w:name="OLE_LINK13"/>
+      <w:bookmarkStart w:id="1" w:name="OLE_LINK14"/>
       <w:r>
         <w:rPr>
           <w:rFonts w:ascii="MiSans" w:eastAsia="MiSans" w:hAnsi="MiSans" w:cs="MiSans"/>
@@ -2865,19 +2902,13 @@
         <w:rPr>
           <w:rFonts w:ascii="MiSans" w:eastAsia="MiSans" w:hAnsi="MiSans" w:cs="MiSans" w:hint="eastAsia"/>
         </w:rPr>
-        <w:t>与甲方相关技术部门进行沟通。</w:t>
-      </w:r>
-      <w:r>
-        <w:rPr>
-          <w:rFonts w:ascii="MiSans" w:eastAsia="MiSans" w:hAnsi="MiSans" w:cs="MiSans" w:hint="eastAsia"/>
-        </w:rPr>
-        <w:t>理解项目并进行需求分析调</w:t>
-      </w:r>
-      <w:r>
-        <w:rPr>
-          <w:rFonts w:ascii="MiSans" w:eastAsia="MiSans" w:hAnsi="MiSans" w:cs="MiSans" w:hint="eastAsia"/>
-        </w:rPr>
-        <w:t>研，</w:t>
+        <w:t>与甲方相关技术部门进行沟通，进行需求调研，梳理</w:t>
+      </w:r>
+      <w:r>
+        <w:rPr>
+          <w:rFonts w:ascii="MiSans" w:eastAsia="MiSans" w:hAnsi="MiSans" w:cs="MiSans" w:hint="eastAsia"/>
+        </w:rPr>
+        <w:t>业务流程及</w:t>
       </w:r>
       <w:r>
         <w:rPr>
@@ -2889,7 +2920,13 @@
         <w:rPr>
           <w:rFonts w:ascii="MiSans" w:eastAsia="MiSans" w:hAnsi="MiSans" w:cs="MiSans" w:hint="eastAsia"/>
         </w:rPr>
-        <w:t>，产出调研报告。</w:t>
+        <w:t>，整理需求文档及调研记录</w:t>
+      </w:r>
+      <w:r>
+        <w:rPr>
+          <w:rFonts w:ascii="MiSans" w:eastAsia="MiSans" w:hAnsi="MiSans" w:cs="MiSans" w:hint="eastAsia"/>
+        </w:rPr>
+        <w:t>。</w:t>
       </w:r>
     </w:p>
     <w:p>
@@ -2913,19 +2950,61 @@
         <w:rPr>
           <w:rFonts w:ascii="MiSans" w:eastAsia="MiSans" w:hAnsi="MiSans" w:cs="MiSans" w:hint="eastAsia"/>
         </w:rPr>
-        <w:t>到</w:t>
-      </w:r>
-      <w:r>
-        <w:rPr>
-          <w:rFonts w:ascii="MiSans" w:eastAsia="MiSans" w:hAnsi="MiSans" w:cs="MiSans"/>
-        </w:rPr>
-        <w:t>ADS各层的Mapping文档，明确</w:t>
-      </w:r>
-      <w:r>
-        <w:rPr>
-          <w:rFonts w:ascii="MiSans" w:eastAsia="MiSans" w:hAnsi="MiSans" w:cs="MiSans"/>
-        </w:rPr>
-        <w:t>表结构设计、取样规则、表间关联关系及字段计算逻辑，重点定义</w:t>
+        <w:t>至</w:t>
+      </w:r>
+      <w:r>
+        <w:rPr>
+          <w:rFonts w:ascii="MiSans" w:eastAsia="MiSans" w:hAnsi="MiSans" w:cs="MiSans"/>
+        </w:rPr>
+        <w:t>ADS</w:t>
+      </w:r>
+      <w:r>
+        <w:rPr>
+          <w:rFonts w:ascii="MiSans" w:eastAsia="MiSans" w:hAnsi="MiSans" w:cs="MiSans" w:hint="eastAsia"/>
+        </w:rPr>
+        <w:t>中</w:t>
+      </w:r>
+      <w:r>
+        <w:rPr>
+          <w:rFonts w:ascii="MiSans" w:eastAsia="MiSans" w:hAnsi="MiSans" w:cs="MiSans"/>
+        </w:rPr>
+        <w:t>各层的Mapping</w:t>
+      </w:r>
+      <w:r>
+        <w:rPr>
+          <w:rFonts w:ascii="MiSans" w:eastAsia="MiSans" w:hAnsi="MiSans" w:cs="MiSans"/>
+        </w:rPr>
+        <w:t>文档，</w:t>
+      </w:r>
+      <w:r>
+        <w:rPr>
+          <w:rFonts w:ascii="MiSans" w:eastAsia="MiSans" w:hAnsi="MiSans" w:cs="MiSans" w:hint="eastAsia"/>
+        </w:rPr>
+        <w:t>梳理字段来源</w:t>
+      </w:r>
+      <w:r>
+        <w:rPr>
+          <w:rFonts w:ascii="MiSans" w:eastAsia="MiSans" w:hAnsi="MiSans" w:cs="MiSans"/>
+        </w:rPr>
+        <w:t>、</w:t>
+      </w:r>
+      <w:r>
+        <w:rPr>
+          <w:rFonts w:ascii="MiSans" w:eastAsia="MiSans" w:hAnsi="MiSans" w:cs="MiSans" w:hint="eastAsia"/>
+        </w:rPr>
+        <w:t>字段</w:t>
+      </w:r>
+      <w:r>
+        <w:rPr>
+          <w:rFonts w:ascii="MiSans" w:eastAsia="MiSans" w:hAnsi="MiSans" w:cs="MiSans" w:hint="eastAsia"/>
+        </w:rPr>
+        <w:t>转换</w:t>
+      </w:r>
+      <w:r>
+        <w:rPr>
+          <w:rFonts w:ascii="MiSans" w:eastAsia="MiSans" w:hAnsi="MiSans" w:cs="MiSans"/>
+        </w:rPr>
+        <w:t>规则、表间关联关系及字段计算逻辑，重点定义</w:t>
       </w:r>
       <w:r>
         <w:rPr>
@@ -2961,44 +3040,64 @@
         <w:rPr>
           <w:rFonts w:ascii="MiSans" w:eastAsia="MiSans" w:hAnsi="MiSans" w:cs="MiSans" w:hint="eastAsia"/>
         </w:rPr>
-        <w:t>依托mapping文档，</w:t>
-      </w:r>
-      <w:r>
-        <w:rPr>
-          <w:rFonts w:ascii="MiSans" w:eastAsia="MiSans" w:hAnsi="MiSans" w:cs="MiSans"/>
-        </w:rPr>
-        <w:t>将承保、佣金、CRM、考勤等</w:t>
-      </w:r>
-      <w:r>
-        <w:rPr>
-          <w:rFonts w:ascii="MiSans" w:eastAsia="MiSans" w:hAnsi="MiSans" w:cs="MiSans" w:hint="eastAsia"/>
-        </w:rPr>
-        <w:t>多</w:t>
-      </w:r>
-      <w:r>
-        <w:rPr>
-          <w:rFonts w:ascii="MiSans" w:eastAsia="MiSans" w:hAnsi="MiSans" w:cs="MiSans"/>
-        </w:rPr>
-        <w:t>套</w:t>
-      </w:r>
-      <w:r>
-        <w:rPr>
-          <w:rFonts w:ascii="MiSans" w:eastAsia="MiSans" w:hAnsi="MiSans" w:cs="MiSans"/>
-        </w:rPr>
-        <w:t>MySQL</w:t>
-      </w:r>
-      <w:r>
-        <w:rPr>
-          <w:rFonts w:ascii="MiSans" w:eastAsia="MiSans" w:hAnsi="MiSans" w:cs="MiSans"/>
-        </w:rPr>
-        <w:t>源系统数据全量及增量抽取至Hive ODS</w:t>
-      </w:r>
-      <w:r>
-        <w:rPr>
-          <w:rFonts w:ascii="MiSans" w:eastAsia="MiSans" w:hAnsi="MiSans" w:cs="MiSans"/>
-        </w:rPr>
-        <w:t>层</w:t>
-      </w:r>
+        <w:t>在ODS</w:t>
+      </w:r>
+      <w:proofErr w:type="gramStart"/>
+      <w:r>
+        <w:rPr>
+          <w:rFonts w:ascii="MiSans" w:eastAsia="MiSans" w:hAnsi="MiSans" w:cs="MiSans" w:hint="eastAsia"/>
+        </w:rPr>
+        <w:t>贴源层</w:t>
+      </w:r>
+      <w:proofErr w:type="gramEnd"/>
+      <w:r>
+        <w:rPr>
+          <w:rFonts w:ascii="MiSans" w:eastAsia="MiSans" w:hAnsi="MiSans" w:cs="MiSans" w:hint="eastAsia"/>
+        </w:rPr>
+        <w:t>，</w:t>
+      </w:r>
+      <w:r>
+        <w:rPr>
+          <w:rFonts w:ascii="MiSans" w:eastAsia="MiSans" w:hAnsi="MiSans" w:cs="MiSans" w:hint="eastAsia"/>
+        </w:rPr>
+        <w:t>使用</w:t>
+      </w:r>
+      <w:proofErr w:type="spellStart"/>
+      <w:r>
+        <w:rPr>
+          <w:rFonts w:ascii="MiSans" w:eastAsia="MiSans" w:hAnsi="MiSans" w:cs="MiSans" w:hint="eastAsia"/>
+        </w:rPr>
+        <w:t>DataX</w:t>
+      </w:r>
+      <w:proofErr w:type="spellEnd"/>
+      <w:r>
+        <w:rPr>
+          <w:rFonts w:ascii="MiSans" w:eastAsia="MiSans" w:hAnsi="MiSans" w:cs="MiSans" w:hint="eastAsia"/>
+        </w:rPr>
+        <w:t>完成业务系统数据抽取，结合Shell脚本实现数据同步流程自动化，通过</w:t>
+      </w:r>
+      <w:proofErr w:type="spellStart"/>
+      <w:r>
+        <w:rPr>
+          <w:rFonts w:ascii="MiSans" w:eastAsia="MiSans" w:hAnsi="MiSans" w:cs="MiSans" w:hint="eastAsia"/>
+        </w:rPr>
+        <w:t>DolphinScheduler</w:t>
+      </w:r>
+      <w:proofErr w:type="spellEnd"/>
+      <w:r>
+        <w:rPr>
+          <w:rFonts w:ascii="MiSans" w:eastAsia="MiSans" w:hAnsi="MiSans" w:cs="MiSans" w:hint="eastAsia"/>
+        </w:rPr>
+        <w:t>配置任务依赖及定时调度，将全量及增量数据同步至Hive ODS</w:t>
+      </w:r>
+      <w:proofErr w:type="gramStart"/>
+      <w:r>
+        <w:rPr>
+          <w:rFonts w:ascii="MiSans" w:eastAsia="MiSans" w:hAnsi="MiSans" w:cs="MiSans" w:hint="eastAsia"/>
+        </w:rPr>
+        <w:t>贴源层</w:t>
+      </w:r>
+      <w:proofErr w:type="gramEnd"/>
       <w:r>
         <w:rPr>
           <w:rFonts w:ascii="MiSans" w:eastAsia="MiSans" w:hAnsi="MiSans" w:cs="MiSans" w:hint="eastAsia"/>
@@ -3021,7 +3120,99 @@
         <w:rPr>
           <w:rFonts w:ascii="MiSans" w:eastAsia="MiSans" w:hAnsi="MiSans" w:cs="MiSans"/>
         </w:rPr>
-        <w:t>在ODS-DWD清洗环节使用Hive SQL</w:t>
+        <w:t>在</w:t>
+      </w:r>
+      <w:r>
+        <w:rPr>
+          <w:rFonts w:ascii="MiSans" w:eastAsia="MiSans" w:hAnsi="MiSans" w:cs="MiSans"/>
+        </w:rPr>
+        <w:t>ODS</w:t>
+      </w:r>
+      <w:proofErr w:type="gramStart"/>
+      <w:r>
+        <w:rPr>
+          <w:rFonts w:ascii="MiSans" w:eastAsia="MiSans" w:hAnsi="MiSans" w:cs="MiSans" w:hint="eastAsia"/>
+        </w:rPr>
+        <w:t>贴源</w:t>
+      </w:r>
+      <w:r>
+        <w:rPr>
+          <w:rFonts w:ascii="MiSans" w:eastAsia="MiSans" w:hAnsi="MiSans" w:cs="MiSans" w:hint="eastAsia"/>
+        </w:rPr>
+        <w:t>层</w:t>
+      </w:r>
+      <w:proofErr w:type="gramEnd"/>
+      <w:r>
+        <w:rPr>
+          <w:rFonts w:ascii="MiSans" w:eastAsia="MiSans" w:hAnsi="MiSans" w:cs="MiSans" w:hint="eastAsia"/>
+        </w:rPr>
+        <w:t>到</w:t>
+      </w:r>
+      <w:r>
+        <w:rPr>
+          <w:rFonts w:ascii="MiSans" w:eastAsia="MiSans" w:hAnsi="MiSans" w:cs="MiSans"/>
+        </w:rPr>
+        <w:t>DWD</w:t>
+      </w:r>
+      <w:r>
+        <w:rPr>
+          <w:rFonts w:ascii="MiSans" w:eastAsia="MiSans" w:hAnsi="MiSans" w:cs="MiSans" w:hint="eastAsia"/>
+        </w:rPr>
+        <w:t>基础数据层</w:t>
+      </w:r>
+      <w:r>
+        <w:rPr>
+          <w:rFonts w:ascii="MiSans" w:eastAsia="MiSans" w:hAnsi="MiSans" w:cs="MiSans" w:hint="eastAsia"/>
+        </w:rPr>
+        <w:t>，</w:t>
+      </w:r>
+      <w:r>
+        <w:rPr>
+          <w:rFonts w:ascii="MiSans" w:eastAsia="MiSans" w:hAnsi="MiSans" w:cs="MiSans" w:hint="eastAsia"/>
+        </w:rPr>
+        <w:t>在</w:t>
+      </w:r>
+      <w:r>
+        <w:rPr>
+          <w:rFonts w:ascii="MiSans" w:eastAsia="MiSans" w:hAnsi="MiSans" w:cs="MiSans" w:hint="eastAsia"/>
+        </w:rPr>
+        <w:t xml:space="preserve"> Hue </w:t>
+      </w:r>
+      <w:r>
+        <w:rPr>
+          <w:rFonts w:ascii="MiSans" w:eastAsia="MiSans" w:hAnsi="MiSans" w:cs="MiSans" w:hint="eastAsia"/>
+        </w:rPr>
+        <w:t>中编写</w:t>
+      </w:r>
+      <w:r>
+        <w:rPr>
+          <w:rFonts w:ascii="MiSans" w:eastAsia="MiSans" w:hAnsi="MiSans" w:cs="MiSans" w:hint="eastAsia"/>
+        </w:rPr>
+        <w:t>Hive SQL</w:t>
+      </w:r>
+      <w:r>
+        <w:rPr>
+          <w:rFonts w:ascii="MiSans" w:eastAsia="MiSans" w:hAnsi="MiSans" w:cs="MiSans" w:hint="eastAsia"/>
+        </w:rPr>
+        <w:t>完成</w:t>
+      </w:r>
+      <w:r>
+        <w:rPr>
+          <w:rFonts w:ascii="MiSans" w:eastAsia="MiSans" w:hAnsi="MiSans" w:cs="MiSans"/>
+        </w:rPr>
+        <w:t>清洗环节</w:t>
+      </w:r>
+      <w:r>
+        <w:rPr>
+          <w:rFonts w:ascii="MiSans" w:eastAsia="MiSans" w:hAnsi="MiSans" w:cs="MiSans" w:hint="eastAsia"/>
+        </w:rPr>
+        <w:t>。</w:t>
+      </w:r>
+      <w:r>
+        <w:rPr>
+          <w:rFonts w:ascii="MiSans" w:eastAsia="MiSans" w:hAnsi="MiSans" w:cs="MiSans" w:hint="eastAsia"/>
+        </w:rPr>
+        <w:t>调用已有UDF</w:t>
       </w:r>
       <w:r>
         <w:rPr>
@@ -3039,19 +3230,13 @@
         <w:rPr>
           <w:rFonts w:ascii="MiSans" w:eastAsia="MiSans" w:hAnsi="MiSans" w:cs="MiSans" w:hint="eastAsia"/>
         </w:rPr>
-        <w:t>并</w:t>
-      </w:r>
-      <w:r>
-        <w:rPr>
-          <w:rFonts w:ascii="MiSans" w:eastAsia="MiSans" w:hAnsi="MiSans" w:cs="MiSans" w:hint="eastAsia"/>
-        </w:rPr>
-        <w:t>去除部分边缘字段</w:t>
-      </w:r>
-      <w:r>
-        <w:rPr>
-          <w:rFonts w:ascii="MiSans" w:eastAsia="MiSans" w:hAnsi="MiSans" w:cs="MiSans" w:hint="eastAsia"/>
-        </w:rPr>
-        <w:t>，确保数据安全性和可用性。</w:t>
+        <w:t>，同时处理空值、异常数据及重复数据</w:t>
+      </w:r>
+      <w:r>
+        <w:rPr>
+          <w:rFonts w:ascii="MiSans" w:eastAsia="MiSans" w:hAnsi="MiSans" w:cs="MiSans" w:hint="eastAsia"/>
+        </w:rPr>
+        <w:t>。</w:t>
       </w:r>
     </w:p>
     <w:p>
@@ -3069,7 +3254,41 @@
         <w:rPr>
           <w:rFonts w:ascii="MiSans" w:eastAsia="MiSans" w:hAnsi="MiSans" w:cs="MiSans" w:hint="eastAsia"/>
         </w:rPr>
-        <w:t>从DWD到DWS</w:t>
+        <w:t>从DWD</w:t>
+      </w:r>
+      <w:bookmarkStart w:id="2" w:name="OLE_LINK7"/>
+      <w:bookmarkStart w:id="3" w:name="OLE_LINK8"/>
+      <w:r>
+        <w:rPr>
+          <w:rFonts w:ascii="MiSans" w:eastAsia="MiSans" w:hAnsi="MiSans" w:cs="MiSans" w:hint="eastAsia"/>
+        </w:rPr>
+        <w:t>基础数据</w:t>
+      </w:r>
+      <w:bookmarkEnd w:id="2"/>
+      <w:bookmarkEnd w:id="3"/>
+      <w:r>
+        <w:rPr>
+          <w:rFonts w:ascii="MiSans" w:eastAsia="MiSans" w:hAnsi="MiSans" w:cs="MiSans" w:hint="eastAsia"/>
+        </w:rPr>
+        <w:t>层</w:t>
+      </w:r>
+      <w:r>
+        <w:rPr>
+          <w:rFonts w:ascii="MiSans" w:eastAsia="MiSans" w:hAnsi="MiSans" w:cs="MiSans" w:hint="eastAsia"/>
+        </w:rPr>
+        <w:t>到DWS</w:t>
+      </w:r>
+      <w:r>
+        <w:rPr>
+          <w:rFonts w:ascii="MiSans" w:eastAsia="MiSans" w:hAnsi="MiSans" w:cs="MiSans" w:hint="eastAsia"/>
+        </w:rPr>
+        <w:t>宽表</w:t>
+      </w:r>
+      <w:r>
+        <w:rPr>
+          <w:rFonts w:ascii="MiSans" w:eastAsia="MiSans" w:hAnsi="MiSans" w:cs="MiSans" w:hint="eastAsia"/>
+        </w:rPr>
+        <w:t>层</w:t>
       </w:r>
       <w:r>
         <w:rPr>
@@ -3184,7 +3403,7 @@
         <w:rPr>
           <w:rFonts w:ascii="MiSans" w:eastAsia="MiSans" w:hAnsi="MiSans" w:cs="MiSans" w:hint="eastAsia"/>
         </w:rPr>
-        <w:t>形成明细层。</w:t>
+        <w:t>。</w:t>
       </w:r>
     </w:p>
     <w:p>
@@ -3210,6 +3429,22 @@
         </w:rPr>
         <w:t>DWS</w:t>
       </w:r>
+      <w:bookmarkStart w:id="4" w:name="OLE_LINK9"/>
+      <w:bookmarkStart w:id="5" w:name="OLE_LINK10"/>
+      <w:r>
+        <w:rPr>
+          <w:rFonts w:ascii="MiSans" w:eastAsia="MiSans" w:hAnsi="MiSans" w:cs="MiSans" w:hint="eastAsia"/>
+        </w:rPr>
+        <w:t>宽表</w:t>
+      </w:r>
+      <w:bookmarkEnd w:id="4"/>
+      <w:bookmarkEnd w:id="5"/>
+      <w:r>
+        <w:rPr>
+          <w:rFonts w:ascii="MiSans" w:eastAsia="MiSans" w:hAnsi="MiSans" w:cs="MiSans" w:hint="eastAsia"/>
+        </w:rPr>
+        <w:t>层</w:t>
+      </w:r>
       <w:r>
         <w:rPr>
           <w:rFonts w:ascii="MiSans" w:eastAsia="MiSans" w:hAnsi="MiSans" w:cs="MiSans" w:hint="eastAsia"/>
@@ -3226,13 +3461,45 @@
         <w:rPr>
           <w:rFonts w:ascii="MiSans" w:eastAsia="MiSans" w:hAnsi="MiSans" w:cs="MiSans" w:hint="eastAsia"/>
         </w:rPr>
+        <w:t>指标</w:t>
+      </w:r>
+      <w:r>
+        <w:rPr>
+          <w:rFonts w:ascii="MiSans" w:eastAsia="MiSans" w:hAnsi="MiSans" w:cs="MiSans" w:hint="eastAsia"/>
+        </w:rPr>
+        <w:t>层</w:t>
+      </w:r>
+      <w:r>
+        <w:rPr>
+          <w:rFonts w:ascii="MiSans" w:eastAsia="MiSans" w:hAnsi="MiSans" w:cs="MiSans" w:hint="eastAsia"/>
+        </w:rPr>
         <w:t>，</w:t>
       </w:r>
       <w:r>
         <w:rPr>
           <w:rFonts w:ascii="MiSans" w:eastAsia="MiSans" w:hAnsi="MiSans" w:cs="MiSans" w:hint="eastAsia"/>
         </w:rPr>
-        <w:t>基于业务考核指标，完成由汇总成到应用层的指标的计算口径与数据输出。</w:t>
+        <w:t>基于业务考核指标，完成由</w:t>
+      </w:r>
+      <w:proofErr w:type="gramStart"/>
+      <w:r>
+        <w:rPr>
+          <w:rFonts w:ascii="MiSans" w:eastAsia="MiSans" w:hAnsi="MiSans" w:cs="MiSans" w:hint="eastAsia"/>
+        </w:rPr>
+        <w:t>集市层</w:t>
+      </w:r>
+      <w:r>
+        <w:rPr>
+          <w:rFonts w:ascii="MiSans" w:eastAsia="MiSans" w:hAnsi="MiSans" w:cs="MiSans" w:hint="eastAsia"/>
+        </w:rPr>
+        <w:t>成到</w:t>
+      </w:r>
+      <w:proofErr w:type="gramEnd"/>
+      <w:r>
+        <w:rPr>
+          <w:rFonts w:ascii="MiSans" w:eastAsia="MiSans" w:hAnsi="MiSans" w:cs="MiSans" w:hint="eastAsia"/>
+        </w:rPr>
+        <w:t>应用层的指标的计算口径与数据输出。</w:t>
       </w:r>
     </w:p>
     <w:p>
@@ -3278,53 +3545,69 @@
       </w:pPr>
       <w:r>
         <w:rPr>
-          <w:rFonts w:ascii="MiSans" w:eastAsia="MiSans" w:hAnsi="MiSans" w:cs="MiSans"/>
-        </w:rPr>
-        <w:t>根据业务</w:t>
+          <w:rFonts w:ascii="MiSans" w:eastAsia="MiSans" w:hAnsi="MiSans" w:cs="MiSans" w:hint="eastAsia"/>
+        </w:rPr>
+        <w:t xml:space="preserve">基于 </w:t>
+      </w:r>
+      <w:proofErr w:type="spellStart"/>
+      <w:r>
+        <w:rPr>
+          <w:rFonts w:ascii="MiSans" w:eastAsia="MiSans" w:hAnsi="MiSans" w:cs="MiSans" w:hint="eastAsia"/>
+        </w:rPr>
+        <w:t>DolphinScheduler</w:t>
+      </w:r>
+      <w:proofErr w:type="spellEnd"/>
+      <w:r>
+        <w:rPr>
+          <w:rFonts w:ascii="MiSans" w:eastAsia="MiSans" w:hAnsi="MiSans" w:cs="MiSans" w:hint="eastAsia"/>
+        </w:rPr>
+        <w:t xml:space="preserve"> </w:t>
       </w:r>
       <w:proofErr w:type="gramStart"/>
       <w:r>
         <w:rPr>
-          <w:rFonts w:ascii="MiSans" w:eastAsia="MiSans" w:hAnsi="MiSans" w:cs="MiSans"/>
-        </w:rPr>
-        <w:t>方需求</w:t>
+          <w:rFonts w:ascii="MiSans" w:eastAsia="MiSans" w:hAnsi="MiSans" w:cs="MiSans" w:hint="eastAsia"/>
+        </w:rPr>
+        <w:t>构建数仓</w:t>
       </w:r>
       <w:proofErr w:type="gramEnd"/>
       <w:r>
         <w:rPr>
-          <w:rFonts w:ascii="MiSans" w:eastAsia="MiSans" w:hAnsi="MiSans" w:cs="MiSans"/>
-        </w:rPr>
-        <w:t>对宽表层数据进行</w:t>
-      </w:r>
-      <w:r>
-        <w:rPr>
-          <w:rFonts w:ascii="MiSans" w:eastAsia="MiSans" w:hAnsi="MiSans" w:cs="MiSans" w:hint="eastAsia"/>
-        </w:rPr>
-        <w:t>简单</w:t>
-      </w:r>
-      <w:r>
-        <w:rPr>
-          <w:rFonts w:ascii="MiSans" w:eastAsia="MiSans" w:hAnsi="MiSans" w:cs="MiSans"/>
-        </w:rPr>
-        <w:t>加工</w:t>
-      </w:r>
-      <w:r>
-        <w:rPr>
-          <w:rFonts w:ascii="MiSans" w:eastAsia="MiSans" w:hAnsi="MiSans" w:cs="MiSans" w:hint="eastAsia"/>
-        </w:rPr>
-        <w:t>，</w:t>
-      </w:r>
-      <w:r>
-        <w:rPr>
-          <w:rFonts w:ascii="MiSans" w:eastAsia="MiSans" w:hAnsi="MiSans" w:cs="MiSans" w:hint="eastAsia"/>
-        </w:rPr>
-        <w:t>然后将结果</w:t>
-      </w:r>
-      <w:r>
-        <w:rPr>
-          <w:rFonts w:ascii="MiSans" w:eastAsia="MiSans" w:hAnsi="MiSans" w:cs="MiSans" w:hint="eastAsia"/>
-        </w:rPr>
-        <w:t>输出到目标表内。</w:t>
+          <w:rFonts w:ascii="MiSans" w:eastAsia="MiSans" w:hAnsi="MiSans" w:cs="MiSans" w:hint="eastAsia"/>
+        </w:rPr>
+        <w:t>自动化脚本平台;编写SHELL脚本调用</w:t>
+      </w:r>
+      <w:proofErr w:type="spellStart"/>
+      <w:r>
+        <w:rPr>
+          <w:rFonts w:ascii="MiSans" w:eastAsia="MiSans" w:hAnsi="MiSans" w:cs="MiSans" w:hint="eastAsia"/>
+        </w:rPr>
+        <w:t>H</w:t>
+      </w:r>
+      <w:r>
+        <w:rPr>
+          <w:rFonts w:ascii="MiSans" w:eastAsia="MiSans" w:hAnsi="MiSans" w:cs="MiSans"/>
+        </w:rPr>
+        <w:t>iveSQL</w:t>
+      </w:r>
+      <w:proofErr w:type="spellEnd"/>
+      <w:r>
+        <w:rPr>
+          <w:rFonts w:ascii="MiSans" w:eastAsia="MiSans" w:hAnsi="MiSans" w:cs="MiSans" w:hint="eastAsia"/>
+        </w:rPr>
+        <w:t xml:space="preserve">，编写配套注释与自测用例，完成功能验证，实现 ETL </w:t>
+      </w:r>
+      <w:r>
+        <w:rPr>
+          <w:rFonts w:ascii="MiSans" w:eastAsia="MiSans" w:hAnsi="MiSans" w:cs="MiSans" w:hint="eastAsia"/>
+        </w:rPr>
+        <w:t>任务的全自动化编排与调度</w:t>
+      </w:r>
+      <w:r>
+        <w:rPr>
+          <w:rFonts w:ascii="MiSans" w:eastAsia="MiSans" w:hAnsi="MiSans" w:cs="MiSans" w:hint="eastAsia"/>
+        </w:rPr>
+        <w:t>。</w:t>
       </w:r>
     </w:p>
     <w:p>
@@ -3338,51 +3621,17 @@
           <w:rFonts w:ascii="MiSans" w:eastAsia="MiSans" w:hAnsi="MiSans" w:cs="MiSans"/>
         </w:rPr>
       </w:pPr>
-      <w:r>
-        <w:rPr>
-          <w:rFonts w:ascii="MiSans" w:eastAsia="MiSans" w:hAnsi="MiSans" w:cs="MiSans"/>
-        </w:rPr>
-        <w:t>将调试通过的Hive SQL按照项目模板进行封装</w:t>
-      </w:r>
-      <w:r>
-        <w:rPr>
-          <w:rFonts w:ascii="MiSans" w:eastAsia="MiSans" w:hAnsi="MiSans" w:cs="MiSans"/>
-        </w:rPr>
-        <w:t>，编写配套注释与自测用例，完成功能验证，确保代码可复用、可维护</w:t>
-      </w:r>
-      <w:r>
-        <w:rPr>
-          <w:rFonts w:ascii="MiSans" w:eastAsia="MiSans" w:hAnsi="MiSans" w:cs="MiSans" w:hint="eastAsia"/>
-        </w:rPr>
-        <w:t>，并</w:t>
-      </w:r>
-      <w:r>
-        <w:rPr>
-          <w:rFonts w:ascii="MiSans" w:eastAsia="MiSans" w:hAnsi="MiSans" w:cs="MiSans"/>
-        </w:rPr>
-        <w:t>使用</w:t>
-      </w:r>
-      <w:proofErr w:type="spellStart"/>
-      <w:r>
-        <w:rPr>
-          <w:rFonts w:ascii="MiSans" w:eastAsia="MiSans" w:hAnsi="MiSans" w:cs="MiSans"/>
-        </w:rPr>
-        <w:t>DolphinSchedule</w:t>
-      </w:r>
-      <w:r>
-        <w:rPr>
-          <w:rFonts w:ascii="MiSans" w:eastAsia="MiSans" w:hAnsi="MiSans" w:cs="MiSans" w:hint="eastAsia"/>
-        </w:rPr>
-        <w:t>r</w:t>
-      </w:r>
-      <w:proofErr w:type="spellEnd"/>
-      <w:r>
-        <w:rPr>
-          <w:rFonts w:ascii="MiSans" w:eastAsia="MiSans" w:hAnsi="MiSans" w:cs="MiSans" w:hint="eastAsia"/>
-        </w:rPr>
-        <w:t>执行调度功能</w:t>
-      </w:r>
+      <w:bookmarkStart w:id="6" w:name="OLE_LINK3"/>
+      <w:r>
+        <w:rPr>
+          <w:rFonts w:ascii="MiSans" w:eastAsia="MiSans" w:hAnsi="MiSans" w:cs="MiSans" w:hint="eastAsia"/>
+        </w:rPr>
+        <w:t>使用SVN进行ETL脚本与配置文件的版本管理，配合完成测试与联调工作，并按需完成数据抽取与交付。</w:t>
+      </w:r>
+      <w:bookmarkEnd w:id="6"/>
     </w:p>
+    <w:bookmarkEnd w:id="0"/>
+    <w:bookmarkEnd w:id="1"/>
     <w:p>
       <w:pPr>
         <w:pStyle w:val="ab"/>
@@ -3785,6 +4034,7 @@
           <w:rFonts w:ascii="MiSans" w:eastAsia="MiSans" w:hAnsi="MiSans" w:cs="MiSans"/>
         </w:rPr>
       </w:pPr>
+      <w:bookmarkStart w:id="7" w:name="OLE_LINK4"/>
       <w:r>
         <w:rPr>
           <w:rFonts w:ascii="MiSans" w:eastAsia="MiSans" w:hAnsi="MiSans" w:cs="MiSans" w:hint="eastAsia"/>
@@ -3803,49 +4053,52 @@
           <w:rFonts w:ascii="MiSans" w:eastAsia="MiSans" w:hAnsi="MiSans" w:cs="MiSans"/>
         </w:rPr>
       </w:pPr>
+      <w:r>
+        <w:rPr>
+          <w:rFonts w:ascii="MiSans" w:eastAsia="MiSans" w:hAnsi="MiSans" w:cs="MiSans" w:hint="eastAsia"/>
+        </w:rPr>
+        <w:lastRenderedPageBreak/>
+        <w:t>参与需求分析</w:t>
+      </w:r>
       <w:proofErr w:type="gramStart"/>
       <w:r>
         <w:rPr>
-          <w:rFonts w:ascii="MiSans" w:eastAsia="MiSans" w:hAnsi="MiSans" w:cs="MiSans"/>
-        </w:rPr>
-        <w:t>参与</w:t>
-      </w:r>
-      <w:r>
-        <w:rPr>
-          <w:rFonts w:ascii="MiSans" w:eastAsia="MiSans" w:hAnsi="MiSans" w:cs="MiSans" w:hint="eastAsia"/>
-        </w:rPr>
-        <w:t>数仓建模</w:t>
+          <w:rFonts w:ascii="MiSans" w:eastAsia="MiSans" w:hAnsi="MiSans" w:cs="MiSans" w:hint="eastAsia"/>
+        </w:rPr>
+        <w:t>及数仓建模</w:t>
       </w:r>
       <w:proofErr w:type="gramEnd"/>
       <w:r>
         <w:rPr>
           <w:rFonts w:ascii="MiSans" w:eastAsia="MiSans" w:hAnsi="MiSans" w:cs="MiSans" w:hint="eastAsia"/>
         </w:rPr>
-        <w:t>设计，</w:t>
-      </w:r>
-      <w:r>
-        <w:rPr>
-          <w:rFonts w:ascii="MiSans" w:eastAsia="MiSans" w:hAnsi="MiSans" w:cs="MiSans" w:hint="eastAsia"/>
-        </w:rPr>
-        <w:t>根据需求分析文档明确ODS</w:t>
-      </w:r>
-      <w:r>
-        <w:rPr>
-          <w:rFonts w:ascii="MiSans" w:eastAsia="MiSans" w:hAnsi="MiSans" w:cs="MiSans" w:hint="eastAsia"/>
-        </w:rPr>
-        <w:t>层的数据和字段来源，</w:t>
-      </w:r>
-      <w:r>
-        <w:rPr>
-          <w:rFonts w:ascii="MiSans" w:eastAsia="MiSans" w:hAnsi="MiSans" w:cs="MiSans" w:hint="eastAsia"/>
-        </w:rPr>
-        <w:t>精准梳理</w:t>
-      </w:r>
-      <w:r>
-        <w:rPr>
-          <w:rFonts w:ascii="MiSans" w:eastAsia="MiSans" w:hAnsi="MiSans" w:cs="MiSans" w:hint="eastAsia"/>
-        </w:rPr>
-        <w:t>维度与事实模型的来源表，保证数据来源的准确性。</w:t>
+        <w:t>设计，梳理业务数据来源，明确ODS</w:t>
+      </w:r>
+      <w:r>
+        <w:rPr>
+          <w:rFonts w:ascii="MiSans" w:eastAsia="MiSans" w:hAnsi="MiSans" w:cs="MiSans" w:hint="eastAsia"/>
+        </w:rPr>
+        <w:t>层数据接入方案及</w:t>
+      </w:r>
+      <w:proofErr w:type="gramStart"/>
+      <w:r>
+        <w:rPr>
+          <w:rFonts w:ascii="MiSans" w:eastAsia="MiSans" w:hAnsi="MiSans" w:cs="MiSans" w:hint="eastAsia"/>
+        </w:rPr>
+        <w:t>各主题</w:t>
+      </w:r>
+      <w:proofErr w:type="gramEnd"/>
+      <w:r>
+        <w:rPr>
+          <w:rFonts w:ascii="MiSans" w:eastAsia="MiSans" w:hAnsi="MiSans" w:cs="MiSans" w:hint="eastAsia"/>
+        </w:rPr>
+        <w:t>维度、事实模型的数据来源</w:t>
+      </w:r>
+      <w:r>
+        <w:rPr>
+          <w:rFonts w:ascii="MiSans" w:eastAsia="MiSans" w:hAnsi="MiSans" w:cs="MiSans" w:hint="eastAsia"/>
+        </w:rPr>
+        <w:t>。</w:t>
       </w:r>
       <w:r>
         <w:rPr>
@@ -3877,14 +4130,18 @@
         </w:rPr>
         <w:t>数据交换平台</w:t>
       </w:r>
-      <w:proofErr w:type="spellStart"/>
-      <w:r>
-        <w:rPr>
-          <w:rFonts w:ascii="MiSans" w:eastAsia="MiSans" w:hAnsi="MiSans" w:cs="MiSans"/>
-        </w:rPr>
-        <w:t>DataWorks</w:t>
-      </w:r>
-      <w:proofErr w:type="spellEnd"/>
+      <w:r>
+        <w:rPr>
+          <w:rFonts w:ascii="MiSans" w:eastAsia="MiSans" w:hAnsi="MiSans" w:cs="MiSans" w:hint="eastAsia"/>
+        </w:rPr>
+        <w:t>DI离线同步</w:t>
+      </w:r>
+      <w:r>
+        <w:rPr>
+          <w:rFonts w:ascii="MiSans" w:eastAsia="MiSans" w:hAnsi="MiSans" w:cs="MiSans" w:hint="eastAsia"/>
+        </w:rPr>
+        <w:t>的形式</w:t>
+      </w:r>
       <w:r>
         <w:rPr>
           <w:rFonts w:ascii="MiSans" w:eastAsia="MiSans" w:hAnsi="MiSans" w:cs="MiSans" w:hint="eastAsia"/>
@@ -3927,20 +4184,33 @@
         <w:rPr>
           <w:rFonts w:ascii="MiSans" w:eastAsia="MiSans" w:hAnsi="MiSans" w:cs="MiSans" w:hint="eastAsia"/>
         </w:rPr>
-        <w:lastRenderedPageBreak/>
-        <w:t>O</w:t>
-      </w:r>
-      <w:r>
-        <w:rPr>
-          <w:rFonts w:ascii="MiSans" w:eastAsia="MiSans" w:hAnsi="MiSans" w:cs="MiSans"/>
-        </w:rPr>
-        <w:t>DS</w:t>
-      </w:r>
-      <w:r>
-        <w:rPr>
-          <w:rFonts w:ascii="MiSans" w:eastAsia="MiSans" w:hAnsi="MiSans" w:cs="MiSans" w:hint="eastAsia"/>
-        </w:rPr>
-        <w:t>层保存原始数据，并对手机号、身份证号等敏感信息进行数据加密与脱敏</w:t>
+        <w:t>在</w:t>
+      </w:r>
+      <w:r>
+        <w:rPr>
+          <w:rFonts w:ascii="MiSans" w:eastAsia="MiSans" w:hAnsi="MiSans" w:cs="MiSans" w:hint="eastAsia"/>
+        </w:rPr>
+        <w:t>HDM</w:t>
+      </w:r>
+      <w:proofErr w:type="gramStart"/>
+      <w:r>
+        <w:rPr>
+          <w:rFonts w:ascii="MiSans" w:eastAsia="MiSans" w:hAnsi="MiSans" w:cs="MiSans" w:hint="eastAsia"/>
+        </w:rPr>
+        <w:t>贴源层</w:t>
+      </w:r>
+      <w:proofErr w:type="gramEnd"/>
+      <w:r>
+        <w:rPr>
+          <w:rFonts w:ascii="MiSans" w:eastAsia="MiSans" w:hAnsi="MiSans" w:cs="MiSans" w:hint="eastAsia"/>
+        </w:rPr>
+        <w:t>保存业务系统原始数</w:t>
+      </w:r>
+      <w:r>
+        <w:rPr>
+          <w:rFonts w:ascii="MiSans" w:eastAsia="MiSans" w:hAnsi="MiSans" w:cs="MiSans" w:hint="eastAsia"/>
+        </w:rPr>
+        <w:t>据，并完成基础的数据质量校验，为后续数据清洗与加工提供数据基础</w:t>
       </w:r>
       <w:r>
         <w:rPr>
@@ -3964,15 +4234,35 @@
         <w:rPr>
           <w:rFonts w:ascii="MiSans" w:eastAsia="MiSans" w:hAnsi="MiSans" w:cs="MiSans" w:hint="eastAsia"/>
         </w:rPr>
-        <w:t>DWD层进行数据清洗、标准化与事实表建模，将用户行为、投保等业务过程明细化，通过统一用户ID</w:t>
-      </w:r>
-      <w:bookmarkStart w:id="0" w:name="_GoBack"/>
-      <w:bookmarkEnd w:id="0"/>
-      <w:r>
-        <w:rPr>
-          <w:rFonts w:ascii="MiSans" w:eastAsia="MiSans" w:hAnsi="MiSans" w:cs="MiSans" w:hint="eastAsia"/>
-        </w:rPr>
-        <w:t>打通多源数据，构建统一用户事实明细表。</w:t>
+        <w:t>在BDM数据层使用</w:t>
+      </w:r>
+      <w:proofErr w:type="spellStart"/>
+      <w:r>
+        <w:rPr>
+          <w:rFonts w:ascii="MiSans" w:eastAsia="MiSans" w:hAnsi="MiSans" w:cs="MiSans" w:hint="eastAsia"/>
+        </w:rPr>
+        <w:t>MaxCompute</w:t>
+      </w:r>
+      <w:proofErr w:type="spellEnd"/>
+      <w:r>
+        <w:rPr>
+          <w:rFonts w:ascii="MiSans" w:eastAsia="MiSans" w:hAnsi="MiSans" w:cs="MiSans" w:hint="eastAsia"/>
+        </w:rPr>
+        <w:t xml:space="preserve"> SQL进行数据清洗、标准化处理及事实表建模，结合VB脚</w:t>
+      </w:r>
+      <w:r>
+        <w:rPr>
+          <w:rFonts w:ascii="MiSans" w:eastAsia="MiSans" w:hAnsi="MiSans" w:cs="MiSans" w:hint="eastAsia"/>
+        </w:rPr>
+        <w:t>本辅助完成字段转换、异常数据处理等工作，构建统一用户事实明细表</w:t>
+      </w:r>
+      <w:bookmarkStart w:id="8" w:name="_GoBack"/>
+      <w:bookmarkEnd w:id="8"/>
+      <w:r>
+        <w:rPr>
+          <w:rFonts w:ascii="MiSans" w:eastAsia="MiSans" w:hAnsi="MiSans" w:cs="MiSans" w:hint="eastAsia"/>
+        </w:rPr>
+        <w:t>。</w:t>
       </w:r>
     </w:p>
     <w:p>
@@ -3988,9 +4278,15 @@
       </w:pPr>
       <w:r>
         <w:rPr>
-          <w:rFonts w:ascii="MiSans" w:eastAsia="MiSans" w:hAnsi="MiSans" w:cs="MiSans"/>
-        </w:rPr>
-        <w:t>DWS</w:t>
+          <w:rFonts w:ascii="MiSans" w:eastAsia="MiSans" w:hAnsi="MiSans" w:cs="MiSans" w:hint="eastAsia"/>
+        </w:rPr>
+        <w:t>CDM</w:t>
+      </w:r>
+      <w:r>
+        <w:rPr>
+          <w:rFonts w:ascii="MiSans" w:eastAsia="MiSans" w:hAnsi="MiSans" w:cs="MiSans" w:hint="eastAsia"/>
+        </w:rPr>
+        <w:t>明细</w:t>
       </w:r>
       <w:r>
         <w:rPr>
@@ -4038,9 +4334,15 @@
       </w:pPr>
       <w:r>
         <w:rPr>
-          <w:rFonts w:ascii="MiSans" w:eastAsia="MiSans" w:hAnsi="MiSans" w:cs="MiSans"/>
-        </w:rPr>
-        <w:t>ADS</w:t>
+          <w:rFonts w:ascii="MiSans" w:eastAsia="MiSans" w:hAnsi="MiSans" w:cs="MiSans" w:hint="eastAsia"/>
+        </w:rPr>
+        <w:t>MDM</w:t>
+      </w:r>
+      <w:r>
+        <w:rPr>
+          <w:rFonts w:ascii="MiSans" w:eastAsia="MiSans" w:hAnsi="MiSans" w:cs="MiSans" w:hint="eastAsia"/>
+        </w:rPr>
+        <w:t>应用</w:t>
       </w:r>
       <w:r>
         <w:rPr>
@@ -4124,9 +4426,34 @@
         <w:rPr>
           <w:rFonts w:ascii="MiSans" w:eastAsia="MiSans" w:hAnsi="MiSans" w:cs="MiSans" w:hint="eastAsia"/>
         </w:rPr>
-        <w:t>流程任务编排与调度配置，完成代码逻辑验证与时效性测试，确保数据每日稳定产出。</w:t>
+        <w:t>流程任务编排与节点</w:t>
+      </w:r>
+      <w:r>
+        <w:rPr>
+          <w:rFonts w:ascii="MiSans" w:eastAsia="MiSans" w:hAnsi="MiSans" w:cs="MiSans" w:hint="eastAsia"/>
+        </w:rPr>
+        <w:t>依赖配置</w:t>
+      </w:r>
+      <w:r>
+        <w:rPr>
+          <w:rFonts w:ascii="MiSans" w:eastAsia="MiSans" w:hAnsi="MiSans" w:cs="MiSans" w:hint="eastAsia"/>
+        </w:rPr>
+        <w:t>，配合</w:t>
+      </w:r>
+      <w:r>
+        <w:rPr>
+          <w:rFonts w:ascii="MiSans" w:eastAsia="MiSans" w:hAnsi="MiSans" w:cs="MiSans" w:hint="eastAsia"/>
+        </w:rPr>
+        <w:t>工作流</w:t>
+      </w:r>
+      <w:r>
+        <w:rPr>
+          <w:rFonts w:ascii="MiSans" w:eastAsia="MiSans" w:hAnsi="MiSans" w:cs="MiSans" w:hint="eastAsia"/>
+        </w:rPr>
+        <w:t>代码逻辑验证与时效性测试，确保数据每日稳定产出。</w:t>
       </w:r>
     </w:p>
+    <w:bookmarkEnd w:id="7"/>
     <w:p>
       <w:pPr>
         <w:pStyle w:val="ab"/>
@@ -4397,7 +4724,19 @@
         <w:rPr>
           <w:rFonts w:ascii="MiSans" w:eastAsia="MiSans" w:hAnsi="MiSans" w:cs="MiSans" w:hint="eastAsia"/>
         </w:rPr>
-        <w:t>负责指标（集市）层mapping</w:t>
+        <w:t>负责指标（集市）层</w:t>
+      </w:r>
+      <w:r>
+        <w:rPr>
+          <w:rFonts w:ascii="MiSans" w:eastAsia="MiSans" w:hAnsi="MiSans" w:cs="MiSans" w:hint="eastAsia"/>
+        </w:rPr>
+        <w:t>M</w:t>
+      </w:r>
+      <w:r>
+        <w:rPr>
+          <w:rFonts w:ascii="MiSans" w:eastAsia="MiSans" w:hAnsi="MiSans" w:cs="MiSans" w:hint="eastAsia"/>
+        </w:rPr>
+        <w:t>apping</w:t>
       </w:r>
       <w:r>
         <w:rPr>
@@ -4459,8 +4798,22 @@
         <w:rPr>
           <w:rFonts w:ascii="MiSans" w:eastAsia="MiSans" w:hAnsi="MiSans" w:cs="MiSans"/>
         </w:rPr>
-        <w:t>至Hive ODS层</w:t>
-      </w:r>
+        <w:t>至Hive ODS</w:t>
+      </w:r>
+      <w:proofErr w:type="gramStart"/>
+      <w:r>
+        <w:rPr>
+          <w:rFonts w:ascii="MiSans" w:eastAsia="MiSans" w:hAnsi="MiSans" w:cs="MiSans" w:hint="eastAsia"/>
+        </w:rPr>
+        <w:t>贴源</w:t>
+      </w:r>
+      <w:r>
+        <w:rPr>
+          <w:rFonts w:ascii="MiSans" w:eastAsia="MiSans" w:hAnsi="MiSans" w:cs="MiSans"/>
+        </w:rPr>
+        <w:t>层</w:t>
+      </w:r>
+      <w:proofErr w:type="gramEnd"/>
       <w:r>
         <w:rPr>
           <w:rFonts w:ascii="MiSans" w:eastAsia="MiSans" w:hAnsi="MiSans" w:cs="MiSans" w:hint="eastAsia"/>
@@ -4483,7 +4836,7 @@
         <w:rPr>
           <w:rFonts w:ascii="MiSans" w:eastAsia="MiSans" w:hAnsi="MiSans" w:cs="MiSans" w:hint="eastAsia"/>
         </w:rPr>
-        <w:t>DWD</w:t>
+        <w:t>公共维度</w:t>
       </w:r>
       <w:proofErr w:type="gramStart"/>
       <w:r>
@@ -8489,7 +8842,7 @@
 </file>
 
 <file path=customXml/itemProps2.xml><?xml version="1.0" encoding="utf-8"?>
-<ds:datastoreItem xmlns:ds="http://schemas.openxmlformats.org/officeDocument/2006/customXml" ds:itemID="{BBBAA82D-FB86-495A-9388-9DEA289B9D1B}">
+<ds:datastoreItem xmlns:ds="http://schemas.openxmlformats.org/officeDocument/2006/customXml" ds:itemID="{62DAAC3F-5599-4F43-BE5E-F666B2E13028}">
   <ds:schemaRefs>
     <ds:schemaRef ds:uri="http://schemas.openxmlformats.org/officeDocument/2006/bibliography"/>
   </ds:schemaRefs>

--- a/毛智明简历.docx
+++ b/毛智明简历.docx
@@ -1526,7 +1526,13 @@
         <w:rPr>
           <w:rFonts w:ascii="MiSans" w:eastAsia="MiSans" w:hAnsi="MiSans" w:cs="MiSans" w:hint="eastAsia"/>
         </w:rPr>
-        <w:t>能够根据业务要求编写复杂的SQL语句、存储过程、自定义函数，实现数据的抽取、转换、清洗;</w:t>
+        <w:t>能够根据业务要求编写复杂的SQL语句、存储过程、自定义函数，实现数据的抽取、转换、清洗</w:t>
+      </w:r>
+      <w:r>
+        <w:rPr>
+          <w:rFonts w:ascii="MiSans" w:eastAsia="MiSans" w:hAnsi="MiSans" w:cs="MiSans" w:hint="eastAsia"/>
+        </w:rPr>
+        <w:t>。</w:t>
       </w:r>
     </w:p>
     <w:p>
@@ -2226,16 +2232,8 @@
         <w:rPr>
           <w:rFonts w:ascii="MiSans" w:eastAsia="MiSans" w:hAnsi="MiSans" w:cs="MiSans"/>
         </w:rPr>
-        <w:t>平台的开发和维护，掌握Hive、Spark、</w:t>
-      </w:r>
-      <w:proofErr w:type="spellStart"/>
-      <w:r>
-        <w:rPr>
-          <w:rFonts w:ascii="MiSans" w:eastAsia="MiSans" w:hAnsi="MiSans" w:cs="MiSans"/>
-        </w:rPr>
-        <w:t>Flink</w:t>
-      </w:r>
-      <w:proofErr w:type="spellEnd"/>
+        <w:t>平台的开发和维护，掌握Hive、Spark</w:t>
+      </w:r>
       <w:r>
         <w:rPr>
           <w:rFonts w:ascii="MiSans" w:eastAsia="MiSans" w:hAnsi="MiSans" w:cs="MiSans"/>
@@ -2286,13 +2284,13 @@
         <w:rPr>
           <w:rFonts w:ascii="MiSans" w:eastAsia="MiSans" w:hAnsi="MiSans" w:cs="MiSans"/>
         </w:rPr>
-        <w:t>完成数据仓库的日常开发与运维工作，负责离线和</w:t>
-      </w:r>
-      <w:r>
-        <w:rPr>
-          <w:rFonts w:ascii="MiSans" w:eastAsia="MiSans" w:hAnsi="MiSans" w:cs="MiSans" w:hint="eastAsia"/>
-        </w:rPr>
-        <w:t>实时的数据</w:t>
+        <w:t>完成数据仓库的日常开发与运维工作，负责离线</w:t>
+      </w:r>
+      <w:r>
+        <w:rPr>
+          <w:rFonts w:ascii="MiSans" w:eastAsia="MiSans" w:hAnsi="MiSans" w:cs="MiSans" w:hint="eastAsia"/>
+        </w:rPr>
+        <w:t>数据</w:t>
       </w:r>
       <w:r>
         <w:rPr>
@@ -2876,7 +2874,7 @@
         <w:rPr>
           <w:rFonts w:ascii="MiSans" w:eastAsia="MiSans" w:hAnsi="MiSans" w:cs="MiSans" w:hint="eastAsia"/>
         </w:rPr>
-        <w:t>工作职责</w:t>
+        <w:t>工作内容</w:t>
       </w:r>
     </w:p>
     <w:p>
@@ -3969,14 +3967,7 @@
           <w:rFonts w:ascii="MiSans" w:eastAsia="MiSans" w:hAnsi="MiSans" w:cs="MiSans"/>
           <w:b/>
         </w:rPr>
-        <w:t>+</w:t>
-      </w:r>
-      <w:r>
-        <w:rPr>
-          <w:rFonts w:ascii="MiSans" w:eastAsia="MiSans" w:hAnsi="MiSans" w:cs="MiSans"/>
-          <w:b/>
-        </w:rPr>
-        <w:t xml:space="preserve"> + </w:t>
+        <w:t xml:space="preserve">+ </w:t>
       </w:r>
       <w:proofErr w:type="spellStart"/>
       <w:r>
@@ -4039,7 +4030,7 @@
         <w:rPr>
           <w:rFonts w:ascii="MiSans" w:eastAsia="MiSans" w:hAnsi="MiSans" w:cs="MiSans" w:hint="eastAsia"/>
         </w:rPr>
-        <w:t>工作职责</w:t>
+        <w:t>工作内容</w:t>
       </w:r>
     </w:p>
     <w:p>
@@ -4256,8 +4247,6 @@
         </w:rPr>
         <w:t>本辅助完成字段转换、异常数据处理等工作，构建统一用户事实明细表</w:t>
       </w:r>
-      <w:bookmarkStart w:id="8" w:name="_GoBack"/>
-      <w:bookmarkEnd w:id="8"/>
       <w:r>
         <w:rPr>
           <w:rFonts w:ascii="MiSans" w:eastAsia="MiSans" w:hAnsi="MiSans" w:cs="MiSans" w:hint="eastAsia"/>
@@ -4537,6 +4526,7 @@
     <w:p>
       <w:pPr>
         <w:pStyle w:val="ab"/>
+        <w:ind w:firstLine="420"/>
         <w:rPr>
           <w:rFonts w:ascii="MiSans" w:eastAsia="MiSans" w:hAnsi="MiSans" w:cs="MiSans"/>
         </w:rPr>
@@ -4700,8 +4690,10 @@
         <w:rPr>
           <w:rFonts w:ascii="MiSans" w:eastAsia="MiSans" w:hAnsi="MiSans" w:cs="MiSans" w:hint="eastAsia"/>
         </w:rPr>
-        <w:t>工作职责</w:t>
-      </w:r>
+        <w:t>工作内容</w:t>
+      </w:r>
+      <w:bookmarkStart w:id="8" w:name="_GoBack"/>
+      <w:bookmarkEnd w:id="8"/>
     </w:p>
     <w:p>
       <w:pPr>
@@ -8842,7 +8834,7 @@
 </file>
 
 <file path=customXml/itemProps2.xml><?xml version="1.0" encoding="utf-8"?>
-<ds:datastoreItem xmlns:ds="http://schemas.openxmlformats.org/officeDocument/2006/customXml" ds:itemID="{62DAAC3F-5599-4F43-BE5E-F666B2E13028}">
+<ds:datastoreItem xmlns:ds="http://schemas.openxmlformats.org/officeDocument/2006/customXml" ds:itemID="{6546A128-69E5-482B-BDE6-E610384E0A36}">
   <ds:schemaRefs>
     <ds:schemaRef ds:uri="http://schemas.openxmlformats.org/officeDocument/2006/bibliography"/>
   </ds:schemaRefs>

--- a/毛智明简历.docx
+++ b/毛智明简历.docx
@@ -2940,82 +2940,18 @@
       </w:pPr>
       <w:r>
         <w:rPr>
-          <w:rFonts w:ascii="MiSans" w:eastAsia="MiSans" w:hAnsi="MiSans" w:cs="MiSans"/>
-        </w:rPr>
-        <w:t>编写ODS</w:t>
-      </w:r>
-      <w:r>
-        <w:rPr>
-          <w:rFonts w:ascii="MiSans" w:eastAsia="MiSans" w:hAnsi="MiSans" w:cs="MiSans" w:hint="eastAsia"/>
-        </w:rPr>
-        <w:t>至</w:t>
-      </w:r>
-      <w:r>
-        <w:rPr>
-          <w:rFonts w:ascii="MiSans" w:eastAsia="MiSans" w:hAnsi="MiSans" w:cs="MiSans"/>
-        </w:rPr>
-        <w:t>ADS</w:t>
-      </w:r>
-      <w:r>
-        <w:rPr>
-          <w:rFonts w:ascii="MiSans" w:eastAsia="MiSans" w:hAnsi="MiSans" w:cs="MiSans" w:hint="eastAsia"/>
-        </w:rPr>
-        <w:t>中</w:t>
-      </w:r>
-      <w:r>
-        <w:rPr>
-          <w:rFonts w:ascii="MiSans" w:eastAsia="MiSans" w:hAnsi="MiSans" w:cs="MiSans"/>
-        </w:rPr>
-        <w:t>各层的Mapping</w:t>
-      </w:r>
-      <w:r>
-        <w:rPr>
-          <w:rFonts w:ascii="MiSans" w:eastAsia="MiSans" w:hAnsi="MiSans" w:cs="MiSans"/>
-        </w:rPr>
-        <w:t>文档，</w:t>
-      </w:r>
-      <w:r>
-        <w:rPr>
-          <w:rFonts w:ascii="MiSans" w:eastAsia="MiSans" w:hAnsi="MiSans" w:cs="MiSans" w:hint="eastAsia"/>
-        </w:rPr>
-        <w:t>梳理字段来源</w:t>
-      </w:r>
-      <w:r>
-        <w:rPr>
-          <w:rFonts w:ascii="MiSans" w:eastAsia="MiSans" w:hAnsi="MiSans" w:cs="MiSans"/>
-        </w:rPr>
-        <w:t>、</w:t>
-      </w:r>
-      <w:r>
-        <w:rPr>
-          <w:rFonts w:ascii="MiSans" w:eastAsia="MiSans" w:hAnsi="MiSans" w:cs="MiSans" w:hint="eastAsia"/>
-        </w:rPr>
-        <w:t>字段</w:t>
-      </w:r>
-      <w:r>
-        <w:rPr>
-          <w:rFonts w:ascii="MiSans" w:eastAsia="MiSans" w:hAnsi="MiSans" w:cs="MiSans" w:hint="eastAsia"/>
-        </w:rPr>
-        <w:t>转换</w:t>
-      </w:r>
-      <w:r>
-        <w:rPr>
-          <w:rFonts w:ascii="MiSans" w:eastAsia="MiSans" w:hAnsi="MiSans" w:cs="MiSans"/>
-        </w:rPr>
-        <w:t>规则、表间关联关系及字段计算逻辑，重点定义</w:t>
-      </w:r>
-      <w:r>
-        <w:rPr>
-          <w:rFonts w:ascii="MiSans" w:eastAsia="MiSans" w:hAnsi="MiSans" w:cs="MiSans" w:hint="eastAsia"/>
-        </w:rPr>
-        <w:t>核心字段的</w:t>
-      </w:r>
-      <w:r>
-        <w:rPr>
-          <w:rFonts w:ascii="MiSans" w:eastAsia="MiSans" w:hAnsi="MiSans" w:cs="MiSans"/>
-        </w:rPr>
-        <w:t>取数口径与判定规则</w:t>
-      </w:r>
+          <w:rFonts w:ascii="MiSans" w:eastAsia="MiSans" w:hAnsi="MiSans" w:cs="MiSans" w:hint="eastAsia"/>
+        </w:rPr>
+        <w:t>根据需求文档和技术方案，参与ODS到ADS各层Mapping文档的编写与维护，负责字</w:t>
+      </w:r>
+      <w:r>
+        <w:rPr>
+          <w:rFonts w:ascii="MiSans" w:eastAsia="MiSans" w:hAnsi="MiSans" w:cs="MiSans" w:hint="eastAsia"/>
+        </w:rPr>
+        <w:t>段来源梳理、字段映射关系确认、字段计算口径及转换规则整理</w:t>
+      </w:r>
+      <w:bookmarkStart w:id="2" w:name="_GoBack"/>
+      <w:bookmarkEnd w:id="2"/>
       <w:r>
         <w:rPr>
           <w:rFonts w:ascii="MiSans" w:eastAsia="MiSans" w:hAnsi="MiSans" w:cs="MiSans" w:hint="eastAsia"/>
@@ -3254,16 +3190,16 @@
         </w:rPr>
         <w:t>从DWD</w:t>
       </w:r>
-      <w:bookmarkStart w:id="2" w:name="OLE_LINK7"/>
-      <w:bookmarkStart w:id="3" w:name="OLE_LINK8"/>
+      <w:bookmarkStart w:id="3" w:name="OLE_LINK7"/>
+      <w:bookmarkStart w:id="4" w:name="OLE_LINK8"/>
       <w:r>
         <w:rPr>
           <w:rFonts w:ascii="MiSans" w:eastAsia="MiSans" w:hAnsi="MiSans" w:cs="MiSans" w:hint="eastAsia"/>
         </w:rPr>
         <w:t>基础数据</w:t>
       </w:r>
-      <w:bookmarkEnd w:id="2"/>
       <w:bookmarkEnd w:id="3"/>
+      <w:bookmarkEnd w:id="4"/>
       <w:r>
         <w:rPr>
           <w:rFonts w:ascii="MiSans" w:eastAsia="MiSans" w:hAnsi="MiSans" w:cs="MiSans" w:hint="eastAsia"/>
@@ -3427,16 +3363,16 @@
         </w:rPr>
         <w:t>DWS</w:t>
       </w:r>
-      <w:bookmarkStart w:id="4" w:name="OLE_LINK9"/>
-      <w:bookmarkStart w:id="5" w:name="OLE_LINK10"/>
+      <w:bookmarkStart w:id="5" w:name="OLE_LINK9"/>
+      <w:bookmarkStart w:id="6" w:name="OLE_LINK10"/>
       <w:r>
         <w:rPr>
           <w:rFonts w:ascii="MiSans" w:eastAsia="MiSans" w:hAnsi="MiSans" w:cs="MiSans" w:hint="eastAsia"/>
         </w:rPr>
         <w:t>宽表</w:t>
       </w:r>
-      <w:bookmarkEnd w:id="4"/>
       <w:bookmarkEnd w:id="5"/>
+      <w:bookmarkEnd w:id="6"/>
       <w:r>
         <w:rPr>
           <w:rFonts w:ascii="MiSans" w:eastAsia="MiSans" w:hAnsi="MiSans" w:cs="MiSans" w:hint="eastAsia"/>
@@ -3619,14 +3555,14 @@
           <w:rFonts w:ascii="MiSans" w:eastAsia="MiSans" w:hAnsi="MiSans" w:cs="MiSans"/>
         </w:rPr>
       </w:pPr>
-      <w:bookmarkStart w:id="6" w:name="OLE_LINK3"/>
+      <w:bookmarkStart w:id="7" w:name="OLE_LINK3"/>
       <w:r>
         <w:rPr>
           <w:rFonts w:ascii="MiSans" w:eastAsia="MiSans" w:hAnsi="MiSans" w:cs="MiSans" w:hint="eastAsia"/>
         </w:rPr>
         <w:t>使用SVN进行ETL脚本与配置文件的版本管理，配合完成测试与联调工作，并按需完成数据抽取与交付。</w:t>
       </w:r>
-      <w:bookmarkEnd w:id="6"/>
+      <w:bookmarkEnd w:id="7"/>
     </w:p>
     <w:bookmarkEnd w:id="0"/>
     <w:bookmarkEnd w:id="1"/>
@@ -4025,7 +3961,7 @@
           <w:rFonts w:ascii="MiSans" w:eastAsia="MiSans" w:hAnsi="MiSans" w:cs="MiSans"/>
         </w:rPr>
       </w:pPr>
-      <w:bookmarkStart w:id="7" w:name="OLE_LINK4"/>
+      <w:bookmarkStart w:id="8" w:name="OLE_LINK4"/>
       <w:r>
         <w:rPr>
           <w:rFonts w:ascii="MiSans" w:eastAsia="MiSans" w:hAnsi="MiSans" w:cs="MiSans" w:hint="eastAsia"/>
@@ -4442,7 +4378,7 @@
         <w:t>代码逻辑验证与时效性测试，确保数据每日稳定产出。</w:t>
       </w:r>
     </w:p>
-    <w:bookmarkEnd w:id="7"/>
+    <w:bookmarkEnd w:id="8"/>
     <w:p>
       <w:pPr>
         <w:pStyle w:val="ab"/>
@@ -4692,8 +4628,6 @@
         </w:rPr>
         <w:t>工作内容</w:t>
       </w:r>
-      <w:bookmarkStart w:id="8" w:name="_GoBack"/>
-      <w:bookmarkEnd w:id="8"/>
     </w:p>
     <w:p>
       <w:pPr>
@@ -8834,7 +8768,7 @@
 </file>
 
 <file path=customXml/itemProps2.xml><?xml version="1.0" encoding="utf-8"?>
-<ds:datastoreItem xmlns:ds="http://schemas.openxmlformats.org/officeDocument/2006/customXml" ds:itemID="{6546A128-69E5-482B-BDE6-E610384E0A36}">
+<ds:datastoreItem xmlns:ds="http://schemas.openxmlformats.org/officeDocument/2006/customXml" ds:itemID="{5F7C5A07-591D-49A5-999D-D23FDE0E257F}">
   <ds:schemaRefs>
     <ds:schemaRef ds:uri="http://schemas.openxmlformats.org/officeDocument/2006/bibliography"/>
   </ds:schemaRefs>

--- a/毛智明简历.docx
+++ b/毛智明简历.docx
@@ -658,7 +658,19 @@
         <w:rPr>
           <w:rFonts w:ascii="MiSans" w:eastAsia="MiSans" w:hAnsi="MiSans" w:cs="MiSans" w:hint="eastAsia"/>
         </w:rPr>
-        <w:t>年6月</w:t>
+        <w:t>年</w:t>
+      </w:r>
+      <w:r>
+        <w:rPr>
+          <w:rFonts w:ascii="MiSans" w:eastAsia="MiSans" w:hAnsi="MiSans" w:cs="MiSans"/>
+        </w:rPr>
+        <w:t>7</w:t>
+      </w:r>
+      <w:r>
+        <w:rPr>
+          <w:rFonts w:ascii="MiSans" w:eastAsia="MiSans" w:hAnsi="MiSans" w:cs="MiSans" w:hint="eastAsia"/>
+        </w:rPr>
+        <w:t>月</w:t>
       </w:r>
       <w:r>
         <w:rPr>
@@ -1544,9 +1556,15 @@
       </w:pPr>
       <w:r>
         <w:rPr>
-          <w:rFonts w:ascii="MiSans" w:eastAsia="MiSans" w:hAnsi="MiSans" w:cs="MiSans" w:hint="eastAsia"/>
-        </w:rPr>
-        <w:t>7、</w:t>
+          <w:rFonts w:ascii="MiSans" w:eastAsia="MiSans" w:hAnsi="MiSans" w:cs="MiSans"/>
+        </w:rPr>
+        <w:t>6</w:t>
+      </w:r>
+      <w:r>
+        <w:rPr>
+          <w:rFonts w:ascii="MiSans" w:eastAsia="MiSans" w:hAnsi="MiSans" w:cs="MiSans" w:hint="eastAsia"/>
+        </w:rPr>
+        <w:t>、</w:t>
       </w:r>
       <w:r>
         <w:rPr>
@@ -1638,9 +1656,15 @@
       </w:pPr>
       <w:r>
         <w:rPr>
-          <w:rFonts w:ascii="MiSans" w:eastAsia="MiSans" w:hAnsi="MiSans" w:cs="MiSans" w:hint="eastAsia"/>
-        </w:rPr>
-        <w:t>8、熟悉</w:t>
+          <w:rFonts w:ascii="MiSans" w:eastAsia="MiSans" w:hAnsi="MiSans" w:cs="MiSans"/>
+        </w:rPr>
+        <w:t>7</w:t>
+      </w:r>
+      <w:r>
+        <w:rPr>
+          <w:rFonts w:ascii="MiSans" w:eastAsia="MiSans" w:hAnsi="MiSans" w:cs="MiSans" w:hint="eastAsia"/>
+        </w:rPr>
+        <w:t>、熟悉</w:t>
       </w:r>
       <w:r>
         <w:rPr>
@@ -1682,7 +1706,7 @@
         <w:rPr>
           <w:rFonts w:ascii="MiSans" w:eastAsia="MiSans" w:hAnsi="MiSans" w:cs="MiSans"/>
         </w:rPr>
-        <w:t>9</w:t>
+        <w:t>8</w:t>
       </w:r>
       <w:r>
         <w:rPr>
@@ -1748,7 +1772,7 @@
         <w:rPr>
           <w:rFonts w:ascii="MiSans" w:eastAsia="MiSans" w:hAnsi="MiSans" w:cs="MiSans"/>
         </w:rPr>
-        <w:t>10</w:t>
+        <w:t>9</w:t>
       </w:r>
       <w:r>
         <w:rPr>
@@ -1786,8 +1810,10 @@
         <w:rPr>
           <w:rFonts w:ascii="MiSans" w:eastAsia="MiSans" w:hAnsi="MiSans" w:cs="MiSans"/>
         </w:rPr>
-        <w:t>1</w:t>
-      </w:r>
+        <w:t>0</w:t>
+      </w:r>
+      <w:bookmarkStart w:id="0" w:name="_GoBack"/>
+      <w:bookmarkEnd w:id="0"/>
       <w:r>
         <w:rPr>
           <w:rFonts w:ascii="MiSans" w:eastAsia="MiSans" w:hAnsi="MiSans" w:cs="MiSans" w:hint="eastAsia"/>
@@ -2888,8 +2914,8 @@
           <w:rFonts w:ascii="MiSans" w:eastAsia="MiSans" w:hAnsi="MiSans" w:cs="MiSans"/>
         </w:rPr>
       </w:pPr>
-      <w:bookmarkStart w:id="0" w:name="OLE_LINK13"/>
-      <w:bookmarkStart w:id="1" w:name="OLE_LINK14"/>
+      <w:bookmarkStart w:id="1" w:name="OLE_LINK13"/>
+      <w:bookmarkStart w:id="2" w:name="OLE_LINK14"/>
       <w:r>
         <w:rPr>
           <w:rFonts w:ascii="MiSans" w:eastAsia="MiSans" w:hAnsi="MiSans" w:cs="MiSans"/>
@@ -2950,8 +2976,6 @@
         </w:rPr>
         <w:t>段来源梳理、字段映射关系确认、字段计算口径及转换规则整理</w:t>
       </w:r>
-      <w:bookmarkStart w:id="2" w:name="_GoBack"/>
-      <w:bookmarkEnd w:id="2"/>
       <w:r>
         <w:rPr>
           <w:rFonts w:ascii="MiSans" w:eastAsia="MiSans" w:hAnsi="MiSans" w:cs="MiSans" w:hint="eastAsia"/>
@@ -3564,8 +3588,8 @@
       </w:r>
       <w:bookmarkEnd w:id="7"/>
     </w:p>
-    <w:bookmarkEnd w:id="0"/>
     <w:bookmarkEnd w:id="1"/>
+    <w:bookmarkEnd w:id="2"/>
     <w:p>
       <w:pPr>
         <w:pStyle w:val="ab"/>
@@ -8768,7 +8792,7 @@
 </file>
 
 <file path=customXml/itemProps2.xml><?xml version="1.0" encoding="utf-8"?>
-<ds:datastoreItem xmlns:ds="http://schemas.openxmlformats.org/officeDocument/2006/customXml" ds:itemID="{5F7C5A07-591D-49A5-999D-D23FDE0E257F}">
+<ds:datastoreItem xmlns:ds="http://schemas.openxmlformats.org/officeDocument/2006/customXml" ds:itemID="{4CBCE512-12EC-437B-A5F1-B3E86DF76DC0}">
   <ds:schemaRefs>
     <ds:schemaRef ds:uri="http://schemas.openxmlformats.org/officeDocument/2006/bibliography"/>
   </ds:schemaRefs>

--- a/毛智明简历.docx
+++ b/毛智明简历.docx
@@ -7,7 +7,7 @@
         <w:pStyle w:val="a5"/>
         <w:spacing w:before="156"/>
         <w:rPr>
-          <w:rFonts w:ascii="MiSans" w:eastAsia="MiSans" w:hAnsi="MiSans" w:cs="MiSans"/>
+          <w:rFonts w:ascii="MiSans" w:eastAsia="MiSans" w:hAnsi="MiSans" w:cs="MiSans" w:hint="eastAsia"/>
           <w:sz w:val="24"/>
           <w:szCs w:val="24"/>
         </w:rPr>
@@ -16,19 +16,119 @@
         <w:rPr>
           <w:rStyle w:val="Char"/>
           <w:rFonts w:ascii="MiSans" w:eastAsia="MiSans" w:hAnsi="MiSans" w:cs="MiSans" w:hint="eastAsia"/>
+        </w:rPr>
+        <w:t>毛智明</w:t>
+      </w:r>
+      <w:r>
+        <w:rPr>
+          <w:rFonts w:ascii="MiSans" w:eastAsia="MiSans" w:hAnsi="MiSans" w:cs="MiSans" w:hint="eastAsia"/>
+          <w:color w:val="404040" w:themeColor="text1" w:themeTint="BF"/>
+        </w:rPr>
+        <w:tab/>
+      </w:r>
+      <w:r>
+        <w:rPr>
+          <w:rStyle w:val="11"/>
+          <w:rFonts w:ascii="MiSans" w:eastAsia="MiSans" w:hAnsi="MiSans" w:cs="MiSans" w:hint="eastAsia"/>
+          <w:b/>
+          <w:bCs/>
+        </w:rPr>
+        <w:t>求职意向：</w:t>
+      </w:r>
+      <w:r>
+        <w:rPr>
+          <w:rStyle w:val="11"/>
+          <w:rFonts w:ascii="MiSans" w:eastAsia="MiSans" w:hAnsi="MiSans" w:cs="MiSans" w:hint="eastAsia"/>
+          <w:b/>
+          <w:bCs/>
+        </w:rPr>
+        <w:t>ET</w:t>
+      </w:r>
+      <w:r>
+        <w:rPr>
+          <w:rStyle w:val="11"/>
+          <w:rFonts w:ascii="MiSans" w:eastAsia="MiSans" w:hAnsi="MiSans" w:cs="MiSans"/>
+          <w:b/>
+          <w:bCs/>
+        </w:rPr>
+        <w:t>L</w:t>
+      </w:r>
+      <w:r>
+        <w:rPr>
+          <w:rStyle w:val="11"/>
+          <w:rFonts w:ascii="MiSans" w:eastAsia="MiSans" w:hAnsi="MiSans" w:cs="MiSans" w:hint="eastAsia"/>
+          <w:b/>
+          <w:bCs/>
+        </w:rPr>
+        <w:t>大数据</w:t>
+      </w:r>
+      <w:r>
+        <w:rPr>
+          <w:rStyle w:val="11"/>
+          <w:rFonts w:ascii="MiSans" w:eastAsia="MiSans" w:hAnsi="MiSans" w:cs="MiSans" w:hint="eastAsia"/>
+          <w:b/>
+          <w:bCs/>
+        </w:rPr>
+        <w:t>工程师、</w:t>
+      </w:r>
+      <w:r>
+        <w:rPr>
+          <w:rStyle w:val="11"/>
+          <w:rFonts w:ascii="MiSans" w:eastAsia="MiSans" w:hAnsi="MiSans" w:cs="MiSans" w:hint="eastAsia"/>
+          <w:b/>
+          <w:bCs/>
+        </w:rPr>
+        <w:t>数据开发工程师、</w:t>
+      </w:r>
+      <w:proofErr w:type="gramStart"/>
+      <w:r>
+        <w:rPr>
+          <w:rStyle w:val="11"/>
+          <w:rFonts w:ascii="MiSans" w:eastAsia="MiSans" w:hAnsi="MiSans" w:cs="MiSans" w:hint="eastAsia"/>
+          <w:b/>
+          <w:bCs/>
+        </w:rPr>
+        <w:t>数仓开发</w:t>
+      </w:r>
+      <w:proofErr w:type="gramEnd"/>
+      <w:r>
+        <w:rPr>
+          <w:rStyle w:val="11"/>
+          <w:rFonts w:ascii="MiSans" w:eastAsia="MiSans" w:hAnsi="MiSans" w:cs="MiSans" w:hint="eastAsia"/>
+          <w:b/>
+          <w:bCs/>
+        </w:rPr>
+        <w:t>工程师</w:t>
+      </w:r>
+    </w:p>
+    <w:p>
+      <w:pPr>
+        <w:pStyle w:val="a6"/>
+        <w:tabs>
+          <w:tab w:val="clear" w:pos="3780"/>
+          <w:tab w:val="left" w:pos="2900"/>
+        </w:tabs>
+        <w:rPr>
+          <w:rFonts w:ascii="MiSans" w:eastAsia="MiSans" w:hAnsi="MiSans" w:cs="MiSans"/>
+        </w:rPr>
+      </w:pPr>
+      <w:r>
+        <w:rPr>
+          <w:rStyle w:val="Char"/>
+          <w:rFonts w:ascii="MiSans" w:eastAsia="MiSans" w:hAnsi="MiSans" w:cs="MiSans" w:hint="eastAsia"/>
           <w:noProof/>
         </w:rPr>
         <w:drawing>
-          <wp:anchor distT="0" distB="0" distL="114300" distR="114300" simplePos="0" relativeHeight="251663360" behindDoc="0" locked="0" layoutInCell="1" allowOverlap="1" wp14:anchorId="30C2CC48" wp14:editId="3C23C086">
+          <wp:anchor distT="0" distB="0" distL="114300" distR="114300" simplePos="0" relativeHeight="251663360" behindDoc="0" locked="0" layoutInCell="1" allowOverlap="1" wp14:anchorId="30C2CC48" wp14:editId="16DF86B8">
             <wp:simplePos x="0" y="0"/>
-            <wp:positionH relativeFrom="column">
-              <wp:posOffset>5178425</wp:posOffset>
+            <wp:positionH relativeFrom="margin">
+              <wp:posOffset>5241290</wp:posOffset>
             </wp:positionH>
             <wp:positionV relativeFrom="paragraph">
-              <wp:posOffset>-42545</wp:posOffset>
+              <wp:posOffset>6350</wp:posOffset>
             </wp:positionV>
-            <wp:extent cx="1504950" cy="1478915"/>
-            <wp:effectExtent l="0" t="0" r="0" b="6985"/>
+            <wp:extent cx="1397600" cy="1397000"/>
+            <wp:effectExtent l="0" t="0" r="0" b="0"/>
             <wp:wrapNone/>
             <wp:docPr id="66" name="图片 66"/>
             <wp:cNvGraphicFramePr>
@@ -58,7 +158,7 @@
                   <pic:spPr>
                     <a:xfrm>
                       <a:off x="0" y="0"/>
-                      <a:ext cx="1510634" cy="1484501"/>
+                      <a:ext cx="1397600" cy="1397000"/>
                     </a:xfrm>
                     <a:prstGeom prst="rect">
                       <a:avLst/>
@@ -76,88 +176,6 @@
           </wp:anchor>
         </w:drawing>
       </w:r>
-      <w:r>
-        <w:rPr>
-          <w:rStyle w:val="Char"/>
-          <w:rFonts w:ascii="MiSans" w:eastAsia="MiSans" w:hAnsi="MiSans" w:cs="MiSans" w:hint="eastAsia"/>
-        </w:rPr>
-        <w:t>毛智明</w:t>
-      </w:r>
-      <w:r>
-        <w:rPr>
-          <w:rFonts w:ascii="MiSans" w:eastAsia="MiSans" w:hAnsi="MiSans" w:cs="MiSans" w:hint="eastAsia"/>
-          <w:color w:val="404040" w:themeColor="text1" w:themeTint="BF"/>
-        </w:rPr>
-        <w:tab/>
-      </w:r>
-      <w:r>
-        <w:rPr>
-          <w:rStyle w:val="11"/>
-          <w:rFonts w:ascii="MiSans" w:eastAsia="MiSans" w:hAnsi="MiSans" w:cs="MiSans" w:hint="eastAsia"/>
-          <w:b/>
-          <w:bCs/>
-        </w:rPr>
-        <w:t>求职意向：</w:t>
-      </w:r>
-      <w:r>
-        <w:rPr>
-          <w:rStyle w:val="11"/>
-          <w:rFonts w:ascii="MiSans" w:eastAsia="MiSans" w:hAnsi="MiSans" w:cs="MiSans" w:hint="eastAsia"/>
-          <w:b/>
-          <w:bCs/>
-        </w:rPr>
-        <w:t>ET</w:t>
-      </w:r>
-      <w:r>
-        <w:rPr>
-          <w:rStyle w:val="11"/>
-          <w:rFonts w:ascii="MiSans" w:eastAsia="MiSans" w:hAnsi="MiSans" w:cs="MiSans"/>
-          <w:b/>
-          <w:bCs/>
-        </w:rPr>
-        <w:t>L</w:t>
-      </w:r>
-      <w:r>
-        <w:rPr>
-          <w:rStyle w:val="11"/>
-          <w:rFonts w:ascii="MiSans" w:eastAsia="MiSans" w:hAnsi="MiSans" w:cs="MiSans" w:hint="eastAsia"/>
-          <w:b/>
-          <w:bCs/>
-        </w:rPr>
-        <w:t>数据开发工程师、</w:t>
-      </w:r>
-      <w:proofErr w:type="gramStart"/>
-      <w:r>
-        <w:rPr>
-          <w:rStyle w:val="11"/>
-          <w:rFonts w:ascii="MiSans" w:eastAsia="MiSans" w:hAnsi="MiSans" w:cs="MiSans" w:hint="eastAsia"/>
-          <w:b/>
-          <w:bCs/>
-        </w:rPr>
-        <w:t>数仓开发</w:t>
-      </w:r>
-      <w:proofErr w:type="gramEnd"/>
-      <w:r>
-        <w:rPr>
-          <w:rStyle w:val="11"/>
-          <w:rFonts w:ascii="MiSans" w:eastAsia="MiSans" w:hAnsi="MiSans" w:cs="MiSans" w:hint="eastAsia"/>
-          <w:b/>
-          <w:bCs/>
-        </w:rPr>
-        <w:t>工程师</w:t>
-      </w:r>
-    </w:p>
-    <w:p>
-      <w:pPr>
-        <w:pStyle w:val="a6"/>
-        <w:tabs>
-          <w:tab w:val="clear" w:pos="3780"/>
-          <w:tab w:val="left" w:pos="2900"/>
-        </w:tabs>
-        <w:rPr>
-          <w:rFonts w:ascii="MiSans" w:eastAsia="MiSans" w:hAnsi="MiSans" w:cs="MiSans"/>
-        </w:rPr>
-      </w:pPr>
       <w:r>
         <w:rPr>
           <w:rFonts w:ascii="MiSans" w:eastAsia="MiSans" w:hAnsi="MiSans" w:cs="MiSans" w:hint="eastAsia"/>
@@ -1812,8 +1830,6 @@
         </w:rPr>
         <w:t>0</w:t>
       </w:r>
-      <w:bookmarkStart w:id="0" w:name="_GoBack"/>
-      <w:bookmarkEnd w:id="0"/>
       <w:r>
         <w:rPr>
           <w:rFonts w:ascii="MiSans" w:eastAsia="MiSans" w:hAnsi="MiSans" w:cs="MiSans" w:hint="eastAsia"/>
@@ -2914,8 +2930,8 @@
           <w:rFonts w:ascii="MiSans" w:eastAsia="MiSans" w:hAnsi="MiSans" w:cs="MiSans"/>
         </w:rPr>
       </w:pPr>
-      <w:bookmarkStart w:id="1" w:name="OLE_LINK13"/>
-      <w:bookmarkStart w:id="2" w:name="OLE_LINK14"/>
+      <w:bookmarkStart w:id="0" w:name="OLE_LINK13"/>
+      <w:bookmarkStart w:id="1" w:name="OLE_LINK14"/>
       <w:r>
         <w:rPr>
           <w:rFonts w:ascii="MiSans" w:eastAsia="MiSans" w:hAnsi="MiSans" w:cs="MiSans"/>
@@ -3214,16 +3230,16 @@
         </w:rPr>
         <w:t>从DWD</w:t>
       </w:r>
-      <w:bookmarkStart w:id="3" w:name="OLE_LINK7"/>
-      <w:bookmarkStart w:id="4" w:name="OLE_LINK8"/>
+      <w:bookmarkStart w:id="2" w:name="OLE_LINK7"/>
+      <w:bookmarkStart w:id="3" w:name="OLE_LINK8"/>
       <w:r>
         <w:rPr>
           <w:rFonts w:ascii="MiSans" w:eastAsia="MiSans" w:hAnsi="MiSans" w:cs="MiSans" w:hint="eastAsia"/>
         </w:rPr>
         <w:t>基础数据</w:t>
       </w:r>
+      <w:bookmarkEnd w:id="2"/>
       <w:bookmarkEnd w:id="3"/>
-      <w:bookmarkEnd w:id="4"/>
       <w:r>
         <w:rPr>
           <w:rFonts w:ascii="MiSans" w:eastAsia="MiSans" w:hAnsi="MiSans" w:cs="MiSans" w:hint="eastAsia"/>
@@ -3276,28 +3292,27 @@
         <w:rPr>
           <w:rFonts w:ascii="MiSans" w:eastAsia="MiSans" w:hAnsi="MiSans" w:cs="MiSans"/>
         </w:rPr>
-        <w:t>构建以</w:t>
-      </w:r>
-      <w:r>
-        <w:rPr>
-          <w:rFonts w:ascii="MiSans" w:eastAsia="MiSans" w:hAnsi="MiSans" w:cs="MiSans"/>
+        <w:t>构建</w:t>
+      </w:r>
+      <w:r>
+        <w:rPr>
+          <w:rFonts w:ascii="MiSans" w:eastAsia="MiSans" w:hAnsi="MiSans" w:cs="MiSans" w:hint="eastAsia"/>
+        </w:rPr>
+        <w:t>以人力</w:t>
+      </w:r>
+      <w:r>
+        <w:rPr>
+          <w:rFonts w:ascii="MiSans" w:eastAsia="MiSans" w:hAnsi="MiSans" w:cs="MiSans" w:hint="eastAsia"/>
           <w:bCs/>
         </w:rPr>
-        <w:t>人力</w:t>
+        <w:t>、</w:t>
       </w:r>
       <w:r>
         <w:rPr>
           <w:rFonts w:ascii="MiSans" w:eastAsia="MiSans" w:hAnsi="MiSans" w:cs="MiSans" w:hint="eastAsia"/>
           <w:bCs/>
         </w:rPr>
-        <w:t>主题、</w:t>
-      </w:r>
-      <w:r>
-        <w:rPr>
-          <w:rFonts w:ascii="MiSans" w:eastAsia="MiSans" w:hAnsi="MiSans" w:cs="MiSans" w:hint="eastAsia"/>
-          <w:bCs/>
-        </w:rPr>
-        <w:t>渠道</w:t>
+        <w:t>团队</w:t>
       </w:r>
       <w:r>
         <w:rPr>
@@ -3387,16 +3402,16 @@
         </w:rPr>
         <w:t>DWS</w:t>
       </w:r>
-      <w:bookmarkStart w:id="5" w:name="OLE_LINK9"/>
-      <w:bookmarkStart w:id="6" w:name="OLE_LINK10"/>
+      <w:bookmarkStart w:id="4" w:name="OLE_LINK9"/>
+      <w:bookmarkStart w:id="5" w:name="OLE_LINK10"/>
       <w:r>
         <w:rPr>
           <w:rFonts w:ascii="MiSans" w:eastAsia="MiSans" w:hAnsi="MiSans" w:cs="MiSans" w:hint="eastAsia"/>
         </w:rPr>
         <w:t>宽表</w:t>
       </w:r>
+      <w:bookmarkEnd w:id="4"/>
       <w:bookmarkEnd w:id="5"/>
-      <w:bookmarkEnd w:id="6"/>
       <w:r>
         <w:rPr>
           <w:rFonts w:ascii="MiSans" w:eastAsia="MiSans" w:hAnsi="MiSans" w:cs="MiSans" w:hint="eastAsia"/>
@@ -3475,7 +3490,21 @@
         <w:rPr>
           <w:rFonts w:ascii="MiSans" w:eastAsia="MiSans" w:hAnsi="MiSans" w:cs="MiSans" w:hint="eastAsia"/>
         </w:rPr>
-        <w:t>对人力、产品等主题</w:t>
+        <w:t>对</w:t>
+      </w:r>
+      <w:r>
+        <w:rPr>
+          <w:rFonts w:ascii="MiSans" w:eastAsia="MiSans" w:hAnsi="MiSans" w:cs="MiSans" w:hint="eastAsia"/>
+        </w:rPr>
+        <w:t>人力、团队</w:t>
+      </w:r>
+      <w:bookmarkStart w:id="6" w:name="_GoBack"/>
+      <w:bookmarkEnd w:id="6"/>
+      <w:r>
+        <w:rPr>
+          <w:rFonts w:ascii="MiSans" w:eastAsia="MiSans" w:hAnsi="MiSans" w:cs="MiSans" w:hint="eastAsia"/>
+        </w:rPr>
+        <w:t>等主题</w:t>
       </w:r>
       <w:r>
         <w:rPr>
@@ -3588,8 +3617,8 @@
       </w:r>
       <w:bookmarkEnd w:id="7"/>
     </w:p>
+    <w:bookmarkEnd w:id="0"/>
     <w:bookmarkEnd w:id="1"/>
-    <w:bookmarkEnd w:id="2"/>
     <w:p>
       <w:pPr>
         <w:pStyle w:val="ab"/>
@@ -8792,7 +8821,7 @@
 </file>
 
 <file path=customXml/itemProps2.xml><?xml version="1.0" encoding="utf-8"?>
-<ds:datastoreItem xmlns:ds="http://schemas.openxmlformats.org/officeDocument/2006/customXml" ds:itemID="{4CBCE512-12EC-437B-A5F1-B3E86DF76DC0}">
+<ds:datastoreItem xmlns:ds="http://schemas.openxmlformats.org/officeDocument/2006/customXml" ds:itemID="{F435B097-A6B7-4C81-B146-ECF4FACB76C3}">
   <ds:schemaRefs>
     <ds:schemaRef ds:uri="http://schemas.openxmlformats.org/officeDocument/2006/bibliography"/>
   </ds:schemaRefs>

--- a/毛智明简历.docx
+++ b/毛智明简历.docx
@@ -1107,14 +1107,46 @@
       <w:pPr>
         <w:pStyle w:val="ab"/>
         <w:rPr>
-          <w:rFonts w:ascii="MiSans" w:eastAsia="MiSans" w:hAnsi="MiSans" w:cs="MiSans"/>
-        </w:rPr>
-      </w:pPr>
-      <w:r>
-        <w:rPr>
-          <w:rFonts w:ascii="MiSans" w:eastAsia="MiSans" w:hAnsi="MiSans" w:cs="MiSans" w:hint="eastAsia"/>
-        </w:rPr>
-        <w:t>2、</w:t>
+          <w:rFonts w:ascii="MiSans" w:eastAsia="MiSans" w:hAnsi="MiSans" w:cs="MiSans" w:hint="eastAsia"/>
+        </w:rPr>
+      </w:pPr>
+      <w:r>
+        <w:rPr>
+          <w:rFonts w:ascii="MiSans" w:eastAsia="MiSans" w:hAnsi="MiSans" w:cs="MiSans" w:hint="eastAsia"/>
+        </w:rPr>
+        <w:t>2</w:t>
+      </w:r>
+      <w:r>
+        <w:rPr>
+          <w:rFonts w:ascii="MiSans" w:eastAsia="MiSans" w:hAnsi="MiSans" w:cs="MiSans" w:hint="eastAsia"/>
+        </w:rPr>
+        <w:t>、</w:t>
+      </w:r>
+      <w:r>
+        <w:rPr>
+          <w:rFonts w:ascii="MiSans" w:eastAsia="MiSans" w:hAnsi="MiSans" w:cs="MiSans" w:hint="eastAsia"/>
+        </w:rPr>
+        <w:t>熟悉Spark、Scala</w:t>
+      </w:r>
+      <w:r>
+        <w:rPr>
+          <w:rFonts w:ascii="MiSans" w:eastAsia="MiSans" w:hAnsi="MiSans" w:cs="MiSans" w:hint="eastAsia"/>
+        </w:rPr>
+        <w:t>组件运行逻辑和基本</w:t>
+      </w:r>
+      <w:proofErr w:type="spellStart"/>
+      <w:r>
+        <w:rPr>
+          <w:rFonts w:ascii="MiSans" w:eastAsia="MiSans" w:hAnsi="MiSans" w:cs="MiSans" w:hint="eastAsia"/>
+        </w:rPr>
+        <w:t>sql</w:t>
+      </w:r>
+      <w:proofErr w:type="spellEnd"/>
+      <w:r>
+        <w:rPr>
+          <w:rFonts w:ascii="MiSans" w:eastAsia="MiSans" w:hAnsi="MiSans" w:cs="MiSans" w:hint="eastAsia"/>
+        </w:rPr>
+        <w:t>编程；</w:t>
       </w:r>
       <w:r>
         <w:rPr>
@@ -1134,26 +1166,6 @@
           <w:rFonts w:ascii="MiSans" w:eastAsia="MiSans" w:hAnsi="MiSans" w:cs="MiSans" w:hint="eastAsia"/>
         </w:rPr>
         <w:t>ivesql</w:t>
-      </w:r>
-      <w:proofErr w:type="spellEnd"/>
-      <w:r>
-        <w:rPr>
-          <w:rFonts w:ascii="MiSans" w:eastAsia="MiSans" w:hAnsi="MiSans" w:cs="MiSans" w:hint="eastAsia"/>
-        </w:rPr>
-        <w:t>、</w:t>
-      </w:r>
-      <w:proofErr w:type="spellStart"/>
-      <w:r>
-        <w:rPr>
-          <w:rFonts w:ascii="MiSans" w:eastAsia="MiSans" w:hAnsi="MiSans" w:cs="MiSans" w:hint="eastAsia"/>
-        </w:rPr>
-        <w:t>S</w:t>
-      </w:r>
-      <w:r>
-        <w:rPr>
-          <w:rFonts w:ascii="MiSans" w:eastAsia="MiSans" w:hAnsi="MiSans" w:cs="MiSans" w:hint="eastAsia"/>
-        </w:rPr>
-        <w:t>parksql</w:t>
       </w:r>
       <w:proofErr w:type="spellEnd"/>
       <w:r>
@@ -1216,7 +1228,13 @@
         <w:rPr>
           <w:rFonts w:ascii="MiSans" w:eastAsia="MiSans" w:hAnsi="MiSans" w:cs="MiSans" w:hint="eastAsia"/>
         </w:rPr>
-        <w:t>3、</w:t>
+        <w:t>3</w:t>
+      </w:r>
+      <w:r>
+        <w:rPr>
+          <w:rFonts w:ascii="MiSans" w:eastAsia="MiSans" w:hAnsi="MiSans" w:cs="MiSans" w:hint="eastAsia"/>
+        </w:rPr>
+        <w:t>、</w:t>
       </w:r>
       <w:r>
         <w:rPr>
@@ -1331,7 +1349,7 @@
       <w:pPr>
         <w:pStyle w:val="ab"/>
         <w:rPr>
-          <w:rFonts w:ascii="MiSans" w:eastAsia="MiSans" w:hAnsi="MiSans" w:cs="MiSans"/>
+          <w:rFonts w:ascii="MiSans" w:eastAsia="MiSans" w:hAnsi="MiSans" w:cs="MiSans" w:hint="eastAsia"/>
         </w:rPr>
       </w:pPr>
       <w:r>
@@ -1370,6 +1388,38 @@
         </w:rPr>
         <w:t>例如</w:t>
       </w:r>
+      <w:proofErr w:type="spellStart"/>
+      <w:r>
+        <w:rPr>
+          <w:rFonts w:ascii="MiSans" w:eastAsia="MiSans" w:hAnsi="MiSans" w:cs="MiSans"/>
+        </w:rPr>
+        <w:t>D</w:t>
+      </w:r>
+      <w:r>
+        <w:rPr>
+          <w:rFonts w:ascii="MiSans" w:eastAsia="MiSans" w:hAnsi="MiSans" w:cs="MiSans" w:hint="eastAsia"/>
+        </w:rPr>
+        <w:t>at</w:t>
+      </w:r>
+      <w:r>
+        <w:rPr>
+          <w:rFonts w:ascii="MiSans" w:eastAsia="MiSans" w:hAnsi="MiSans" w:cs="MiSans" w:hint="eastAsia"/>
+        </w:rPr>
+        <w:t>aX</w:t>
+      </w:r>
+      <w:proofErr w:type="spellEnd"/>
+      <w:r>
+        <w:rPr>
+          <w:rFonts w:ascii="MiSans" w:eastAsia="MiSans" w:hAnsi="MiSans" w:cs="MiSans"/>
+        </w:rPr>
+        <w:t xml:space="preserve"> </w:t>
+      </w:r>
+      <w:r>
+        <w:rPr>
+          <w:rFonts w:ascii="MiSans" w:eastAsia="MiSans" w:hAnsi="MiSans" w:cs="MiSans" w:hint="eastAsia"/>
+        </w:rPr>
+        <w:t>、</w:t>
+      </w:r>
       <w:r>
         <w:rPr>
           <w:rFonts w:ascii="MiSans" w:eastAsia="MiSans" w:hAnsi="MiSans" w:cs="MiSans"/>
@@ -1394,32 +1444,6 @@
           <w:rFonts w:ascii="MiSans" w:eastAsia="MiSans" w:hAnsi="MiSans" w:cs="MiSans" w:hint="eastAsia"/>
         </w:rPr>
         <w:t>qoop</w:t>
-      </w:r>
-      <w:proofErr w:type="spellEnd"/>
-      <w:r>
-        <w:rPr>
-          <w:rFonts w:ascii="MiSans" w:eastAsia="MiSans" w:hAnsi="MiSans" w:cs="MiSans" w:hint="eastAsia"/>
-        </w:rPr>
-        <w:t>、</w:t>
-      </w:r>
-      <w:proofErr w:type="spellStart"/>
-      <w:r>
-        <w:rPr>
-          <w:rFonts w:ascii="MiSans" w:eastAsia="MiSans" w:hAnsi="MiSans" w:cs="MiSans"/>
-        </w:rPr>
-        <w:t>D</w:t>
-      </w:r>
-      <w:r>
-        <w:rPr>
-          <w:rFonts w:ascii="MiSans" w:eastAsia="MiSans" w:hAnsi="MiSans" w:cs="MiSans" w:hint="eastAsia"/>
-        </w:rPr>
-        <w:t>at</w:t>
-      </w:r>
-      <w:r>
-        <w:rPr>
-          <w:rFonts w:ascii="MiSans" w:eastAsia="MiSans" w:hAnsi="MiSans" w:cs="MiSans" w:hint="eastAsia"/>
-        </w:rPr>
-        <w:t>aX</w:t>
       </w:r>
       <w:proofErr w:type="spellEnd"/>
       <w:r>
@@ -1526,7 +1550,15 @@
         <w:rPr>
           <w:rFonts w:ascii="MiSans" w:eastAsia="MiSans" w:hAnsi="MiSans" w:cs="MiSans" w:hint="eastAsia"/>
         </w:rPr>
-        <w:t xml:space="preserve"> ORACLE</w:t>
+        <w:t xml:space="preserve"> ORAC</w:t>
+      </w:r>
+      <w:bookmarkStart w:id="0" w:name="_GoBack"/>
+      <w:bookmarkEnd w:id="0"/>
+      <w:r>
+        <w:rPr>
+          <w:rFonts w:ascii="MiSans" w:eastAsia="MiSans" w:hAnsi="MiSans" w:cs="MiSans" w:hint="eastAsia"/>
+        </w:rPr>
+        <w:t>LE</w:t>
       </w:r>
       <w:r>
         <w:rPr>
@@ -1588,13 +1620,7 @@
         <w:rPr>
           <w:rFonts w:ascii="MiSans" w:eastAsia="MiSans" w:hAnsi="MiSans" w:cs="MiSans" w:hint="eastAsia"/>
         </w:rPr>
-        <w:t>熟悉Azkaban</w:t>
-      </w:r>
-      <w:r>
-        <w:rPr>
-          <w:rFonts w:ascii="MiSans" w:eastAsia="MiSans" w:hAnsi="MiSans" w:cs="MiSans" w:hint="eastAsia"/>
-        </w:rPr>
-        <w:t>、</w:t>
+        <w:t>熟悉</w:t>
       </w:r>
       <w:proofErr w:type="spellStart"/>
       <w:r>
@@ -1783,7 +1809,7 @@
       <w:pPr>
         <w:pStyle w:val="ab"/>
         <w:rPr>
-          <w:rFonts w:ascii="MiSans" w:eastAsia="MiSans" w:hAnsi="MiSans" w:cs="MiSans"/>
+          <w:rFonts w:ascii="MiSans" w:eastAsia="MiSans" w:hAnsi="MiSans" w:cs="MiSans" w:hint="eastAsia"/>
         </w:rPr>
       </w:pPr>
       <w:r>
@@ -1796,13 +1822,31 @@
         <w:rPr>
           <w:rFonts w:ascii="MiSans" w:eastAsia="MiSans" w:hAnsi="MiSans" w:cs="MiSans" w:hint="eastAsia"/>
         </w:rPr>
-        <w:t>、了解Java</w:t>
-      </w:r>
-      <w:r>
-        <w:rPr>
-          <w:rFonts w:ascii="MiSans" w:eastAsia="MiSans" w:hAnsi="MiSans" w:cs="MiSans" w:hint="eastAsia"/>
-        </w:rPr>
-        <w:t>编程、熟悉C语言函数编写与调度</w:t>
+        <w:t>、熟悉</w:t>
+      </w:r>
+      <w:r>
+        <w:rPr>
+          <w:rFonts w:ascii="MiSans" w:eastAsia="MiSans" w:hAnsi="MiSans" w:cs="MiSans" w:hint="eastAsia"/>
+        </w:rPr>
+        <w:t>Java</w:t>
+      </w:r>
+      <w:r>
+        <w:rPr>
+          <w:rFonts w:ascii="MiSans" w:eastAsia="MiSans" w:hAnsi="MiSans" w:cs="MiSans" w:hint="eastAsia"/>
+        </w:rPr>
+        <w:t>函数调用</w:t>
+      </w:r>
+      <w:r>
+        <w:rPr>
+          <w:rFonts w:ascii="MiSans" w:eastAsia="MiSans" w:hAnsi="MiSans" w:cs="MiSans" w:hint="eastAsia"/>
+        </w:rPr>
+        <w:t>、</w:t>
+      </w:r>
+      <w:r>
+        <w:rPr>
+          <w:rFonts w:ascii="MiSans" w:eastAsia="MiSans" w:hAnsi="MiSans" w:cs="MiSans" w:hint="eastAsia"/>
+        </w:rPr>
+        <w:t>C语言函数编写与调度</w:t>
       </w:r>
       <w:r>
         <w:rPr>
@@ -2930,8 +2974,8 @@
           <w:rFonts w:ascii="MiSans" w:eastAsia="MiSans" w:hAnsi="MiSans" w:cs="MiSans"/>
         </w:rPr>
       </w:pPr>
-      <w:bookmarkStart w:id="0" w:name="OLE_LINK13"/>
-      <w:bookmarkStart w:id="1" w:name="OLE_LINK14"/>
+      <w:bookmarkStart w:id="1" w:name="OLE_LINK13"/>
+      <w:bookmarkStart w:id="2" w:name="OLE_LINK14"/>
       <w:r>
         <w:rPr>
           <w:rFonts w:ascii="MiSans" w:eastAsia="MiSans" w:hAnsi="MiSans" w:cs="MiSans"/>
@@ -3230,16 +3274,16 @@
         </w:rPr>
         <w:t>从DWD</w:t>
       </w:r>
-      <w:bookmarkStart w:id="2" w:name="OLE_LINK7"/>
-      <w:bookmarkStart w:id="3" w:name="OLE_LINK8"/>
+      <w:bookmarkStart w:id="3" w:name="OLE_LINK7"/>
+      <w:bookmarkStart w:id="4" w:name="OLE_LINK8"/>
       <w:r>
         <w:rPr>
           <w:rFonts w:ascii="MiSans" w:eastAsia="MiSans" w:hAnsi="MiSans" w:cs="MiSans" w:hint="eastAsia"/>
         </w:rPr>
         <w:t>基础数据</w:t>
       </w:r>
-      <w:bookmarkEnd w:id="2"/>
       <w:bookmarkEnd w:id="3"/>
+      <w:bookmarkEnd w:id="4"/>
       <w:r>
         <w:rPr>
           <w:rFonts w:ascii="MiSans" w:eastAsia="MiSans" w:hAnsi="MiSans" w:cs="MiSans" w:hint="eastAsia"/>
@@ -3402,16 +3446,16 @@
         </w:rPr>
         <w:t>DWS</w:t>
       </w:r>
-      <w:bookmarkStart w:id="4" w:name="OLE_LINK9"/>
-      <w:bookmarkStart w:id="5" w:name="OLE_LINK10"/>
+      <w:bookmarkStart w:id="5" w:name="OLE_LINK9"/>
+      <w:bookmarkStart w:id="6" w:name="OLE_LINK10"/>
       <w:r>
         <w:rPr>
           <w:rFonts w:ascii="MiSans" w:eastAsia="MiSans" w:hAnsi="MiSans" w:cs="MiSans" w:hint="eastAsia"/>
         </w:rPr>
         <w:t>宽表</w:t>
       </w:r>
-      <w:bookmarkEnd w:id="4"/>
       <w:bookmarkEnd w:id="5"/>
+      <w:bookmarkEnd w:id="6"/>
       <w:r>
         <w:rPr>
           <w:rFonts w:ascii="MiSans" w:eastAsia="MiSans" w:hAnsi="MiSans" w:cs="MiSans" w:hint="eastAsia"/>
@@ -3498,8 +3542,6 @@
         </w:rPr>
         <w:t>人力、团队</w:t>
       </w:r>
-      <w:bookmarkStart w:id="6" w:name="_GoBack"/>
-      <w:bookmarkEnd w:id="6"/>
       <w:r>
         <w:rPr>
           <w:rFonts w:ascii="MiSans" w:eastAsia="MiSans" w:hAnsi="MiSans" w:cs="MiSans" w:hint="eastAsia"/>
@@ -3617,8 +3659,8 @@
       </w:r>
       <w:bookmarkEnd w:id="7"/>
     </w:p>
-    <w:bookmarkEnd w:id="0"/>
     <w:bookmarkEnd w:id="1"/>
+    <w:bookmarkEnd w:id="2"/>
     <w:p>
       <w:pPr>
         <w:pStyle w:val="ab"/>
@@ -8821,7 +8863,7 @@
 </file>
 
 <file path=customXml/itemProps2.xml><?xml version="1.0" encoding="utf-8"?>
-<ds:datastoreItem xmlns:ds="http://schemas.openxmlformats.org/officeDocument/2006/customXml" ds:itemID="{F435B097-A6B7-4C81-B146-ECF4FACB76C3}">
+<ds:datastoreItem xmlns:ds="http://schemas.openxmlformats.org/officeDocument/2006/customXml" ds:itemID="{73284DA8-DF3D-4C65-98DE-C716345A71A5}">
   <ds:schemaRefs>
     <ds:schemaRef ds:uri="http://schemas.openxmlformats.org/officeDocument/2006/bibliography"/>
   </ds:schemaRefs>
